--- a/rps blueprint.docx
+++ b/rps blueprint.docx
@@ -4,19 +4,7 @@
   <w:body>
     <w:p>
       <w:r>
-        <w:t xml:space="preserve">The Blueprint of project </w:t>
-      </w:r>
-      <w:r>
-        <w:t>3</w:t>
-      </w:r>
-      <w:r>
-        <w:t xml:space="preserve"> </w:t>
-      </w:r>
-      <w:r>
-        <w:t>Rock Paper Scissors</w:t>
-      </w:r>
-      <w:r>
-        <w:t>:</w:t>
+        <w:t>The Blueprint of project 3 Rock Paper Scissors:</w:t>
       </w:r>
     </w:p>
     <w:p>
@@ -46,13 +34,7 @@
     </w:p>
     <w:p>
       <w:r>
-        <w:t xml:space="preserve">The purpose of the project is to </w:t>
-      </w:r>
-      <w:r>
-        <w:t>create a game of Rock, Paper and Scissors</w:t>
-      </w:r>
-      <w:r>
-        <w:t>.</w:t>
+        <w:t>The purpose of the project is to create a game of Rock, Paper and Scissors.</w:t>
       </w:r>
     </w:p>
     <w:p>
@@ -178,127 +160,8912 @@
         <w:t>.</w:t>
       </w:r>
     </w:p>
+    <w:p>
+      <w:r>
+        <w:t>Flowcharts:</w:t>
+      </w:r>
+    </w:p>
+    <w:p>
+      <w:r>
+        <w:t>There is a pdf file in the projects directory that contains the flowchart of the program</w:t>
+      </w:r>
+    </w:p>
+    <w:p>
+      <w:r>
+        <w:t>Pseudocode:</w:t>
+      </w:r>
+    </w:p>
+    <w:p>
+      <w:r>
+        <w:t xml:space="preserve">Function </w:t>
+      </w:r>
+      <w:proofErr w:type="spellStart"/>
+      <w:proofErr w:type="gramStart"/>
+      <w:r>
+        <w:t>displayGameLayout</w:t>
+      </w:r>
+      <w:proofErr w:type="spellEnd"/>
+      <w:r>
+        <w:t>(</w:t>
+      </w:r>
+      <w:proofErr w:type="gramEnd"/>
+      <w:r>
+        <w:t>):</w:t>
+      </w:r>
+    </w:p>
+    <w:p>
+      <w:r>
+        <w:t xml:space="preserve">    Print "-- Rock Paper Scissors Game --"</w:t>
+      </w:r>
+    </w:p>
+    <w:p>
+      <w:r>
+        <w:t xml:space="preserve">    Print "1) Rock"</w:t>
+      </w:r>
+    </w:p>
+    <w:p>
+      <w:r>
+        <w:t xml:space="preserve">    Print "2) Paper"</w:t>
+      </w:r>
+    </w:p>
+    <w:p>
+      <w:r>
+        <w:t xml:space="preserve">    Print "3) Scissors"</w:t>
+      </w:r>
+    </w:p>
     <w:p/>
     <w:p>
       <w:r>
-        <w:br w:type="page"/>
+        <w:t>Function manageInteger1() Returning Integer:</w:t>
+      </w:r>
+    </w:p>
+    <w:p>
+      <w:r>
+        <w:t xml:space="preserve">    Initialize Integer to 0</w:t>
+      </w:r>
+    </w:p>
+    <w:p>
+      <w:r>
+        <w:t xml:space="preserve">    Initialize state to True</w:t>
       </w:r>
     </w:p>
     <w:p>
       <w:r>
         <w:lastRenderedPageBreak/>
-        <w:t>Flowcharts:</w:t>
-      </w:r>
-    </w:p>
-    <w:p>
-      <w:r>
-        <w:rPr>
-          <w:noProof/>
-        </w:rPr>
-        <w:drawing>
-          <wp:inline distT="0" distB="0" distL="0" distR="0" wp14:anchorId="5905FCE6" wp14:editId="5F15E407">
-            <wp:extent cx="6558756" cy="8290560"/>
-            <wp:effectExtent l="0" t="0" r="0" b="0"/>
-            <wp:docPr id="2" name="Picture 1"/>
-            <wp:cNvGraphicFramePr>
-              <a:graphicFrameLocks xmlns:a="http://schemas.openxmlformats.org/drawingml/2006/main" noChangeAspect="1"/>
-            </wp:cNvGraphicFramePr>
-            <a:graphic xmlns:a="http://schemas.openxmlformats.org/drawingml/2006/main">
-              <a:graphicData uri="http://schemas.openxmlformats.org/drawingml/2006/picture">
-                <pic:pic xmlns:pic="http://schemas.openxmlformats.org/drawingml/2006/picture">
-                  <pic:nvPicPr>
-                    <pic:cNvPr id="0" name="Picture 2"/>
-                    <pic:cNvPicPr>
-                      <a:picLocks noChangeAspect="1" noChangeArrowheads="1"/>
-                    </pic:cNvPicPr>
-                  </pic:nvPicPr>
-                  <pic:blipFill>
-                    <a:blip r:embed="rId5" cstate="print">
-                      <a:extLst>
-                        <a:ext uri="{28A0092B-C50C-407E-A947-70E740481C1C}">
-                          <a14:useLocalDpi xmlns:a14="http://schemas.microsoft.com/office/drawing/2010/main" val="0"/>
-                        </a:ext>
-                      </a:extLst>
-                    </a:blip>
-                    <a:srcRect/>
-                    <a:stretch>
-                      <a:fillRect/>
-                    </a:stretch>
-                  </pic:blipFill>
-                  <pic:spPr bwMode="auto">
-                    <a:xfrm>
-                      <a:off x="0" y="0"/>
-                      <a:ext cx="6607482" cy="8352151"/>
-                    </a:xfrm>
-                    <a:prstGeom prst="rect">
-                      <a:avLst/>
-                    </a:prstGeom>
-                    <a:noFill/>
-                    <a:ln>
-                      <a:noFill/>
-                    </a:ln>
-                  </pic:spPr>
-                </pic:pic>
-              </a:graphicData>
-            </a:graphic>
-          </wp:inline>
-        </w:drawing>
-      </w:r>
-    </w:p>
-    <w:p>
-      <w:r>
-        <w:rPr>
-          <w:noProof/>
-        </w:rPr>
+        <w:t xml:space="preserve">    </w:t>
+      </w:r>
+    </w:p>
+    <w:p>
+      <w:r>
+        <w:t xml:space="preserve">    Print "Choose (1 - 3): "</w:t>
+      </w:r>
+    </w:p>
+    <w:p>
+      <w:r>
+        <w:t xml:space="preserve">    Read Integer from User Console</w:t>
+      </w:r>
+    </w:p>
+    <w:p>
+      <w:r>
+        <w:t xml:space="preserve">    </w:t>
+      </w:r>
+    </w:p>
+    <w:p>
+      <w:r>
+        <w:t xml:space="preserve">    Loop:</w:t>
+      </w:r>
+    </w:p>
+    <w:p>
+      <w:r>
+        <w:t xml:space="preserve">        If Integer &lt;= 0 OR Integer &gt; 3 Then:</w:t>
+      </w:r>
+    </w:p>
+    <w:p>
+      <w:r>
+        <w:t xml:space="preserve">            Print "Please try again with a number in the range from 1 to 3, Sir!"</w:t>
+      </w:r>
+    </w:p>
+    <w:p>
+      <w:r>
+        <w:t xml:space="preserve">            Set state to False</w:t>
+      </w:r>
+    </w:p>
+    <w:p>
+      <w:r>
+        <w:t xml:space="preserve">            Print "Choose (1 - 3): "</w:t>
+      </w:r>
+    </w:p>
+    <w:p>
+      <w:r>
+        <w:t xml:space="preserve">            Read Integer from User Console</w:t>
+      </w:r>
+    </w:p>
+    <w:p>
+      <w:r>
+        <w:t xml:space="preserve">            Set state to True</w:t>
+      </w:r>
+    </w:p>
+    <w:p>
+      <w:r>
+        <w:t xml:space="preserve">        Else:</w:t>
+      </w:r>
+    </w:p>
+    <w:p>
+      <w:r>
+        <w:t xml:space="preserve">            Break Loop</w:t>
+      </w:r>
+    </w:p>
+    <w:p>
+      <w:r>
+        <w:t xml:space="preserve">    While state is True</w:t>
+      </w:r>
+    </w:p>
+    <w:p>
+      <w:r>
+        <w:t xml:space="preserve">    </w:t>
+      </w:r>
+    </w:p>
+    <w:p>
+      <w:r>
+        <w:t xml:space="preserve">    Return Integer</w:t>
+      </w:r>
+    </w:p>
+    <w:p>
+      <w:r>
+        <w:t>Function manageInteger2() Returning Integer:</w:t>
+      </w:r>
+    </w:p>
+    <w:p>
+      <w:r>
+        <w:t xml:space="preserve">    Seed random number engine using current system time</w:t>
+      </w:r>
+    </w:p>
+    <w:p>
+      <w:r>
+        <w:t xml:space="preserve">    Return (Random Number Matrix Value Modulo 3) + 1</w:t>
+      </w:r>
+    </w:p>
+    <w:p>
+      <w:r>
+        <w:t xml:space="preserve">Function </w:t>
+      </w:r>
+      <w:proofErr w:type="spellStart"/>
+      <w:proofErr w:type="gramStart"/>
+      <w:r>
+        <w:t>PrintingUserChoice</w:t>
+      </w:r>
+      <w:proofErr w:type="spellEnd"/>
+      <w:r>
+        <w:t>(</w:t>
+      </w:r>
+      <w:proofErr w:type="gramEnd"/>
+      <w:r>
+        <w:t>Integer):</w:t>
+      </w:r>
+    </w:p>
+    <w:p>
+      <w:r>
+        <w:t xml:space="preserve">    Print "You chose: "</w:t>
+      </w:r>
+    </w:p>
+    <w:p>
+      <w:r>
+        <w:t xml:space="preserve">    Evaluate Integer:</w:t>
+      </w:r>
+    </w:p>
+    <w:p>
+      <w:r>
+        <w:t xml:space="preserve">        Case 1: Print "Rock"</w:t>
+      </w:r>
+    </w:p>
+    <w:p>
+      <w:r>
+        <w:t xml:space="preserve">        Case 2: Print "Paper"</w:t>
+      </w:r>
+    </w:p>
+    <w:p>
+      <w:r>
+        <w:t xml:space="preserve">        Default: Print "Scissors"</w:t>
+      </w:r>
+    </w:p>
+    <w:p/>
+    <w:p>
+      <w:r>
+        <w:t xml:space="preserve">Function </w:t>
+      </w:r>
+      <w:proofErr w:type="spellStart"/>
+      <w:proofErr w:type="gramStart"/>
+      <w:r>
+        <w:t>PrintingComputerChoice</w:t>
+      </w:r>
+      <w:proofErr w:type="spellEnd"/>
+      <w:r>
+        <w:t>(</w:t>
+      </w:r>
+      <w:proofErr w:type="gramEnd"/>
+      <w:r>
+        <w:t>Integer):</w:t>
+      </w:r>
+    </w:p>
+    <w:p>
+      <w:r>
+        <w:t xml:space="preserve">    Print "Computer chose: "</w:t>
+      </w:r>
+    </w:p>
+    <w:p>
+      <w:r>
+        <w:t xml:space="preserve">    Evaluate Integer:</w:t>
+      </w:r>
+    </w:p>
+    <w:p>
+      <w:r>
+        <w:t xml:space="preserve">        Case 1: Print "Rock"</w:t>
+      </w:r>
+    </w:p>
+    <w:p>
+      <w:r>
+        <w:t xml:space="preserve">        Case 2: Print "Paper"</w:t>
+      </w:r>
+    </w:p>
+    <w:p>
+      <w:r>
         <w:lastRenderedPageBreak/>
-        <w:drawing>
-          <wp:inline distT="0" distB="0" distL="0" distR="0" wp14:anchorId="1DD9ADBD" wp14:editId="08D7EFC4">
-            <wp:extent cx="3390900" cy="7380194"/>
-            <wp:effectExtent l="0" t="0" r="0" b="0"/>
-            <wp:docPr id="4" name="Picture 3"/>
-            <wp:cNvGraphicFramePr>
-              <a:graphicFrameLocks xmlns:a="http://schemas.openxmlformats.org/drawingml/2006/main" noChangeAspect="1"/>
-            </wp:cNvGraphicFramePr>
-            <a:graphic xmlns:a="http://schemas.openxmlformats.org/drawingml/2006/main">
-              <a:graphicData uri="http://schemas.openxmlformats.org/drawingml/2006/picture">
-                <pic:pic xmlns:pic="http://schemas.openxmlformats.org/drawingml/2006/picture">
-                  <pic:nvPicPr>
-                    <pic:cNvPr id="0" name="Picture 4"/>
-                    <pic:cNvPicPr>
-                      <a:picLocks noChangeAspect="1" noChangeArrowheads="1"/>
-                    </pic:cNvPicPr>
-                  </pic:nvPicPr>
-                  <pic:blipFill>
-                    <a:blip r:embed="rId6" cstate="print">
-                      <a:extLst>
-                        <a:ext uri="{28A0092B-C50C-407E-A947-70E740481C1C}">
-                          <a14:useLocalDpi xmlns:a14="http://schemas.microsoft.com/office/drawing/2010/main" val="0"/>
-                        </a:ext>
-                      </a:extLst>
-                    </a:blip>
-                    <a:srcRect/>
-                    <a:stretch>
-                      <a:fillRect/>
-                    </a:stretch>
-                  </pic:blipFill>
-                  <pic:spPr bwMode="auto">
-                    <a:xfrm>
-                      <a:off x="0" y="0"/>
-                      <a:ext cx="3394048" cy="7387045"/>
-                    </a:xfrm>
-                    <a:prstGeom prst="rect">
-                      <a:avLst/>
-                    </a:prstGeom>
-                    <a:noFill/>
-                    <a:ln>
-                      <a:noFill/>
-                    </a:ln>
-                  </pic:spPr>
-                </pic:pic>
-              </a:graphicData>
-            </a:graphic>
-          </wp:inline>
-        </w:drawing>
+        <w:t xml:space="preserve">        Default: Print "Scissors"</w:t>
+      </w:r>
+    </w:p>
+    <w:p/>
+    <w:p>
+      <w:r>
+        <w:t xml:space="preserve">Function </w:t>
+      </w:r>
+      <w:proofErr w:type="spellStart"/>
+      <w:proofErr w:type="gramStart"/>
+      <w:r>
+        <w:t>gameLogicandDecidingWhoWon</w:t>
+      </w:r>
+      <w:proofErr w:type="spellEnd"/>
+      <w:r>
+        <w:t>(</w:t>
+      </w:r>
+      <w:proofErr w:type="gramEnd"/>
+      <w:r>
+        <w:t>Integer1, Integer2):</w:t>
+      </w:r>
+    </w:p>
+    <w:p>
+      <w:r>
+        <w:t xml:space="preserve">    If Integer1 Equals Integer2 Then:</w:t>
+      </w:r>
+    </w:p>
+    <w:p>
+      <w:r>
+        <w:t xml:space="preserve">        Print "It is a draw. Nobody wins."</w:t>
+      </w:r>
+    </w:p>
+    <w:p>
+      <w:r>
+        <w:t xml:space="preserve">    Else If (Integer1 == 1 AND Integer2 == 3) OR</w:t>
+      </w:r>
+    </w:p>
+    <w:p>
+      <w:r>
+        <w:t xml:space="preserve">            (Integer1 == 3 AND Integer2 == 2) OR</w:t>
+      </w:r>
+    </w:p>
+    <w:p>
+      <w:r>
+        <w:t xml:space="preserve">            (Integer1 == 2 AND Integer2 == 1) Then:</w:t>
+      </w:r>
+    </w:p>
+    <w:p>
+      <w:r>
+        <w:t xml:space="preserve">        Print "You won! Congratulations!!!!!"</w:t>
+      </w:r>
+    </w:p>
+    <w:p>
+      <w:r>
+        <w:t xml:space="preserve">    Else:</w:t>
+      </w:r>
+    </w:p>
+    <w:p>
+      <w:r>
+        <w:t xml:space="preserve">        Print "You Lost! Computer won!"</w:t>
+      </w:r>
+    </w:p>
+    <w:p/>
+    <w:p>
+      <w:r>
+        <w:t xml:space="preserve">Function </w:t>
+      </w:r>
+      <w:proofErr w:type="gramStart"/>
+      <w:r>
+        <w:t>Main(</w:t>
+      </w:r>
+      <w:proofErr w:type="gramEnd"/>
+      <w:r>
+        <w:t>):</w:t>
+      </w:r>
+    </w:p>
+    <w:p>
+      <w:r>
+        <w:t xml:space="preserve">    Execute </w:t>
+      </w:r>
+      <w:proofErr w:type="spellStart"/>
+      <w:proofErr w:type="gramStart"/>
+      <w:r>
+        <w:t>displayGameLayout</w:t>
+      </w:r>
+      <w:proofErr w:type="spellEnd"/>
+      <w:r>
+        <w:t>(</w:t>
+      </w:r>
+      <w:proofErr w:type="gramEnd"/>
+      <w:r>
+        <w:t>)</w:t>
+      </w:r>
+    </w:p>
+    <w:p>
+      <w:r>
+        <w:t xml:space="preserve">    </w:t>
+      </w:r>
+    </w:p>
+    <w:p>
+      <w:r>
+        <w:t xml:space="preserve">    Initialize Integer1 to result of manageInteger1()</w:t>
+      </w:r>
+    </w:p>
+    <w:p>
+      <w:r>
+        <w:t xml:space="preserve">    Initialize Integer2 to result of manageInteger2()</w:t>
+      </w:r>
+    </w:p>
+    <w:p>
+      <w:r>
+        <w:t xml:space="preserve">    </w:t>
+      </w:r>
+    </w:p>
+    <w:p>
+      <w:r>
+        <w:t xml:space="preserve">    Print Blank Lines for structural spacing</w:t>
+      </w:r>
+    </w:p>
+    <w:p>
+      <w:r>
+        <w:t xml:space="preserve">    </w:t>
+      </w:r>
+    </w:p>
+    <w:p>
+      <w:r>
+        <w:t xml:space="preserve">    Execute </w:t>
+      </w:r>
+      <w:proofErr w:type="spellStart"/>
+      <w:proofErr w:type="gramStart"/>
+      <w:r>
+        <w:t>PrintingUserChoice</w:t>
+      </w:r>
+      <w:proofErr w:type="spellEnd"/>
+      <w:r>
+        <w:t>(</w:t>
+      </w:r>
+      <w:proofErr w:type="gramEnd"/>
+      <w:r>
+        <w:t>Integer1)</w:t>
+      </w:r>
+    </w:p>
+    <w:p>
+      <w:r>
+        <w:t xml:space="preserve">    Execute </w:t>
+      </w:r>
+      <w:proofErr w:type="spellStart"/>
+      <w:proofErr w:type="gramStart"/>
+      <w:r>
+        <w:t>PrintingComputerChoice</w:t>
+      </w:r>
+      <w:proofErr w:type="spellEnd"/>
+      <w:r>
+        <w:t>(</w:t>
+      </w:r>
+      <w:proofErr w:type="gramEnd"/>
+      <w:r>
+        <w:t>Integer2)</w:t>
+      </w:r>
+    </w:p>
+    <w:p>
+      <w:r>
+        <w:t xml:space="preserve">     </w:t>
+      </w:r>
+    </w:p>
+    <w:p>
+      <w:r>
+        <w:t xml:space="preserve">    Execute </w:t>
+      </w:r>
+      <w:proofErr w:type="spellStart"/>
+      <w:proofErr w:type="gramStart"/>
+      <w:r>
+        <w:t>gameLogicandDecidingWhoWon</w:t>
+      </w:r>
+      <w:proofErr w:type="spellEnd"/>
+      <w:r>
+        <w:t>(</w:t>
+      </w:r>
+      <w:proofErr w:type="gramEnd"/>
+      <w:r>
+        <w:t>Integer1, Integer2)</w:t>
+      </w:r>
+    </w:p>
+    <w:p>
+      <w:r>
+        <w:t xml:space="preserve">    </w:t>
+      </w:r>
+    </w:p>
+    <w:p>
+      <w:r>
+        <w:t xml:space="preserve">    Return 0</w:t>
+      </w:r>
+    </w:p>
+    <w:p>
+      <w:r>
+        <w:t>Actual Code:</w:t>
+      </w:r>
+    </w:p>
+    <w:p>
+      <w:pPr>
+        <w:shd w:val="clear" w:color="auto" w:fill="121314"/>
+        <w:spacing w:after="0" w:line="285" w:lineRule="atLeast"/>
+        <w:rPr>
+          <w:rFonts w:ascii="Consolas" w:eastAsia="Times New Roman" w:hAnsi="Consolas" w:cs="Times New Roman"/>
+          <w:color w:val="BBBEBF"/>
+          <w:kern w:val="0"/>
+          <w:sz w:val="21"/>
+          <w:szCs w:val="21"/>
+          <w:lang w:eastAsia="en-GB"/>
+          <w14:ligatures w14:val="none"/>
+        </w:rPr>
+      </w:pPr>
+      <w:r>
+        <w:rPr>
+          <w:rFonts w:ascii="Consolas" w:eastAsia="Times New Roman" w:hAnsi="Consolas" w:cs="Times New Roman"/>
+          <w:color w:val="C586C0"/>
+          <w:kern w:val="0"/>
+          <w:sz w:val="21"/>
+          <w:szCs w:val="21"/>
+          <w:lang w:eastAsia="en-GB"/>
+          <w14:ligatures w14:val="none"/>
+        </w:rPr>
+        <w:t>#include</w:t>
+      </w:r>
+      <w:r>
+        <w:rPr>
+          <w:rFonts w:ascii="Consolas" w:eastAsia="Times New Roman" w:hAnsi="Consolas" w:cs="Times New Roman"/>
+          <w:color w:val="569CD6"/>
+          <w:kern w:val="0"/>
+          <w:sz w:val="21"/>
+          <w:szCs w:val="21"/>
+          <w:lang w:eastAsia="en-GB"/>
+          <w14:ligatures w14:val="none"/>
+        </w:rPr>
+        <w:t xml:space="preserve"> </w:t>
+      </w:r>
+      <w:r>
+        <w:rPr>
+          <w:rFonts w:ascii="Consolas" w:eastAsia="Times New Roman" w:hAnsi="Consolas" w:cs="Times New Roman"/>
+          <w:color w:val="A5D6FF"/>
+          <w:kern w:val="0"/>
+          <w:sz w:val="21"/>
+          <w:szCs w:val="21"/>
+          <w:lang w:eastAsia="en-GB"/>
+          <w14:ligatures w14:val="none"/>
+        </w:rPr>
+        <w:t>&lt;iostream&gt;</w:t>
+      </w:r>
+    </w:p>
+    <w:p>
+      <w:pPr>
+        <w:shd w:val="clear" w:color="auto" w:fill="121314"/>
+        <w:spacing w:after="0" w:line="285" w:lineRule="atLeast"/>
+        <w:rPr>
+          <w:rFonts w:ascii="Consolas" w:eastAsia="Times New Roman" w:hAnsi="Consolas" w:cs="Times New Roman"/>
+          <w:color w:val="BBBEBF"/>
+          <w:kern w:val="0"/>
+          <w:sz w:val="21"/>
+          <w:szCs w:val="21"/>
+          <w:lang w:eastAsia="en-GB"/>
+          <w14:ligatures w14:val="none"/>
+        </w:rPr>
+      </w:pPr>
+      <w:r>
+        <w:rPr>
+          <w:rFonts w:ascii="Consolas" w:eastAsia="Times New Roman" w:hAnsi="Consolas" w:cs="Times New Roman"/>
+          <w:color w:val="C586C0"/>
+          <w:kern w:val="0"/>
+          <w:sz w:val="21"/>
+          <w:szCs w:val="21"/>
+          <w:lang w:eastAsia="en-GB"/>
+          <w14:ligatures w14:val="none"/>
+        </w:rPr>
+        <w:t>#include</w:t>
+      </w:r>
+      <w:r>
+        <w:rPr>
+          <w:rFonts w:ascii="Consolas" w:eastAsia="Times New Roman" w:hAnsi="Consolas" w:cs="Times New Roman"/>
+          <w:color w:val="569CD6"/>
+          <w:kern w:val="0"/>
+          <w:sz w:val="21"/>
+          <w:szCs w:val="21"/>
+          <w:lang w:eastAsia="en-GB"/>
+          <w14:ligatures w14:val="none"/>
+        </w:rPr>
+        <w:t xml:space="preserve"> </w:t>
+      </w:r>
+      <w:r>
+        <w:rPr>
+          <w:rFonts w:ascii="Consolas" w:eastAsia="Times New Roman" w:hAnsi="Consolas" w:cs="Times New Roman"/>
+          <w:color w:val="A5D6FF"/>
+          <w:kern w:val="0"/>
+          <w:sz w:val="21"/>
+          <w:szCs w:val="21"/>
+          <w:lang w:eastAsia="en-GB"/>
+          <w14:ligatures w14:val="none"/>
+        </w:rPr>
+        <w:t>&lt;</w:t>
+      </w:r>
+      <w:proofErr w:type="spellStart"/>
+      <w:r>
+        <w:rPr>
+          <w:rFonts w:ascii="Consolas" w:eastAsia="Times New Roman" w:hAnsi="Consolas" w:cs="Times New Roman"/>
+          <w:color w:val="A5D6FF"/>
+          <w:kern w:val="0"/>
+          <w:sz w:val="21"/>
+          <w:szCs w:val="21"/>
+          <w:lang w:eastAsia="en-GB"/>
+          <w14:ligatures w14:val="none"/>
+        </w:rPr>
+        <w:t>cstdlib</w:t>
+      </w:r>
+      <w:proofErr w:type="spellEnd"/>
+      <w:r>
+        <w:rPr>
+          <w:rFonts w:ascii="Consolas" w:eastAsia="Times New Roman" w:hAnsi="Consolas" w:cs="Times New Roman"/>
+          <w:color w:val="A5D6FF"/>
+          <w:kern w:val="0"/>
+          <w:sz w:val="21"/>
+          <w:szCs w:val="21"/>
+          <w:lang w:eastAsia="en-GB"/>
+          <w14:ligatures w14:val="none"/>
+        </w:rPr>
+        <w:t>&gt;</w:t>
+      </w:r>
+    </w:p>
+    <w:p>
+      <w:pPr>
+        <w:shd w:val="clear" w:color="auto" w:fill="121314"/>
+        <w:spacing w:after="0" w:line="285" w:lineRule="atLeast"/>
+        <w:rPr>
+          <w:rFonts w:ascii="Consolas" w:eastAsia="Times New Roman" w:hAnsi="Consolas" w:cs="Times New Roman"/>
+          <w:color w:val="BBBEBF"/>
+          <w:kern w:val="0"/>
+          <w:sz w:val="21"/>
+          <w:szCs w:val="21"/>
+          <w:lang w:eastAsia="en-GB"/>
+          <w14:ligatures w14:val="none"/>
+        </w:rPr>
+      </w:pPr>
+      <w:r>
+        <w:rPr>
+          <w:rFonts w:ascii="Consolas" w:eastAsia="Times New Roman" w:hAnsi="Consolas" w:cs="Times New Roman"/>
+          <w:color w:val="C586C0"/>
+          <w:kern w:val="0"/>
+          <w:sz w:val="21"/>
+          <w:szCs w:val="21"/>
+          <w:lang w:eastAsia="en-GB"/>
+          <w14:ligatures w14:val="none"/>
+        </w:rPr>
+        <w:t>#include</w:t>
+      </w:r>
+      <w:r>
+        <w:rPr>
+          <w:rFonts w:ascii="Consolas" w:eastAsia="Times New Roman" w:hAnsi="Consolas" w:cs="Times New Roman"/>
+          <w:color w:val="569CD6"/>
+          <w:kern w:val="0"/>
+          <w:sz w:val="21"/>
+          <w:szCs w:val="21"/>
+          <w:lang w:eastAsia="en-GB"/>
+          <w14:ligatures w14:val="none"/>
+        </w:rPr>
+        <w:t xml:space="preserve"> </w:t>
+      </w:r>
+      <w:r>
+        <w:rPr>
+          <w:rFonts w:ascii="Consolas" w:eastAsia="Times New Roman" w:hAnsi="Consolas" w:cs="Times New Roman"/>
+          <w:color w:val="A5D6FF"/>
+          <w:kern w:val="0"/>
+          <w:sz w:val="21"/>
+          <w:szCs w:val="21"/>
+          <w:lang w:eastAsia="en-GB"/>
+          <w14:ligatures w14:val="none"/>
+        </w:rPr>
+        <w:t>&lt;</w:t>
+      </w:r>
+      <w:proofErr w:type="spellStart"/>
+      <w:r>
+        <w:rPr>
+          <w:rFonts w:ascii="Consolas" w:eastAsia="Times New Roman" w:hAnsi="Consolas" w:cs="Times New Roman"/>
+          <w:color w:val="A5D6FF"/>
+          <w:kern w:val="0"/>
+          <w:sz w:val="21"/>
+          <w:szCs w:val="21"/>
+          <w:lang w:eastAsia="en-GB"/>
+          <w14:ligatures w14:val="none"/>
+        </w:rPr>
+        <w:t>ctime</w:t>
+      </w:r>
+      <w:proofErr w:type="spellEnd"/>
+      <w:r>
+        <w:rPr>
+          <w:rFonts w:ascii="Consolas" w:eastAsia="Times New Roman" w:hAnsi="Consolas" w:cs="Times New Roman"/>
+          <w:color w:val="A5D6FF"/>
+          <w:kern w:val="0"/>
+          <w:sz w:val="21"/>
+          <w:szCs w:val="21"/>
+          <w:lang w:eastAsia="en-GB"/>
+          <w14:ligatures w14:val="none"/>
+        </w:rPr>
+        <w:t>&gt;</w:t>
+      </w:r>
+    </w:p>
+    <w:p>
+      <w:pPr>
+        <w:shd w:val="clear" w:color="auto" w:fill="121314"/>
+        <w:spacing w:after="0" w:line="285" w:lineRule="atLeast"/>
+        <w:rPr>
+          <w:rFonts w:ascii="Consolas" w:eastAsia="Times New Roman" w:hAnsi="Consolas" w:cs="Times New Roman"/>
+          <w:color w:val="BBBEBF"/>
+          <w:kern w:val="0"/>
+          <w:sz w:val="21"/>
+          <w:szCs w:val="21"/>
+          <w:lang w:eastAsia="en-GB"/>
+          <w14:ligatures w14:val="none"/>
+        </w:rPr>
+      </w:pPr>
+    </w:p>
+    <w:p>
+      <w:pPr>
+        <w:shd w:val="clear" w:color="auto" w:fill="121314"/>
+        <w:spacing w:after="0" w:line="285" w:lineRule="atLeast"/>
+        <w:rPr>
+          <w:rFonts w:ascii="Consolas" w:eastAsia="Times New Roman" w:hAnsi="Consolas" w:cs="Times New Roman"/>
+          <w:color w:val="BBBEBF"/>
+          <w:kern w:val="0"/>
+          <w:sz w:val="21"/>
+          <w:szCs w:val="21"/>
+          <w:lang w:eastAsia="en-GB"/>
+          <w14:ligatures w14:val="none"/>
+        </w:rPr>
+      </w:pPr>
+      <w:r>
+        <w:rPr>
+          <w:rFonts w:ascii="Consolas" w:eastAsia="Times New Roman" w:hAnsi="Consolas" w:cs="Times New Roman"/>
+          <w:color w:val="C586C0"/>
+          <w:kern w:val="0"/>
+          <w:sz w:val="21"/>
+          <w:szCs w:val="21"/>
+          <w:lang w:eastAsia="en-GB"/>
+          <w14:ligatures w14:val="none"/>
+        </w:rPr>
+        <w:t>using</w:t>
+      </w:r>
+      <w:r>
+        <w:rPr>
+          <w:rFonts w:ascii="Consolas" w:eastAsia="Times New Roman" w:hAnsi="Consolas" w:cs="Times New Roman"/>
+          <w:color w:val="BBBEBF"/>
+          <w:kern w:val="0"/>
+          <w:sz w:val="21"/>
+          <w:szCs w:val="21"/>
+          <w:lang w:eastAsia="en-GB"/>
+          <w14:ligatures w14:val="none"/>
+        </w:rPr>
+        <w:t xml:space="preserve"> </w:t>
+      </w:r>
+      <w:r>
+        <w:rPr>
+          <w:rFonts w:ascii="Consolas" w:eastAsia="Times New Roman" w:hAnsi="Consolas" w:cs="Times New Roman"/>
+          <w:color w:val="FF7B72"/>
+          <w:kern w:val="0"/>
+          <w:sz w:val="21"/>
+          <w:szCs w:val="21"/>
+          <w:lang w:eastAsia="en-GB"/>
+          <w14:ligatures w14:val="none"/>
+        </w:rPr>
+        <w:t>namespace</w:t>
+      </w:r>
+      <w:r>
+        <w:rPr>
+          <w:rFonts w:ascii="Consolas" w:eastAsia="Times New Roman" w:hAnsi="Consolas" w:cs="Times New Roman"/>
+          <w:color w:val="BBBEBF"/>
+          <w:kern w:val="0"/>
+          <w:sz w:val="21"/>
+          <w:szCs w:val="21"/>
+          <w:lang w:eastAsia="en-GB"/>
+          <w14:ligatures w14:val="none"/>
+        </w:rPr>
+        <w:t xml:space="preserve"> </w:t>
+      </w:r>
+      <w:r>
+        <w:rPr>
+          <w:rFonts w:ascii="Consolas" w:eastAsia="Times New Roman" w:hAnsi="Consolas" w:cs="Times New Roman"/>
+          <w:color w:val="4EC9B0"/>
+          <w:kern w:val="0"/>
+          <w:sz w:val="21"/>
+          <w:szCs w:val="21"/>
+          <w:lang w:eastAsia="en-GB"/>
+          <w14:ligatures w14:val="none"/>
+        </w:rPr>
+        <w:t>std</w:t>
+      </w:r>
+      <w:r>
+        <w:rPr>
+          <w:rFonts w:ascii="Consolas" w:eastAsia="Times New Roman" w:hAnsi="Consolas" w:cs="Times New Roman"/>
+          <w:color w:val="BBBEBF"/>
+          <w:kern w:val="0"/>
+          <w:sz w:val="21"/>
+          <w:szCs w:val="21"/>
+          <w:lang w:eastAsia="en-GB"/>
+          <w14:ligatures w14:val="none"/>
+        </w:rPr>
+        <w:t>;</w:t>
+      </w:r>
+    </w:p>
+    <w:p>
+      <w:pPr>
+        <w:shd w:val="clear" w:color="auto" w:fill="121314"/>
+        <w:spacing w:after="0" w:line="285" w:lineRule="atLeast"/>
+        <w:rPr>
+          <w:rFonts w:ascii="Consolas" w:eastAsia="Times New Roman" w:hAnsi="Consolas" w:cs="Times New Roman"/>
+          <w:color w:val="BBBEBF"/>
+          <w:kern w:val="0"/>
+          <w:sz w:val="21"/>
+          <w:szCs w:val="21"/>
+          <w:lang w:eastAsia="en-GB"/>
+          <w14:ligatures w14:val="none"/>
+        </w:rPr>
+      </w:pPr>
+    </w:p>
+    <w:p>
+      <w:pPr>
+        <w:shd w:val="clear" w:color="auto" w:fill="121314"/>
+        <w:spacing w:after="0" w:line="285" w:lineRule="atLeast"/>
+        <w:rPr>
+          <w:rFonts w:ascii="Consolas" w:eastAsia="Times New Roman" w:hAnsi="Consolas" w:cs="Times New Roman"/>
+          <w:color w:val="BBBEBF"/>
+          <w:kern w:val="0"/>
+          <w:sz w:val="21"/>
+          <w:szCs w:val="21"/>
+          <w:lang w:eastAsia="en-GB"/>
+          <w14:ligatures w14:val="none"/>
+        </w:rPr>
+      </w:pPr>
+      <w:r>
+        <w:rPr>
+          <w:rFonts w:ascii="Consolas" w:eastAsia="Times New Roman" w:hAnsi="Consolas" w:cs="Times New Roman"/>
+          <w:color w:val="FF7B72"/>
+          <w:kern w:val="0"/>
+          <w:sz w:val="21"/>
+          <w:szCs w:val="21"/>
+          <w:lang w:eastAsia="en-GB"/>
+          <w14:ligatures w14:val="none"/>
+        </w:rPr>
+        <w:lastRenderedPageBreak/>
+        <w:t>void</w:t>
+      </w:r>
+      <w:r>
+        <w:rPr>
+          <w:rFonts w:ascii="Consolas" w:eastAsia="Times New Roman" w:hAnsi="Consolas" w:cs="Times New Roman"/>
+          <w:color w:val="BBBEBF"/>
+          <w:kern w:val="0"/>
+          <w:sz w:val="21"/>
+          <w:szCs w:val="21"/>
+          <w:lang w:eastAsia="en-GB"/>
+          <w14:ligatures w14:val="none"/>
+        </w:rPr>
+        <w:t xml:space="preserve"> </w:t>
+      </w:r>
+      <w:proofErr w:type="spellStart"/>
+      <w:proofErr w:type="gramStart"/>
+      <w:r>
+        <w:rPr>
+          <w:rFonts w:ascii="Consolas" w:eastAsia="Times New Roman" w:hAnsi="Consolas" w:cs="Times New Roman"/>
+          <w:color w:val="D2A8FF"/>
+          <w:kern w:val="0"/>
+          <w:sz w:val="21"/>
+          <w:szCs w:val="21"/>
+          <w:lang w:eastAsia="en-GB"/>
+          <w14:ligatures w14:val="none"/>
+        </w:rPr>
+        <w:t>displayGameLayout</w:t>
+      </w:r>
+      <w:proofErr w:type="spellEnd"/>
+      <w:r>
+        <w:rPr>
+          <w:rFonts w:ascii="Consolas" w:eastAsia="Times New Roman" w:hAnsi="Consolas" w:cs="Times New Roman"/>
+          <w:color w:val="BBBEBF"/>
+          <w:kern w:val="0"/>
+          <w:sz w:val="21"/>
+          <w:szCs w:val="21"/>
+          <w:lang w:eastAsia="en-GB"/>
+          <w14:ligatures w14:val="none"/>
+        </w:rPr>
+        <w:t>(</w:t>
+      </w:r>
+      <w:proofErr w:type="gramEnd"/>
+      <w:r>
+        <w:rPr>
+          <w:rFonts w:ascii="Consolas" w:eastAsia="Times New Roman" w:hAnsi="Consolas" w:cs="Times New Roman"/>
+          <w:color w:val="BBBEBF"/>
+          <w:kern w:val="0"/>
+          <w:sz w:val="21"/>
+          <w:szCs w:val="21"/>
+          <w:lang w:eastAsia="en-GB"/>
+          <w14:ligatures w14:val="none"/>
+        </w:rPr>
+        <w:t>)</w:t>
+      </w:r>
+    </w:p>
+    <w:p>
+      <w:pPr>
+        <w:shd w:val="clear" w:color="auto" w:fill="121314"/>
+        <w:spacing w:after="0" w:line="285" w:lineRule="atLeast"/>
+        <w:rPr>
+          <w:rFonts w:ascii="Consolas" w:eastAsia="Times New Roman" w:hAnsi="Consolas" w:cs="Times New Roman"/>
+          <w:color w:val="BBBEBF"/>
+          <w:kern w:val="0"/>
+          <w:sz w:val="21"/>
+          <w:szCs w:val="21"/>
+          <w:lang w:eastAsia="en-GB"/>
+          <w14:ligatures w14:val="none"/>
+        </w:rPr>
+      </w:pPr>
+      <w:r>
+        <w:rPr>
+          <w:rFonts w:ascii="Consolas" w:eastAsia="Times New Roman" w:hAnsi="Consolas" w:cs="Times New Roman"/>
+          <w:color w:val="BBBEBF"/>
+          <w:kern w:val="0"/>
+          <w:sz w:val="21"/>
+          <w:szCs w:val="21"/>
+          <w:lang w:eastAsia="en-GB"/>
+          <w14:ligatures w14:val="none"/>
+        </w:rPr>
+        <w:t>{</w:t>
+      </w:r>
+    </w:p>
+    <w:p>
+      <w:pPr>
+        <w:shd w:val="clear" w:color="auto" w:fill="121314"/>
+        <w:spacing w:after="0" w:line="285" w:lineRule="atLeast"/>
+        <w:rPr>
+          <w:rFonts w:ascii="Consolas" w:eastAsia="Times New Roman" w:hAnsi="Consolas" w:cs="Times New Roman"/>
+          <w:color w:val="BBBEBF"/>
+          <w:kern w:val="0"/>
+          <w:sz w:val="21"/>
+          <w:szCs w:val="21"/>
+          <w:lang w:eastAsia="en-GB"/>
+          <w14:ligatures w14:val="none"/>
+        </w:rPr>
+      </w:pPr>
+      <w:r>
+        <w:rPr>
+          <w:rFonts w:ascii="Consolas" w:eastAsia="Times New Roman" w:hAnsi="Consolas" w:cs="Times New Roman"/>
+          <w:color w:val="8B949E"/>
+          <w:kern w:val="0"/>
+          <w:sz w:val="21"/>
+          <w:szCs w:val="21"/>
+          <w:lang w:eastAsia="en-GB"/>
+          <w14:ligatures w14:val="none"/>
+        </w:rPr>
+        <w:t>    //this function prints the initial game layout and the choices that the user</w:t>
+      </w:r>
+    </w:p>
+    <w:p>
+      <w:pPr>
+        <w:shd w:val="clear" w:color="auto" w:fill="121314"/>
+        <w:spacing w:after="0" w:line="285" w:lineRule="atLeast"/>
+        <w:rPr>
+          <w:rFonts w:ascii="Consolas" w:eastAsia="Times New Roman" w:hAnsi="Consolas" w:cs="Times New Roman"/>
+          <w:color w:val="BBBEBF"/>
+          <w:kern w:val="0"/>
+          <w:sz w:val="21"/>
+          <w:szCs w:val="21"/>
+          <w:lang w:eastAsia="en-GB"/>
+          <w14:ligatures w14:val="none"/>
+        </w:rPr>
+      </w:pPr>
+      <w:r>
+        <w:rPr>
+          <w:rFonts w:ascii="Consolas" w:eastAsia="Times New Roman" w:hAnsi="Consolas" w:cs="Times New Roman"/>
+          <w:color w:val="8B949E"/>
+          <w:kern w:val="0"/>
+          <w:sz w:val="21"/>
+          <w:szCs w:val="21"/>
+          <w:lang w:eastAsia="en-GB"/>
+          <w14:ligatures w14:val="none"/>
+        </w:rPr>
+        <w:t>    // has in front of the computer.</w:t>
+      </w:r>
+    </w:p>
+    <w:p>
+      <w:pPr>
+        <w:shd w:val="clear" w:color="auto" w:fill="121314"/>
+        <w:spacing w:after="0" w:line="285" w:lineRule="atLeast"/>
+        <w:rPr>
+          <w:rFonts w:ascii="Consolas" w:eastAsia="Times New Roman" w:hAnsi="Consolas" w:cs="Times New Roman"/>
+          <w:color w:val="BBBEBF"/>
+          <w:kern w:val="0"/>
+          <w:sz w:val="21"/>
+          <w:szCs w:val="21"/>
+          <w:lang w:eastAsia="en-GB"/>
+          <w14:ligatures w14:val="none"/>
+        </w:rPr>
+      </w:pPr>
+      <w:r>
+        <w:rPr>
+          <w:rFonts w:ascii="Consolas" w:eastAsia="Times New Roman" w:hAnsi="Consolas" w:cs="Times New Roman"/>
+          <w:color w:val="BBBEBF"/>
+          <w:kern w:val="0"/>
+          <w:sz w:val="21"/>
+          <w:szCs w:val="21"/>
+          <w:lang w:eastAsia="en-GB"/>
+          <w14:ligatures w14:val="none"/>
+        </w:rPr>
+        <w:t xml:space="preserve">    </w:t>
+      </w:r>
+      <w:proofErr w:type="spellStart"/>
+      <w:r>
+        <w:rPr>
+          <w:rFonts w:ascii="Consolas" w:eastAsia="Times New Roman" w:hAnsi="Consolas" w:cs="Times New Roman"/>
+          <w:color w:val="C9D1D9"/>
+          <w:kern w:val="0"/>
+          <w:sz w:val="21"/>
+          <w:szCs w:val="21"/>
+          <w:lang w:eastAsia="en-GB"/>
+          <w14:ligatures w14:val="none"/>
+        </w:rPr>
+        <w:t>cout</w:t>
+      </w:r>
+      <w:proofErr w:type="spellEnd"/>
+      <w:r>
+        <w:rPr>
+          <w:rFonts w:ascii="Consolas" w:eastAsia="Times New Roman" w:hAnsi="Consolas" w:cs="Times New Roman"/>
+          <w:color w:val="BBBEBF"/>
+          <w:kern w:val="0"/>
+          <w:sz w:val="21"/>
+          <w:szCs w:val="21"/>
+          <w:lang w:eastAsia="en-GB"/>
+          <w14:ligatures w14:val="none"/>
+        </w:rPr>
+        <w:t xml:space="preserve"> </w:t>
+      </w:r>
+      <w:r>
+        <w:rPr>
+          <w:rFonts w:ascii="Consolas" w:eastAsia="Times New Roman" w:hAnsi="Consolas" w:cs="Times New Roman"/>
+          <w:color w:val="D4D4D4"/>
+          <w:kern w:val="0"/>
+          <w:sz w:val="21"/>
+          <w:szCs w:val="21"/>
+          <w:lang w:eastAsia="en-GB"/>
+          <w14:ligatures w14:val="none"/>
+        </w:rPr>
+        <w:t>&lt;&lt;</w:t>
+      </w:r>
+      <w:r>
+        <w:rPr>
+          <w:rFonts w:ascii="Consolas" w:eastAsia="Times New Roman" w:hAnsi="Consolas" w:cs="Times New Roman"/>
+          <w:color w:val="BBBEBF"/>
+          <w:kern w:val="0"/>
+          <w:sz w:val="21"/>
+          <w:szCs w:val="21"/>
+          <w:lang w:eastAsia="en-GB"/>
+          <w14:ligatures w14:val="none"/>
+        </w:rPr>
+        <w:t xml:space="preserve"> </w:t>
+      </w:r>
+      <w:r>
+        <w:rPr>
+          <w:rFonts w:ascii="Consolas" w:eastAsia="Times New Roman" w:hAnsi="Consolas" w:cs="Times New Roman"/>
+          <w:color w:val="A5D6FF"/>
+          <w:kern w:val="0"/>
+          <w:sz w:val="21"/>
+          <w:szCs w:val="21"/>
+          <w:lang w:eastAsia="en-GB"/>
+          <w14:ligatures w14:val="none"/>
+        </w:rPr>
+        <w:t>"-- Rock Paper Scissors Game --"</w:t>
+      </w:r>
+      <w:r>
+        <w:rPr>
+          <w:rFonts w:ascii="Consolas" w:eastAsia="Times New Roman" w:hAnsi="Consolas" w:cs="Times New Roman"/>
+          <w:color w:val="BBBEBF"/>
+          <w:kern w:val="0"/>
+          <w:sz w:val="21"/>
+          <w:szCs w:val="21"/>
+          <w:lang w:eastAsia="en-GB"/>
+          <w14:ligatures w14:val="none"/>
+        </w:rPr>
+        <w:t xml:space="preserve"> </w:t>
+      </w:r>
+      <w:r>
+        <w:rPr>
+          <w:rFonts w:ascii="Consolas" w:eastAsia="Times New Roman" w:hAnsi="Consolas" w:cs="Times New Roman"/>
+          <w:color w:val="D4D4D4"/>
+          <w:kern w:val="0"/>
+          <w:sz w:val="21"/>
+          <w:szCs w:val="21"/>
+          <w:lang w:eastAsia="en-GB"/>
+          <w14:ligatures w14:val="none"/>
+        </w:rPr>
+        <w:t>&lt;&lt;</w:t>
+      </w:r>
+      <w:r>
+        <w:rPr>
+          <w:rFonts w:ascii="Consolas" w:eastAsia="Times New Roman" w:hAnsi="Consolas" w:cs="Times New Roman"/>
+          <w:color w:val="BBBEBF"/>
+          <w:kern w:val="0"/>
+          <w:sz w:val="21"/>
+          <w:szCs w:val="21"/>
+          <w:lang w:eastAsia="en-GB"/>
+          <w14:ligatures w14:val="none"/>
+        </w:rPr>
+        <w:t xml:space="preserve"> </w:t>
+      </w:r>
+      <w:proofErr w:type="spellStart"/>
+      <w:r>
+        <w:rPr>
+          <w:rFonts w:ascii="Consolas" w:eastAsia="Times New Roman" w:hAnsi="Consolas" w:cs="Times New Roman"/>
+          <w:color w:val="C9D1D9"/>
+          <w:kern w:val="0"/>
+          <w:sz w:val="21"/>
+          <w:szCs w:val="21"/>
+          <w:lang w:eastAsia="en-GB"/>
+          <w14:ligatures w14:val="none"/>
+        </w:rPr>
+        <w:t>endl</w:t>
+      </w:r>
+      <w:proofErr w:type="spellEnd"/>
+      <w:r>
+        <w:rPr>
+          <w:rFonts w:ascii="Consolas" w:eastAsia="Times New Roman" w:hAnsi="Consolas" w:cs="Times New Roman"/>
+          <w:color w:val="BBBEBF"/>
+          <w:kern w:val="0"/>
+          <w:sz w:val="21"/>
+          <w:szCs w:val="21"/>
+          <w:lang w:eastAsia="en-GB"/>
+          <w14:ligatures w14:val="none"/>
+        </w:rPr>
+        <w:t>;</w:t>
+      </w:r>
+    </w:p>
+    <w:p>
+      <w:pPr>
+        <w:shd w:val="clear" w:color="auto" w:fill="121314"/>
+        <w:spacing w:after="0" w:line="285" w:lineRule="atLeast"/>
+        <w:rPr>
+          <w:rFonts w:ascii="Consolas" w:eastAsia="Times New Roman" w:hAnsi="Consolas" w:cs="Times New Roman"/>
+          <w:color w:val="BBBEBF"/>
+          <w:kern w:val="0"/>
+          <w:sz w:val="21"/>
+          <w:szCs w:val="21"/>
+          <w:lang w:eastAsia="en-GB"/>
+          <w14:ligatures w14:val="none"/>
+        </w:rPr>
+      </w:pPr>
+      <w:r>
+        <w:rPr>
+          <w:rFonts w:ascii="Consolas" w:eastAsia="Times New Roman" w:hAnsi="Consolas" w:cs="Times New Roman"/>
+          <w:color w:val="BBBEBF"/>
+          <w:kern w:val="0"/>
+          <w:sz w:val="21"/>
+          <w:szCs w:val="21"/>
+          <w:lang w:eastAsia="en-GB"/>
+          <w14:ligatures w14:val="none"/>
+        </w:rPr>
+        <w:t xml:space="preserve">    </w:t>
+      </w:r>
+      <w:proofErr w:type="spellStart"/>
+      <w:r>
+        <w:rPr>
+          <w:rFonts w:ascii="Consolas" w:eastAsia="Times New Roman" w:hAnsi="Consolas" w:cs="Times New Roman"/>
+          <w:color w:val="C9D1D9"/>
+          <w:kern w:val="0"/>
+          <w:sz w:val="21"/>
+          <w:szCs w:val="21"/>
+          <w:lang w:eastAsia="en-GB"/>
+          <w14:ligatures w14:val="none"/>
+        </w:rPr>
+        <w:t>cout</w:t>
+      </w:r>
+      <w:proofErr w:type="spellEnd"/>
+      <w:r>
+        <w:rPr>
+          <w:rFonts w:ascii="Consolas" w:eastAsia="Times New Roman" w:hAnsi="Consolas" w:cs="Times New Roman"/>
+          <w:color w:val="BBBEBF"/>
+          <w:kern w:val="0"/>
+          <w:sz w:val="21"/>
+          <w:szCs w:val="21"/>
+          <w:lang w:eastAsia="en-GB"/>
+          <w14:ligatures w14:val="none"/>
+        </w:rPr>
+        <w:t xml:space="preserve"> </w:t>
+      </w:r>
+      <w:r>
+        <w:rPr>
+          <w:rFonts w:ascii="Consolas" w:eastAsia="Times New Roman" w:hAnsi="Consolas" w:cs="Times New Roman"/>
+          <w:color w:val="D4D4D4"/>
+          <w:kern w:val="0"/>
+          <w:sz w:val="21"/>
+          <w:szCs w:val="21"/>
+          <w:lang w:eastAsia="en-GB"/>
+          <w14:ligatures w14:val="none"/>
+        </w:rPr>
+        <w:t>&lt;&lt;</w:t>
+      </w:r>
+      <w:r>
+        <w:rPr>
+          <w:rFonts w:ascii="Consolas" w:eastAsia="Times New Roman" w:hAnsi="Consolas" w:cs="Times New Roman"/>
+          <w:color w:val="BBBEBF"/>
+          <w:kern w:val="0"/>
+          <w:sz w:val="21"/>
+          <w:szCs w:val="21"/>
+          <w:lang w:eastAsia="en-GB"/>
+          <w14:ligatures w14:val="none"/>
+        </w:rPr>
+        <w:t xml:space="preserve"> </w:t>
+      </w:r>
+      <w:r>
+        <w:rPr>
+          <w:rFonts w:ascii="Consolas" w:eastAsia="Times New Roman" w:hAnsi="Consolas" w:cs="Times New Roman"/>
+          <w:color w:val="A5D6FF"/>
+          <w:kern w:val="0"/>
+          <w:sz w:val="21"/>
+          <w:szCs w:val="21"/>
+          <w:lang w:eastAsia="en-GB"/>
+          <w14:ligatures w14:val="none"/>
+        </w:rPr>
+        <w:t>"1) Rock"</w:t>
+      </w:r>
+      <w:r>
+        <w:rPr>
+          <w:rFonts w:ascii="Consolas" w:eastAsia="Times New Roman" w:hAnsi="Consolas" w:cs="Times New Roman"/>
+          <w:color w:val="BBBEBF"/>
+          <w:kern w:val="0"/>
+          <w:sz w:val="21"/>
+          <w:szCs w:val="21"/>
+          <w:lang w:eastAsia="en-GB"/>
+          <w14:ligatures w14:val="none"/>
+        </w:rPr>
+        <w:t xml:space="preserve"> </w:t>
+      </w:r>
+      <w:r>
+        <w:rPr>
+          <w:rFonts w:ascii="Consolas" w:eastAsia="Times New Roman" w:hAnsi="Consolas" w:cs="Times New Roman"/>
+          <w:color w:val="D4D4D4"/>
+          <w:kern w:val="0"/>
+          <w:sz w:val="21"/>
+          <w:szCs w:val="21"/>
+          <w:lang w:eastAsia="en-GB"/>
+          <w14:ligatures w14:val="none"/>
+        </w:rPr>
+        <w:t>&lt;&lt;</w:t>
+      </w:r>
+      <w:r>
+        <w:rPr>
+          <w:rFonts w:ascii="Consolas" w:eastAsia="Times New Roman" w:hAnsi="Consolas" w:cs="Times New Roman"/>
+          <w:color w:val="BBBEBF"/>
+          <w:kern w:val="0"/>
+          <w:sz w:val="21"/>
+          <w:szCs w:val="21"/>
+          <w:lang w:eastAsia="en-GB"/>
+          <w14:ligatures w14:val="none"/>
+        </w:rPr>
+        <w:t xml:space="preserve"> </w:t>
+      </w:r>
+      <w:proofErr w:type="spellStart"/>
+      <w:r>
+        <w:rPr>
+          <w:rFonts w:ascii="Consolas" w:eastAsia="Times New Roman" w:hAnsi="Consolas" w:cs="Times New Roman"/>
+          <w:color w:val="C9D1D9"/>
+          <w:kern w:val="0"/>
+          <w:sz w:val="21"/>
+          <w:szCs w:val="21"/>
+          <w:lang w:eastAsia="en-GB"/>
+          <w14:ligatures w14:val="none"/>
+        </w:rPr>
+        <w:t>endl</w:t>
+      </w:r>
+      <w:proofErr w:type="spellEnd"/>
+      <w:r>
+        <w:rPr>
+          <w:rFonts w:ascii="Consolas" w:eastAsia="Times New Roman" w:hAnsi="Consolas" w:cs="Times New Roman"/>
+          <w:color w:val="BBBEBF"/>
+          <w:kern w:val="0"/>
+          <w:sz w:val="21"/>
+          <w:szCs w:val="21"/>
+          <w:lang w:eastAsia="en-GB"/>
+          <w14:ligatures w14:val="none"/>
+        </w:rPr>
+        <w:t>;</w:t>
+      </w:r>
+    </w:p>
+    <w:p>
+      <w:pPr>
+        <w:shd w:val="clear" w:color="auto" w:fill="121314"/>
+        <w:spacing w:after="0" w:line="285" w:lineRule="atLeast"/>
+        <w:rPr>
+          <w:rFonts w:ascii="Consolas" w:eastAsia="Times New Roman" w:hAnsi="Consolas" w:cs="Times New Roman"/>
+          <w:color w:val="BBBEBF"/>
+          <w:kern w:val="0"/>
+          <w:sz w:val="21"/>
+          <w:szCs w:val="21"/>
+          <w:lang w:eastAsia="en-GB"/>
+          <w14:ligatures w14:val="none"/>
+        </w:rPr>
+      </w:pPr>
+      <w:r>
+        <w:rPr>
+          <w:rFonts w:ascii="Consolas" w:eastAsia="Times New Roman" w:hAnsi="Consolas" w:cs="Times New Roman"/>
+          <w:color w:val="BBBEBF"/>
+          <w:kern w:val="0"/>
+          <w:sz w:val="21"/>
+          <w:szCs w:val="21"/>
+          <w:lang w:eastAsia="en-GB"/>
+          <w14:ligatures w14:val="none"/>
+        </w:rPr>
+        <w:t xml:space="preserve">    </w:t>
+      </w:r>
+      <w:proofErr w:type="spellStart"/>
+      <w:r>
+        <w:rPr>
+          <w:rFonts w:ascii="Consolas" w:eastAsia="Times New Roman" w:hAnsi="Consolas" w:cs="Times New Roman"/>
+          <w:color w:val="C9D1D9"/>
+          <w:kern w:val="0"/>
+          <w:sz w:val="21"/>
+          <w:szCs w:val="21"/>
+          <w:lang w:eastAsia="en-GB"/>
+          <w14:ligatures w14:val="none"/>
+        </w:rPr>
+        <w:t>cout</w:t>
+      </w:r>
+      <w:proofErr w:type="spellEnd"/>
+      <w:r>
+        <w:rPr>
+          <w:rFonts w:ascii="Consolas" w:eastAsia="Times New Roman" w:hAnsi="Consolas" w:cs="Times New Roman"/>
+          <w:color w:val="BBBEBF"/>
+          <w:kern w:val="0"/>
+          <w:sz w:val="21"/>
+          <w:szCs w:val="21"/>
+          <w:lang w:eastAsia="en-GB"/>
+          <w14:ligatures w14:val="none"/>
+        </w:rPr>
+        <w:t xml:space="preserve"> </w:t>
+      </w:r>
+      <w:r>
+        <w:rPr>
+          <w:rFonts w:ascii="Consolas" w:eastAsia="Times New Roman" w:hAnsi="Consolas" w:cs="Times New Roman"/>
+          <w:color w:val="D4D4D4"/>
+          <w:kern w:val="0"/>
+          <w:sz w:val="21"/>
+          <w:szCs w:val="21"/>
+          <w:lang w:eastAsia="en-GB"/>
+          <w14:ligatures w14:val="none"/>
+        </w:rPr>
+        <w:t>&lt;&lt;</w:t>
+      </w:r>
+      <w:r>
+        <w:rPr>
+          <w:rFonts w:ascii="Consolas" w:eastAsia="Times New Roman" w:hAnsi="Consolas" w:cs="Times New Roman"/>
+          <w:color w:val="BBBEBF"/>
+          <w:kern w:val="0"/>
+          <w:sz w:val="21"/>
+          <w:szCs w:val="21"/>
+          <w:lang w:eastAsia="en-GB"/>
+          <w14:ligatures w14:val="none"/>
+        </w:rPr>
+        <w:t xml:space="preserve"> </w:t>
+      </w:r>
+      <w:r>
+        <w:rPr>
+          <w:rFonts w:ascii="Consolas" w:eastAsia="Times New Roman" w:hAnsi="Consolas" w:cs="Times New Roman"/>
+          <w:color w:val="A5D6FF"/>
+          <w:kern w:val="0"/>
+          <w:sz w:val="21"/>
+          <w:szCs w:val="21"/>
+          <w:lang w:eastAsia="en-GB"/>
+          <w14:ligatures w14:val="none"/>
+        </w:rPr>
+        <w:t>"2) Paper"</w:t>
+      </w:r>
+      <w:r>
+        <w:rPr>
+          <w:rFonts w:ascii="Consolas" w:eastAsia="Times New Roman" w:hAnsi="Consolas" w:cs="Times New Roman"/>
+          <w:color w:val="BBBEBF"/>
+          <w:kern w:val="0"/>
+          <w:sz w:val="21"/>
+          <w:szCs w:val="21"/>
+          <w:lang w:eastAsia="en-GB"/>
+          <w14:ligatures w14:val="none"/>
+        </w:rPr>
+        <w:t xml:space="preserve"> </w:t>
+      </w:r>
+      <w:r>
+        <w:rPr>
+          <w:rFonts w:ascii="Consolas" w:eastAsia="Times New Roman" w:hAnsi="Consolas" w:cs="Times New Roman"/>
+          <w:color w:val="D4D4D4"/>
+          <w:kern w:val="0"/>
+          <w:sz w:val="21"/>
+          <w:szCs w:val="21"/>
+          <w:lang w:eastAsia="en-GB"/>
+          <w14:ligatures w14:val="none"/>
+        </w:rPr>
+        <w:t>&lt;&lt;</w:t>
+      </w:r>
+      <w:r>
+        <w:rPr>
+          <w:rFonts w:ascii="Consolas" w:eastAsia="Times New Roman" w:hAnsi="Consolas" w:cs="Times New Roman"/>
+          <w:color w:val="BBBEBF"/>
+          <w:kern w:val="0"/>
+          <w:sz w:val="21"/>
+          <w:szCs w:val="21"/>
+          <w:lang w:eastAsia="en-GB"/>
+          <w14:ligatures w14:val="none"/>
+        </w:rPr>
+        <w:t xml:space="preserve"> </w:t>
+      </w:r>
+      <w:proofErr w:type="spellStart"/>
+      <w:r>
+        <w:rPr>
+          <w:rFonts w:ascii="Consolas" w:eastAsia="Times New Roman" w:hAnsi="Consolas" w:cs="Times New Roman"/>
+          <w:color w:val="C9D1D9"/>
+          <w:kern w:val="0"/>
+          <w:sz w:val="21"/>
+          <w:szCs w:val="21"/>
+          <w:lang w:eastAsia="en-GB"/>
+          <w14:ligatures w14:val="none"/>
+        </w:rPr>
+        <w:t>endl</w:t>
+      </w:r>
+      <w:proofErr w:type="spellEnd"/>
+      <w:r>
+        <w:rPr>
+          <w:rFonts w:ascii="Consolas" w:eastAsia="Times New Roman" w:hAnsi="Consolas" w:cs="Times New Roman"/>
+          <w:color w:val="BBBEBF"/>
+          <w:kern w:val="0"/>
+          <w:sz w:val="21"/>
+          <w:szCs w:val="21"/>
+          <w:lang w:eastAsia="en-GB"/>
+          <w14:ligatures w14:val="none"/>
+        </w:rPr>
+        <w:t>;</w:t>
+      </w:r>
+    </w:p>
+    <w:p>
+      <w:pPr>
+        <w:shd w:val="clear" w:color="auto" w:fill="121314"/>
+        <w:spacing w:after="0" w:line="285" w:lineRule="atLeast"/>
+        <w:rPr>
+          <w:rFonts w:ascii="Consolas" w:eastAsia="Times New Roman" w:hAnsi="Consolas" w:cs="Times New Roman"/>
+          <w:color w:val="BBBEBF"/>
+          <w:kern w:val="0"/>
+          <w:sz w:val="21"/>
+          <w:szCs w:val="21"/>
+          <w:lang w:eastAsia="en-GB"/>
+          <w14:ligatures w14:val="none"/>
+        </w:rPr>
+      </w:pPr>
+      <w:r>
+        <w:rPr>
+          <w:rFonts w:ascii="Consolas" w:eastAsia="Times New Roman" w:hAnsi="Consolas" w:cs="Times New Roman"/>
+          <w:color w:val="BBBEBF"/>
+          <w:kern w:val="0"/>
+          <w:sz w:val="21"/>
+          <w:szCs w:val="21"/>
+          <w:lang w:eastAsia="en-GB"/>
+          <w14:ligatures w14:val="none"/>
+        </w:rPr>
+        <w:t xml:space="preserve">    </w:t>
+      </w:r>
+      <w:proofErr w:type="spellStart"/>
+      <w:r>
+        <w:rPr>
+          <w:rFonts w:ascii="Consolas" w:eastAsia="Times New Roman" w:hAnsi="Consolas" w:cs="Times New Roman"/>
+          <w:color w:val="C9D1D9"/>
+          <w:kern w:val="0"/>
+          <w:sz w:val="21"/>
+          <w:szCs w:val="21"/>
+          <w:lang w:eastAsia="en-GB"/>
+          <w14:ligatures w14:val="none"/>
+        </w:rPr>
+        <w:t>cout</w:t>
+      </w:r>
+      <w:proofErr w:type="spellEnd"/>
+      <w:r>
+        <w:rPr>
+          <w:rFonts w:ascii="Consolas" w:eastAsia="Times New Roman" w:hAnsi="Consolas" w:cs="Times New Roman"/>
+          <w:color w:val="BBBEBF"/>
+          <w:kern w:val="0"/>
+          <w:sz w:val="21"/>
+          <w:szCs w:val="21"/>
+          <w:lang w:eastAsia="en-GB"/>
+          <w14:ligatures w14:val="none"/>
+        </w:rPr>
+        <w:t xml:space="preserve"> </w:t>
+      </w:r>
+      <w:r>
+        <w:rPr>
+          <w:rFonts w:ascii="Consolas" w:eastAsia="Times New Roman" w:hAnsi="Consolas" w:cs="Times New Roman"/>
+          <w:color w:val="D4D4D4"/>
+          <w:kern w:val="0"/>
+          <w:sz w:val="21"/>
+          <w:szCs w:val="21"/>
+          <w:lang w:eastAsia="en-GB"/>
+          <w14:ligatures w14:val="none"/>
+        </w:rPr>
+        <w:t>&lt;&lt;</w:t>
+      </w:r>
+      <w:r>
+        <w:rPr>
+          <w:rFonts w:ascii="Consolas" w:eastAsia="Times New Roman" w:hAnsi="Consolas" w:cs="Times New Roman"/>
+          <w:color w:val="BBBEBF"/>
+          <w:kern w:val="0"/>
+          <w:sz w:val="21"/>
+          <w:szCs w:val="21"/>
+          <w:lang w:eastAsia="en-GB"/>
+          <w14:ligatures w14:val="none"/>
+        </w:rPr>
+        <w:t xml:space="preserve"> </w:t>
+      </w:r>
+      <w:r>
+        <w:rPr>
+          <w:rFonts w:ascii="Consolas" w:eastAsia="Times New Roman" w:hAnsi="Consolas" w:cs="Times New Roman"/>
+          <w:color w:val="A5D6FF"/>
+          <w:kern w:val="0"/>
+          <w:sz w:val="21"/>
+          <w:szCs w:val="21"/>
+          <w:lang w:eastAsia="en-GB"/>
+          <w14:ligatures w14:val="none"/>
+        </w:rPr>
+        <w:t>"3) Scissors"</w:t>
+      </w:r>
+      <w:r>
+        <w:rPr>
+          <w:rFonts w:ascii="Consolas" w:eastAsia="Times New Roman" w:hAnsi="Consolas" w:cs="Times New Roman"/>
+          <w:color w:val="BBBEBF"/>
+          <w:kern w:val="0"/>
+          <w:sz w:val="21"/>
+          <w:szCs w:val="21"/>
+          <w:lang w:eastAsia="en-GB"/>
+          <w14:ligatures w14:val="none"/>
+        </w:rPr>
+        <w:t xml:space="preserve"> </w:t>
+      </w:r>
+      <w:r>
+        <w:rPr>
+          <w:rFonts w:ascii="Consolas" w:eastAsia="Times New Roman" w:hAnsi="Consolas" w:cs="Times New Roman"/>
+          <w:color w:val="D4D4D4"/>
+          <w:kern w:val="0"/>
+          <w:sz w:val="21"/>
+          <w:szCs w:val="21"/>
+          <w:lang w:eastAsia="en-GB"/>
+          <w14:ligatures w14:val="none"/>
+        </w:rPr>
+        <w:t>&lt;&lt;</w:t>
+      </w:r>
+      <w:r>
+        <w:rPr>
+          <w:rFonts w:ascii="Consolas" w:eastAsia="Times New Roman" w:hAnsi="Consolas" w:cs="Times New Roman"/>
+          <w:color w:val="BBBEBF"/>
+          <w:kern w:val="0"/>
+          <w:sz w:val="21"/>
+          <w:szCs w:val="21"/>
+          <w:lang w:eastAsia="en-GB"/>
+          <w14:ligatures w14:val="none"/>
+        </w:rPr>
+        <w:t xml:space="preserve"> </w:t>
+      </w:r>
+      <w:proofErr w:type="spellStart"/>
+      <w:r>
+        <w:rPr>
+          <w:rFonts w:ascii="Consolas" w:eastAsia="Times New Roman" w:hAnsi="Consolas" w:cs="Times New Roman"/>
+          <w:color w:val="C9D1D9"/>
+          <w:kern w:val="0"/>
+          <w:sz w:val="21"/>
+          <w:szCs w:val="21"/>
+          <w:lang w:eastAsia="en-GB"/>
+          <w14:ligatures w14:val="none"/>
+        </w:rPr>
+        <w:t>endl</w:t>
+      </w:r>
+      <w:proofErr w:type="spellEnd"/>
+      <w:r>
+        <w:rPr>
+          <w:rFonts w:ascii="Consolas" w:eastAsia="Times New Roman" w:hAnsi="Consolas" w:cs="Times New Roman"/>
+          <w:color w:val="BBBEBF"/>
+          <w:kern w:val="0"/>
+          <w:sz w:val="21"/>
+          <w:szCs w:val="21"/>
+          <w:lang w:eastAsia="en-GB"/>
+          <w14:ligatures w14:val="none"/>
+        </w:rPr>
+        <w:t>;</w:t>
+      </w:r>
+    </w:p>
+    <w:p>
+      <w:pPr>
+        <w:shd w:val="clear" w:color="auto" w:fill="121314"/>
+        <w:spacing w:after="0" w:line="285" w:lineRule="atLeast"/>
+        <w:rPr>
+          <w:rFonts w:ascii="Consolas" w:eastAsia="Times New Roman" w:hAnsi="Consolas" w:cs="Times New Roman"/>
+          <w:color w:val="BBBEBF"/>
+          <w:kern w:val="0"/>
+          <w:sz w:val="21"/>
+          <w:szCs w:val="21"/>
+          <w:lang w:eastAsia="en-GB"/>
+          <w14:ligatures w14:val="none"/>
+        </w:rPr>
+      </w:pPr>
+      <w:r>
+        <w:rPr>
+          <w:rFonts w:ascii="Consolas" w:eastAsia="Times New Roman" w:hAnsi="Consolas" w:cs="Times New Roman"/>
+          <w:color w:val="BBBEBF"/>
+          <w:kern w:val="0"/>
+          <w:sz w:val="21"/>
+          <w:szCs w:val="21"/>
+          <w:lang w:eastAsia="en-GB"/>
+          <w14:ligatures w14:val="none"/>
+        </w:rPr>
+        <w:t>}</w:t>
+      </w:r>
+    </w:p>
+    <w:p>
+      <w:pPr>
+        <w:shd w:val="clear" w:color="auto" w:fill="121314"/>
+        <w:spacing w:after="0" w:line="285" w:lineRule="atLeast"/>
+        <w:rPr>
+          <w:rFonts w:ascii="Consolas" w:eastAsia="Times New Roman" w:hAnsi="Consolas" w:cs="Times New Roman"/>
+          <w:color w:val="BBBEBF"/>
+          <w:kern w:val="0"/>
+          <w:sz w:val="21"/>
+          <w:szCs w:val="21"/>
+          <w:lang w:eastAsia="en-GB"/>
+          <w14:ligatures w14:val="none"/>
+        </w:rPr>
+      </w:pPr>
+    </w:p>
+    <w:p>
+      <w:pPr>
+        <w:shd w:val="clear" w:color="auto" w:fill="121314"/>
+        <w:spacing w:after="0" w:line="285" w:lineRule="atLeast"/>
+        <w:rPr>
+          <w:rFonts w:ascii="Consolas" w:eastAsia="Times New Roman" w:hAnsi="Consolas" w:cs="Times New Roman"/>
+          <w:color w:val="BBBEBF"/>
+          <w:kern w:val="0"/>
+          <w:sz w:val="21"/>
+          <w:szCs w:val="21"/>
+          <w:lang w:eastAsia="en-GB"/>
+          <w14:ligatures w14:val="none"/>
+        </w:rPr>
+      </w:pPr>
+      <w:r>
+        <w:rPr>
+          <w:rFonts w:ascii="Consolas" w:eastAsia="Times New Roman" w:hAnsi="Consolas" w:cs="Times New Roman"/>
+          <w:color w:val="FF7B72"/>
+          <w:kern w:val="0"/>
+          <w:sz w:val="21"/>
+          <w:szCs w:val="21"/>
+          <w:lang w:eastAsia="en-GB"/>
+          <w14:ligatures w14:val="none"/>
+        </w:rPr>
+        <w:t>int</w:t>
+      </w:r>
+      <w:r>
+        <w:rPr>
+          <w:rFonts w:ascii="Consolas" w:eastAsia="Times New Roman" w:hAnsi="Consolas" w:cs="Times New Roman"/>
+          <w:color w:val="BBBEBF"/>
+          <w:kern w:val="0"/>
+          <w:sz w:val="21"/>
+          <w:szCs w:val="21"/>
+          <w:lang w:eastAsia="en-GB"/>
+          <w14:ligatures w14:val="none"/>
+        </w:rPr>
+        <w:t xml:space="preserve"> </w:t>
+      </w:r>
+      <w:r>
+        <w:rPr>
+          <w:rFonts w:ascii="Consolas" w:eastAsia="Times New Roman" w:hAnsi="Consolas" w:cs="Times New Roman"/>
+          <w:color w:val="D2A8FF"/>
+          <w:kern w:val="0"/>
+          <w:sz w:val="21"/>
+          <w:szCs w:val="21"/>
+          <w:lang w:eastAsia="en-GB"/>
+          <w14:ligatures w14:val="none"/>
+        </w:rPr>
+        <w:t>manageInteger1</w:t>
+      </w:r>
+      <w:r>
+        <w:rPr>
+          <w:rFonts w:ascii="Consolas" w:eastAsia="Times New Roman" w:hAnsi="Consolas" w:cs="Times New Roman"/>
+          <w:color w:val="BBBEBF"/>
+          <w:kern w:val="0"/>
+          <w:sz w:val="21"/>
+          <w:szCs w:val="21"/>
+          <w:lang w:eastAsia="en-GB"/>
+          <w14:ligatures w14:val="none"/>
+        </w:rPr>
+        <w:t>()</w:t>
+      </w:r>
+    </w:p>
+    <w:p>
+      <w:pPr>
+        <w:shd w:val="clear" w:color="auto" w:fill="121314"/>
+        <w:spacing w:after="0" w:line="285" w:lineRule="atLeast"/>
+        <w:rPr>
+          <w:rFonts w:ascii="Consolas" w:eastAsia="Times New Roman" w:hAnsi="Consolas" w:cs="Times New Roman"/>
+          <w:color w:val="BBBEBF"/>
+          <w:kern w:val="0"/>
+          <w:sz w:val="21"/>
+          <w:szCs w:val="21"/>
+          <w:lang w:eastAsia="en-GB"/>
+          <w14:ligatures w14:val="none"/>
+        </w:rPr>
+      </w:pPr>
+      <w:r>
+        <w:rPr>
+          <w:rFonts w:ascii="Consolas" w:eastAsia="Times New Roman" w:hAnsi="Consolas" w:cs="Times New Roman"/>
+          <w:color w:val="BBBEBF"/>
+          <w:kern w:val="0"/>
+          <w:sz w:val="21"/>
+          <w:szCs w:val="21"/>
+          <w:lang w:eastAsia="en-GB"/>
+          <w14:ligatures w14:val="none"/>
+        </w:rPr>
+        <w:t>{</w:t>
+      </w:r>
+    </w:p>
+    <w:p>
+      <w:pPr>
+        <w:shd w:val="clear" w:color="auto" w:fill="121314"/>
+        <w:spacing w:after="0" w:line="285" w:lineRule="atLeast"/>
+        <w:rPr>
+          <w:rFonts w:ascii="Consolas" w:eastAsia="Times New Roman" w:hAnsi="Consolas" w:cs="Times New Roman"/>
+          <w:color w:val="BBBEBF"/>
+          <w:kern w:val="0"/>
+          <w:sz w:val="21"/>
+          <w:szCs w:val="21"/>
+          <w:lang w:eastAsia="en-GB"/>
+          <w14:ligatures w14:val="none"/>
+        </w:rPr>
+      </w:pPr>
+      <w:r>
+        <w:rPr>
+          <w:rFonts w:ascii="Consolas" w:eastAsia="Times New Roman" w:hAnsi="Consolas" w:cs="Times New Roman"/>
+          <w:color w:val="8B949E"/>
+          <w:kern w:val="0"/>
+          <w:sz w:val="21"/>
+          <w:szCs w:val="21"/>
+          <w:lang w:eastAsia="en-GB"/>
+          <w14:ligatures w14:val="none"/>
+        </w:rPr>
+        <w:t>    //this function manages the user input without taking in any arguments</w:t>
+      </w:r>
+    </w:p>
+    <w:p>
+      <w:pPr>
+        <w:shd w:val="clear" w:color="auto" w:fill="121314"/>
+        <w:spacing w:after="0" w:line="285" w:lineRule="atLeast"/>
+        <w:rPr>
+          <w:rFonts w:ascii="Consolas" w:eastAsia="Times New Roman" w:hAnsi="Consolas" w:cs="Times New Roman"/>
+          <w:color w:val="BBBEBF"/>
+          <w:kern w:val="0"/>
+          <w:sz w:val="21"/>
+          <w:szCs w:val="21"/>
+          <w:lang w:eastAsia="en-GB"/>
+          <w14:ligatures w14:val="none"/>
+        </w:rPr>
+      </w:pPr>
+      <w:r>
+        <w:rPr>
+          <w:rFonts w:ascii="Consolas" w:eastAsia="Times New Roman" w:hAnsi="Consolas" w:cs="Times New Roman"/>
+          <w:color w:val="8B949E"/>
+          <w:kern w:val="0"/>
+          <w:sz w:val="21"/>
+          <w:szCs w:val="21"/>
+          <w:lang w:eastAsia="en-GB"/>
+          <w14:ligatures w14:val="none"/>
+        </w:rPr>
+        <w:t>    //the output is what the use input in the program.</w:t>
+      </w:r>
+    </w:p>
+    <w:p>
+      <w:pPr>
+        <w:shd w:val="clear" w:color="auto" w:fill="121314"/>
+        <w:spacing w:after="0" w:line="285" w:lineRule="atLeast"/>
+        <w:rPr>
+          <w:rFonts w:ascii="Consolas" w:eastAsia="Times New Roman" w:hAnsi="Consolas" w:cs="Times New Roman"/>
+          <w:color w:val="BBBEBF"/>
+          <w:kern w:val="0"/>
+          <w:sz w:val="21"/>
+          <w:szCs w:val="21"/>
+          <w:lang w:eastAsia="en-GB"/>
+          <w14:ligatures w14:val="none"/>
+        </w:rPr>
+      </w:pPr>
+      <w:r>
+        <w:rPr>
+          <w:rFonts w:ascii="Consolas" w:eastAsia="Times New Roman" w:hAnsi="Consolas" w:cs="Times New Roman"/>
+          <w:color w:val="BBBEBF"/>
+          <w:kern w:val="0"/>
+          <w:sz w:val="21"/>
+          <w:szCs w:val="21"/>
+          <w:lang w:eastAsia="en-GB"/>
+          <w14:ligatures w14:val="none"/>
+        </w:rPr>
+        <w:t xml:space="preserve">    </w:t>
+      </w:r>
+      <w:r>
+        <w:rPr>
+          <w:rFonts w:ascii="Consolas" w:eastAsia="Times New Roman" w:hAnsi="Consolas" w:cs="Times New Roman"/>
+          <w:color w:val="FF7B72"/>
+          <w:kern w:val="0"/>
+          <w:sz w:val="21"/>
+          <w:szCs w:val="21"/>
+          <w:lang w:eastAsia="en-GB"/>
+          <w14:ligatures w14:val="none"/>
+        </w:rPr>
+        <w:t>int</w:t>
+      </w:r>
+      <w:r>
+        <w:rPr>
+          <w:rFonts w:ascii="Consolas" w:eastAsia="Times New Roman" w:hAnsi="Consolas" w:cs="Times New Roman"/>
+          <w:color w:val="BBBEBF"/>
+          <w:kern w:val="0"/>
+          <w:sz w:val="21"/>
+          <w:szCs w:val="21"/>
+          <w:lang w:eastAsia="en-GB"/>
+          <w14:ligatures w14:val="none"/>
+        </w:rPr>
+        <w:t xml:space="preserve"> </w:t>
+      </w:r>
+      <w:r>
+        <w:rPr>
+          <w:rFonts w:ascii="Consolas" w:eastAsia="Times New Roman" w:hAnsi="Consolas" w:cs="Times New Roman"/>
+          <w:color w:val="C9D1D9"/>
+          <w:kern w:val="0"/>
+          <w:sz w:val="21"/>
+          <w:szCs w:val="21"/>
+          <w:lang w:eastAsia="en-GB"/>
+          <w14:ligatures w14:val="none"/>
+        </w:rPr>
+        <w:t>Integer</w:t>
+      </w:r>
+      <w:r>
+        <w:rPr>
+          <w:rFonts w:ascii="Consolas" w:eastAsia="Times New Roman" w:hAnsi="Consolas" w:cs="Times New Roman"/>
+          <w:color w:val="BBBEBF"/>
+          <w:kern w:val="0"/>
+          <w:sz w:val="21"/>
+          <w:szCs w:val="21"/>
+          <w:lang w:eastAsia="en-GB"/>
+          <w14:ligatures w14:val="none"/>
+        </w:rPr>
+        <w:t xml:space="preserve"> </w:t>
+      </w:r>
+      <w:r>
+        <w:rPr>
+          <w:rFonts w:ascii="Consolas" w:eastAsia="Times New Roman" w:hAnsi="Consolas" w:cs="Times New Roman"/>
+          <w:color w:val="D4D4D4"/>
+          <w:kern w:val="0"/>
+          <w:sz w:val="21"/>
+          <w:szCs w:val="21"/>
+          <w:lang w:eastAsia="en-GB"/>
+          <w14:ligatures w14:val="none"/>
+        </w:rPr>
+        <w:t>=</w:t>
+      </w:r>
+      <w:r>
+        <w:rPr>
+          <w:rFonts w:ascii="Consolas" w:eastAsia="Times New Roman" w:hAnsi="Consolas" w:cs="Times New Roman"/>
+          <w:color w:val="BBBEBF"/>
+          <w:kern w:val="0"/>
+          <w:sz w:val="21"/>
+          <w:szCs w:val="21"/>
+          <w:lang w:eastAsia="en-GB"/>
+          <w14:ligatures w14:val="none"/>
+        </w:rPr>
+        <w:t xml:space="preserve"> </w:t>
+      </w:r>
+      <w:r>
+        <w:rPr>
+          <w:rFonts w:ascii="Consolas" w:eastAsia="Times New Roman" w:hAnsi="Consolas" w:cs="Times New Roman"/>
+          <w:color w:val="B5CEA8"/>
+          <w:kern w:val="0"/>
+          <w:sz w:val="21"/>
+          <w:szCs w:val="21"/>
+          <w:lang w:eastAsia="en-GB"/>
+          <w14:ligatures w14:val="none"/>
+        </w:rPr>
+        <w:t>0</w:t>
+      </w:r>
+      <w:r>
+        <w:rPr>
+          <w:rFonts w:ascii="Consolas" w:eastAsia="Times New Roman" w:hAnsi="Consolas" w:cs="Times New Roman"/>
+          <w:color w:val="BBBEBF"/>
+          <w:kern w:val="0"/>
+          <w:sz w:val="21"/>
+          <w:szCs w:val="21"/>
+          <w:lang w:eastAsia="en-GB"/>
+          <w14:ligatures w14:val="none"/>
+        </w:rPr>
+        <w:t>;</w:t>
+      </w:r>
+    </w:p>
+    <w:p>
+      <w:pPr>
+        <w:shd w:val="clear" w:color="auto" w:fill="121314"/>
+        <w:spacing w:after="0" w:line="285" w:lineRule="atLeast"/>
+        <w:rPr>
+          <w:rFonts w:ascii="Consolas" w:eastAsia="Times New Roman" w:hAnsi="Consolas" w:cs="Times New Roman"/>
+          <w:color w:val="BBBEBF"/>
+          <w:kern w:val="0"/>
+          <w:sz w:val="21"/>
+          <w:szCs w:val="21"/>
+          <w:lang w:eastAsia="en-GB"/>
+          <w14:ligatures w14:val="none"/>
+        </w:rPr>
+      </w:pPr>
+      <w:r>
+        <w:rPr>
+          <w:rFonts w:ascii="Consolas" w:eastAsia="Times New Roman" w:hAnsi="Consolas" w:cs="Times New Roman"/>
+          <w:color w:val="BBBEBF"/>
+          <w:kern w:val="0"/>
+          <w:sz w:val="21"/>
+          <w:szCs w:val="21"/>
+          <w:lang w:eastAsia="en-GB"/>
+          <w14:ligatures w14:val="none"/>
+        </w:rPr>
+        <w:t xml:space="preserve">    </w:t>
+      </w:r>
+      <w:r>
+        <w:rPr>
+          <w:rFonts w:ascii="Consolas" w:eastAsia="Times New Roman" w:hAnsi="Consolas" w:cs="Times New Roman"/>
+          <w:color w:val="FF7B72"/>
+          <w:kern w:val="0"/>
+          <w:sz w:val="21"/>
+          <w:szCs w:val="21"/>
+          <w:lang w:eastAsia="en-GB"/>
+          <w14:ligatures w14:val="none"/>
+        </w:rPr>
+        <w:t>bool</w:t>
+      </w:r>
+      <w:r>
+        <w:rPr>
+          <w:rFonts w:ascii="Consolas" w:eastAsia="Times New Roman" w:hAnsi="Consolas" w:cs="Times New Roman"/>
+          <w:color w:val="BBBEBF"/>
+          <w:kern w:val="0"/>
+          <w:sz w:val="21"/>
+          <w:szCs w:val="21"/>
+          <w:lang w:eastAsia="en-GB"/>
+          <w14:ligatures w14:val="none"/>
+        </w:rPr>
+        <w:t xml:space="preserve"> </w:t>
+      </w:r>
+      <w:r>
+        <w:rPr>
+          <w:rFonts w:ascii="Consolas" w:eastAsia="Times New Roman" w:hAnsi="Consolas" w:cs="Times New Roman"/>
+          <w:color w:val="C9D1D9"/>
+          <w:kern w:val="0"/>
+          <w:sz w:val="21"/>
+          <w:szCs w:val="21"/>
+          <w:lang w:eastAsia="en-GB"/>
+          <w14:ligatures w14:val="none"/>
+        </w:rPr>
+        <w:t>state</w:t>
+      </w:r>
+      <w:r>
+        <w:rPr>
+          <w:rFonts w:ascii="Consolas" w:eastAsia="Times New Roman" w:hAnsi="Consolas" w:cs="Times New Roman"/>
+          <w:color w:val="BBBEBF"/>
+          <w:kern w:val="0"/>
+          <w:sz w:val="21"/>
+          <w:szCs w:val="21"/>
+          <w:lang w:eastAsia="en-GB"/>
+          <w14:ligatures w14:val="none"/>
+        </w:rPr>
+        <w:t xml:space="preserve"> </w:t>
+      </w:r>
+      <w:r>
+        <w:rPr>
+          <w:rFonts w:ascii="Consolas" w:eastAsia="Times New Roman" w:hAnsi="Consolas" w:cs="Times New Roman"/>
+          <w:color w:val="D4D4D4"/>
+          <w:kern w:val="0"/>
+          <w:sz w:val="21"/>
+          <w:szCs w:val="21"/>
+          <w:lang w:eastAsia="en-GB"/>
+          <w14:ligatures w14:val="none"/>
+        </w:rPr>
+        <w:t>=</w:t>
+      </w:r>
+      <w:r>
+        <w:rPr>
+          <w:rFonts w:ascii="Consolas" w:eastAsia="Times New Roman" w:hAnsi="Consolas" w:cs="Times New Roman"/>
+          <w:color w:val="BBBEBF"/>
+          <w:kern w:val="0"/>
+          <w:sz w:val="21"/>
+          <w:szCs w:val="21"/>
+          <w:lang w:eastAsia="en-GB"/>
+          <w14:ligatures w14:val="none"/>
+        </w:rPr>
+        <w:t xml:space="preserve"> </w:t>
+      </w:r>
+      <w:r>
+        <w:rPr>
+          <w:rFonts w:ascii="Consolas" w:eastAsia="Times New Roman" w:hAnsi="Consolas" w:cs="Times New Roman"/>
+          <w:color w:val="569CD6"/>
+          <w:kern w:val="0"/>
+          <w:sz w:val="21"/>
+          <w:szCs w:val="21"/>
+          <w:lang w:eastAsia="en-GB"/>
+          <w14:ligatures w14:val="none"/>
+        </w:rPr>
+        <w:t>true</w:t>
+      </w:r>
+      <w:r>
+        <w:rPr>
+          <w:rFonts w:ascii="Consolas" w:eastAsia="Times New Roman" w:hAnsi="Consolas" w:cs="Times New Roman"/>
+          <w:color w:val="BBBEBF"/>
+          <w:kern w:val="0"/>
+          <w:sz w:val="21"/>
+          <w:szCs w:val="21"/>
+          <w:lang w:eastAsia="en-GB"/>
+          <w14:ligatures w14:val="none"/>
+        </w:rPr>
+        <w:t>;</w:t>
+      </w:r>
+    </w:p>
+    <w:p>
+      <w:pPr>
+        <w:shd w:val="clear" w:color="auto" w:fill="121314"/>
+        <w:spacing w:after="0" w:line="285" w:lineRule="atLeast"/>
+        <w:rPr>
+          <w:rFonts w:ascii="Consolas" w:eastAsia="Times New Roman" w:hAnsi="Consolas" w:cs="Times New Roman"/>
+          <w:color w:val="BBBEBF"/>
+          <w:kern w:val="0"/>
+          <w:sz w:val="21"/>
+          <w:szCs w:val="21"/>
+          <w:lang w:eastAsia="en-GB"/>
+          <w14:ligatures w14:val="none"/>
+        </w:rPr>
+      </w:pPr>
+      <w:r>
+        <w:rPr>
+          <w:rFonts w:ascii="Consolas" w:eastAsia="Times New Roman" w:hAnsi="Consolas" w:cs="Times New Roman"/>
+          <w:color w:val="BBBEBF"/>
+          <w:kern w:val="0"/>
+          <w:sz w:val="21"/>
+          <w:szCs w:val="21"/>
+          <w:lang w:eastAsia="en-GB"/>
+          <w14:ligatures w14:val="none"/>
+        </w:rPr>
+        <w:t xml:space="preserve">    </w:t>
+      </w:r>
+      <w:proofErr w:type="spellStart"/>
+      <w:r>
+        <w:rPr>
+          <w:rFonts w:ascii="Consolas" w:eastAsia="Times New Roman" w:hAnsi="Consolas" w:cs="Times New Roman"/>
+          <w:color w:val="C9D1D9"/>
+          <w:kern w:val="0"/>
+          <w:sz w:val="21"/>
+          <w:szCs w:val="21"/>
+          <w:lang w:eastAsia="en-GB"/>
+          <w14:ligatures w14:val="none"/>
+        </w:rPr>
+        <w:t>cout</w:t>
+      </w:r>
+      <w:proofErr w:type="spellEnd"/>
+      <w:r>
+        <w:rPr>
+          <w:rFonts w:ascii="Consolas" w:eastAsia="Times New Roman" w:hAnsi="Consolas" w:cs="Times New Roman"/>
+          <w:color w:val="BBBEBF"/>
+          <w:kern w:val="0"/>
+          <w:sz w:val="21"/>
+          <w:szCs w:val="21"/>
+          <w:lang w:eastAsia="en-GB"/>
+          <w14:ligatures w14:val="none"/>
+        </w:rPr>
+        <w:t xml:space="preserve"> </w:t>
+      </w:r>
+      <w:r>
+        <w:rPr>
+          <w:rFonts w:ascii="Consolas" w:eastAsia="Times New Roman" w:hAnsi="Consolas" w:cs="Times New Roman"/>
+          <w:color w:val="D4D4D4"/>
+          <w:kern w:val="0"/>
+          <w:sz w:val="21"/>
+          <w:szCs w:val="21"/>
+          <w:lang w:eastAsia="en-GB"/>
+          <w14:ligatures w14:val="none"/>
+        </w:rPr>
+        <w:t>&lt;&lt;</w:t>
+      </w:r>
+      <w:r>
+        <w:rPr>
+          <w:rFonts w:ascii="Consolas" w:eastAsia="Times New Roman" w:hAnsi="Consolas" w:cs="Times New Roman"/>
+          <w:color w:val="BBBEBF"/>
+          <w:kern w:val="0"/>
+          <w:sz w:val="21"/>
+          <w:szCs w:val="21"/>
+          <w:lang w:eastAsia="en-GB"/>
+          <w14:ligatures w14:val="none"/>
+        </w:rPr>
+        <w:t xml:space="preserve"> </w:t>
+      </w:r>
+      <w:r>
+        <w:rPr>
+          <w:rFonts w:ascii="Consolas" w:eastAsia="Times New Roman" w:hAnsi="Consolas" w:cs="Times New Roman"/>
+          <w:color w:val="A5D6FF"/>
+          <w:kern w:val="0"/>
+          <w:sz w:val="21"/>
+          <w:szCs w:val="21"/>
+          <w:lang w:eastAsia="en-GB"/>
+          <w14:ligatures w14:val="none"/>
+        </w:rPr>
+        <w:t>"Choose (1 - 3): "</w:t>
+      </w:r>
+      <w:r>
+        <w:rPr>
+          <w:rFonts w:ascii="Consolas" w:eastAsia="Times New Roman" w:hAnsi="Consolas" w:cs="Times New Roman"/>
+          <w:color w:val="BBBEBF"/>
+          <w:kern w:val="0"/>
+          <w:sz w:val="21"/>
+          <w:szCs w:val="21"/>
+          <w:lang w:eastAsia="en-GB"/>
+          <w14:ligatures w14:val="none"/>
+        </w:rPr>
+        <w:t>;</w:t>
+      </w:r>
+    </w:p>
+    <w:p>
+      <w:pPr>
+        <w:shd w:val="clear" w:color="auto" w:fill="121314"/>
+        <w:spacing w:after="0" w:line="285" w:lineRule="atLeast"/>
+        <w:rPr>
+          <w:rFonts w:ascii="Consolas" w:eastAsia="Times New Roman" w:hAnsi="Consolas" w:cs="Times New Roman"/>
+          <w:color w:val="BBBEBF"/>
+          <w:kern w:val="0"/>
+          <w:sz w:val="21"/>
+          <w:szCs w:val="21"/>
+          <w:lang w:eastAsia="en-GB"/>
+          <w14:ligatures w14:val="none"/>
+        </w:rPr>
+      </w:pPr>
+      <w:r>
+        <w:rPr>
+          <w:rFonts w:ascii="Consolas" w:eastAsia="Times New Roman" w:hAnsi="Consolas" w:cs="Times New Roman"/>
+          <w:color w:val="BBBEBF"/>
+          <w:kern w:val="0"/>
+          <w:sz w:val="21"/>
+          <w:szCs w:val="21"/>
+          <w:lang w:eastAsia="en-GB"/>
+          <w14:ligatures w14:val="none"/>
+        </w:rPr>
+        <w:t xml:space="preserve">    </w:t>
+      </w:r>
+      <w:proofErr w:type="spellStart"/>
+      <w:r>
+        <w:rPr>
+          <w:rFonts w:ascii="Consolas" w:eastAsia="Times New Roman" w:hAnsi="Consolas" w:cs="Times New Roman"/>
+          <w:color w:val="C9D1D9"/>
+          <w:kern w:val="0"/>
+          <w:sz w:val="21"/>
+          <w:szCs w:val="21"/>
+          <w:lang w:eastAsia="en-GB"/>
+          <w14:ligatures w14:val="none"/>
+        </w:rPr>
+        <w:t>cin</w:t>
+      </w:r>
+      <w:proofErr w:type="spellEnd"/>
+      <w:r>
+        <w:rPr>
+          <w:rFonts w:ascii="Consolas" w:eastAsia="Times New Roman" w:hAnsi="Consolas" w:cs="Times New Roman"/>
+          <w:color w:val="BBBEBF"/>
+          <w:kern w:val="0"/>
+          <w:sz w:val="21"/>
+          <w:szCs w:val="21"/>
+          <w:lang w:eastAsia="en-GB"/>
+          <w14:ligatures w14:val="none"/>
+        </w:rPr>
+        <w:t xml:space="preserve"> </w:t>
+      </w:r>
+      <w:r>
+        <w:rPr>
+          <w:rFonts w:ascii="Consolas" w:eastAsia="Times New Roman" w:hAnsi="Consolas" w:cs="Times New Roman"/>
+          <w:color w:val="D4D4D4"/>
+          <w:kern w:val="0"/>
+          <w:sz w:val="21"/>
+          <w:szCs w:val="21"/>
+          <w:lang w:eastAsia="en-GB"/>
+          <w14:ligatures w14:val="none"/>
+        </w:rPr>
+        <w:t>&gt;&gt;</w:t>
+      </w:r>
+      <w:r>
+        <w:rPr>
+          <w:rFonts w:ascii="Consolas" w:eastAsia="Times New Roman" w:hAnsi="Consolas" w:cs="Times New Roman"/>
+          <w:color w:val="BBBEBF"/>
+          <w:kern w:val="0"/>
+          <w:sz w:val="21"/>
+          <w:szCs w:val="21"/>
+          <w:lang w:eastAsia="en-GB"/>
+          <w14:ligatures w14:val="none"/>
+        </w:rPr>
+        <w:t xml:space="preserve"> </w:t>
+      </w:r>
+      <w:r>
+        <w:rPr>
+          <w:rFonts w:ascii="Consolas" w:eastAsia="Times New Roman" w:hAnsi="Consolas" w:cs="Times New Roman"/>
+          <w:color w:val="C9D1D9"/>
+          <w:kern w:val="0"/>
+          <w:sz w:val="21"/>
+          <w:szCs w:val="21"/>
+          <w:lang w:eastAsia="en-GB"/>
+          <w14:ligatures w14:val="none"/>
+        </w:rPr>
+        <w:t>Integer</w:t>
+      </w:r>
+      <w:r>
+        <w:rPr>
+          <w:rFonts w:ascii="Consolas" w:eastAsia="Times New Roman" w:hAnsi="Consolas" w:cs="Times New Roman"/>
+          <w:color w:val="BBBEBF"/>
+          <w:kern w:val="0"/>
+          <w:sz w:val="21"/>
+          <w:szCs w:val="21"/>
+          <w:lang w:eastAsia="en-GB"/>
+          <w14:ligatures w14:val="none"/>
+        </w:rPr>
+        <w:t>;</w:t>
+      </w:r>
+    </w:p>
+    <w:p>
+      <w:pPr>
+        <w:shd w:val="clear" w:color="auto" w:fill="121314"/>
+        <w:spacing w:after="0" w:line="285" w:lineRule="atLeast"/>
+        <w:rPr>
+          <w:rFonts w:ascii="Consolas" w:eastAsia="Times New Roman" w:hAnsi="Consolas" w:cs="Times New Roman"/>
+          <w:color w:val="BBBEBF"/>
+          <w:kern w:val="0"/>
+          <w:sz w:val="21"/>
+          <w:szCs w:val="21"/>
+          <w:lang w:eastAsia="en-GB"/>
+          <w14:ligatures w14:val="none"/>
+        </w:rPr>
+      </w:pPr>
+      <w:r>
+        <w:rPr>
+          <w:rFonts w:ascii="Consolas" w:eastAsia="Times New Roman" w:hAnsi="Consolas" w:cs="Times New Roman"/>
+          <w:color w:val="BBBEBF"/>
+          <w:kern w:val="0"/>
+          <w:sz w:val="21"/>
+          <w:szCs w:val="21"/>
+          <w:lang w:eastAsia="en-GB"/>
+          <w14:ligatures w14:val="none"/>
+        </w:rPr>
+        <w:t xml:space="preserve">    </w:t>
+      </w:r>
+      <w:proofErr w:type="gramStart"/>
+      <w:r>
+        <w:rPr>
+          <w:rFonts w:ascii="Consolas" w:eastAsia="Times New Roman" w:hAnsi="Consolas" w:cs="Times New Roman"/>
+          <w:color w:val="C586C0"/>
+          <w:kern w:val="0"/>
+          <w:sz w:val="21"/>
+          <w:szCs w:val="21"/>
+          <w:lang w:eastAsia="en-GB"/>
+          <w14:ligatures w14:val="none"/>
+        </w:rPr>
+        <w:t>do</w:t>
+      </w:r>
+      <w:r>
+        <w:rPr>
+          <w:rFonts w:ascii="Consolas" w:eastAsia="Times New Roman" w:hAnsi="Consolas" w:cs="Times New Roman"/>
+          <w:color w:val="C9D1D9"/>
+          <w:kern w:val="0"/>
+          <w:sz w:val="21"/>
+          <w:szCs w:val="21"/>
+          <w:lang w:eastAsia="en-GB"/>
+          <w14:ligatures w14:val="none"/>
+        </w:rPr>
+        <w:t>{</w:t>
+      </w:r>
+      <w:proofErr w:type="gramEnd"/>
+    </w:p>
+    <w:p>
+      <w:pPr>
+        <w:shd w:val="clear" w:color="auto" w:fill="121314"/>
+        <w:spacing w:after="0" w:line="285" w:lineRule="atLeast"/>
+        <w:rPr>
+          <w:rFonts w:ascii="Consolas" w:eastAsia="Times New Roman" w:hAnsi="Consolas" w:cs="Times New Roman"/>
+          <w:color w:val="BBBEBF"/>
+          <w:kern w:val="0"/>
+          <w:sz w:val="21"/>
+          <w:szCs w:val="21"/>
+          <w:lang w:eastAsia="en-GB"/>
+          <w14:ligatures w14:val="none"/>
+        </w:rPr>
+      </w:pPr>
+      <w:r>
+        <w:rPr>
+          <w:rFonts w:ascii="Consolas" w:eastAsia="Times New Roman" w:hAnsi="Consolas" w:cs="Times New Roman"/>
+          <w:color w:val="C9D1D9"/>
+          <w:kern w:val="0"/>
+          <w:sz w:val="21"/>
+          <w:szCs w:val="21"/>
+          <w:lang w:eastAsia="en-GB"/>
+          <w14:ligatures w14:val="none"/>
+        </w:rPr>
+        <w:t xml:space="preserve">        </w:t>
+      </w:r>
+      <w:r>
+        <w:rPr>
+          <w:rFonts w:ascii="Consolas" w:eastAsia="Times New Roman" w:hAnsi="Consolas" w:cs="Times New Roman"/>
+          <w:color w:val="C586C0"/>
+          <w:kern w:val="0"/>
+          <w:sz w:val="21"/>
+          <w:szCs w:val="21"/>
+          <w:lang w:eastAsia="en-GB"/>
+          <w14:ligatures w14:val="none"/>
+        </w:rPr>
+        <w:t>if</w:t>
+      </w:r>
+      <w:r>
+        <w:rPr>
+          <w:rFonts w:ascii="Consolas" w:eastAsia="Times New Roman" w:hAnsi="Consolas" w:cs="Times New Roman"/>
+          <w:color w:val="C9D1D9"/>
+          <w:kern w:val="0"/>
+          <w:sz w:val="21"/>
+          <w:szCs w:val="21"/>
+          <w:lang w:eastAsia="en-GB"/>
+          <w14:ligatures w14:val="none"/>
+        </w:rPr>
+        <w:t xml:space="preserve"> (Integer </w:t>
+      </w:r>
+      <w:r>
+        <w:rPr>
+          <w:rFonts w:ascii="Consolas" w:eastAsia="Times New Roman" w:hAnsi="Consolas" w:cs="Times New Roman"/>
+          <w:color w:val="D4D4D4"/>
+          <w:kern w:val="0"/>
+          <w:sz w:val="21"/>
+          <w:szCs w:val="21"/>
+          <w:lang w:eastAsia="en-GB"/>
+          <w14:ligatures w14:val="none"/>
+        </w:rPr>
+        <w:t>&lt;=</w:t>
+      </w:r>
+      <w:r>
+        <w:rPr>
+          <w:rFonts w:ascii="Consolas" w:eastAsia="Times New Roman" w:hAnsi="Consolas" w:cs="Times New Roman"/>
+          <w:color w:val="C9D1D9"/>
+          <w:kern w:val="0"/>
+          <w:sz w:val="21"/>
+          <w:szCs w:val="21"/>
+          <w:lang w:eastAsia="en-GB"/>
+          <w14:ligatures w14:val="none"/>
+        </w:rPr>
+        <w:t xml:space="preserve"> </w:t>
+      </w:r>
+      <w:r>
+        <w:rPr>
+          <w:rFonts w:ascii="Consolas" w:eastAsia="Times New Roman" w:hAnsi="Consolas" w:cs="Times New Roman"/>
+          <w:color w:val="B5CEA8"/>
+          <w:kern w:val="0"/>
+          <w:sz w:val="21"/>
+          <w:szCs w:val="21"/>
+          <w:lang w:eastAsia="en-GB"/>
+          <w14:ligatures w14:val="none"/>
+        </w:rPr>
+        <w:t>0</w:t>
+      </w:r>
+      <w:r>
+        <w:rPr>
+          <w:rFonts w:ascii="Consolas" w:eastAsia="Times New Roman" w:hAnsi="Consolas" w:cs="Times New Roman"/>
+          <w:color w:val="C9D1D9"/>
+          <w:kern w:val="0"/>
+          <w:sz w:val="21"/>
+          <w:szCs w:val="21"/>
+          <w:lang w:eastAsia="en-GB"/>
+          <w14:ligatures w14:val="none"/>
+        </w:rPr>
+        <w:t xml:space="preserve"> </w:t>
+      </w:r>
+      <w:r>
+        <w:rPr>
+          <w:rFonts w:ascii="Consolas" w:eastAsia="Times New Roman" w:hAnsi="Consolas" w:cs="Times New Roman"/>
+          <w:color w:val="D4D4D4"/>
+          <w:kern w:val="0"/>
+          <w:sz w:val="21"/>
+          <w:szCs w:val="21"/>
+          <w:lang w:eastAsia="en-GB"/>
+          <w14:ligatures w14:val="none"/>
+        </w:rPr>
+        <w:t>||</w:t>
+      </w:r>
+      <w:r>
+        <w:rPr>
+          <w:rFonts w:ascii="Consolas" w:eastAsia="Times New Roman" w:hAnsi="Consolas" w:cs="Times New Roman"/>
+          <w:color w:val="C9D1D9"/>
+          <w:kern w:val="0"/>
+          <w:sz w:val="21"/>
+          <w:szCs w:val="21"/>
+          <w:lang w:eastAsia="en-GB"/>
+          <w14:ligatures w14:val="none"/>
+        </w:rPr>
+        <w:t xml:space="preserve"> Integer </w:t>
+      </w:r>
+      <w:r>
+        <w:rPr>
+          <w:rFonts w:ascii="Consolas" w:eastAsia="Times New Roman" w:hAnsi="Consolas" w:cs="Times New Roman"/>
+          <w:color w:val="D4D4D4"/>
+          <w:kern w:val="0"/>
+          <w:sz w:val="21"/>
+          <w:szCs w:val="21"/>
+          <w:lang w:eastAsia="en-GB"/>
+          <w14:ligatures w14:val="none"/>
+        </w:rPr>
+        <w:t>&gt;</w:t>
+      </w:r>
+      <w:r>
+        <w:rPr>
+          <w:rFonts w:ascii="Consolas" w:eastAsia="Times New Roman" w:hAnsi="Consolas" w:cs="Times New Roman"/>
+          <w:color w:val="C9D1D9"/>
+          <w:kern w:val="0"/>
+          <w:sz w:val="21"/>
+          <w:szCs w:val="21"/>
+          <w:lang w:eastAsia="en-GB"/>
+          <w14:ligatures w14:val="none"/>
+        </w:rPr>
+        <w:t xml:space="preserve"> </w:t>
+      </w:r>
+      <w:r>
+        <w:rPr>
+          <w:rFonts w:ascii="Consolas" w:eastAsia="Times New Roman" w:hAnsi="Consolas" w:cs="Times New Roman"/>
+          <w:color w:val="B5CEA8"/>
+          <w:kern w:val="0"/>
+          <w:sz w:val="21"/>
+          <w:szCs w:val="21"/>
+          <w:lang w:eastAsia="en-GB"/>
+          <w14:ligatures w14:val="none"/>
+        </w:rPr>
+        <w:t>3</w:t>
+      </w:r>
+      <w:r>
+        <w:rPr>
+          <w:rFonts w:ascii="Consolas" w:eastAsia="Times New Roman" w:hAnsi="Consolas" w:cs="Times New Roman"/>
+          <w:color w:val="C9D1D9"/>
+          <w:kern w:val="0"/>
+          <w:sz w:val="21"/>
+          <w:szCs w:val="21"/>
+          <w:lang w:eastAsia="en-GB"/>
+          <w14:ligatures w14:val="none"/>
+        </w:rPr>
+        <w:t>)</w:t>
+      </w:r>
+    </w:p>
+    <w:p>
+      <w:pPr>
+        <w:shd w:val="clear" w:color="auto" w:fill="121314"/>
+        <w:spacing w:after="0" w:line="285" w:lineRule="atLeast"/>
+        <w:rPr>
+          <w:rFonts w:ascii="Consolas" w:eastAsia="Times New Roman" w:hAnsi="Consolas" w:cs="Times New Roman"/>
+          <w:color w:val="BBBEBF"/>
+          <w:kern w:val="0"/>
+          <w:sz w:val="21"/>
+          <w:szCs w:val="21"/>
+          <w:lang w:eastAsia="en-GB"/>
+          <w14:ligatures w14:val="none"/>
+        </w:rPr>
+      </w:pPr>
+      <w:r>
+        <w:rPr>
+          <w:rFonts w:ascii="Consolas" w:eastAsia="Times New Roman" w:hAnsi="Consolas" w:cs="Times New Roman"/>
+          <w:color w:val="C9D1D9"/>
+          <w:kern w:val="0"/>
+          <w:sz w:val="21"/>
+          <w:szCs w:val="21"/>
+          <w:lang w:eastAsia="en-GB"/>
+          <w14:ligatures w14:val="none"/>
+        </w:rPr>
+        <w:t>        {</w:t>
+      </w:r>
+    </w:p>
+    <w:p>
+      <w:pPr>
+        <w:shd w:val="clear" w:color="auto" w:fill="121314"/>
+        <w:spacing w:after="0" w:line="285" w:lineRule="atLeast"/>
+        <w:rPr>
+          <w:rFonts w:ascii="Consolas" w:eastAsia="Times New Roman" w:hAnsi="Consolas" w:cs="Times New Roman"/>
+          <w:color w:val="BBBEBF"/>
+          <w:kern w:val="0"/>
+          <w:sz w:val="21"/>
+          <w:szCs w:val="21"/>
+          <w:lang w:eastAsia="en-GB"/>
+          <w14:ligatures w14:val="none"/>
+        </w:rPr>
+      </w:pPr>
+      <w:r>
+        <w:rPr>
+          <w:rFonts w:ascii="Consolas" w:eastAsia="Times New Roman" w:hAnsi="Consolas" w:cs="Times New Roman"/>
+          <w:color w:val="C9D1D9"/>
+          <w:kern w:val="0"/>
+          <w:sz w:val="21"/>
+          <w:szCs w:val="21"/>
+          <w:lang w:eastAsia="en-GB"/>
+          <w14:ligatures w14:val="none"/>
+        </w:rPr>
+        <w:t xml:space="preserve">            </w:t>
+      </w:r>
+      <w:proofErr w:type="spellStart"/>
+      <w:r>
+        <w:rPr>
+          <w:rFonts w:ascii="Consolas" w:eastAsia="Times New Roman" w:hAnsi="Consolas" w:cs="Times New Roman"/>
+          <w:color w:val="C9D1D9"/>
+          <w:kern w:val="0"/>
+          <w:sz w:val="21"/>
+          <w:szCs w:val="21"/>
+          <w:lang w:eastAsia="en-GB"/>
+          <w14:ligatures w14:val="none"/>
+        </w:rPr>
+        <w:t>cout</w:t>
+      </w:r>
+      <w:proofErr w:type="spellEnd"/>
+      <w:r>
+        <w:rPr>
+          <w:rFonts w:ascii="Consolas" w:eastAsia="Times New Roman" w:hAnsi="Consolas" w:cs="Times New Roman"/>
+          <w:color w:val="C9D1D9"/>
+          <w:kern w:val="0"/>
+          <w:sz w:val="21"/>
+          <w:szCs w:val="21"/>
+          <w:lang w:eastAsia="en-GB"/>
+          <w14:ligatures w14:val="none"/>
+        </w:rPr>
+        <w:t xml:space="preserve"> </w:t>
+      </w:r>
+      <w:r>
+        <w:rPr>
+          <w:rFonts w:ascii="Consolas" w:eastAsia="Times New Roman" w:hAnsi="Consolas" w:cs="Times New Roman"/>
+          <w:color w:val="D4D4D4"/>
+          <w:kern w:val="0"/>
+          <w:sz w:val="21"/>
+          <w:szCs w:val="21"/>
+          <w:lang w:eastAsia="en-GB"/>
+          <w14:ligatures w14:val="none"/>
+        </w:rPr>
+        <w:t>&lt;&lt;</w:t>
+      </w:r>
+      <w:r>
+        <w:rPr>
+          <w:rFonts w:ascii="Consolas" w:eastAsia="Times New Roman" w:hAnsi="Consolas" w:cs="Times New Roman"/>
+          <w:color w:val="C9D1D9"/>
+          <w:kern w:val="0"/>
+          <w:sz w:val="21"/>
+          <w:szCs w:val="21"/>
+          <w:lang w:eastAsia="en-GB"/>
+          <w14:ligatures w14:val="none"/>
+        </w:rPr>
+        <w:t xml:space="preserve"> </w:t>
+      </w:r>
+      <w:r>
+        <w:rPr>
+          <w:rFonts w:ascii="Consolas" w:eastAsia="Times New Roman" w:hAnsi="Consolas" w:cs="Times New Roman"/>
+          <w:color w:val="A5D6FF"/>
+          <w:kern w:val="0"/>
+          <w:sz w:val="21"/>
+          <w:szCs w:val="21"/>
+          <w:lang w:eastAsia="en-GB"/>
+          <w14:ligatures w14:val="none"/>
+        </w:rPr>
+        <w:t>"Please try again with a number in the range from 1 to 3, Sir!"</w:t>
+      </w:r>
+      <w:r>
+        <w:rPr>
+          <w:rFonts w:ascii="Consolas" w:eastAsia="Times New Roman" w:hAnsi="Consolas" w:cs="Times New Roman"/>
+          <w:color w:val="C9D1D9"/>
+          <w:kern w:val="0"/>
+          <w:sz w:val="21"/>
+          <w:szCs w:val="21"/>
+          <w:lang w:eastAsia="en-GB"/>
+          <w14:ligatures w14:val="none"/>
+        </w:rPr>
+        <w:t xml:space="preserve"> </w:t>
+      </w:r>
+      <w:r>
+        <w:rPr>
+          <w:rFonts w:ascii="Consolas" w:eastAsia="Times New Roman" w:hAnsi="Consolas" w:cs="Times New Roman"/>
+          <w:color w:val="D4D4D4"/>
+          <w:kern w:val="0"/>
+          <w:sz w:val="21"/>
+          <w:szCs w:val="21"/>
+          <w:lang w:eastAsia="en-GB"/>
+          <w14:ligatures w14:val="none"/>
+        </w:rPr>
+        <w:t>&lt;&lt;</w:t>
+      </w:r>
+      <w:r>
+        <w:rPr>
+          <w:rFonts w:ascii="Consolas" w:eastAsia="Times New Roman" w:hAnsi="Consolas" w:cs="Times New Roman"/>
+          <w:color w:val="C9D1D9"/>
+          <w:kern w:val="0"/>
+          <w:sz w:val="21"/>
+          <w:szCs w:val="21"/>
+          <w:lang w:eastAsia="en-GB"/>
+          <w14:ligatures w14:val="none"/>
+        </w:rPr>
+        <w:t xml:space="preserve"> </w:t>
+      </w:r>
+      <w:proofErr w:type="spellStart"/>
+      <w:r>
+        <w:rPr>
+          <w:rFonts w:ascii="Consolas" w:eastAsia="Times New Roman" w:hAnsi="Consolas" w:cs="Times New Roman"/>
+          <w:color w:val="C9D1D9"/>
+          <w:kern w:val="0"/>
+          <w:sz w:val="21"/>
+          <w:szCs w:val="21"/>
+          <w:lang w:eastAsia="en-GB"/>
+          <w14:ligatures w14:val="none"/>
+        </w:rPr>
+        <w:t>endl</w:t>
+      </w:r>
+      <w:proofErr w:type="spellEnd"/>
+      <w:r>
+        <w:rPr>
+          <w:rFonts w:ascii="Consolas" w:eastAsia="Times New Roman" w:hAnsi="Consolas" w:cs="Times New Roman"/>
+          <w:color w:val="C9D1D9"/>
+          <w:kern w:val="0"/>
+          <w:sz w:val="21"/>
+          <w:szCs w:val="21"/>
+          <w:lang w:eastAsia="en-GB"/>
+          <w14:ligatures w14:val="none"/>
+        </w:rPr>
+        <w:t>;</w:t>
+      </w:r>
+    </w:p>
+    <w:p>
+      <w:pPr>
+        <w:shd w:val="clear" w:color="auto" w:fill="121314"/>
+        <w:spacing w:after="0" w:line="285" w:lineRule="atLeast"/>
+        <w:rPr>
+          <w:rFonts w:ascii="Consolas" w:eastAsia="Times New Roman" w:hAnsi="Consolas" w:cs="Times New Roman"/>
+          <w:color w:val="BBBEBF"/>
+          <w:kern w:val="0"/>
+          <w:sz w:val="21"/>
+          <w:szCs w:val="21"/>
+          <w:lang w:eastAsia="en-GB"/>
+          <w14:ligatures w14:val="none"/>
+        </w:rPr>
+      </w:pPr>
+      <w:r>
+        <w:rPr>
+          <w:rFonts w:ascii="Consolas" w:eastAsia="Times New Roman" w:hAnsi="Consolas" w:cs="Times New Roman"/>
+          <w:color w:val="C9D1D9"/>
+          <w:kern w:val="0"/>
+          <w:sz w:val="21"/>
+          <w:szCs w:val="21"/>
+          <w:lang w:eastAsia="en-GB"/>
+          <w14:ligatures w14:val="none"/>
+        </w:rPr>
+        <w:t xml:space="preserve">            state </w:t>
+      </w:r>
+      <w:r>
+        <w:rPr>
+          <w:rFonts w:ascii="Consolas" w:eastAsia="Times New Roman" w:hAnsi="Consolas" w:cs="Times New Roman"/>
+          <w:color w:val="D4D4D4"/>
+          <w:kern w:val="0"/>
+          <w:sz w:val="21"/>
+          <w:szCs w:val="21"/>
+          <w:lang w:eastAsia="en-GB"/>
+          <w14:ligatures w14:val="none"/>
+        </w:rPr>
+        <w:t>=</w:t>
+      </w:r>
+      <w:r>
+        <w:rPr>
+          <w:rFonts w:ascii="Consolas" w:eastAsia="Times New Roman" w:hAnsi="Consolas" w:cs="Times New Roman"/>
+          <w:color w:val="C9D1D9"/>
+          <w:kern w:val="0"/>
+          <w:sz w:val="21"/>
+          <w:szCs w:val="21"/>
+          <w:lang w:eastAsia="en-GB"/>
+          <w14:ligatures w14:val="none"/>
+        </w:rPr>
+        <w:t xml:space="preserve"> </w:t>
+      </w:r>
+      <w:r>
+        <w:rPr>
+          <w:rFonts w:ascii="Consolas" w:eastAsia="Times New Roman" w:hAnsi="Consolas" w:cs="Times New Roman"/>
+          <w:color w:val="569CD6"/>
+          <w:kern w:val="0"/>
+          <w:sz w:val="21"/>
+          <w:szCs w:val="21"/>
+          <w:lang w:eastAsia="en-GB"/>
+          <w14:ligatures w14:val="none"/>
+        </w:rPr>
+        <w:t>false</w:t>
+      </w:r>
+      <w:r>
+        <w:rPr>
+          <w:rFonts w:ascii="Consolas" w:eastAsia="Times New Roman" w:hAnsi="Consolas" w:cs="Times New Roman"/>
+          <w:color w:val="C9D1D9"/>
+          <w:kern w:val="0"/>
+          <w:sz w:val="21"/>
+          <w:szCs w:val="21"/>
+          <w:lang w:eastAsia="en-GB"/>
+          <w14:ligatures w14:val="none"/>
+        </w:rPr>
+        <w:t>;</w:t>
+      </w:r>
+    </w:p>
+    <w:p>
+      <w:pPr>
+        <w:shd w:val="clear" w:color="auto" w:fill="121314"/>
+        <w:spacing w:after="0" w:line="285" w:lineRule="atLeast"/>
+        <w:rPr>
+          <w:rFonts w:ascii="Consolas" w:eastAsia="Times New Roman" w:hAnsi="Consolas" w:cs="Times New Roman"/>
+          <w:color w:val="BBBEBF"/>
+          <w:kern w:val="0"/>
+          <w:sz w:val="21"/>
+          <w:szCs w:val="21"/>
+          <w:lang w:eastAsia="en-GB"/>
+          <w14:ligatures w14:val="none"/>
+        </w:rPr>
+      </w:pPr>
+      <w:r>
+        <w:rPr>
+          <w:rFonts w:ascii="Consolas" w:eastAsia="Times New Roman" w:hAnsi="Consolas" w:cs="Times New Roman"/>
+          <w:color w:val="C9D1D9"/>
+          <w:kern w:val="0"/>
+          <w:sz w:val="21"/>
+          <w:szCs w:val="21"/>
+          <w:lang w:eastAsia="en-GB"/>
+          <w14:ligatures w14:val="none"/>
+        </w:rPr>
+        <w:t xml:space="preserve">            </w:t>
+      </w:r>
+      <w:proofErr w:type="spellStart"/>
+      <w:r>
+        <w:rPr>
+          <w:rFonts w:ascii="Consolas" w:eastAsia="Times New Roman" w:hAnsi="Consolas" w:cs="Times New Roman"/>
+          <w:color w:val="C9D1D9"/>
+          <w:kern w:val="0"/>
+          <w:sz w:val="21"/>
+          <w:szCs w:val="21"/>
+          <w:lang w:eastAsia="en-GB"/>
+          <w14:ligatures w14:val="none"/>
+        </w:rPr>
+        <w:t>cout</w:t>
+      </w:r>
+      <w:proofErr w:type="spellEnd"/>
+      <w:r>
+        <w:rPr>
+          <w:rFonts w:ascii="Consolas" w:eastAsia="Times New Roman" w:hAnsi="Consolas" w:cs="Times New Roman"/>
+          <w:color w:val="C9D1D9"/>
+          <w:kern w:val="0"/>
+          <w:sz w:val="21"/>
+          <w:szCs w:val="21"/>
+          <w:lang w:eastAsia="en-GB"/>
+          <w14:ligatures w14:val="none"/>
+        </w:rPr>
+        <w:t xml:space="preserve"> </w:t>
+      </w:r>
+      <w:r>
+        <w:rPr>
+          <w:rFonts w:ascii="Consolas" w:eastAsia="Times New Roman" w:hAnsi="Consolas" w:cs="Times New Roman"/>
+          <w:color w:val="D4D4D4"/>
+          <w:kern w:val="0"/>
+          <w:sz w:val="21"/>
+          <w:szCs w:val="21"/>
+          <w:lang w:eastAsia="en-GB"/>
+          <w14:ligatures w14:val="none"/>
+        </w:rPr>
+        <w:t>&lt;&lt;</w:t>
+      </w:r>
+      <w:r>
+        <w:rPr>
+          <w:rFonts w:ascii="Consolas" w:eastAsia="Times New Roman" w:hAnsi="Consolas" w:cs="Times New Roman"/>
+          <w:color w:val="C9D1D9"/>
+          <w:kern w:val="0"/>
+          <w:sz w:val="21"/>
+          <w:szCs w:val="21"/>
+          <w:lang w:eastAsia="en-GB"/>
+          <w14:ligatures w14:val="none"/>
+        </w:rPr>
+        <w:t xml:space="preserve"> </w:t>
+      </w:r>
+      <w:r>
+        <w:rPr>
+          <w:rFonts w:ascii="Consolas" w:eastAsia="Times New Roman" w:hAnsi="Consolas" w:cs="Times New Roman"/>
+          <w:color w:val="A5D6FF"/>
+          <w:kern w:val="0"/>
+          <w:sz w:val="21"/>
+          <w:szCs w:val="21"/>
+          <w:lang w:eastAsia="en-GB"/>
+          <w14:ligatures w14:val="none"/>
+        </w:rPr>
+        <w:t>"Choose (1 - 3): "</w:t>
+      </w:r>
+      <w:r>
+        <w:rPr>
+          <w:rFonts w:ascii="Consolas" w:eastAsia="Times New Roman" w:hAnsi="Consolas" w:cs="Times New Roman"/>
+          <w:color w:val="C9D1D9"/>
+          <w:kern w:val="0"/>
+          <w:sz w:val="21"/>
+          <w:szCs w:val="21"/>
+          <w:lang w:eastAsia="en-GB"/>
+          <w14:ligatures w14:val="none"/>
+        </w:rPr>
+        <w:t>;</w:t>
+      </w:r>
+    </w:p>
+    <w:p>
+      <w:pPr>
+        <w:shd w:val="clear" w:color="auto" w:fill="121314"/>
+        <w:spacing w:after="0" w:line="285" w:lineRule="atLeast"/>
+        <w:rPr>
+          <w:rFonts w:ascii="Consolas" w:eastAsia="Times New Roman" w:hAnsi="Consolas" w:cs="Times New Roman"/>
+          <w:color w:val="BBBEBF"/>
+          <w:kern w:val="0"/>
+          <w:sz w:val="21"/>
+          <w:szCs w:val="21"/>
+          <w:lang w:eastAsia="en-GB"/>
+          <w14:ligatures w14:val="none"/>
+        </w:rPr>
+      </w:pPr>
+      <w:r>
+        <w:rPr>
+          <w:rFonts w:ascii="Consolas" w:eastAsia="Times New Roman" w:hAnsi="Consolas" w:cs="Times New Roman"/>
+          <w:color w:val="C9D1D9"/>
+          <w:kern w:val="0"/>
+          <w:sz w:val="21"/>
+          <w:szCs w:val="21"/>
+          <w:lang w:eastAsia="en-GB"/>
+          <w14:ligatures w14:val="none"/>
+        </w:rPr>
+        <w:t xml:space="preserve">            </w:t>
+      </w:r>
+      <w:proofErr w:type="spellStart"/>
+      <w:r>
+        <w:rPr>
+          <w:rFonts w:ascii="Consolas" w:eastAsia="Times New Roman" w:hAnsi="Consolas" w:cs="Times New Roman"/>
+          <w:color w:val="C9D1D9"/>
+          <w:kern w:val="0"/>
+          <w:sz w:val="21"/>
+          <w:szCs w:val="21"/>
+          <w:lang w:eastAsia="en-GB"/>
+          <w14:ligatures w14:val="none"/>
+        </w:rPr>
+        <w:t>cin</w:t>
+      </w:r>
+      <w:proofErr w:type="spellEnd"/>
+      <w:r>
+        <w:rPr>
+          <w:rFonts w:ascii="Consolas" w:eastAsia="Times New Roman" w:hAnsi="Consolas" w:cs="Times New Roman"/>
+          <w:color w:val="C9D1D9"/>
+          <w:kern w:val="0"/>
+          <w:sz w:val="21"/>
+          <w:szCs w:val="21"/>
+          <w:lang w:eastAsia="en-GB"/>
+          <w14:ligatures w14:val="none"/>
+        </w:rPr>
+        <w:t xml:space="preserve"> </w:t>
+      </w:r>
+      <w:r>
+        <w:rPr>
+          <w:rFonts w:ascii="Consolas" w:eastAsia="Times New Roman" w:hAnsi="Consolas" w:cs="Times New Roman"/>
+          <w:color w:val="D4D4D4"/>
+          <w:kern w:val="0"/>
+          <w:sz w:val="21"/>
+          <w:szCs w:val="21"/>
+          <w:lang w:eastAsia="en-GB"/>
+          <w14:ligatures w14:val="none"/>
+        </w:rPr>
+        <w:t>&gt;&gt;</w:t>
+      </w:r>
+      <w:r>
+        <w:rPr>
+          <w:rFonts w:ascii="Consolas" w:eastAsia="Times New Roman" w:hAnsi="Consolas" w:cs="Times New Roman"/>
+          <w:color w:val="C9D1D9"/>
+          <w:kern w:val="0"/>
+          <w:sz w:val="21"/>
+          <w:szCs w:val="21"/>
+          <w:lang w:eastAsia="en-GB"/>
+          <w14:ligatures w14:val="none"/>
+        </w:rPr>
+        <w:t xml:space="preserve"> Integer;</w:t>
+      </w:r>
+    </w:p>
+    <w:p>
+      <w:pPr>
+        <w:shd w:val="clear" w:color="auto" w:fill="121314"/>
+        <w:spacing w:after="0" w:line="285" w:lineRule="atLeast"/>
+        <w:rPr>
+          <w:rFonts w:ascii="Consolas" w:eastAsia="Times New Roman" w:hAnsi="Consolas" w:cs="Times New Roman"/>
+          <w:color w:val="BBBEBF"/>
+          <w:kern w:val="0"/>
+          <w:sz w:val="21"/>
+          <w:szCs w:val="21"/>
+          <w:lang w:eastAsia="en-GB"/>
+          <w14:ligatures w14:val="none"/>
+        </w:rPr>
+      </w:pPr>
+      <w:r>
+        <w:rPr>
+          <w:rFonts w:ascii="Consolas" w:eastAsia="Times New Roman" w:hAnsi="Consolas" w:cs="Times New Roman"/>
+          <w:color w:val="C9D1D9"/>
+          <w:kern w:val="0"/>
+          <w:sz w:val="21"/>
+          <w:szCs w:val="21"/>
+          <w:lang w:eastAsia="en-GB"/>
+          <w14:ligatures w14:val="none"/>
+        </w:rPr>
+        <w:t xml:space="preserve">            state </w:t>
+      </w:r>
+      <w:r>
+        <w:rPr>
+          <w:rFonts w:ascii="Consolas" w:eastAsia="Times New Roman" w:hAnsi="Consolas" w:cs="Times New Roman"/>
+          <w:color w:val="D4D4D4"/>
+          <w:kern w:val="0"/>
+          <w:sz w:val="21"/>
+          <w:szCs w:val="21"/>
+          <w:lang w:eastAsia="en-GB"/>
+          <w14:ligatures w14:val="none"/>
+        </w:rPr>
+        <w:t>=</w:t>
+      </w:r>
+      <w:r>
+        <w:rPr>
+          <w:rFonts w:ascii="Consolas" w:eastAsia="Times New Roman" w:hAnsi="Consolas" w:cs="Times New Roman"/>
+          <w:color w:val="C9D1D9"/>
+          <w:kern w:val="0"/>
+          <w:sz w:val="21"/>
+          <w:szCs w:val="21"/>
+          <w:lang w:eastAsia="en-GB"/>
+          <w14:ligatures w14:val="none"/>
+        </w:rPr>
+        <w:t xml:space="preserve"> </w:t>
+      </w:r>
+      <w:r>
+        <w:rPr>
+          <w:rFonts w:ascii="Consolas" w:eastAsia="Times New Roman" w:hAnsi="Consolas" w:cs="Times New Roman"/>
+          <w:color w:val="569CD6"/>
+          <w:kern w:val="0"/>
+          <w:sz w:val="21"/>
+          <w:szCs w:val="21"/>
+          <w:lang w:eastAsia="en-GB"/>
+          <w14:ligatures w14:val="none"/>
+        </w:rPr>
+        <w:t>true</w:t>
+      </w:r>
+      <w:r>
+        <w:rPr>
+          <w:rFonts w:ascii="Consolas" w:eastAsia="Times New Roman" w:hAnsi="Consolas" w:cs="Times New Roman"/>
+          <w:color w:val="C9D1D9"/>
+          <w:kern w:val="0"/>
+          <w:sz w:val="21"/>
+          <w:szCs w:val="21"/>
+          <w:lang w:eastAsia="en-GB"/>
+          <w14:ligatures w14:val="none"/>
+        </w:rPr>
+        <w:t>;</w:t>
+      </w:r>
+    </w:p>
+    <w:p>
+      <w:pPr>
+        <w:shd w:val="clear" w:color="auto" w:fill="121314"/>
+        <w:spacing w:after="0" w:line="285" w:lineRule="atLeast"/>
+        <w:rPr>
+          <w:rFonts w:ascii="Consolas" w:eastAsia="Times New Roman" w:hAnsi="Consolas" w:cs="Times New Roman"/>
+          <w:color w:val="BBBEBF"/>
+          <w:kern w:val="0"/>
+          <w:sz w:val="21"/>
+          <w:szCs w:val="21"/>
+          <w:lang w:eastAsia="en-GB"/>
+          <w14:ligatures w14:val="none"/>
+        </w:rPr>
+      </w:pPr>
+      <w:r>
+        <w:rPr>
+          <w:rFonts w:ascii="Consolas" w:eastAsia="Times New Roman" w:hAnsi="Consolas" w:cs="Times New Roman"/>
+          <w:color w:val="C9D1D9"/>
+          <w:kern w:val="0"/>
+          <w:sz w:val="21"/>
+          <w:szCs w:val="21"/>
+          <w:lang w:eastAsia="en-GB"/>
+          <w14:ligatures w14:val="none"/>
+        </w:rPr>
+        <w:t>        }</w:t>
+      </w:r>
+    </w:p>
+    <w:p>
+      <w:pPr>
+        <w:shd w:val="clear" w:color="auto" w:fill="121314"/>
+        <w:spacing w:after="0" w:line="285" w:lineRule="atLeast"/>
+        <w:rPr>
+          <w:rFonts w:ascii="Consolas" w:eastAsia="Times New Roman" w:hAnsi="Consolas" w:cs="Times New Roman"/>
+          <w:color w:val="BBBEBF"/>
+          <w:kern w:val="0"/>
+          <w:sz w:val="21"/>
+          <w:szCs w:val="21"/>
+          <w:lang w:eastAsia="en-GB"/>
+          <w14:ligatures w14:val="none"/>
+        </w:rPr>
+      </w:pPr>
+      <w:r>
+        <w:rPr>
+          <w:rFonts w:ascii="Consolas" w:eastAsia="Times New Roman" w:hAnsi="Consolas" w:cs="Times New Roman"/>
+          <w:color w:val="C9D1D9"/>
+          <w:kern w:val="0"/>
+          <w:sz w:val="21"/>
+          <w:szCs w:val="21"/>
+          <w:lang w:eastAsia="en-GB"/>
+          <w14:ligatures w14:val="none"/>
+        </w:rPr>
+        <w:t xml:space="preserve">        </w:t>
+      </w:r>
+      <w:r>
+        <w:rPr>
+          <w:rFonts w:ascii="Consolas" w:eastAsia="Times New Roman" w:hAnsi="Consolas" w:cs="Times New Roman"/>
+          <w:color w:val="C586C0"/>
+          <w:kern w:val="0"/>
+          <w:sz w:val="21"/>
+          <w:szCs w:val="21"/>
+          <w:lang w:eastAsia="en-GB"/>
+          <w14:ligatures w14:val="none"/>
+        </w:rPr>
+        <w:t>else</w:t>
+      </w:r>
+    </w:p>
+    <w:p>
+      <w:pPr>
+        <w:shd w:val="clear" w:color="auto" w:fill="121314"/>
+        <w:spacing w:after="0" w:line="285" w:lineRule="atLeast"/>
+        <w:rPr>
+          <w:rFonts w:ascii="Consolas" w:eastAsia="Times New Roman" w:hAnsi="Consolas" w:cs="Times New Roman"/>
+          <w:color w:val="BBBEBF"/>
+          <w:kern w:val="0"/>
+          <w:sz w:val="21"/>
+          <w:szCs w:val="21"/>
+          <w:lang w:eastAsia="en-GB"/>
+          <w14:ligatures w14:val="none"/>
+        </w:rPr>
+      </w:pPr>
+      <w:r>
+        <w:rPr>
+          <w:rFonts w:ascii="Consolas" w:eastAsia="Times New Roman" w:hAnsi="Consolas" w:cs="Times New Roman"/>
+          <w:color w:val="C9D1D9"/>
+          <w:kern w:val="0"/>
+          <w:sz w:val="21"/>
+          <w:szCs w:val="21"/>
+          <w:lang w:eastAsia="en-GB"/>
+          <w14:ligatures w14:val="none"/>
+        </w:rPr>
+        <w:t>        {</w:t>
+      </w:r>
+    </w:p>
+    <w:p>
+      <w:pPr>
+        <w:shd w:val="clear" w:color="auto" w:fill="121314"/>
+        <w:spacing w:after="0" w:line="285" w:lineRule="atLeast"/>
+        <w:rPr>
+          <w:rFonts w:ascii="Consolas" w:eastAsia="Times New Roman" w:hAnsi="Consolas" w:cs="Times New Roman"/>
+          <w:color w:val="BBBEBF"/>
+          <w:kern w:val="0"/>
+          <w:sz w:val="21"/>
+          <w:szCs w:val="21"/>
+          <w:lang w:eastAsia="en-GB"/>
+          <w14:ligatures w14:val="none"/>
+        </w:rPr>
+      </w:pPr>
+      <w:r>
+        <w:rPr>
+          <w:rFonts w:ascii="Consolas" w:eastAsia="Times New Roman" w:hAnsi="Consolas" w:cs="Times New Roman"/>
+          <w:color w:val="C9D1D9"/>
+          <w:kern w:val="0"/>
+          <w:sz w:val="21"/>
+          <w:szCs w:val="21"/>
+          <w:lang w:eastAsia="en-GB"/>
+          <w14:ligatures w14:val="none"/>
+        </w:rPr>
+        <w:t xml:space="preserve">            </w:t>
+      </w:r>
+      <w:r>
+        <w:rPr>
+          <w:rFonts w:ascii="Consolas" w:eastAsia="Times New Roman" w:hAnsi="Consolas" w:cs="Times New Roman"/>
+          <w:color w:val="C586C0"/>
+          <w:kern w:val="0"/>
+          <w:sz w:val="21"/>
+          <w:szCs w:val="21"/>
+          <w:lang w:eastAsia="en-GB"/>
+          <w14:ligatures w14:val="none"/>
+        </w:rPr>
+        <w:t>break</w:t>
+      </w:r>
+      <w:r>
+        <w:rPr>
+          <w:rFonts w:ascii="Consolas" w:eastAsia="Times New Roman" w:hAnsi="Consolas" w:cs="Times New Roman"/>
+          <w:color w:val="C9D1D9"/>
+          <w:kern w:val="0"/>
+          <w:sz w:val="21"/>
+          <w:szCs w:val="21"/>
+          <w:lang w:eastAsia="en-GB"/>
+          <w14:ligatures w14:val="none"/>
+        </w:rPr>
+        <w:t>;</w:t>
+      </w:r>
+    </w:p>
+    <w:p>
+      <w:pPr>
+        <w:shd w:val="clear" w:color="auto" w:fill="121314"/>
+        <w:spacing w:after="0" w:line="285" w:lineRule="atLeast"/>
+        <w:rPr>
+          <w:rFonts w:ascii="Consolas" w:eastAsia="Times New Roman" w:hAnsi="Consolas" w:cs="Times New Roman"/>
+          <w:color w:val="BBBEBF"/>
+          <w:kern w:val="0"/>
+          <w:sz w:val="21"/>
+          <w:szCs w:val="21"/>
+          <w:lang w:eastAsia="en-GB"/>
+          <w14:ligatures w14:val="none"/>
+        </w:rPr>
+      </w:pPr>
+      <w:r>
+        <w:rPr>
+          <w:rFonts w:ascii="Consolas" w:eastAsia="Times New Roman" w:hAnsi="Consolas" w:cs="Times New Roman"/>
+          <w:color w:val="C9D1D9"/>
+          <w:kern w:val="0"/>
+          <w:sz w:val="21"/>
+          <w:szCs w:val="21"/>
+          <w:lang w:eastAsia="en-GB"/>
+          <w14:ligatures w14:val="none"/>
+        </w:rPr>
+        <w:t>        }</w:t>
+      </w:r>
+    </w:p>
+    <w:p>
+      <w:pPr>
+        <w:shd w:val="clear" w:color="auto" w:fill="121314"/>
+        <w:spacing w:after="0" w:line="285" w:lineRule="atLeast"/>
+        <w:rPr>
+          <w:rFonts w:ascii="Consolas" w:eastAsia="Times New Roman" w:hAnsi="Consolas" w:cs="Times New Roman"/>
+          <w:color w:val="BBBEBF"/>
+          <w:kern w:val="0"/>
+          <w:sz w:val="21"/>
+          <w:szCs w:val="21"/>
+          <w:lang w:eastAsia="en-GB"/>
+          <w14:ligatures w14:val="none"/>
+        </w:rPr>
+      </w:pPr>
+      <w:r>
+        <w:rPr>
+          <w:rFonts w:ascii="Consolas" w:eastAsia="Times New Roman" w:hAnsi="Consolas" w:cs="Times New Roman"/>
+          <w:color w:val="C9D1D9"/>
+          <w:kern w:val="0"/>
+          <w:sz w:val="21"/>
+          <w:szCs w:val="21"/>
+          <w:lang w:eastAsia="en-GB"/>
+          <w14:ligatures w14:val="none"/>
+        </w:rPr>
+        <w:t>    }</w:t>
+      </w:r>
+      <w:r>
+        <w:rPr>
+          <w:rFonts w:ascii="Consolas" w:eastAsia="Times New Roman" w:hAnsi="Consolas" w:cs="Times New Roman"/>
+          <w:color w:val="BBBEBF"/>
+          <w:kern w:val="0"/>
+          <w:sz w:val="21"/>
+          <w:szCs w:val="21"/>
+          <w:lang w:eastAsia="en-GB"/>
+          <w14:ligatures w14:val="none"/>
+        </w:rPr>
+        <w:t xml:space="preserve"> </w:t>
+      </w:r>
+      <w:r>
+        <w:rPr>
+          <w:rFonts w:ascii="Consolas" w:eastAsia="Times New Roman" w:hAnsi="Consolas" w:cs="Times New Roman"/>
+          <w:color w:val="C586C0"/>
+          <w:kern w:val="0"/>
+          <w:sz w:val="21"/>
+          <w:szCs w:val="21"/>
+          <w:lang w:eastAsia="en-GB"/>
+          <w14:ligatures w14:val="none"/>
+        </w:rPr>
+        <w:t>while</w:t>
+      </w:r>
+      <w:r>
+        <w:rPr>
+          <w:rFonts w:ascii="Consolas" w:eastAsia="Times New Roman" w:hAnsi="Consolas" w:cs="Times New Roman"/>
+          <w:color w:val="BBBEBF"/>
+          <w:kern w:val="0"/>
+          <w:sz w:val="21"/>
+          <w:szCs w:val="21"/>
+          <w:lang w:eastAsia="en-GB"/>
+          <w14:ligatures w14:val="none"/>
+        </w:rPr>
+        <w:t xml:space="preserve"> (</w:t>
+      </w:r>
+      <w:r>
+        <w:rPr>
+          <w:rFonts w:ascii="Consolas" w:eastAsia="Times New Roman" w:hAnsi="Consolas" w:cs="Times New Roman"/>
+          <w:color w:val="C9D1D9"/>
+          <w:kern w:val="0"/>
+          <w:sz w:val="21"/>
+          <w:szCs w:val="21"/>
+          <w:lang w:eastAsia="en-GB"/>
+          <w14:ligatures w14:val="none"/>
+        </w:rPr>
+        <w:t>state</w:t>
+      </w:r>
+      <w:r>
+        <w:rPr>
+          <w:rFonts w:ascii="Consolas" w:eastAsia="Times New Roman" w:hAnsi="Consolas" w:cs="Times New Roman"/>
+          <w:color w:val="BBBEBF"/>
+          <w:kern w:val="0"/>
+          <w:sz w:val="21"/>
+          <w:szCs w:val="21"/>
+          <w:lang w:eastAsia="en-GB"/>
+          <w14:ligatures w14:val="none"/>
+        </w:rPr>
+        <w:t xml:space="preserve"> </w:t>
+      </w:r>
+      <w:r>
+        <w:rPr>
+          <w:rFonts w:ascii="Consolas" w:eastAsia="Times New Roman" w:hAnsi="Consolas" w:cs="Times New Roman"/>
+          <w:color w:val="D4D4D4"/>
+          <w:kern w:val="0"/>
+          <w:sz w:val="21"/>
+          <w:szCs w:val="21"/>
+          <w:lang w:eastAsia="en-GB"/>
+          <w14:ligatures w14:val="none"/>
+        </w:rPr>
+        <w:t>=</w:t>
+      </w:r>
+      <w:r>
+        <w:rPr>
+          <w:rFonts w:ascii="Consolas" w:eastAsia="Times New Roman" w:hAnsi="Consolas" w:cs="Times New Roman"/>
+          <w:color w:val="BBBEBF"/>
+          <w:kern w:val="0"/>
+          <w:sz w:val="21"/>
+          <w:szCs w:val="21"/>
+          <w:lang w:eastAsia="en-GB"/>
+          <w14:ligatures w14:val="none"/>
+        </w:rPr>
+        <w:t xml:space="preserve"> </w:t>
+      </w:r>
+      <w:r>
+        <w:rPr>
+          <w:rFonts w:ascii="Consolas" w:eastAsia="Times New Roman" w:hAnsi="Consolas" w:cs="Times New Roman"/>
+          <w:color w:val="569CD6"/>
+          <w:kern w:val="0"/>
+          <w:sz w:val="21"/>
+          <w:szCs w:val="21"/>
+          <w:lang w:eastAsia="en-GB"/>
+          <w14:ligatures w14:val="none"/>
+        </w:rPr>
+        <w:t>true</w:t>
+      </w:r>
+      <w:r>
+        <w:rPr>
+          <w:rFonts w:ascii="Consolas" w:eastAsia="Times New Roman" w:hAnsi="Consolas" w:cs="Times New Roman"/>
+          <w:color w:val="BBBEBF"/>
+          <w:kern w:val="0"/>
+          <w:sz w:val="21"/>
+          <w:szCs w:val="21"/>
+          <w:lang w:eastAsia="en-GB"/>
+          <w14:ligatures w14:val="none"/>
+        </w:rPr>
+        <w:t>);</w:t>
+      </w:r>
+    </w:p>
+    <w:p>
+      <w:pPr>
+        <w:shd w:val="clear" w:color="auto" w:fill="121314"/>
+        <w:spacing w:after="0" w:line="285" w:lineRule="atLeast"/>
+        <w:rPr>
+          <w:rFonts w:ascii="Consolas" w:eastAsia="Times New Roman" w:hAnsi="Consolas" w:cs="Times New Roman"/>
+          <w:color w:val="BBBEBF"/>
+          <w:kern w:val="0"/>
+          <w:sz w:val="21"/>
+          <w:szCs w:val="21"/>
+          <w:lang w:eastAsia="en-GB"/>
+          <w14:ligatures w14:val="none"/>
+        </w:rPr>
+      </w:pPr>
+      <w:r>
+        <w:rPr>
+          <w:rFonts w:ascii="Consolas" w:eastAsia="Times New Roman" w:hAnsi="Consolas" w:cs="Times New Roman"/>
+          <w:color w:val="BBBEBF"/>
+          <w:kern w:val="0"/>
+          <w:sz w:val="21"/>
+          <w:szCs w:val="21"/>
+          <w:lang w:eastAsia="en-GB"/>
+          <w14:ligatures w14:val="none"/>
+        </w:rPr>
+        <w:t xml:space="preserve">    </w:t>
+      </w:r>
+      <w:r>
+        <w:rPr>
+          <w:rFonts w:ascii="Consolas" w:eastAsia="Times New Roman" w:hAnsi="Consolas" w:cs="Times New Roman"/>
+          <w:color w:val="C586C0"/>
+          <w:kern w:val="0"/>
+          <w:sz w:val="21"/>
+          <w:szCs w:val="21"/>
+          <w:lang w:eastAsia="en-GB"/>
+          <w14:ligatures w14:val="none"/>
+        </w:rPr>
+        <w:t>return</w:t>
+      </w:r>
+      <w:r>
+        <w:rPr>
+          <w:rFonts w:ascii="Consolas" w:eastAsia="Times New Roman" w:hAnsi="Consolas" w:cs="Times New Roman"/>
+          <w:color w:val="BBBEBF"/>
+          <w:kern w:val="0"/>
+          <w:sz w:val="21"/>
+          <w:szCs w:val="21"/>
+          <w:lang w:eastAsia="en-GB"/>
+          <w14:ligatures w14:val="none"/>
+        </w:rPr>
+        <w:t xml:space="preserve"> </w:t>
+      </w:r>
+      <w:r>
+        <w:rPr>
+          <w:rFonts w:ascii="Consolas" w:eastAsia="Times New Roman" w:hAnsi="Consolas" w:cs="Times New Roman"/>
+          <w:color w:val="C9D1D9"/>
+          <w:kern w:val="0"/>
+          <w:sz w:val="21"/>
+          <w:szCs w:val="21"/>
+          <w:lang w:eastAsia="en-GB"/>
+          <w14:ligatures w14:val="none"/>
+        </w:rPr>
+        <w:t>Integer</w:t>
+      </w:r>
+      <w:r>
+        <w:rPr>
+          <w:rFonts w:ascii="Consolas" w:eastAsia="Times New Roman" w:hAnsi="Consolas" w:cs="Times New Roman"/>
+          <w:color w:val="BBBEBF"/>
+          <w:kern w:val="0"/>
+          <w:sz w:val="21"/>
+          <w:szCs w:val="21"/>
+          <w:lang w:eastAsia="en-GB"/>
+          <w14:ligatures w14:val="none"/>
+        </w:rPr>
+        <w:t>;</w:t>
+      </w:r>
+    </w:p>
+    <w:p>
+      <w:pPr>
+        <w:shd w:val="clear" w:color="auto" w:fill="121314"/>
+        <w:spacing w:after="0" w:line="285" w:lineRule="atLeast"/>
+        <w:rPr>
+          <w:rFonts w:ascii="Consolas" w:eastAsia="Times New Roman" w:hAnsi="Consolas" w:cs="Times New Roman"/>
+          <w:color w:val="BBBEBF"/>
+          <w:kern w:val="0"/>
+          <w:sz w:val="21"/>
+          <w:szCs w:val="21"/>
+          <w:lang w:eastAsia="en-GB"/>
+          <w14:ligatures w14:val="none"/>
+        </w:rPr>
+      </w:pPr>
+      <w:r>
+        <w:rPr>
+          <w:rFonts w:ascii="Consolas" w:eastAsia="Times New Roman" w:hAnsi="Consolas" w:cs="Times New Roman"/>
+          <w:color w:val="BBBEBF"/>
+          <w:kern w:val="0"/>
+          <w:sz w:val="21"/>
+          <w:szCs w:val="21"/>
+          <w:lang w:eastAsia="en-GB"/>
+          <w14:ligatures w14:val="none"/>
+        </w:rPr>
+        <w:t>}</w:t>
+      </w:r>
+    </w:p>
+    <w:p>
+      <w:pPr>
+        <w:shd w:val="clear" w:color="auto" w:fill="121314"/>
+        <w:spacing w:after="0" w:line="285" w:lineRule="atLeast"/>
+        <w:rPr>
+          <w:rFonts w:ascii="Consolas" w:eastAsia="Times New Roman" w:hAnsi="Consolas" w:cs="Times New Roman"/>
+          <w:color w:val="BBBEBF"/>
+          <w:kern w:val="0"/>
+          <w:sz w:val="21"/>
+          <w:szCs w:val="21"/>
+          <w:lang w:eastAsia="en-GB"/>
+          <w14:ligatures w14:val="none"/>
+        </w:rPr>
+      </w:pPr>
+    </w:p>
+    <w:p>
+      <w:pPr>
+        <w:shd w:val="clear" w:color="auto" w:fill="121314"/>
+        <w:spacing w:after="0" w:line="285" w:lineRule="atLeast"/>
+        <w:rPr>
+          <w:rFonts w:ascii="Consolas" w:eastAsia="Times New Roman" w:hAnsi="Consolas" w:cs="Times New Roman"/>
+          <w:color w:val="BBBEBF"/>
+          <w:kern w:val="0"/>
+          <w:sz w:val="21"/>
+          <w:szCs w:val="21"/>
+          <w:lang w:eastAsia="en-GB"/>
+          <w14:ligatures w14:val="none"/>
+        </w:rPr>
+      </w:pPr>
+      <w:r>
+        <w:rPr>
+          <w:rFonts w:ascii="Consolas" w:eastAsia="Times New Roman" w:hAnsi="Consolas" w:cs="Times New Roman"/>
+          <w:color w:val="FF7B72"/>
+          <w:kern w:val="0"/>
+          <w:sz w:val="21"/>
+          <w:szCs w:val="21"/>
+          <w:lang w:eastAsia="en-GB"/>
+          <w14:ligatures w14:val="none"/>
+        </w:rPr>
+        <w:t>int</w:t>
+      </w:r>
+      <w:r>
+        <w:rPr>
+          <w:rFonts w:ascii="Consolas" w:eastAsia="Times New Roman" w:hAnsi="Consolas" w:cs="Times New Roman"/>
+          <w:color w:val="BBBEBF"/>
+          <w:kern w:val="0"/>
+          <w:sz w:val="21"/>
+          <w:szCs w:val="21"/>
+          <w:lang w:eastAsia="en-GB"/>
+          <w14:ligatures w14:val="none"/>
+        </w:rPr>
+        <w:t xml:space="preserve"> </w:t>
+      </w:r>
+      <w:r>
+        <w:rPr>
+          <w:rFonts w:ascii="Consolas" w:eastAsia="Times New Roman" w:hAnsi="Consolas" w:cs="Times New Roman"/>
+          <w:color w:val="D2A8FF"/>
+          <w:kern w:val="0"/>
+          <w:sz w:val="21"/>
+          <w:szCs w:val="21"/>
+          <w:lang w:eastAsia="en-GB"/>
+          <w14:ligatures w14:val="none"/>
+        </w:rPr>
+        <w:t>manageInteger2</w:t>
+      </w:r>
+      <w:r>
+        <w:rPr>
+          <w:rFonts w:ascii="Consolas" w:eastAsia="Times New Roman" w:hAnsi="Consolas" w:cs="Times New Roman"/>
+          <w:color w:val="BBBEBF"/>
+          <w:kern w:val="0"/>
+          <w:sz w:val="21"/>
+          <w:szCs w:val="21"/>
+          <w:lang w:eastAsia="en-GB"/>
+          <w14:ligatures w14:val="none"/>
+        </w:rPr>
+        <w:t>()</w:t>
+      </w:r>
+    </w:p>
+    <w:p>
+      <w:pPr>
+        <w:shd w:val="clear" w:color="auto" w:fill="121314"/>
+        <w:spacing w:after="0" w:line="285" w:lineRule="atLeast"/>
+        <w:rPr>
+          <w:rFonts w:ascii="Consolas" w:eastAsia="Times New Roman" w:hAnsi="Consolas" w:cs="Times New Roman"/>
+          <w:color w:val="BBBEBF"/>
+          <w:kern w:val="0"/>
+          <w:sz w:val="21"/>
+          <w:szCs w:val="21"/>
+          <w:lang w:eastAsia="en-GB"/>
+          <w14:ligatures w14:val="none"/>
+        </w:rPr>
+      </w:pPr>
+      <w:r>
+        <w:rPr>
+          <w:rFonts w:ascii="Consolas" w:eastAsia="Times New Roman" w:hAnsi="Consolas" w:cs="Times New Roman"/>
+          <w:color w:val="BBBEBF"/>
+          <w:kern w:val="0"/>
+          <w:sz w:val="21"/>
+          <w:szCs w:val="21"/>
+          <w:lang w:eastAsia="en-GB"/>
+          <w14:ligatures w14:val="none"/>
+        </w:rPr>
+        <w:t>{</w:t>
+      </w:r>
+    </w:p>
+    <w:p>
+      <w:pPr>
+        <w:shd w:val="clear" w:color="auto" w:fill="121314"/>
+        <w:spacing w:after="0" w:line="285" w:lineRule="atLeast"/>
+        <w:rPr>
+          <w:rFonts w:ascii="Consolas" w:eastAsia="Times New Roman" w:hAnsi="Consolas" w:cs="Times New Roman"/>
+          <w:color w:val="BBBEBF"/>
+          <w:kern w:val="0"/>
+          <w:sz w:val="21"/>
+          <w:szCs w:val="21"/>
+          <w:lang w:eastAsia="en-GB"/>
+          <w14:ligatures w14:val="none"/>
+        </w:rPr>
+      </w:pPr>
+      <w:r>
+        <w:rPr>
+          <w:rFonts w:ascii="Consolas" w:eastAsia="Times New Roman" w:hAnsi="Consolas" w:cs="Times New Roman"/>
+          <w:color w:val="8B949E"/>
+          <w:kern w:val="0"/>
+          <w:sz w:val="21"/>
+          <w:szCs w:val="21"/>
+          <w:lang w:eastAsia="en-GB"/>
+          <w14:ligatures w14:val="none"/>
+        </w:rPr>
+        <w:t>    // this function manages the computer input through randomly generating</w:t>
+      </w:r>
+    </w:p>
+    <w:p>
+      <w:pPr>
+        <w:shd w:val="clear" w:color="auto" w:fill="121314"/>
+        <w:spacing w:after="0" w:line="285" w:lineRule="atLeast"/>
+        <w:rPr>
+          <w:rFonts w:ascii="Consolas" w:eastAsia="Times New Roman" w:hAnsi="Consolas" w:cs="Times New Roman"/>
+          <w:color w:val="BBBEBF"/>
+          <w:kern w:val="0"/>
+          <w:sz w:val="21"/>
+          <w:szCs w:val="21"/>
+          <w:lang w:eastAsia="en-GB"/>
+          <w14:ligatures w14:val="none"/>
+        </w:rPr>
+      </w:pPr>
+      <w:r>
+        <w:rPr>
+          <w:rFonts w:ascii="Consolas" w:eastAsia="Times New Roman" w:hAnsi="Consolas" w:cs="Times New Roman"/>
+          <w:color w:val="8B949E"/>
+          <w:kern w:val="0"/>
+          <w:sz w:val="21"/>
+          <w:szCs w:val="21"/>
+          <w:lang w:eastAsia="en-GB"/>
+          <w14:ligatures w14:val="none"/>
+        </w:rPr>
+        <w:t>    // a number between 1 and 3 to be suitable for the game</w:t>
+      </w:r>
+    </w:p>
+    <w:p>
+      <w:pPr>
+        <w:shd w:val="clear" w:color="auto" w:fill="121314"/>
+        <w:spacing w:after="0" w:line="285" w:lineRule="atLeast"/>
+        <w:rPr>
+          <w:rFonts w:ascii="Consolas" w:eastAsia="Times New Roman" w:hAnsi="Consolas" w:cs="Times New Roman"/>
+          <w:color w:val="BBBEBF"/>
+          <w:kern w:val="0"/>
+          <w:sz w:val="21"/>
+          <w:szCs w:val="21"/>
+          <w:lang w:eastAsia="en-GB"/>
+          <w14:ligatures w14:val="none"/>
+        </w:rPr>
+      </w:pPr>
+      <w:r>
+        <w:rPr>
+          <w:rFonts w:ascii="Consolas" w:eastAsia="Times New Roman" w:hAnsi="Consolas" w:cs="Times New Roman"/>
+          <w:color w:val="BBBEBF"/>
+          <w:kern w:val="0"/>
+          <w:sz w:val="21"/>
+          <w:szCs w:val="21"/>
+          <w:lang w:eastAsia="en-GB"/>
+          <w14:ligatures w14:val="none"/>
+        </w:rPr>
+        <w:t xml:space="preserve">    </w:t>
+      </w:r>
+      <w:proofErr w:type="spellStart"/>
+      <w:r>
+        <w:rPr>
+          <w:rFonts w:ascii="Consolas" w:eastAsia="Times New Roman" w:hAnsi="Consolas" w:cs="Times New Roman"/>
+          <w:color w:val="D2A8FF"/>
+          <w:kern w:val="0"/>
+          <w:sz w:val="21"/>
+          <w:szCs w:val="21"/>
+          <w:lang w:eastAsia="en-GB"/>
+          <w14:ligatures w14:val="none"/>
+        </w:rPr>
+        <w:t>srand</w:t>
+      </w:r>
+      <w:proofErr w:type="spellEnd"/>
+      <w:r>
+        <w:rPr>
+          <w:rFonts w:ascii="Consolas" w:eastAsia="Times New Roman" w:hAnsi="Consolas" w:cs="Times New Roman"/>
+          <w:color w:val="BBBEBF"/>
+          <w:kern w:val="0"/>
+          <w:sz w:val="21"/>
+          <w:szCs w:val="21"/>
+          <w:lang w:eastAsia="en-GB"/>
+          <w14:ligatures w14:val="none"/>
+        </w:rPr>
+        <w:t>(</w:t>
+      </w:r>
+      <w:proofErr w:type="gramStart"/>
+      <w:r>
+        <w:rPr>
+          <w:rFonts w:ascii="Consolas" w:eastAsia="Times New Roman" w:hAnsi="Consolas" w:cs="Times New Roman"/>
+          <w:color w:val="D2A8FF"/>
+          <w:kern w:val="0"/>
+          <w:sz w:val="21"/>
+          <w:szCs w:val="21"/>
+          <w:lang w:eastAsia="en-GB"/>
+          <w14:ligatures w14:val="none"/>
+        </w:rPr>
+        <w:t>time</w:t>
+      </w:r>
+      <w:r>
+        <w:rPr>
+          <w:rFonts w:ascii="Consolas" w:eastAsia="Times New Roman" w:hAnsi="Consolas" w:cs="Times New Roman"/>
+          <w:color w:val="BBBEBF"/>
+          <w:kern w:val="0"/>
+          <w:sz w:val="21"/>
+          <w:szCs w:val="21"/>
+          <w:lang w:eastAsia="en-GB"/>
+          <w14:ligatures w14:val="none"/>
+        </w:rPr>
+        <w:t>(</w:t>
+      </w:r>
+      <w:proofErr w:type="gramEnd"/>
+      <w:r>
+        <w:rPr>
+          <w:rFonts w:ascii="Consolas" w:eastAsia="Times New Roman" w:hAnsi="Consolas" w:cs="Times New Roman"/>
+          <w:color w:val="B5CEA8"/>
+          <w:kern w:val="0"/>
+          <w:sz w:val="21"/>
+          <w:szCs w:val="21"/>
+          <w:lang w:eastAsia="en-GB"/>
+          <w14:ligatures w14:val="none"/>
+        </w:rPr>
+        <w:t>0</w:t>
+      </w:r>
+      <w:r>
+        <w:rPr>
+          <w:rFonts w:ascii="Consolas" w:eastAsia="Times New Roman" w:hAnsi="Consolas" w:cs="Times New Roman"/>
+          <w:color w:val="BBBEBF"/>
+          <w:kern w:val="0"/>
+          <w:sz w:val="21"/>
+          <w:szCs w:val="21"/>
+          <w:lang w:eastAsia="en-GB"/>
+          <w14:ligatures w14:val="none"/>
+        </w:rPr>
+        <w:t>));</w:t>
+      </w:r>
+    </w:p>
+    <w:p>
+      <w:pPr>
+        <w:shd w:val="clear" w:color="auto" w:fill="121314"/>
+        <w:spacing w:after="0" w:line="285" w:lineRule="atLeast"/>
+        <w:rPr>
+          <w:rFonts w:ascii="Consolas" w:eastAsia="Times New Roman" w:hAnsi="Consolas" w:cs="Times New Roman"/>
+          <w:color w:val="BBBEBF"/>
+          <w:kern w:val="0"/>
+          <w:sz w:val="21"/>
+          <w:szCs w:val="21"/>
+          <w:lang w:eastAsia="en-GB"/>
+          <w14:ligatures w14:val="none"/>
+        </w:rPr>
+      </w:pPr>
+      <w:r>
+        <w:rPr>
+          <w:rFonts w:ascii="Consolas" w:eastAsia="Times New Roman" w:hAnsi="Consolas" w:cs="Times New Roman"/>
+          <w:color w:val="BBBEBF"/>
+          <w:kern w:val="0"/>
+          <w:sz w:val="21"/>
+          <w:szCs w:val="21"/>
+          <w:lang w:eastAsia="en-GB"/>
+          <w14:ligatures w14:val="none"/>
+        </w:rPr>
+        <w:t xml:space="preserve">    </w:t>
+      </w:r>
+      <w:r>
+        <w:rPr>
+          <w:rFonts w:ascii="Consolas" w:eastAsia="Times New Roman" w:hAnsi="Consolas" w:cs="Times New Roman"/>
+          <w:color w:val="C586C0"/>
+          <w:kern w:val="0"/>
+          <w:sz w:val="21"/>
+          <w:szCs w:val="21"/>
+          <w:lang w:eastAsia="en-GB"/>
+          <w14:ligatures w14:val="none"/>
+        </w:rPr>
+        <w:t>return</w:t>
+      </w:r>
+      <w:r>
+        <w:rPr>
+          <w:rFonts w:ascii="Consolas" w:eastAsia="Times New Roman" w:hAnsi="Consolas" w:cs="Times New Roman"/>
+          <w:color w:val="BBBEBF"/>
+          <w:kern w:val="0"/>
+          <w:sz w:val="21"/>
+          <w:szCs w:val="21"/>
+          <w:lang w:eastAsia="en-GB"/>
+          <w14:ligatures w14:val="none"/>
+        </w:rPr>
+        <w:t xml:space="preserve"> </w:t>
+      </w:r>
+      <w:proofErr w:type="gramStart"/>
+      <w:r>
+        <w:rPr>
+          <w:rFonts w:ascii="Consolas" w:eastAsia="Times New Roman" w:hAnsi="Consolas" w:cs="Times New Roman"/>
+          <w:color w:val="D2A8FF"/>
+          <w:kern w:val="0"/>
+          <w:sz w:val="21"/>
+          <w:szCs w:val="21"/>
+          <w:lang w:eastAsia="en-GB"/>
+          <w14:ligatures w14:val="none"/>
+        </w:rPr>
+        <w:t>rand</w:t>
+      </w:r>
+      <w:r>
+        <w:rPr>
+          <w:rFonts w:ascii="Consolas" w:eastAsia="Times New Roman" w:hAnsi="Consolas" w:cs="Times New Roman"/>
+          <w:color w:val="BBBEBF"/>
+          <w:kern w:val="0"/>
+          <w:sz w:val="21"/>
+          <w:szCs w:val="21"/>
+          <w:lang w:eastAsia="en-GB"/>
+          <w14:ligatures w14:val="none"/>
+        </w:rPr>
+        <w:t>(</w:t>
+      </w:r>
+      <w:proofErr w:type="gramEnd"/>
+      <w:r>
+        <w:rPr>
+          <w:rFonts w:ascii="Consolas" w:eastAsia="Times New Roman" w:hAnsi="Consolas" w:cs="Times New Roman"/>
+          <w:color w:val="BBBEBF"/>
+          <w:kern w:val="0"/>
+          <w:sz w:val="21"/>
+          <w:szCs w:val="21"/>
+          <w:lang w:eastAsia="en-GB"/>
+          <w14:ligatures w14:val="none"/>
+        </w:rPr>
+        <w:t xml:space="preserve">) </w:t>
+      </w:r>
+      <w:r>
+        <w:rPr>
+          <w:rFonts w:ascii="Consolas" w:eastAsia="Times New Roman" w:hAnsi="Consolas" w:cs="Times New Roman"/>
+          <w:color w:val="D4D4D4"/>
+          <w:kern w:val="0"/>
+          <w:sz w:val="21"/>
+          <w:szCs w:val="21"/>
+          <w:lang w:eastAsia="en-GB"/>
+          <w14:ligatures w14:val="none"/>
+        </w:rPr>
+        <w:t>%</w:t>
+      </w:r>
+      <w:r>
+        <w:rPr>
+          <w:rFonts w:ascii="Consolas" w:eastAsia="Times New Roman" w:hAnsi="Consolas" w:cs="Times New Roman"/>
+          <w:color w:val="BBBEBF"/>
+          <w:kern w:val="0"/>
+          <w:sz w:val="21"/>
+          <w:szCs w:val="21"/>
+          <w:lang w:eastAsia="en-GB"/>
+          <w14:ligatures w14:val="none"/>
+        </w:rPr>
+        <w:t xml:space="preserve"> </w:t>
+      </w:r>
+      <w:r>
+        <w:rPr>
+          <w:rFonts w:ascii="Consolas" w:eastAsia="Times New Roman" w:hAnsi="Consolas" w:cs="Times New Roman"/>
+          <w:color w:val="B5CEA8"/>
+          <w:kern w:val="0"/>
+          <w:sz w:val="21"/>
+          <w:szCs w:val="21"/>
+          <w:lang w:eastAsia="en-GB"/>
+          <w14:ligatures w14:val="none"/>
+        </w:rPr>
+        <w:t>3</w:t>
+      </w:r>
+      <w:r>
+        <w:rPr>
+          <w:rFonts w:ascii="Consolas" w:eastAsia="Times New Roman" w:hAnsi="Consolas" w:cs="Times New Roman"/>
+          <w:color w:val="BBBEBF"/>
+          <w:kern w:val="0"/>
+          <w:sz w:val="21"/>
+          <w:szCs w:val="21"/>
+          <w:lang w:eastAsia="en-GB"/>
+          <w14:ligatures w14:val="none"/>
+        </w:rPr>
+        <w:t xml:space="preserve"> </w:t>
+      </w:r>
+      <w:r>
+        <w:rPr>
+          <w:rFonts w:ascii="Consolas" w:eastAsia="Times New Roman" w:hAnsi="Consolas" w:cs="Times New Roman"/>
+          <w:color w:val="D4D4D4"/>
+          <w:kern w:val="0"/>
+          <w:sz w:val="21"/>
+          <w:szCs w:val="21"/>
+          <w:lang w:eastAsia="en-GB"/>
+          <w14:ligatures w14:val="none"/>
+        </w:rPr>
+        <w:t>+</w:t>
+      </w:r>
+      <w:r>
+        <w:rPr>
+          <w:rFonts w:ascii="Consolas" w:eastAsia="Times New Roman" w:hAnsi="Consolas" w:cs="Times New Roman"/>
+          <w:color w:val="BBBEBF"/>
+          <w:kern w:val="0"/>
+          <w:sz w:val="21"/>
+          <w:szCs w:val="21"/>
+          <w:lang w:eastAsia="en-GB"/>
+          <w14:ligatures w14:val="none"/>
+        </w:rPr>
+        <w:t xml:space="preserve"> </w:t>
+      </w:r>
+      <w:r>
+        <w:rPr>
+          <w:rFonts w:ascii="Consolas" w:eastAsia="Times New Roman" w:hAnsi="Consolas" w:cs="Times New Roman"/>
+          <w:color w:val="B5CEA8"/>
+          <w:kern w:val="0"/>
+          <w:sz w:val="21"/>
+          <w:szCs w:val="21"/>
+          <w:lang w:eastAsia="en-GB"/>
+          <w14:ligatures w14:val="none"/>
+        </w:rPr>
+        <w:t>1</w:t>
+      </w:r>
+      <w:r>
+        <w:rPr>
+          <w:rFonts w:ascii="Consolas" w:eastAsia="Times New Roman" w:hAnsi="Consolas" w:cs="Times New Roman"/>
+          <w:color w:val="BBBEBF"/>
+          <w:kern w:val="0"/>
+          <w:sz w:val="21"/>
+          <w:szCs w:val="21"/>
+          <w:lang w:eastAsia="en-GB"/>
+          <w14:ligatures w14:val="none"/>
+        </w:rPr>
+        <w:t>;</w:t>
+      </w:r>
+    </w:p>
+    <w:p>
+      <w:pPr>
+        <w:shd w:val="clear" w:color="auto" w:fill="121314"/>
+        <w:spacing w:after="0" w:line="285" w:lineRule="atLeast"/>
+        <w:rPr>
+          <w:rFonts w:ascii="Consolas" w:eastAsia="Times New Roman" w:hAnsi="Consolas" w:cs="Times New Roman"/>
+          <w:color w:val="BBBEBF"/>
+          <w:kern w:val="0"/>
+          <w:sz w:val="21"/>
+          <w:szCs w:val="21"/>
+          <w:lang w:eastAsia="en-GB"/>
+          <w14:ligatures w14:val="none"/>
+        </w:rPr>
+      </w:pPr>
+      <w:r>
+        <w:rPr>
+          <w:rFonts w:ascii="Consolas" w:eastAsia="Times New Roman" w:hAnsi="Consolas" w:cs="Times New Roman"/>
+          <w:color w:val="BBBEBF"/>
+          <w:kern w:val="0"/>
+          <w:sz w:val="21"/>
+          <w:szCs w:val="21"/>
+          <w:lang w:eastAsia="en-GB"/>
+          <w14:ligatures w14:val="none"/>
+        </w:rPr>
+        <w:t>}</w:t>
+      </w:r>
+    </w:p>
+    <w:p>
+      <w:pPr>
+        <w:shd w:val="clear" w:color="auto" w:fill="121314"/>
+        <w:spacing w:after="0" w:line="285" w:lineRule="atLeast"/>
+        <w:rPr>
+          <w:rFonts w:ascii="Consolas" w:eastAsia="Times New Roman" w:hAnsi="Consolas" w:cs="Times New Roman"/>
+          <w:color w:val="BBBEBF"/>
+          <w:kern w:val="0"/>
+          <w:sz w:val="21"/>
+          <w:szCs w:val="21"/>
+          <w:lang w:eastAsia="en-GB"/>
+          <w14:ligatures w14:val="none"/>
+        </w:rPr>
+      </w:pPr>
+    </w:p>
+    <w:p>
+      <w:pPr>
+        <w:shd w:val="clear" w:color="auto" w:fill="121314"/>
+        <w:spacing w:after="0" w:line="285" w:lineRule="atLeast"/>
+        <w:rPr>
+          <w:rFonts w:ascii="Consolas" w:eastAsia="Times New Roman" w:hAnsi="Consolas" w:cs="Times New Roman"/>
+          <w:color w:val="BBBEBF"/>
+          <w:kern w:val="0"/>
+          <w:sz w:val="21"/>
+          <w:szCs w:val="21"/>
+          <w:lang w:eastAsia="en-GB"/>
+          <w14:ligatures w14:val="none"/>
+        </w:rPr>
+      </w:pPr>
+      <w:r>
+        <w:rPr>
+          <w:rFonts w:ascii="Consolas" w:eastAsia="Times New Roman" w:hAnsi="Consolas" w:cs="Times New Roman"/>
+          <w:color w:val="FF7B72"/>
+          <w:kern w:val="0"/>
+          <w:sz w:val="21"/>
+          <w:szCs w:val="21"/>
+          <w:lang w:eastAsia="en-GB"/>
+          <w14:ligatures w14:val="none"/>
+        </w:rPr>
+        <w:t>void</w:t>
+      </w:r>
+      <w:r>
+        <w:rPr>
+          <w:rFonts w:ascii="Consolas" w:eastAsia="Times New Roman" w:hAnsi="Consolas" w:cs="Times New Roman"/>
+          <w:color w:val="BBBEBF"/>
+          <w:kern w:val="0"/>
+          <w:sz w:val="21"/>
+          <w:szCs w:val="21"/>
+          <w:lang w:eastAsia="en-GB"/>
+          <w14:ligatures w14:val="none"/>
+        </w:rPr>
+        <w:t xml:space="preserve"> </w:t>
+      </w:r>
+      <w:proofErr w:type="spellStart"/>
+      <w:proofErr w:type="gramStart"/>
+      <w:r>
+        <w:rPr>
+          <w:rFonts w:ascii="Consolas" w:eastAsia="Times New Roman" w:hAnsi="Consolas" w:cs="Times New Roman"/>
+          <w:color w:val="D2A8FF"/>
+          <w:kern w:val="0"/>
+          <w:sz w:val="21"/>
+          <w:szCs w:val="21"/>
+          <w:lang w:eastAsia="en-GB"/>
+          <w14:ligatures w14:val="none"/>
+        </w:rPr>
+        <w:t>PrintingUserChoice</w:t>
+      </w:r>
+      <w:proofErr w:type="spellEnd"/>
+      <w:r>
+        <w:rPr>
+          <w:rFonts w:ascii="Consolas" w:eastAsia="Times New Roman" w:hAnsi="Consolas" w:cs="Times New Roman"/>
+          <w:color w:val="BBBEBF"/>
+          <w:kern w:val="0"/>
+          <w:sz w:val="21"/>
+          <w:szCs w:val="21"/>
+          <w:lang w:eastAsia="en-GB"/>
+          <w14:ligatures w14:val="none"/>
+        </w:rPr>
+        <w:t>(</w:t>
+      </w:r>
+      <w:proofErr w:type="gramEnd"/>
+      <w:r>
+        <w:rPr>
+          <w:rFonts w:ascii="Consolas" w:eastAsia="Times New Roman" w:hAnsi="Consolas" w:cs="Times New Roman"/>
+          <w:color w:val="FF7B72"/>
+          <w:kern w:val="0"/>
+          <w:sz w:val="21"/>
+          <w:szCs w:val="21"/>
+          <w:lang w:eastAsia="en-GB"/>
+          <w14:ligatures w14:val="none"/>
+        </w:rPr>
+        <w:t>int</w:t>
+      </w:r>
+      <w:r>
+        <w:rPr>
+          <w:rFonts w:ascii="Consolas" w:eastAsia="Times New Roman" w:hAnsi="Consolas" w:cs="Times New Roman"/>
+          <w:color w:val="BBBEBF"/>
+          <w:kern w:val="0"/>
+          <w:sz w:val="21"/>
+          <w:szCs w:val="21"/>
+          <w:lang w:eastAsia="en-GB"/>
+          <w14:ligatures w14:val="none"/>
+        </w:rPr>
+        <w:t xml:space="preserve"> </w:t>
+      </w:r>
+      <w:r>
+        <w:rPr>
+          <w:rFonts w:ascii="Consolas" w:eastAsia="Times New Roman" w:hAnsi="Consolas" w:cs="Times New Roman"/>
+          <w:color w:val="FFA657"/>
+          <w:kern w:val="0"/>
+          <w:sz w:val="21"/>
+          <w:szCs w:val="21"/>
+          <w:lang w:eastAsia="en-GB"/>
+          <w14:ligatures w14:val="none"/>
+        </w:rPr>
+        <w:t>Integer</w:t>
+      </w:r>
+      <w:r>
+        <w:rPr>
+          <w:rFonts w:ascii="Consolas" w:eastAsia="Times New Roman" w:hAnsi="Consolas" w:cs="Times New Roman"/>
+          <w:color w:val="BBBEBF"/>
+          <w:kern w:val="0"/>
+          <w:sz w:val="21"/>
+          <w:szCs w:val="21"/>
+          <w:lang w:eastAsia="en-GB"/>
+          <w14:ligatures w14:val="none"/>
+        </w:rPr>
+        <w:t>)</w:t>
+      </w:r>
+    </w:p>
+    <w:p>
+      <w:pPr>
+        <w:shd w:val="clear" w:color="auto" w:fill="121314"/>
+        <w:spacing w:after="0" w:line="285" w:lineRule="atLeast"/>
+        <w:rPr>
+          <w:rFonts w:ascii="Consolas" w:eastAsia="Times New Roman" w:hAnsi="Consolas" w:cs="Times New Roman"/>
+          <w:color w:val="BBBEBF"/>
+          <w:kern w:val="0"/>
+          <w:sz w:val="21"/>
+          <w:szCs w:val="21"/>
+          <w:lang w:eastAsia="en-GB"/>
+          <w14:ligatures w14:val="none"/>
+        </w:rPr>
+      </w:pPr>
+      <w:r>
+        <w:rPr>
+          <w:rFonts w:ascii="Consolas" w:eastAsia="Times New Roman" w:hAnsi="Consolas" w:cs="Times New Roman"/>
+          <w:color w:val="BBBEBF"/>
+          <w:kern w:val="0"/>
+          <w:sz w:val="21"/>
+          <w:szCs w:val="21"/>
+          <w:lang w:eastAsia="en-GB"/>
+          <w14:ligatures w14:val="none"/>
+        </w:rPr>
+        <w:t>{</w:t>
+      </w:r>
+    </w:p>
+    <w:p>
+      <w:pPr>
+        <w:shd w:val="clear" w:color="auto" w:fill="121314"/>
+        <w:spacing w:after="0" w:line="285" w:lineRule="atLeast"/>
+        <w:rPr>
+          <w:rFonts w:ascii="Consolas" w:eastAsia="Times New Roman" w:hAnsi="Consolas" w:cs="Times New Roman"/>
+          <w:color w:val="BBBEBF"/>
+          <w:kern w:val="0"/>
+          <w:sz w:val="21"/>
+          <w:szCs w:val="21"/>
+          <w:lang w:eastAsia="en-GB"/>
+          <w14:ligatures w14:val="none"/>
+        </w:rPr>
+      </w:pPr>
+      <w:r>
+        <w:rPr>
+          <w:rFonts w:ascii="Consolas" w:eastAsia="Times New Roman" w:hAnsi="Consolas" w:cs="Times New Roman"/>
+          <w:color w:val="8B949E"/>
+          <w:kern w:val="0"/>
+          <w:sz w:val="21"/>
+          <w:szCs w:val="21"/>
+          <w:lang w:eastAsia="en-GB"/>
+          <w14:ligatures w14:val="none"/>
+        </w:rPr>
+        <w:lastRenderedPageBreak/>
+        <w:t>    //this function prints the choice corresponding to the number chosen by the user</w:t>
+      </w:r>
+    </w:p>
+    <w:p>
+      <w:pPr>
+        <w:shd w:val="clear" w:color="auto" w:fill="121314"/>
+        <w:spacing w:after="0" w:line="285" w:lineRule="atLeast"/>
+        <w:rPr>
+          <w:rFonts w:ascii="Consolas" w:eastAsia="Times New Roman" w:hAnsi="Consolas" w:cs="Times New Roman"/>
+          <w:color w:val="BBBEBF"/>
+          <w:kern w:val="0"/>
+          <w:sz w:val="21"/>
+          <w:szCs w:val="21"/>
+          <w:lang w:eastAsia="en-GB"/>
+          <w14:ligatures w14:val="none"/>
+        </w:rPr>
+      </w:pPr>
+      <w:r>
+        <w:rPr>
+          <w:rFonts w:ascii="Consolas" w:eastAsia="Times New Roman" w:hAnsi="Consolas" w:cs="Times New Roman"/>
+          <w:color w:val="BBBEBF"/>
+          <w:kern w:val="0"/>
+          <w:sz w:val="21"/>
+          <w:szCs w:val="21"/>
+          <w:lang w:eastAsia="en-GB"/>
+          <w14:ligatures w14:val="none"/>
+        </w:rPr>
+        <w:t xml:space="preserve">    </w:t>
+      </w:r>
+      <w:proofErr w:type="spellStart"/>
+      <w:r>
+        <w:rPr>
+          <w:rFonts w:ascii="Consolas" w:eastAsia="Times New Roman" w:hAnsi="Consolas" w:cs="Times New Roman"/>
+          <w:color w:val="C9D1D9"/>
+          <w:kern w:val="0"/>
+          <w:sz w:val="21"/>
+          <w:szCs w:val="21"/>
+          <w:lang w:eastAsia="en-GB"/>
+          <w14:ligatures w14:val="none"/>
+        </w:rPr>
+        <w:t>cout</w:t>
+      </w:r>
+      <w:proofErr w:type="spellEnd"/>
+      <w:r>
+        <w:rPr>
+          <w:rFonts w:ascii="Consolas" w:eastAsia="Times New Roman" w:hAnsi="Consolas" w:cs="Times New Roman"/>
+          <w:color w:val="BBBEBF"/>
+          <w:kern w:val="0"/>
+          <w:sz w:val="21"/>
+          <w:szCs w:val="21"/>
+          <w:lang w:eastAsia="en-GB"/>
+          <w14:ligatures w14:val="none"/>
+        </w:rPr>
+        <w:t xml:space="preserve"> </w:t>
+      </w:r>
+      <w:r>
+        <w:rPr>
+          <w:rFonts w:ascii="Consolas" w:eastAsia="Times New Roman" w:hAnsi="Consolas" w:cs="Times New Roman"/>
+          <w:color w:val="D4D4D4"/>
+          <w:kern w:val="0"/>
+          <w:sz w:val="21"/>
+          <w:szCs w:val="21"/>
+          <w:lang w:eastAsia="en-GB"/>
+          <w14:ligatures w14:val="none"/>
+        </w:rPr>
+        <w:t>&lt;&lt;</w:t>
+      </w:r>
+      <w:r>
+        <w:rPr>
+          <w:rFonts w:ascii="Consolas" w:eastAsia="Times New Roman" w:hAnsi="Consolas" w:cs="Times New Roman"/>
+          <w:color w:val="BBBEBF"/>
+          <w:kern w:val="0"/>
+          <w:sz w:val="21"/>
+          <w:szCs w:val="21"/>
+          <w:lang w:eastAsia="en-GB"/>
+          <w14:ligatures w14:val="none"/>
+        </w:rPr>
+        <w:t xml:space="preserve"> </w:t>
+      </w:r>
+      <w:r>
+        <w:rPr>
+          <w:rFonts w:ascii="Consolas" w:eastAsia="Times New Roman" w:hAnsi="Consolas" w:cs="Times New Roman"/>
+          <w:color w:val="A5D6FF"/>
+          <w:kern w:val="0"/>
+          <w:sz w:val="21"/>
+          <w:szCs w:val="21"/>
+          <w:lang w:eastAsia="en-GB"/>
+          <w14:ligatures w14:val="none"/>
+        </w:rPr>
+        <w:t>"You chose: "</w:t>
+      </w:r>
+      <w:r>
+        <w:rPr>
+          <w:rFonts w:ascii="Consolas" w:eastAsia="Times New Roman" w:hAnsi="Consolas" w:cs="Times New Roman"/>
+          <w:color w:val="BBBEBF"/>
+          <w:kern w:val="0"/>
+          <w:sz w:val="21"/>
+          <w:szCs w:val="21"/>
+          <w:lang w:eastAsia="en-GB"/>
+          <w14:ligatures w14:val="none"/>
+        </w:rPr>
+        <w:t>;</w:t>
+      </w:r>
+    </w:p>
+    <w:p>
+      <w:pPr>
+        <w:shd w:val="clear" w:color="auto" w:fill="121314"/>
+        <w:spacing w:after="0" w:line="285" w:lineRule="atLeast"/>
+        <w:rPr>
+          <w:rFonts w:ascii="Consolas" w:eastAsia="Times New Roman" w:hAnsi="Consolas" w:cs="Times New Roman"/>
+          <w:color w:val="BBBEBF"/>
+          <w:kern w:val="0"/>
+          <w:sz w:val="21"/>
+          <w:szCs w:val="21"/>
+          <w:lang w:eastAsia="en-GB"/>
+          <w14:ligatures w14:val="none"/>
+        </w:rPr>
+      </w:pPr>
+      <w:r>
+        <w:rPr>
+          <w:rFonts w:ascii="Consolas" w:eastAsia="Times New Roman" w:hAnsi="Consolas" w:cs="Times New Roman"/>
+          <w:color w:val="C9D1D9"/>
+          <w:kern w:val="0"/>
+          <w:sz w:val="21"/>
+          <w:szCs w:val="21"/>
+          <w:lang w:eastAsia="en-GB"/>
+          <w14:ligatures w14:val="none"/>
+        </w:rPr>
+        <w:t xml:space="preserve">    </w:t>
+      </w:r>
+      <w:r>
+        <w:rPr>
+          <w:rFonts w:ascii="Consolas" w:eastAsia="Times New Roman" w:hAnsi="Consolas" w:cs="Times New Roman"/>
+          <w:color w:val="C586C0"/>
+          <w:kern w:val="0"/>
+          <w:sz w:val="21"/>
+          <w:szCs w:val="21"/>
+          <w:lang w:eastAsia="en-GB"/>
+          <w14:ligatures w14:val="none"/>
+        </w:rPr>
+        <w:t>switch</w:t>
+      </w:r>
+      <w:r>
+        <w:rPr>
+          <w:rFonts w:ascii="Consolas" w:eastAsia="Times New Roman" w:hAnsi="Consolas" w:cs="Times New Roman"/>
+          <w:color w:val="C9D1D9"/>
+          <w:kern w:val="0"/>
+          <w:sz w:val="21"/>
+          <w:szCs w:val="21"/>
+          <w:lang w:eastAsia="en-GB"/>
+          <w14:ligatures w14:val="none"/>
+        </w:rPr>
+        <w:t xml:space="preserve"> (</w:t>
+      </w:r>
+      <w:r>
+        <w:rPr>
+          <w:rFonts w:ascii="Consolas" w:eastAsia="Times New Roman" w:hAnsi="Consolas" w:cs="Times New Roman"/>
+          <w:color w:val="FFA657"/>
+          <w:kern w:val="0"/>
+          <w:sz w:val="21"/>
+          <w:szCs w:val="21"/>
+          <w:lang w:eastAsia="en-GB"/>
+          <w14:ligatures w14:val="none"/>
+        </w:rPr>
+        <w:t>Integer</w:t>
+      </w:r>
+      <w:r>
+        <w:rPr>
+          <w:rFonts w:ascii="Consolas" w:eastAsia="Times New Roman" w:hAnsi="Consolas" w:cs="Times New Roman"/>
+          <w:color w:val="C9D1D9"/>
+          <w:kern w:val="0"/>
+          <w:sz w:val="21"/>
+          <w:szCs w:val="21"/>
+          <w:lang w:eastAsia="en-GB"/>
+          <w14:ligatures w14:val="none"/>
+        </w:rPr>
+        <w:t>)</w:t>
+      </w:r>
+    </w:p>
+    <w:p>
+      <w:pPr>
+        <w:shd w:val="clear" w:color="auto" w:fill="121314"/>
+        <w:spacing w:after="0" w:line="285" w:lineRule="atLeast"/>
+        <w:rPr>
+          <w:rFonts w:ascii="Consolas" w:eastAsia="Times New Roman" w:hAnsi="Consolas" w:cs="Times New Roman"/>
+          <w:color w:val="BBBEBF"/>
+          <w:kern w:val="0"/>
+          <w:sz w:val="21"/>
+          <w:szCs w:val="21"/>
+          <w:lang w:eastAsia="en-GB"/>
+          <w14:ligatures w14:val="none"/>
+        </w:rPr>
+      </w:pPr>
+      <w:r>
+        <w:rPr>
+          <w:rFonts w:ascii="Consolas" w:eastAsia="Times New Roman" w:hAnsi="Consolas" w:cs="Times New Roman"/>
+          <w:color w:val="C9D1D9"/>
+          <w:kern w:val="0"/>
+          <w:sz w:val="21"/>
+          <w:szCs w:val="21"/>
+          <w:lang w:eastAsia="en-GB"/>
+          <w14:ligatures w14:val="none"/>
+        </w:rPr>
+        <w:t>    {</w:t>
+      </w:r>
+    </w:p>
+    <w:p>
+      <w:pPr>
+        <w:shd w:val="clear" w:color="auto" w:fill="121314"/>
+        <w:spacing w:after="0" w:line="285" w:lineRule="atLeast"/>
+        <w:rPr>
+          <w:rFonts w:ascii="Consolas" w:eastAsia="Times New Roman" w:hAnsi="Consolas" w:cs="Times New Roman"/>
+          <w:color w:val="BBBEBF"/>
+          <w:kern w:val="0"/>
+          <w:sz w:val="21"/>
+          <w:szCs w:val="21"/>
+          <w:lang w:eastAsia="en-GB"/>
+          <w14:ligatures w14:val="none"/>
+        </w:rPr>
+      </w:pPr>
+      <w:r>
+        <w:rPr>
+          <w:rFonts w:ascii="Consolas" w:eastAsia="Times New Roman" w:hAnsi="Consolas" w:cs="Times New Roman"/>
+          <w:color w:val="C9D1D9"/>
+          <w:kern w:val="0"/>
+          <w:sz w:val="21"/>
+          <w:szCs w:val="21"/>
+          <w:lang w:eastAsia="en-GB"/>
+          <w14:ligatures w14:val="none"/>
+        </w:rPr>
+        <w:t xml:space="preserve">        </w:t>
+      </w:r>
+      <w:r>
+        <w:rPr>
+          <w:rFonts w:ascii="Consolas" w:eastAsia="Times New Roman" w:hAnsi="Consolas" w:cs="Times New Roman"/>
+          <w:color w:val="C586C0"/>
+          <w:kern w:val="0"/>
+          <w:sz w:val="21"/>
+          <w:szCs w:val="21"/>
+          <w:lang w:eastAsia="en-GB"/>
+          <w14:ligatures w14:val="none"/>
+        </w:rPr>
+        <w:t>case</w:t>
+      </w:r>
+      <w:r>
+        <w:rPr>
+          <w:rFonts w:ascii="Consolas" w:eastAsia="Times New Roman" w:hAnsi="Consolas" w:cs="Times New Roman"/>
+          <w:color w:val="C9D1D9"/>
+          <w:kern w:val="0"/>
+          <w:sz w:val="21"/>
+          <w:szCs w:val="21"/>
+          <w:lang w:eastAsia="en-GB"/>
+          <w14:ligatures w14:val="none"/>
+        </w:rPr>
+        <w:t xml:space="preserve"> </w:t>
+      </w:r>
+      <w:r>
+        <w:rPr>
+          <w:rFonts w:ascii="Consolas" w:eastAsia="Times New Roman" w:hAnsi="Consolas" w:cs="Times New Roman"/>
+          <w:color w:val="B5CEA8"/>
+          <w:kern w:val="0"/>
+          <w:sz w:val="21"/>
+          <w:szCs w:val="21"/>
+          <w:lang w:eastAsia="en-GB"/>
+          <w14:ligatures w14:val="none"/>
+        </w:rPr>
+        <w:t>1</w:t>
+      </w:r>
+      <w:r>
+        <w:rPr>
+          <w:rFonts w:ascii="Consolas" w:eastAsia="Times New Roman" w:hAnsi="Consolas" w:cs="Times New Roman"/>
+          <w:color w:val="C9D1D9"/>
+          <w:kern w:val="0"/>
+          <w:sz w:val="21"/>
+          <w:szCs w:val="21"/>
+          <w:lang w:eastAsia="en-GB"/>
+          <w14:ligatures w14:val="none"/>
+        </w:rPr>
+        <w:t>:</w:t>
+      </w:r>
+    </w:p>
+    <w:p>
+      <w:pPr>
+        <w:shd w:val="clear" w:color="auto" w:fill="121314"/>
+        <w:spacing w:after="0" w:line="285" w:lineRule="atLeast"/>
+        <w:rPr>
+          <w:rFonts w:ascii="Consolas" w:eastAsia="Times New Roman" w:hAnsi="Consolas" w:cs="Times New Roman"/>
+          <w:color w:val="BBBEBF"/>
+          <w:kern w:val="0"/>
+          <w:sz w:val="21"/>
+          <w:szCs w:val="21"/>
+          <w:lang w:eastAsia="en-GB"/>
+          <w14:ligatures w14:val="none"/>
+        </w:rPr>
+      </w:pPr>
+      <w:r>
+        <w:rPr>
+          <w:rFonts w:ascii="Consolas" w:eastAsia="Times New Roman" w:hAnsi="Consolas" w:cs="Times New Roman"/>
+          <w:color w:val="C9D1D9"/>
+          <w:kern w:val="0"/>
+          <w:sz w:val="21"/>
+          <w:szCs w:val="21"/>
+          <w:lang w:eastAsia="en-GB"/>
+          <w14:ligatures w14:val="none"/>
+        </w:rPr>
+        <w:t xml:space="preserve">        </w:t>
+      </w:r>
+      <w:proofErr w:type="spellStart"/>
+      <w:r>
+        <w:rPr>
+          <w:rFonts w:ascii="Consolas" w:eastAsia="Times New Roman" w:hAnsi="Consolas" w:cs="Times New Roman"/>
+          <w:color w:val="C9D1D9"/>
+          <w:kern w:val="0"/>
+          <w:sz w:val="21"/>
+          <w:szCs w:val="21"/>
+          <w:lang w:eastAsia="en-GB"/>
+          <w14:ligatures w14:val="none"/>
+        </w:rPr>
+        <w:t>cout</w:t>
+      </w:r>
+      <w:proofErr w:type="spellEnd"/>
+      <w:r>
+        <w:rPr>
+          <w:rFonts w:ascii="Consolas" w:eastAsia="Times New Roman" w:hAnsi="Consolas" w:cs="Times New Roman"/>
+          <w:color w:val="C9D1D9"/>
+          <w:kern w:val="0"/>
+          <w:sz w:val="21"/>
+          <w:szCs w:val="21"/>
+          <w:lang w:eastAsia="en-GB"/>
+          <w14:ligatures w14:val="none"/>
+        </w:rPr>
+        <w:t xml:space="preserve"> </w:t>
+      </w:r>
+      <w:r>
+        <w:rPr>
+          <w:rFonts w:ascii="Consolas" w:eastAsia="Times New Roman" w:hAnsi="Consolas" w:cs="Times New Roman"/>
+          <w:color w:val="D4D4D4"/>
+          <w:kern w:val="0"/>
+          <w:sz w:val="21"/>
+          <w:szCs w:val="21"/>
+          <w:lang w:eastAsia="en-GB"/>
+          <w14:ligatures w14:val="none"/>
+        </w:rPr>
+        <w:t>&lt;&lt;</w:t>
+      </w:r>
+      <w:r>
+        <w:rPr>
+          <w:rFonts w:ascii="Consolas" w:eastAsia="Times New Roman" w:hAnsi="Consolas" w:cs="Times New Roman"/>
+          <w:color w:val="C9D1D9"/>
+          <w:kern w:val="0"/>
+          <w:sz w:val="21"/>
+          <w:szCs w:val="21"/>
+          <w:lang w:eastAsia="en-GB"/>
+          <w14:ligatures w14:val="none"/>
+        </w:rPr>
+        <w:t xml:space="preserve"> </w:t>
+      </w:r>
+      <w:r>
+        <w:rPr>
+          <w:rFonts w:ascii="Consolas" w:eastAsia="Times New Roman" w:hAnsi="Consolas" w:cs="Times New Roman"/>
+          <w:color w:val="A5D6FF"/>
+          <w:kern w:val="0"/>
+          <w:sz w:val="21"/>
+          <w:szCs w:val="21"/>
+          <w:lang w:eastAsia="en-GB"/>
+          <w14:ligatures w14:val="none"/>
+        </w:rPr>
+        <w:t>"Rock"</w:t>
+      </w:r>
+      <w:r>
+        <w:rPr>
+          <w:rFonts w:ascii="Consolas" w:eastAsia="Times New Roman" w:hAnsi="Consolas" w:cs="Times New Roman"/>
+          <w:color w:val="C9D1D9"/>
+          <w:kern w:val="0"/>
+          <w:sz w:val="21"/>
+          <w:szCs w:val="21"/>
+          <w:lang w:eastAsia="en-GB"/>
+          <w14:ligatures w14:val="none"/>
+        </w:rPr>
+        <w:t xml:space="preserve"> </w:t>
+      </w:r>
+      <w:r>
+        <w:rPr>
+          <w:rFonts w:ascii="Consolas" w:eastAsia="Times New Roman" w:hAnsi="Consolas" w:cs="Times New Roman"/>
+          <w:color w:val="D4D4D4"/>
+          <w:kern w:val="0"/>
+          <w:sz w:val="21"/>
+          <w:szCs w:val="21"/>
+          <w:lang w:eastAsia="en-GB"/>
+          <w14:ligatures w14:val="none"/>
+        </w:rPr>
+        <w:t>&lt;&lt;</w:t>
+      </w:r>
+      <w:r>
+        <w:rPr>
+          <w:rFonts w:ascii="Consolas" w:eastAsia="Times New Roman" w:hAnsi="Consolas" w:cs="Times New Roman"/>
+          <w:color w:val="C9D1D9"/>
+          <w:kern w:val="0"/>
+          <w:sz w:val="21"/>
+          <w:szCs w:val="21"/>
+          <w:lang w:eastAsia="en-GB"/>
+          <w14:ligatures w14:val="none"/>
+        </w:rPr>
+        <w:t xml:space="preserve"> </w:t>
+      </w:r>
+      <w:proofErr w:type="spellStart"/>
+      <w:r>
+        <w:rPr>
+          <w:rFonts w:ascii="Consolas" w:eastAsia="Times New Roman" w:hAnsi="Consolas" w:cs="Times New Roman"/>
+          <w:color w:val="C9D1D9"/>
+          <w:kern w:val="0"/>
+          <w:sz w:val="21"/>
+          <w:szCs w:val="21"/>
+          <w:lang w:eastAsia="en-GB"/>
+          <w14:ligatures w14:val="none"/>
+        </w:rPr>
+        <w:t>endl</w:t>
+      </w:r>
+      <w:proofErr w:type="spellEnd"/>
+      <w:r>
+        <w:rPr>
+          <w:rFonts w:ascii="Consolas" w:eastAsia="Times New Roman" w:hAnsi="Consolas" w:cs="Times New Roman"/>
+          <w:color w:val="C9D1D9"/>
+          <w:kern w:val="0"/>
+          <w:sz w:val="21"/>
+          <w:szCs w:val="21"/>
+          <w:lang w:eastAsia="en-GB"/>
+          <w14:ligatures w14:val="none"/>
+        </w:rPr>
+        <w:t>;</w:t>
+      </w:r>
+    </w:p>
+    <w:p>
+      <w:pPr>
+        <w:shd w:val="clear" w:color="auto" w:fill="121314"/>
+        <w:spacing w:after="0" w:line="285" w:lineRule="atLeast"/>
+        <w:rPr>
+          <w:rFonts w:ascii="Consolas" w:eastAsia="Times New Roman" w:hAnsi="Consolas" w:cs="Times New Roman"/>
+          <w:color w:val="BBBEBF"/>
+          <w:kern w:val="0"/>
+          <w:sz w:val="21"/>
+          <w:szCs w:val="21"/>
+          <w:lang w:eastAsia="en-GB"/>
+          <w14:ligatures w14:val="none"/>
+        </w:rPr>
+      </w:pPr>
+      <w:r>
+        <w:rPr>
+          <w:rFonts w:ascii="Consolas" w:eastAsia="Times New Roman" w:hAnsi="Consolas" w:cs="Times New Roman"/>
+          <w:color w:val="C9D1D9"/>
+          <w:kern w:val="0"/>
+          <w:sz w:val="21"/>
+          <w:szCs w:val="21"/>
+          <w:lang w:eastAsia="en-GB"/>
+          <w14:ligatures w14:val="none"/>
+        </w:rPr>
+        <w:t xml:space="preserve">        </w:t>
+      </w:r>
+      <w:r>
+        <w:rPr>
+          <w:rFonts w:ascii="Consolas" w:eastAsia="Times New Roman" w:hAnsi="Consolas" w:cs="Times New Roman"/>
+          <w:color w:val="C586C0"/>
+          <w:kern w:val="0"/>
+          <w:sz w:val="21"/>
+          <w:szCs w:val="21"/>
+          <w:lang w:eastAsia="en-GB"/>
+          <w14:ligatures w14:val="none"/>
+        </w:rPr>
+        <w:t>break</w:t>
+      </w:r>
+      <w:r>
+        <w:rPr>
+          <w:rFonts w:ascii="Consolas" w:eastAsia="Times New Roman" w:hAnsi="Consolas" w:cs="Times New Roman"/>
+          <w:color w:val="C9D1D9"/>
+          <w:kern w:val="0"/>
+          <w:sz w:val="21"/>
+          <w:szCs w:val="21"/>
+          <w:lang w:eastAsia="en-GB"/>
+          <w14:ligatures w14:val="none"/>
+        </w:rPr>
+        <w:t>;</w:t>
+      </w:r>
+    </w:p>
+    <w:p>
+      <w:pPr>
+        <w:shd w:val="clear" w:color="auto" w:fill="121314"/>
+        <w:spacing w:after="0" w:line="285" w:lineRule="atLeast"/>
+        <w:rPr>
+          <w:rFonts w:ascii="Consolas" w:eastAsia="Times New Roman" w:hAnsi="Consolas" w:cs="Times New Roman"/>
+          <w:color w:val="BBBEBF"/>
+          <w:kern w:val="0"/>
+          <w:sz w:val="21"/>
+          <w:szCs w:val="21"/>
+          <w:lang w:eastAsia="en-GB"/>
+          <w14:ligatures w14:val="none"/>
+        </w:rPr>
+      </w:pPr>
+      <w:r>
+        <w:rPr>
+          <w:rFonts w:ascii="Consolas" w:eastAsia="Times New Roman" w:hAnsi="Consolas" w:cs="Times New Roman"/>
+          <w:color w:val="C9D1D9"/>
+          <w:kern w:val="0"/>
+          <w:sz w:val="21"/>
+          <w:szCs w:val="21"/>
+          <w:lang w:eastAsia="en-GB"/>
+          <w14:ligatures w14:val="none"/>
+        </w:rPr>
+        <w:t xml:space="preserve">        </w:t>
+      </w:r>
+      <w:r>
+        <w:rPr>
+          <w:rFonts w:ascii="Consolas" w:eastAsia="Times New Roman" w:hAnsi="Consolas" w:cs="Times New Roman"/>
+          <w:color w:val="C586C0"/>
+          <w:kern w:val="0"/>
+          <w:sz w:val="21"/>
+          <w:szCs w:val="21"/>
+          <w:lang w:eastAsia="en-GB"/>
+          <w14:ligatures w14:val="none"/>
+        </w:rPr>
+        <w:t>case</w:t>
+      </w:r>
+      <w:r>
+        <w:rPr>
+          <w:rFonts w:ascii="Consolas" w:eastAsia="Times New Roman" w:hAnsi="Consolas" w:cs="Times New Roman"/>
+          <w:color w:val="C9D1D9"/>
+          <w:kern w:val="0"/>
+          <w:sz w:val="21"/>
+          <w:szCs w:val="21"/>
+          <w:lang w:eastAsia="en-GB"/>
+          <w14:ligatures w14:val="none"/>
+        </w:rPr>
+        <w:t xml:space="preserve"> </w:t>
+      </w:r>
+      <w:r>
+        <w:rPr>
+          <w:rFonts w:ascii="Consolas" w:eastAsia="Times New Roman" w:hAnsi="Consolas" w:cs="Times New Roman"/>
+          <w:color w:val="B5CEA8"/>
+          <w:kern w:val="0"/>
+          <w:sz w:val="21"/>
+          <w:szCs w:val="21"/>
+          <w:lang w:eastAsia="en-GB"/>
+          <w14:ligatures w14:val="none"/>
+        </w:rPr>
+        <w:t>2</w:t>
+      </w:r>
+      <w:r>
+        <w:rPr>
+          <w:rFonts w:ascii="Consolas" w:eastAsia="Times New Roman" w:hAnsi="Consolas" w:cs="Times New Roman"/>
+          <w:color w:val="C9D1D9"/>
+          <w:kern w:val="0"/>
+          <w:sz w:val="21"/>
+          <w:szCs w:val="21"/>
+          <w:lang w:eastAsia="en-GB"/>
+          <w14:ligatures w14:val="none"/>
+        </w:rPr>
+        <w:t>:</w:t>
+      </w:r>
+    </w:p>
+    <w:p>
+      <w:pPr>
+        <w:shd w:val="clear" w:color="auto" w:fill="121314"/>
+        <w:spacing w:after="0" w:line="285" w:lineRule="atLeast"/>
+        <w:rPr>
+          <w:rFonts w:ascii="Consolas" w:eastAsia="Times New Roman" w:hAnsi="Consolas" w:cs="Times New Roman"/>
+          <w:color w:val="BBBEBF"/>
+          <w:kern w:val="0"/>
+          <w:sz w:val="21"/>
+          <w:szCs w:val="21"/>
+          <w:lang w:eastAsia="en-GB"/>
+          <w14:ligatures w14:val="none"/>
+        </w:rPr>
+      </w:pPr>
+      <w:r>
+        <w:rPr>
+          <w:rFonts w:ascii="Consolas" w:eastAsia="Times New Roman" w:hAnsi="Consolas" w:cs="Times New Roman"/>
+          <w:color w:val="C9D1D9"/>
+          <w:kern w:val="0"/>
+          <w:sz w:val="21"/>
+          <w:szCs w:val="21"/>
+          <w:lang w:eastAsia="en-GB"/>
+          <w14:ligatures w14:val="none"/>
+        </w:rPr>
+        <w:t xml:space="preserve">        </w:t>
+      </w:r>
+      <w:proofErr w:type="spellStart"/>
+      <w:r>
+        <w:rPr>
+          <w:rFonts w:ascii="Consolas" w:eastAsia="Times New Roman" w:hAnsi="Consolas" w:cs="Times New Roman"/>
+          <w:color w:val="C9D1D9"/>
+          <w:kern w:val="0"/>
+          <w:sz w:val="21"/>
+          <w:szCs w:val="21"/>
+          <w:lang w:eastAsia="en-GB"/>
+          <w14:ligatures w14:val="none"/>
+        </w:rPr>
+        <w:t>cout</w:t>
+      </w:r>
+      <w:proofErr w:type="spellEnd"/>
+      <w:r>
+        <w:rPr>
+          <w:rFonts w:ascii="Consolas" w:eastAsia="Times New Roman" w:hAnsi="Consolas" w:cs="Times New Roman"/>
+          <w:color w:val="C9D1D9"/>
+          <w:kern w:val="0"/>
+          <w:sz w:val="21"/>
+          <w:szCs w:val="21"/>
+          <w:lang w:eastAsia="en-GB"/>
+          <w14:ligatures w14:val="none"/>
+        </w:rPr>
+        <w:t xml:space="preserve"> </w:t>
+      </w:r>
+      <w:r>
+        <w:rPr>
+          <w:rFonts w:ascii="Consolas" w:eastAsia="Times New Roman" w:hAnsi="Consolas" w:cs="Times New Roman"/>
+          <w:color w:val="D4D4D4"/>
+          <w:kern w:val="0"/>
+          <w:sz w:val="21"/>
+          <w:szCs w:val="21"/>
+          <w:lang w:eastAsia="en-GB"/>
+          <w14:ligatures w14:val="none"/>
+        </w:rPr>
+        <w:t>&lt;&lt;</w:t>
+      </w:r>
+      <w:r>
+        <w:rPr>
+          <w:rFonts w:ascii="Consolas" w:eastAsia="Times New Roman" w:hAnsi="Consolas" w:cs="Times New Roman"/>
+          <w:color w:val="C9D1D9"/>
+          <w:kern w:val="0"/>
+          <w:sz w:val="21"/>
+          <w:szCs w:val="21"/>
+          <w:lang w:eastAsia="en-GB"/>
+          <w14:ligatures w14:val="none"/>
+        </w:rPr>
+        <w:t xml:space="preserve"> </w:t>
+      </w:r>
+      <w:r>
+        <w:rPr>
+          <w:rFonts w:ascii="Consolas" w:eastAsia="Times New Roman" w:hAnsi="Consolas" w:cs="Times New Roman"/>
+          <w:color w:val="A5D6FF"/>
+          <w:kern w:val="0"/>
+          <w:sz w:val="21"/>
+          <w:szCs w:val="21"/>
+          <w:lang w:eastAsia="en-GB"/>
+          <w14:ligatures w14:val="none"/>
+        </w:rPr>
+        <w:t>"Paper"</w:t>
+      </w:r>
+      <w:r>
+        <w:rPr>
+          <w:rFonts w:ascii="Consolas" w:eastAsia="Times New Roman" w:hAnsi="Consolas" w:cs="Times New Roman"/>
+          <w:color w:val="C9D1D9"/>
+          <w:kern w:val="0"/>
+          <w:sz w:val="21"/>
+          <w:szCs w:val="21"/>
+          <w:lang w:eastAsia="en-GB"/>
+          <w14:ligatures w14:val="none"/>
+        </w:rPr>
+        <w:t xml:space="preserve"> </w:t>
+      </w:r>
+      <w:r>
+        <w:rPr>
+          <w:rFonts w:ascii="Consolas" w:eastAsia="Times New Roman" w:hAnsi="Consolas" w:cs="Times New Roman"/>
+          <w:color w:val="D4D4D4"/>
+          <w:kern w:val="0"/>
+          <w:sz w:val="21"/>
+          <w:szCs w:val="21"/>
+          <w:lang w:eastAsia="en-GB"/>
+          <w14:ligatures w14:val="none"/>
+        </w:rPr>
+        <w:t>&lt;&lt;</w:t>
+      </w:r>
+      <w:r>
+        <w:rPr>
+          <w:rFonts w:ascii="Consolas" w:eastAsia="Times New Roman" w:hAnsi="Consolas" w:cs="Times New Roman"/>
+          <w:color w:val="C9D1D9"/>
+          <w:kern w:val="0"/>
+          <w:sz w:val="21"/>
+          <w:szCs w:val="21"/>
+          <w:lang w:eastAsia="en-GB"/>
+          <w14:ligatures w14:val="none"/>
+        </w:rPr>
+        <w:t xml:space="preserve"> </w:t>
+      </w:r>
+      <w:proofErr w:type="spellStart"/>
+      <w:r>
+        <w:rPr>
+          <w:rFonts w:ascii="Consolas" w:eastAsia="Times New Roman" w:hAnsi="Consolas" w:cs="Times New Roman"/>
+          <w:color w:val="C9D1D9"/>
+          <w:kern w:val="0"/>
+          <w:sz w:val="21"/>
+          <w:szCs w:val="21"/>
+          <w:lang w:eastAsia="en-GB"/>
+          <w14:ligatures w14:val="none"/>
+        </w:rPr>
+        <w:t>endl</w:t>
+      </w:r>
+      <w:proofErr w:type="spellEnd"/>
+      <w:r>
+        <w:rPr>
+          <w:rFonts w:ascii="Consolas" w:eastAsia="Times New Roman" w:hAnsi="Consolas" w:cs="Times New Roman"/>
+          <w:color w:val="C9D1D9"/>
+          <w:kern w:val="0"/>
+          <w:sz w:val="21"/>
+          <w:szCs w:val="21"/>
+          <w:lang w:eastAsia="en-GB"/>
+          <w14:ligatures w14:val="none"/>
+        </w:rPr>
+        <w:t>;</w:t>
+      </w:r>
+    </w:p>
+    <w:p>
+      <w:pPr>
+        <w:shd w:val="clear" w:color="auto" w:fill="121314"/>
+        <w:spacing w:after="0" w:line="285" w:lineRule="atLeast"/>
+        <w:rPr>
+          <w:rFonts w:ascii="Consolas" w:eastAsia="Times New Roman" w:hAnsi="Consolas" w:cs="Times New Roman"/>
+          <w:color w:val="BBBEBF"/>
+          <w:kern w:val="0"/>
+          <w:sz w:val="21"/>
+          <w:szCs w:val="21"/>
+          <w:lang w:eastAsia="en-GB"/>
+          <w14:ligatures w14:val="none"/>
+        </w:rPr>
+      </w:pPr>
+      <w:r>
+        <w:rPr>
+          <w:rFonts w:ascii="Consolas" w:eastAsia="Times New Roman" w:hAnsi="Consolas" w:cs="Times New Roman"/>
+          <w:color w:val="C9D1D9"/>
+          <w:kern w:val="0"/>
+          <w:sz w:val="21"/>
+          <w:szCs w:val="21"/>
+          <w:lang w:eastAsia="en-GB"/>
+          <w14:ligatures w14:val="none"/>
+        </w:rPr>
+        <w:t xml:space="preserve">        </w:t>
+      </w:r>
+      <w:r>
+        <w:rPr>
+          <w:rFonts w:ascii="Consolas" w:eastAsia="Times New Roman" w:hAnsi="Consolas" w:cs="Times New Roman"/>
+          <w:color w:val="C586C0"/>
+          <w:kern w:val="0"/>
+          <w:sz w:val="21"/>
+          <w:szCs w:val="21"/>
+          <w:lang w:eastAsia="en-GB"/>
+          <w14:ligatures w14:val="none"/>
+        </w:rPr>
+        <w:t>break</w:t>
+      </w:r>
+      <w:r>
+        <w:rPr>
+          <w:rFonts w:ascii="Consolas" w:eastAsia="Times New Roman" w:hAnsi="Consolas" w:cs="Times New Roman"/>
+          <w:color w:val="C9D1D9"/>
+          <w:kern w:val="0"/>
+          <w:sz w:val="21"/>
+          <w:szCs w:val="21"/>
+          <w:lang w:eastAsia="en-GB"/>
+          <w14:ligatures w14:val="none"/>
+        </w:rPr>
+        <w:t>;</w:t>
+      </w:r>
+    </w:p>
+    <w:p>
+      <w:pPr>
+        <w:shd w:val="clear" w:color="auto" w:fill="121314"/>
+        <w:spacing w:after="0" w:line="285" w:lineRule="atLeast"/>
+        <w:rPr>
+          <w:rFonts w:ascii="Consolas" w:eastAsia="Times New Roman" w:hAnsi="Consolas" w:cs="Times New Roman"/>
+          <w:color w:val="BBBEBF"/>
+          <w:kern w:val="0"/>
+          <w:sz w:val="21"/>
+          <w:szCs w:val="21"/>
+          <w:lang w:eastAsia="en-GB"/>
+          <w14:ligatures w14:val="none"/>
+        </w:rPr>
+      </w:pPr>
+      <w:r>
+        <w:rPr>
+          <w:rFonts w:ascii="Consolas" w:eastAsia="Times New Roman" w:hAnsi="Consolas" w:cs="Times New Roman"/>
+          <w:color w:val="C9D1D9"/>
+          <w:kern w:val="0"/>
+          <w:sz w:val="21"/>
+          <w:szCs w:val="21"/>
+          <w:lang w:eastAsia="en-GB"/>
+          <w14:ligatures w14:val="none"/>
+        </w:rPr>
+        <w:t xml:space="preserve">        </w:t>
+      </w:r>
+      <w:r>
+        <w:rPr>
+          <w:rFonts w:ascii="Consolas" w:eastAsia="Times New Roman" w:hAnsi="Consolas" w:cs="Times New Roman"/>
+          <w:color w:val="C586C0"/>
+          <w:kern w:val="0"/>
+          <w:sz w:val="21"/>
+          <w:szCs w:val="21"/>
+          <w:lang w:eastAsia="en-GB"/>
+          <w14:ligatures w14:val="none"/>
+        </w:rPr>
+        <w:t>default</w:t>
+      </w:r>
+      <w:r>
+        <w:rPr>
+          <w:rFonts w:ascii="Consolas" w:eastAsia="Times New Roman" w:hAnsi="Consolas" w:cs="Times New Roman"/>
+          <w:color w:val="C9D1D9"/>
+          <w:kern w:val="0"/>
+          <w:sz w:val="21"/>
+          <w:szCs w:val="21"/>
+          <w:lang w:eastAsia="en-GB"/>
+          <w14:ligatures w14:val="none"/>
+        </w:rPr>
+        <w:t>:</w:t>
+      </w:r>
+    </w:p>
+    <w:p>
+      <w:pPr>
+        <w:shd w:val="clear" w:color="auto" w:fill="121314"/>
+        <w:spacing w:after="0" w:line="285" w:lineRule="atLeast"/>
+        <w:rPr>
+          <w:rFonts w:ascii="Consolas" w:eastAsia="Times New Roman" w:hAnsi="Consolas" w:cs="Times New Roman"/>
+          <w:color w:val="BBBEBF"/>
+          <w:kern w:val="0"/>
+          <w:sz w:val="21"/>
+          <w:szCs w:val="21"/>
+          <w:lang w:eastAsia="en-GB"/>
+          <w14:ligatures w14:val="none"/>
+        </w:rPr>
+      </w:pPr>
+      <w:r>
+        <w:rPr>
+          <w:rFonts w:ascii="Consolas" w:eastAsia="Times New Roman" w:hAnsi="Consolas" w:cs="Times New Roman"/>
+          <w:color w:val="C9D1D9"/>
+          <w:kern w:val="0"/>
+          <w:sz w:val="21"/>
+          <w:szCs w:val="21"/>
+          <w:lang w:eastAsia="en-GB"/>
+          <w14:ligatures w14:val="none"/>
+        </w:rPr>
+        <w:t xml:space="preserve">        </w:t>
+      </w:r>
+      <w:proofErr w:type="spellStart"/>
+      <w:r>
+        <w:rPr>
+          <w:rFonts w:ascii="Consolas" w:eastAsia="Times New Roman" w:hAnsi="Consolas" w:cs="Times New Roman"/>
+          <w:color w:val="C9D1D9"/>
+          <w:kern w:val="0"/>
+          <w:sz w:val="21"/>
+          <w:szCs w:val="21"/>
+          <w:lang w:eastAsia="en-GB"/>
+          <w14:ligatures w14:val="none"/>
+        </w:rPr>
+        <w:t>cout</w:t>
+      </w:r>
+      <w:proofErr w:type="spellEnd"/>
+      <w:r>
+        <w:rPr>
+          <w:rFonts w:ascii="Consolas" w:eastAsia="Times New Roman" w:hAnsi="Consolas" w:cs="Times New Roman"/>
+          <w:color w:val="C9D1D9"/>
+          <w:kern w:val="0"/>
+          <w:sz w:val="21"/>
+          <w:szCs w:val="21"/>
+          <w:lang w:eastAsia="en-GB"/>
+          <w14:ligatures w14:val="none"/>
+        </w:rPr>
+        <w:t xml:space="preserve"> </w:t>
+      </w:r>
+      <w:r>
+        <w:rPr>
+          <w:rFonts w:ascii="Consolas" w:eastAsia="Times New Roman" w:hAnsi="Consolas" w:cs="Times New Roman"/>
+          <w:color w:val="D4D4D4"/>
+          <w:kern w:val="0"/>
+          <w:sz w:val="21"/>
+          <w:szCs w:val="21"/>
+          <w:lang w:eastAsia="en-GB"/>
+          <w14:ligatures w14:val="none"/>
+        </w:rPr>
+        <w:t>&lt;&lt;</w:t>
+      </w:r>
+      <w:r>
+        <w:rPr>
+          <w:rFonts w:ascii="Consolas" w:eastAsia="Times New Roman" w:hAnsi="Consolas" w:cs="Times New Roman"/>
+          <w:color w:val="C9D1D9"/>
+          <w:kern w:val="0"/>
+          <w:sz w:val="21"/>
+          <w:szCs w:val="21"/>
+          <w:lang w:eastAsia="en-GB"/>
+          <w14:ligatures w14:val="none"/>
+        </w:rPr>
+        <w:t xml:space="preserve"> </w:t>
+      </w:r>
+      <w:r>
+        <w:rPr>
+          <w:rFonts w:ascii="Consolas" w:eastAsia="Times New Roman" w:hAnsi="Consolas" w:cs="Times New Roman"/>
+          <w:color w:val="A5D6FF"/>
+          <w:kern w:val="0"/>
+          <w:sz w:val="21"/>
+          <w:szCs w:val="21"/>
+          <w:lang w:eastAsia="en-GB"/>
+          <w14:ligatures w14:val="none"/>
+        </w:rPr>
+        <w:t>"Scissors"</w:t>
+      </w:r>
+      <w:r>
+        <w:rPr>
+          <w:rFonts w:ascii="Consolas" w:eastAsia="Times New Roman" w:hAnsi="Consolas" w:cs="Times New Roman"/>
+          <w:color w:val="C9D1D9"/>
+          <w:kern w:val="0"/>
+          <w:sz w:val="21"/>
+          <w:szCs w:val="21"/>
+          <w:lang w:eastAsia="en-GB"/>
+          <w14:ligatures w14:val="none"/>
+        </w:rPr>
+        <w:t xml:space="preserve"> </w:t>
+      </w:r>
+      <w:r>
+        <w:rPr>
+          <w:rFonts w:ascii="Consolas" w:eastAsia="Times New Roman" w:hAnsi="Consolas" w:cs="Times New Roman"/>
+          <w:color w:val="D4D4D4"/>
+          <w:kern w:val="0"/>
+          <w:sz w:val="21"/>
+          <w:szCs w:val="21"/>
+          <w:lang w:eastAsia="en-GB"/>
+          <w14:ligatures w14:val="none"/>
+        </w:rPr>
+        <w:t>&lt;&lt;</w:t>
+      </w:r>
+      <w:r>
+        <w:rPr>
+          <w:rFonts w:ascii="Consolas" w:eastAsia="Times New Roman" w:hAnsi="Consolas" w:cs="Times New Roman"/>
+          <w:color w:val="C9D1D9"/>
+          <w:kern w:val="0"/>
+          <w:sz w:val="21"/>
+          <w:szCs w:val="21"/>
+          <w:lang w:eastAsia="en-GB"/>
+          <w14:ligatures w14:val="none"/>
+        </w:rPr>
+        <w:t xml:space="preserve"> </w:t>
+      </w:r>
+      <w:proofErr w:type="spellStart"/>
+      <w:r>
+        <w:rPr>
+          <w:rFonts w:ascii="Consolas" w:eastAsia="Times New Roman" w:hAnsi="Consolas" w:cs="Times New Roman"/>
+          <w:color w:val="C9D1D9"/>
+          <w:kern w:val="0"/>
+          <w:sz w:val="21"/>
+          <w:szCs w:val="21"/>
+          <w:lang w:eastAsia="en-GB"/>
+          <w14:ligatures w14:val="none"/>
+        </w:rPr>
+        <w:t>endl</w:t>
+      </w:r>
+      <w:proofErr w:type="spellEnd"/>
+      <w:r>
+        <w:rPr>
+          <w:rFonts w:ascii="Consolas" w:eastAsia="Times New Roman" w:hAnsi="Consolas" w:cs="Times New Roman"/>
+          <w:color w:val="C9D1D9"/>
+          <w:kern w:val="0"/>
+          <w:sz w:val="21"/>
+          <w:szCs w:val="21"/>
+          <w:lang w:eastAsia="en-GB"/>
+          <w14:ligatures w14:val="none"/>
+        </w:rPr>
+        <w:t>;</w:t>
+      </w:r>
+    </w:p>
+    <w:p>
+      <w:pPr>
+        <w:shd w:val="clear" w:color="auto" w:fill="121314"/>
+        <w:spacing w:after="0" w:line="285" w:lineRule="atLeast"/>
+        <w:rPr>
+          <w:rFonts w:ascii="Consolas" w:eastAsia="Times New Roman" w:hAnsi="Consolas" w:cs="Times New Roman"/>
+          <w:color w:val="BBBEBF"/>
+          <w:kern w:val="0"/>
+          <w:sz w:val="21"/>
+          <w:szCs w:val="21"/>
+          <w:lang w:eastAsia="en-GB"/>
+          <w14:ligatures w14:val="none"/>
+        </w:rPr>
+      </w:pPr>
+      <w:r>
+        <w:rPr>
+          <w:rFonts w:ascii="Consolas" w:eastAsia="Times New Roman" w:hAnsi="Consolas" w:cs="Times New Roman"/>
+          <w:color w:val="C9D1D9"/>
+          <w:kern w:val="0"/>
+          <w:sz w:val="21"/>
+          <w:szCs w:val="21"/>
+          <w:lang w:eastAsia="en-GB"/>
+          <w14:ligatures w14:val="none"/>
+        </w:rPr>
+        <w:t>    }</w:t>
+      </w:r>
+    </w:p>
+    <w:p>
+      <w:pPr>
+        <w:shd w:val="clear" w:color="auto" w:fill="121314"/>
+        <w:spacing w:after="0" w:line="285" w:lineRule="atLeast"/>
+        <w:rPr>
+          <w:rFonts w:ascii="Consolas" w:eastAsia="Times New Roman" w:hAnsi="Consolas" w:cs="Times New Roman"/>
+          <w:color w:val="BBBEBF"/>
+          <w:kern w:val="0"/>
+          <w:sz w:val="21"/>
+          <w:szCs w:val="21"/>
+          <w:lang w:eastAsia="en-GB"/>
+          <w14:ligatures w14:val="none"/>
+        </w:rPr>
+      </w:pPr>
+      <w:r>
+        <w:rPr>
+          <w:rFonts w:ascii="Consolas" w:eastAsia="Times New Roman" w:hAnsi="Consolas" w:cs="Times New Roman"/>
+          <w:color w:val="BBBEBF"/>
+          <w:kern w:val="0"/>
+          <w:sz w:val="21"/>
+          <w:szCs w:val="21"/>
+          <w:lang w:eastAsia="en-GB"/>
+          <w14:ligatures w14:val="none"/>
+        </w:rPr>
+        <w:t>}</w:t>
+      </w:r>
+    </w:p>
+    <w:p>
+      <w:pPr>
+        <w:shd w:val="clear" w:color="auto" w:fill="121314"/>
+        <w:spacing w:after="0" w:line="285" w:lineRule="atLeast"/>
+        <w:rPr>
+          <w:rFonts w:ascii="Consolas" w:eastAsia="Times New Roman" w:hAnsi="Consolas" w:cs="Times New Roman"/>
+          <w:color w:val="BBBEBF"/>
+          <w:kern w:val="0"/>
+          <w:sz w:val="21"/>
+          <w:szCs w:val="21"/>
+          <w:lang w:eastAsia="en-GB"/>
+          <w14:ligatures w14:val="none"/>
+        </w:rPr>
+      </w:pPr>
+    </w:p>
+    <w:p>
+      <w:pPr>
+        <w:shd w:val="clear" w:color="auto" w:fill="121314"/>
+        <w:spacing w:after="0" w:line="285" w:lineRule="atLeast"/>
+        <w:rPr>
+          <w:rFonts w:ascii="Consolas" w:eastAsia="Times New Roman" w:hAnsi="Consolas" w:cs="Times New Roman"/>
+          <w:color w:val="BBBEBF"/>
+          <w:kern w:val="0"/>
+          <w:sz w:val="21"/>
+          <w:szCs w:val="21"/>
+          <w:lang w:eastAsia="en-GB"/>
+          <w14:ligatures w14:val="none"/>
+        </w:rPr>
+      </w:pPr>
+      <w:r>
+        <w:rPr>
+          <w:rFonts w:ascii="Consolas" w:eastAsia="Times New Roman" w:hAnsi="Consolas" w:cs="Times New Roman"/>
+          <w:color w:val="FF7B72"/>
+          <w:kern w:val="0"/>
+          <w:sz w:val="21"/>
+          <w:szCs w:val="21"/>
+          <w:lang w:eastAsia="en-GB"/>
+          <w14:ligatures w14:val="none"/>
+        </w:rPr>
+        <w:t>void</w:t>
+      </w:r>
+      <w:r>
+        <w:rPr>
+          <w:rFonts w:ascii="Consolas" w:eastAsia="Times New Roman" w:hAnsi="Consolas" w:cs="Times New Roman"/>
+          <w:color w:val="BBBEBF"/>
+          <w:kern w:val="0"/>
+          <w:sz w:val="21"/>
+          <w:szCs w:val="21"/>
+          <w:lang w:eastAsia="en-GB"/>
+          <w14:ligatures w14:val="none"/>
+        </w:rPr>
+        <w:t xml:space="preserve"> </w:t>
+      </w:r>
+      <w:proofErr w:type="spellStart"/>
+      <w:proofErr w:type="gramStart"/>
+      <w:r>
+        <w:rPr>
+          <w:rFonts w:ascii="Consolas" w:eastAsia="Times New Roman" w:hAnsi="Consolas" w:cs="Times New Roman"/>
+          <w:color w:val="D2A8FF"/>
+          <w:kern w:val="0"/>
+          <w:sz w:val="21"/>
+          <w:szCs w:val="21"/>
+          <w:lang w:eastAsia="en-GB"/>
+          <w14:ligatures w14:val="none"/>
+        </w:rPr>
+        <w:t>PrintingComputerChoice</w:t>
+      </w:r>
+      <w:proofErr w:type="spellEnd"/>
+      <w:r>
+        <w:rPr>
+          <w:rFonts w:ascii="Consolas" w:eastAsia="Times New Roman" w:hAnsi="Consolas" w:cs="Times New Roman"/>
+          <w:color w:val="BBBEBF"/>
+          <w:kern w:val="0"/>
+          <w:sz w:val="21"/>
+          <w:szCs w:val="21"/>
+          <w:lang w:eastAsia="en-GB"/>
+          <w14:ligatures w14:val="none"/>
+        </w:rPr>
+        <w:t>(</w:t>
+      </w:r>
+      <w:proofErr w:type="gramEnd"/>
+      <w:r>
+        <w:rPr>
+          <w:rFonts w:ascii="Consolas" w:eastAsia="Times New Roman" w:hAnsi="Consolas" w:cs="Times New Roman"/>
+          <w:color w:val="FF7B72"/>
+          <w:kern w:val="0"/>
+          <w:sz w:val="21"/>
+          <w:szCs w:val="21"/>
+          <w:lang w:eastAsia="en-GB"/>
+          <w14:ligatures w14:val="none"/>
+        </w:rPr>
+        <w:t>int</w:t>
+      </w:r>
+      <w:r>
+        <w:rPr>
+          <w:rFonts w:ascii="Consolas" w:eastAsia="Times New Roman" w:hAnsi="Consolas" w:cs="Times New Roman"/>
+          <w:color w:val="BBBEBF"/>
+          <w:kern w:val="0"/>
+          <w:sz w:val="21"/>
+          <w:szCs w:val="21"/>
+          <w:lang w:eastAsia="en-GB"/>
+          <w14:ligatures w14:val="none"/>
+        </w:rPr>
+        <w:t xml:space="preserve"> </w:t>
+      </w:r>
+      <w:r>
+        <w:rPr>
+          <w:rFonts w:ascii="Consolas" w:eastAsia="Times New Roman" w:hAnsi="Consolas" w:cs="Times New Roman"/>
+          <w:color w:val="FFA657"/>
+          <w:kern w:val="0"/>
+          <w:sz w:val="21"/>
+          <w:szCs w:val="21"/>
+          <w:lang w:eastAsia="en-GB"/>
+          <w14:ligatures w14:val="none"/>
+        </w:rPr>
+        <w:t>Integer</w:t>
+      </w:r>
+      <w:r>
+        <w:rPr>
+          <w:rFonts w:ascii="Consolas" w:eastAsia="Times New Roman" w:hAnsi="Consolas" w:cs="Times New Roman"/>
+          <w:color w:val="BBBEBF"/>
+          <w:kern w:val="0"/>
+          <w:sz w:val="21"/>
+          <w:szCs w:val="21"/>
+          <w:lang w:eastAsia="en-GB"/>
+          <w14:ligatures w14:val="none"/>
+        </w:rPr>
+        <w:t>)</w:t>
+      </w:r>
+    </w:p>
+    <w:p>
+      <w:pPr>
+        <w:shd w:val="clear" w:color="auto" w:fill="121314"/>
+        <w:spacing w:after="0" w:line="285" w:lineRule="atLeast"/>
+        <w:rPr>
+          <w:rFonts w:ascii="Consolas" w:eastAsia="Times New Roman" w:hAnsi="Consolas" w:cs="Times New Roman"/>
+          <w:color w:val="BBBEBF"/>
+          <w:kern w:val="0"/>
+          <w:sz w:val="21"/>
+          <w:szCs w:val="21"/>
+          <w:lang w:eastAsia="en-GB"/>
+          <w14:ligatures w14:val="none"/>
+        </w:rPr>
+      </w:pPr>
+      <w:r>
+        <w:rPr>
+          <w:rFonts w:ascii="Consolas" w:eastAsia="Times New Roman" w:hAnsi="Consolas" w:cs="Times New Roman"/>
+          <w:color w:val="BBBEBF"/>
+          <w:kern w:val="0"/>
+          <w:sz w:val="21"/>
+          <w:szCs w:val="21"/>
+          <w:lang w:eastAsia="en-GB"/>
+          <w14:ligatures w14:val="none"/>
+        </w:rPr>
+        <w:t>{</w:t>
+      </w:r>
+    </w:p>
+    <w:p>
+      <w:pPr>
+        <w:shd w:val="clear" w:color="auto" w:fill="121314"/>
+        <w:spacing w:after="0" w:line="285" w:lineRule="atLeast"/>
+        <w:rPr>
+          <w:rFonts w:ascii="Consolas" w:eastAsia="Times New Roman" w:hAnsi="Consolas" w:cs="Times New Roman"/>
+          <w:color w:val="BBBEBF"/>
+          <w:kern w:val="0"/>
+          <w:sz w:val="21"/>
+          <w:szCs w:val="21"/>
+          <w:lang w:eastAsia="en-GB"/>
+          <w14:ligatures w14:val="none"/>
+        </w:rPr>
+      </w:pPr>
+      <w:r>
+        <w:rPr>
+          <w:rFonts w:ascii="Consolas" w:eastAsia="Times New Roman" w:hAnsi="Consolas" w:cs="Times New Roman"/>
+          <w:color w:val="8B949E"/>
+          <w:kern w:val="0"/>
+          <w:sz w:val="21"/>
+          <w:szCs w:val="21"/>
+          <w:lang w:eastAsia="en-GB"/>
+          <w14:ligatures w14:val="none"/>
+        </w:rPr>
+        <w:t>    //this function prints the choice corresponding to the number chosen by the computer</w:t>
+      </w:r>
+    </w:p>
+    <w:p>
+      <w:pPr>
+        <w:shd w:val="clear" w:color="auto" w:fill="121314"/>
+        <w:spacing w:after="0" w:line="285" w:lineRule="atLeast"/>
+        <w:rPr>
+          <w:rFonts w:ascii="Consolas" w:eastAsia="Times New Roman" w:hAnsi="Consolas" w:cs="Times New Roman"/>
+          <w:color w:val="BBBEBF"/>
+          <w:kern w:val="0"/>
+          <w:sz w:val="21"/>
+          <w:szCs w:val="21"/>
+          <w:lang w:eastAsia="en-GB"/>
+          <w14:ligatures w14:val="none"/>
+        </w:rPr>
+      </w:pPr>
+      <w:r>
+        <w:rPr>
+          <w:rFonts w:ascii="Consolas" w:eastAsia="Times New Roman" w:hAnsi="Consolas" w:cs="Times New Roman"/>
+          <w:color w:val="BBBEBF"/>
+          <w:kern w:val="0"/>
+          <w:sz w:val="21"/>
+          <w:szCs w:val="21"/>
+          <w:lang w:eastAsia="en-GB"/>
+          <w14:ligatures w14:val="none"/>
+        </w:rPr>
+        <w:t xml:space="preserve">    </w:t>
+      </w:r>
+      <w:proofErr w:type="spellStart"/>
+      <w:r>
+        <w:rPr>
+          <w:rFonts w:ascii="Consolas" w:eastAsia="Times New Roman" w:hAnsi="Consolas" w:cs="Times New Roman"/>
+          <w:color w:val="C9D1D9"/>
+          <w:kern w:val="0"/>
+          <w:sz w:val="21"/>
+          <w:szCs w:val="21"/>
+          <w:lang w:eastAsia="en-GB"/>
+          <w14:ligatures w14:val="none"/>
+        </w:rPr>
+        <w:t>cout</w:t>
+      </w:r>
+      <w:proofErr w:type="spellEnd"/>
+      <w:r>
+        <w:rPr>
+          <w:rFonts w:ascii="Consolas" w:eastAsia="Times New Roman" w:hAnsi="Consolas" w:cs="Times New Roman"/>
+          <w:color w:val="BBBEBF"/>
+          <w:kern w:val="0"/>
+          <w:sz w:val="21"/>
+          <w:szCs w:val="21"/>
+          <w:lang w:eastAsia="en-GB"/>
+          <w14:ligatures w14:val="none"/>
+        </w:rPr>
+        <w:t xml:space="preserve"> </w:t>
+      </w:r>
+      <w:r>
+        <w:rPr>
+          <w:rFonts w:ascii="Consolas" w:eastAsia="Times New Roman" w:hAnsi="Consolas" w:cs="Times New Roman"/>
+          <w:color w:val="D4D4D4"/>
+          <w:kern w:val="0"/>
+          <w:sz w:val="21"/>
+          <w:szCs w:val="21"/>
+          <w:lang w:eastAsia="en-GB"/>
+          <w14:ligatures w14:val="none"/>
+        </w:rPr>
+        <w:t>&lt;&lt;</w:t>
+      </w:r>
+      <w:r>
+        <w:rPr>
+          <w:rFonts w:ascii="Consolas" w:eastAsia="Times New Roman" w:hAnsi="Consolas" w:cs="Times New Roman"/>
+          <w:color w:val="BBBEBF"/>
+          <w:kern w:val="0"/>
+          <w:sz w:val="21"/>
+          <w:szCs w:val="21"/>
+          <w:lang w:eastAsia="en-GB"/>
+          <w14:ligatures w14:val="none"/>
+        </w:rPr>
+        <w:t xml:space="preserve"> </w:t>
+      </w:r>
+      <w:r>
+        <w:rPr>
+          <w:rFonts w:ascii="Consolas" w:eastAsia="Times New Roman" w:hAnsi="Consolas" w:cs="Times New Roman"/>
+          <w:color w:val="A5D6FF"/>
+          <w:kern w:val="0"/>
+          <w:sz w:val="21"/>
+          <w:szCs w:val="21"/>
+          <w:lang w:eastAsia="en-GB"/>
+          <w14:ligatures w14:val="none"/>
+        </w:rPr>
+        <w:t>"Computer chose: "</w:t>
+      </w:r>
+      <w:r>
+        <w:rPr>
+          <w:rFonts w:ascii="Consolas" w:eastAsia="Times New Roman" w:hAnsi="Consolas" w:cs="Times New Roman"/>
+          <w:color w:val="BBBEBF"/>
+          <w:kern w:val="0"/>
+          <w:sz w:val="21"/>
+          <w:szCs w:val="21"/>
+          <w:lang w:eastAsia="en-GB"/>
+          <w14:ligatures w14:val="none"/>
+        </w:rPr>
+        <w:t>;</w:t>
+      </w:r>
+    </w:p>
+    <w:p>
+      <w:pPr>
+        <w:shd w:val="clear" w:color="auto" w:fill="121314"/>
+        <w:spacing w:after="0" w:line="285" w:lineRule="atLeast"/>
+        <w:rPr>
+          <w:rFonts w:ascii="Consolas" w:eastAsia="Times New Roman" w:hAnsi="Consolas" w:cs="Times New Roman"/>
+          <w:color w:val="BBBEBF"/>
+          <w:kern w:val="0"/>
+          <w:sz w:val="21"/>
+          <w:szCs w:val="21"/>
+          <w:lang w:eastAsia="en-GB"/>
+          <w14:ligatures w14:val="none"/>
+        </w:rPr>
+      </w:pPr>
+      <w:r>
+        <w:rPr>
+          <w:rFonts w:ascii="Consolas" w:eastAsia="Times New Roman" w:hAnsi="Consolas" w:cs="Times New Roman"/>
+          <w:color w:val="C9D1D9"/>
+          <w:kern w:val="0"/>
+          <w:sz w:val="21"/>
+          <w:szCs w:val="21"/>
+          <w:lang w:eastAsia="en-GB"/>
+          <w14:ligatures w14:val="none"/>
+        </w:rPr>
+        <w:t xml:space="preserve">    </w:t>
+      </w:r>
+      <w:r>
+        <w:rPr>
+          <w:rFonts w:ascii="Consolas" w:eastAsia="Times New Roman" w:hAnsi="Consolas" w:cs="Times New Roman"/>
+          <w:color w:val="C586C0"/>
+          <w:kern w:val="0"/>
+          <w:sz w:val="21"/>
+          <w:szCs w:val="21"/>
+          <w:lang w:eastAsia="en-GB"/>
+          <w14:ligatures w14:val="none"/>
+        </w:rPr>
+        <w:t>switch</w:t>
+      </w:r>
+      <w:r>
+        <w:rPr>
+          <w:rFonts w:ascii="Consolas" w:eastAsia="Times New Roman" w:hAnsi="Consolas" w:cs="Times New Roman"/>
+          <w:color w:val="C9D1D9"/>
+          <w:kern w:val="0"/>
+          <w:sz w:val="21"/>
+          <w:szCs w:val="21"/>
+          <w:lang w:eastAsia="en-GB"/>
+          <w14:ligatures w14:val="none"/>
+        </w:rPr>
+        <w:t xml:space="preserve"> (</w:t>
+      </w:r>
+      <w:r>
+        <w:rPr>
+          <w:rFonts w:ascii="Consolas" w:eastAsia="Times New Roman" w:hAnsi="Consolas" w:cs="Times New Roman"/>
+          <w:color w:val="FFA657"/>
+          <w:kern w:val="0"/>
+          <w:sz w:val="21"/>
+          <w:szCs w:val="21"/>
+          <w:lang w:eastAsia="en-GB"/>
+          <w14:ligatures w14:val="none"/>
+        </w:rPr>
+        <w:t>Integer</w:t>
+      </w:r>
+      <w:r>
+        <w:rPr>
+          <w:rFonts w:ascii="Consolas" w:eastAsia="Times New Roman" w:hAnsi="Consolas" w:cs="Times New Roman"/>
+          <w:color w:val="C9D1D9"/>
+          <w:kern w:val="0"/>
+          <w:sz w:val="21"/>
+          <w:szCs w:val="21"/>
+          <w:lang w:eastAsia="en-GB"/>
+          <w14:ligatures w14:val="none"/>
+        </w:rPr>
+        <w:t>)</w:t>
+      </w:r>
+    </w:p>
+    <w:p>
+      <w:pPr>
+        <w:shd w:val="clear" w:color="auto" w:fill="121314"/>
+        <w:spacing w:after="0" w:line="285" w:lineRule="atLeast"/>
+        <w:rPr>
+          <w:rFonts w:ascii="Consolas" w:eastAsia="Times New Roman" w:hAnsi="Consolas" w:cs="Times New Roman"/>
+          <w:color w:val="BBBEBF"/>
+          <w:kern w:val="0"/>
+          <w:sz w:val="21"/>
+          <w:szCs w:val="21"/>
+          <w:lang w:eastAsia="en-GB"/>
+          <w14:ligatures w14:val="none"/>
+        </w:rPr>
+      </w:pPr>
+      <w:r>
+        <w:rPr>
+          <w:rFonts w:ascii="Consolas" w:eastAsia="Times New Roman" w:hAnsi="Consolas" w:cs="Times New Roman"/>
+          <w:color w:val="C9D1D9"/>
+          <w:kern w:val="0"/>
+          <w:sz w:val="21"/>
+          <w:szCs w:val="21"/>
+          <w:lang w:eastAsia="en-GB"/>
+          <w14:ligatures w14:val="none"/>
+        </w:rPr>
+        <w:t>    {</w:t>
+      </w:r>
+    </w:p>
+    <w:p>
+      <w:pPr>
+        <w:shd w:val="clear" w:color="auto" w:fill="121314"/>
+        <w:spacing w:after="0" w:line="285" w:lineRule="atLeast"/>
+        <w:rPr>
+          <w:rFonts w:ascii="Consolas" w:eastAsia="Times New Roman" w:hAnsi="Consolas" w:cs="Times New Roman"/>
+          <w:color w:val="BBBEBF"/>
+          <w:kern w:val="0"/>
+          <w:sz w:val="21"/>
+          <w:szCs w:val="21"/>
+          <w:lang w:eastAsia="en-GB"/>
+          <w14:ligatures w14:val="none"/>
+        </w:rPr>
+      </w:pPr>
+      <w:r>
+        <w:rPr>
+          <w:rFonts w:ascii="Consolas" w:eastAsia="Times New Roman" w:hAnsi="Consolas" w:cs="Times New Roman"/>
+          <w:color w:val="C9D1D9"/>
+          <w:kern w:val="0"/>
+          <w:sz w:val="21"/>
+          <w:szCs w:val="21"/>
+          <w:lang w:eastAsia="en-GB"/>
+          <w14:ligatures w14:val="none"/>
+        </w:rPr>
+        <w:t xml:space="preserve">        </w:t>
+      </w:r>
+      <w:r>
+        <w:rPr>
+          <w:rFonts w:ascii="Consolas" w:eastAsia="Times New Roman" w:hAnsi="Consolas" w:cs="Times New Roman"/>
+          <w:color w:val="C586C0"/>
+          <w:kern w:val="0"/>
+          <w:sz w:val="21"/>
+          <w:szCs w:val="21"/>
+          <w:lang w:eastAsia="en-GB"/>
+          <w14:ligatures w14:val="none"/>
+        </w:rPr>
+        <w:t>case</w:t>
+      </w:r>
+      <w:r>
+        <w:rPr>
+          <w:rFonts w:ascii="Consolas" w:eastAsia="Times New Roman" w:hAnsi="Consolas" w:cs="Times New Roman"/>
+          <w:color w:val="C9D1D9"/>
+          <w:kern w:val="0"/>
+          <w:sz w:val="21"/>
+          <w:szCs w:val="21"/>
+          <w:lang w:eastAsia="en-GB"/>
+          <w14:ligatures w14:val="none"/>
+        </w:rPr>
+        <w:t xml:space="preserve"> </w:t>
+      </w:r>
+      <w:r>
+        <w:rPr>
+          <w:rFonts w:ascii="Consolas" w:eastAsia="Times New Roman" w:hAnsi="Consolas" w:cs="Times New Roman"/>
+          <w:color w:val="B5CEA8"/>
+          <w:kern w:val="0"/>
+          <w:sz w:val="21"/>
+          <w:szCs w:val="21"/>
+          <w:lang w:eastAsia="en-GB"/>
+          <w14:ligatures w14:val="none"/>
+        </w:rPr>
+        <w:t>1</w:t>
+      </w:r>
+      <w:r>
+        <w:rPr>
+          <w:rFonts w:ascii="Consolas" w:eastAsia="Times New Roman" w:hAnsi="Consolas" w:cs="Times New Roman"/>
+          <w:color w:val="C9D1D9"/>
+          <w:kern w:val="0"/>
+          <w:sz w:val="21"/>
+          <w:szCs w:val="21"/>
+          <w:lang w:eastAsia="en-GB"/>
+          <w14:ligatures w14:val="none"/>
+        </w:rPr>
+        <w:t>:</w:t>
+      </w:r>
+    </w:p>
+    <w:p>
+      <w:pPr>
+        <w:shd w:val="clear" w:color="auto" w:fill="121314"/>
+        <w:spacing w:after="0" w:line="285" w:lineRule="atLeast"/>
+        <w:rPr>
+          <w:rFonts w:ascii="Consolas" w:eastAsia="Times New Roman" w:hAnsi="Consolas" w:cs="Times New Roman"/>
+          <w:color w:val="BBBEBF"/>
+          <w:kern w:val="0"/>
+          <w:sz w:val="21"/>
+          <w:szCs w:val="21"/>
+          <w:lang w:eastAsia="en-GB"/>
+          <w14:ligatures w14:val="none"/>
+        </w:rPr>
+      </w:pPr>
+      <w:r>
+        <w:rPr>
+          <w:rFonts w:ascii="Consolas" w:eastAsia="Times New Roman" w:hAnsi="Consolas" w:cs="Times New Roman"/>
+          <w:color w:val="C9D1D9"/>
+          <w:kern w:val="0"/>
+          <w:sz w:val="21"/>
+          <w:szCs w:val="21"/>
+          <w:lang w:eastAsia="en-GB"/>
+          <w14:ligatures w14:val="none"/>
+        </w:rPr>
+        <w:t xml:space="preserve">        </w:t>
+      </w:r>
+      <w:proofErr w:type="spellStart"/>
+      <w:r>
+        <w:rPr>
+          <w:rFonts w:ascii="Consolas" w:eastAsia="Times New Roman" w:hAnsi="Consolas" w:cs="Times New Roman"/>
+          <w:color w:val="C9D1D9"/>
+          <w:kern w:val="0"/>
+          <w:sz w:val="21"/>
+          <w:szCs w:val="21"/>
+          <w:lang w:eastAsia="en-GB"/>
+          <w14:ligatures w14:val="none"/>
+        </w:rPr>
+        <w:t>cout</w:t>
+      </w:r>
+      <w:proofErr w:type="spellEnd"/>
+      <w:r>
+        <w:rPr>
+          <w:rFonts w:ascii="Consolas" w:eastAsia="Times New Roman" w:hAnsi="Consolas" w:cs="Times New Roman"/>
+          <w:color w:val="C9D1D9"/>
+          <w:kern w:val="0"/>
+          <w:sz w:val="21"/>
+          <w:szCs w:val="21"/>
+          <w:lang w:eastAsia="en-GB"/>
+          <w14:ligatures w14:val="none"/>
+        </w:rPr>
+        <w:t xml:space="preserve"> </w:t>
+      </w:r>
+      <w:r>
+        <w:rPr>
+          <w:rFonts w:ascii="Consolas" w:eastAsia="Times New Roman" w:hAnsi="Consolas" w:cs="Times New Roman"/>
+          <w:color w:val="D4D4D4"/>
+          <w:kern w:val="0"/>
+          <w:sz w:val="21"/>
+          <w:szCs w:val="21"/>
+          <w:lang w:eastAsia="en-GB"/>
+          <w14:ligatures w14:val="none"/>
+        </w:rPr>
+        <w:t>&lt;&lt;</w:t>
+      </w:r>
+      <w:r>
+        <w:rPr>
+          <w:rFonts w:ascii="Consolas" w:eastAsia="Times New Roman" w:hAnsi="Consolas" w:cs="Times New Roman"/>
+          <w:color w:val="C9D1D9"/>
+          <w:kern w:val="0"/>
+          <w:sz w:val="21"/>
+          <w:szCs w:val="21"/>
+          <w:lang w:eastAsia="en-GB"/>
+          <w14:ligatures w14:val="none"/>
+        </w:rPr>
+        <w:t xml:space="preserve"> </w:t>
+      </w:r>
+      <w:r>
+        <w:rPr>
+          <w:rFonts w:ascii="Consolas" w:eastAsia="Times New Roman" w:hAnsi="Consolas" w:cs="Times New Roman"/>
+          <w:color w:val="A5D6FF"/>
+          <w:kern w:val="0"/>
+          <w:sz w:val="21"/>
+          <w:szCs w:val="21"/>
+          <w:lang w:eastAsia="en-GB"/>
+          <w14:ligatures w14:val="none"/>
+        </w:rPr>
+        <w:t>"Rock"</w:t>
+      </w:r>
+      <w:r>
+        <w:rPr>
+          <w:rFonts w:ascii="Consolas" w:eastAsia="Times New Roman" w:hAnsi="Consolas" w:cs="Times New Roman"/>
+          <w:color w:val="C9D1D9"/>
+          <w:kern w:val="0"/>
+          <w:sz w:val="21"/>
+          <w:szCs w:val="21"/>
+          <w:lang w:eastAsia="en-GB"/>
+          <w14:ligatures w14:val="none"/>
+        </w:rPr>
+        <w:t xml:space="preserve"> </w:t>
+      </w:r>
+      <w:r>
+        <w:rPr>
+          <w:rFonts w:ascii="Consolas" w:eastAsia="Times New Roman" w:hAnsi="Consolas" w:cs="Times New Roman"/>
+          <w:color w:val="D4D4D4"/>
+          <w:kern w:val="0"/>
+          <w:sz w:val="21"/>
+          <w:szCs w:val="21"/>
+          <w:lang w:eastAsia="en-GB"/>
+          <w14:ligatures w14:val="none"/>
+        </w:rPr>
+        <w:t>&lt;&lt;</w:t>
+      </w:r>
+      <w:r>
+        <w:rPr>
+          <w:rFonts w:ascii="Consolas" w:eastAsia="Times New Roman" w:hAnsi="Consolas" w:cs="Times New Roman"/>
+          <w:color w:val="C9D1D9"/>
+          <w:kern w:val="0"/>
+          <w:sz w:val="21"/>
+          <w:szCs w:val="21"/>
+          <w:lang w:eastAsia="en-GB"/>
+          <w14:ligatures w14:val="none"/>
+        </w:rPr>
+        <w:t xml:space="preserve"> </w:t>
+      </w:r>
+      <w:proofErr w:type="spellStart"/>
+      <w:r>
+        <w:rPr>
+          <w:rFonts w:ascii="Consolas" w:eastAsia="Times New Roman" w:hAnsi="Consolas" w:cs="Times New Roman"/>
+          <w:color w:val="C9D1D9"/>
+          <w:kern w:val="0"/>
+          <w:sz w:val="21"/>
+          <w:szCs w:val="21"/>
+          <w:lang w:eastAsia="en-GB"/>
+          <w14:ligatures w14:val="none"/>
+        </w:rPr>
+        <w:t>endl</w:t>
+      </w:r>
+      <w:proofErr w:type="spellEnd"/>
+      <w:r>
+        <w:rPr>
+          <w:rFonts w:ascii="Consolas" w:eastAsia="Times New Roman" w:hAnsi="Consolas" w:cs="Times New Roman"/>
+          <w:color w:val="C9D1D9"/>
+          <w:kern w:val="0"/>
+          <w:sz w:val="21"/>
+          <w:szCs w:val="21"/>
+          <w:lang w:eastAsia="en-GB"/>
+          <w14:ligatures w14:val="none"/>
+        </w:rPr>
+        <w:t>;</w:t>
+      </w:r>
+    </w:p>
+    <w:p>
+      <w:pPr>
+        <w:shd w:val="clear" w:color="auto" w:fill="121314"/>
+        <w:spacing w:after="0" w:line="285" w:lineRule="atLeast"/>
+        <w:rPr>
+          <w:rFonts w:ascii="Consolas" w:eastAsia="Times New Roman" w:hAnsi="Consolas" w:cs="Times New Roman"/>
+          <w:color w:val="BBBEBF"/>
+          <w:kern w:val="0"/>
+          <w:sz w:val="21"/>
+          <w:szCs w:val="21"/>
+          <w:lang w:eastAsia="en-GB"/>
+          <w14:ligatures w14:val="none"/>
+        </w:rPr>
+      </w:pPr>
+      <w:r>
+        <w:rPr>
+          <w:rFonts w:ascii="Consolas" w:eastAsia="Times New Roman" w:hAnsi="Consolas" w:cs="Times New Roman"/>
+          <w:color w:val="C9D1D9"/>
+          <w:kern w:val="0"/>
+          <w:sz w:val="21"/>
+          <w:szCs w:val="21"/>
+          <w:lang w:eastAsia="en-GB"/>
+          <w14:ligatures w14:val="none"/>
+        </w:rPr>
+        <w:t xml:space="preserve">        </w:t>
+      </w:r>
+      <w:r>
+        <w:rPr>
+          <w:rFonts w:ascii="Consolas" w:eastAsia="Times New Roman" w:hAnsi="Consolas" w:cs="Times New Roman"/>
+          <w:color w:val="C586C0"/>
+          <w:kern w:val="0"/>
+          <w:sz w:val="21"/>
+          <w:szCs w:val="21"/>
+          <w:lang w:eastAsia="en-GB"/>
+          <w14:ligatures w14:val="none"/>
+        </w:rPr>
+        <w:t>break</w:t>
+      </w:r>
+      <w:r>
+        <w:rPr>
+          <w:rFonts w:ascii="Consolas" w:eastAsia="Times New Roman" w:hAnsi="Consolas" w:cs="Times New Roman"/>
+          <w:color w:val="C9D1D9"/>
+          <w:kern w:val="0"/>
+          <w:sz w:val="21"/>
+          <w:szCs w:val="21"/>
+          <w:lang w:eastAsia="en-GB"/>
+          <w14:ligatures w14:val="none"/>
+        </w:rPr>
+        <w:t>;</w:t>
+      </w:r>
+    </w:p>
+    <w:p>
+      <w:pPr>
+        <w:shd w:val="clear" w:color="auto" w:fill="121314"/>
+        <w:spacing w:after="0" w:line="285" w:lineRule="atLeast"/>
+        <w:rPr>
+          <w:rFonts w:ascii="Consolas" w:eastAsia="Times New Roman" w:hAnsi="Consolas" w:cs="Times New Roman"/>
+          <w:color w:val="BBBEBF"/>
+          <w:kern w:val="0"/>
+          <w:sz w:val="21"/>
+          <w:szCs w:val="21"/>
+          <w:lang w:eastAsia="en-GB"/>
+          <w14:ligatures w14:val="none"/>
+        </w:rPr>
+      </w:pPr>
+      <w:r>
+        <w:rPr>
+          <w:rFonts w:ascii="Consolas" w:eastAsia="Times New Roman" w:hAnsi="Consolas" w:cs="Times New Roman"/>
+          <w:color w:val="C9D1D9"/>
+          <w:kern w:val="0"/>
+          <w:sz w:val="21"/>
+          <w:szCs w:val="21"/>
+          <w:lang w:eastAsia="en-GB"/>
+          <w14:ligatures w14:val="none"/>
+        </w:rPr>
+        <w:t xml:space="preserve">        </w:t>
+      </w:r>
+      <w:r>
+        <w:rPr>
+          <w:rFonts w:ascii="Consolas" w:eastAsia="Times New Roman" w:hAnsi="Consolas" w:cs="Times New Roman"/>
+          <w:color w:val="C586C0"/>
+          <w:kern w:val="0"/>
+          <w:sz w:val="21"/>
+          <w:szCs w:val="21"/>
+          <w:lang w:eastAsia="en-GB"/>
+          <w14:ligatures w14:val="none"/>
+        </w:rPr>
+        <w:t>case</w:t>
+      </w:r>
+      <w:r>
+        <w:rPr>
+          <w:rFonts w:ascii="Consolas" w:eastAsia="Times New Roman" w:hAnsi="Consolas" w:cs="Times New Roman"/>
+          <w:color w:val="C9D1D9"/>
+          <w:kern w:val="0"/>
+          <w:sz w:val="21"/>
+          <w:szCs w:val="21"/>
+          <w:lang w:eastAsia="en-GB"/>
+          <w14:ligatures w14:val="none"/>
+        </w:rPr>
+        <w:t xml:space="preserve"> </w:t>
+      </w:r>
+      <w:r>
+        <w:rPr>
+          <w:rFonts w:ascii="Consolas" w:eastAsia="Times New Roman" w:hAnsi="Consolas" w:cs="Times New Roman"/>
+          <w:color w:val="B5CEA8"/>
+          <w:kern w:val="0"/>
+          <w:sz w:val="21"/>
+          <w:szCs w:val="21"/>
+          <w:lang w:eastAsia="en-GB"/>
+          <w14:ligatures w14:val="none"/>
+        </w:rPr>
+        <w:t>2</w:t>
+      </w:r>
+      <w:r>
+        <w:rPr>
+          <w:rFonts w:ascii="Consolas" w:eastAsia="Times New Roman" w:hAnsi="Consolas" w:cs="Times New Roman"/>
+          <w:color w:val="C9D1D9"/>
+          <w:kern w:val="0"/>
+          <w:sz w:val="21"/>
+          <w:szCs w:val="21"/>
+          <w:lang w:eastAsia="en-GB"/>
+          <w14:ligatures w14:val="none"/>
+        </w:rPr>
+        <w:t>:</w:t>
+      </w:r>
+    </w:p>
+    <w:p>
+      <w:pPr>
+        <w:shd w:val="clear" w:color="auto" w:fill="121314"/>
+        <w:spacing w:after="0" w:line="285" w:lineRule="atLeast"/>
+        <w:rPr>
+          <w:rFonts w:ascii="Consolas" w:eastAsia="Times New Roman" w:hAnsi="Consolas" w:cs="Times New Roman"/>
+          <w:color w:val="BBBEBF"/>
+          <w:kern w:val="0"/>
+          <w:sz w:val="21"/>
+          <w:szCs w:val="21"/>
+          <w:lang w:eastAsia="en-GB"/>
+          <w14:ligatures w14:val="none"/>
+        </w:rPr>
+      </w:pPr>
+      <w:r>
+        <w:rPr>
+          <w:rFonts w:ascii="Consolas" w:eastAsia="Times New Roman" w:hAnsi="Consolas" w:cs="Times New Roman"/>
+          <w:color w:val="C9D1D9"/>
+          <w:kern w:val="0"/>
+          <w:sz w:val="21"/>
+          <w:szCs w:val="21"/>
+          <w:lang w:eastAsia="en-GB"/>
+          <w14:ligatures w14:val="none"/>
+        </w:rPr>
+        <w:t xml:space="preserve">        </w:t>
+      </w:r>
+      <w:proofErr w:type="spellStart"/>
+      <w:r>
+        <w:rPr>
+          <w:rFonts w:ascii="Consolas" w:eastAsia="Times New Roman" w:hAnsi="Consolas" w:cs="Times New Roman"/>
+          <w:color w:val="C9D1D9"/>
+          <w:kern w:val="0"/>
+          <w:sz w:val="21"/>
+          <w:szCs w:val="21"/>
+          <w:lang w:eastAsia="en-GB"/>
+          <w14:ligatures w14:val="none"/>
+        </w:rPr>
+        <w:t>cout</w:t>
+      </w:r>
+      <w:proofErr w:type="spellEnd"/>
+      <w:r>
+        <w:rPr>
+          <w:rFonts w:ascii="Consolas" w:eastAsia="Times New Roman" w:hAnsi="Consolas" w:cs="Times New Roman"/>
+          <w:color w:val="C9D1D9"/>
+          <w:kern w:val="0"/>
+          <w:sz w:val="21"/>
+          <w:szCs w:val="21"/>
+          <w:lang w:eastAsia="en-GB"/>
+          <w14:ligatures w14:val="none"/>
+        </w:rPr>
+        <w:t xml:space="preserve"> </w:t>
+      </w:r>
+      <w:r>
+        <w:rPr>
+          <w:rFonts w:ascii="Consolas" w:eastAsia="Times New Roman" w:hAnsi="Consolas" w:cs="Times New Roman"/>
+          <w:color w:val="D4D4D4"/>
+          <w:kern w:val="0"/>
+          <w:sz w:val="21"/>
+          <w:szCs w:val="21"/>
+          <w:lang w:eastAsia="en-GB"/>
+          <w14:ligatures w14:val="none"/>
+        </w:rPr>
+        <w:t>&lt;&lt;</w:t>
+      </w:r>
+      <w:r>
+        <w:rPr>
+          <w:rFonts w:ascii="Consolas" w:eastAsia="Times New Roman" w:hAnsi="Consolas" w:cs="Times New Roman"/>
+          <w:color w:val="C9D1D9"/>
+          <w:kern w:val="0"/>
+          <w:sz w:val="21"/>
+          <w:szCs w:val="21"/>
+          <w:lang w:eastAsia="en-GB"/>
+          <w14:ligatures w14:val="none"/>
+        </w:rPr>
+        <w:t xml:space="preserve"> </w:t>
+      </w:r>
+      <w:r>
+        <w:rPr>
+          <w:rFonts w:ascii="Consolas" w:eastAsia="Times New Roman" w:hAnsi="Consolas" w:cs="Times New Roman"/>
+          <w:color w:val="A5D6FF"/>
+          <w:kern w:val="0"/>
+          <w:sz w:val="21"/>
+          <w:szCs w:val="21"/>
+          <w:lang w:eastAsia="en-GB"/>
+          <w14:ligatures w14:val="none"/>
+        </w:rPr>
+        <w:t>"Paper"</w:t>
+      </w:r>
+      <w:r>
+        <w:rPr>
+          <w:rFonts w:ascii="Consolas" w:eastAsia="Times New Roman" w:hAnsi="Consolas" w:cs="Times New Roman"/>
+          <w:color w:val="C9D1D9"/>
+          <w:kern w:val="0"/>
+          <w:sz w:val="21"/>
+          <w:szCs w:val="21"/>
+          <w:lang w:eastAsia="en-GB"/>
+          <w14:ligatures w14:val="none"/>
+        </w:rPr>
+        <w:t xml:space="preserve"> </w:t>
+      </w:r>
+      <w:r>
+        <w:rPr>
+          <w:rFonts w:ascii="Consolas" w:eastAsia="Times New Roman" w:hAnsi="Consolas" w:cs="Times New Roman"/>
+          <w:color w:val="D4D4D4"/>
+          <w:kern w:val="0"/>
+          <w:sz w:val="21"/>
+          <w:szCs w:val="21"/>
+          <w:lang w:eastAsia="en-GB"/>
+          <w14:ligatures w14:val="none"/>
+        </w:rPr>
+        <w:t>&lt;&lt;</w:t>
+      </w:r>
+      <w:r>
+        <w:rPr>
+          <w:rFonts w:ascii="Consolas" w:eastAsia="Times New Roman" w:hAnsi="Consolas" w:cs="Times New Roman"/>
+          <w:color w:val="C9D1D9"/>
+          <w:kern w:val="0"/>
+          <w:sz w:val="21"/>
+          <w:szCs w:val="21"/>
+          <w:lang w:eastAsia="en-GB"/>
+          <w14:ligatures w14:val="none"/>
+        </w:rPr>
+        <w:t xml:space="preserve"> </w:t>
+      </w:r>
+      <w:proofErr w:type="spellStart"/>
+      <w:r>
+        <w:rPr>
+          <w:rFonts w:ascii="Consolas" w:eastAsia="Times New Roman" w:hAnsi="Consolas" w:cs="Times New Roman"/>
+          <w:color w:val="C9D1D9"/>
+          <w:kern w:val="0"/>
+          <w:sz w:val="21"/>
+          <w:szCs w:val="21"/>
+          <w:lang w:eastAsia="en-GB"/>
+          <w14:ligatures w14:val="none"/>
+        </w:rPr>
+        <w:t>endl</w:t>
+      </w:r>
+      <w:proofErr w:type="spellEnd"/>
+      <w:r>
+        <w:rPr>
+          <w:rFonts w:ascii="Consolas" w:eastAsia="Times New Roman" w:hAnsi="Consolas" w:cs="Times New Roman"/>
+          <w:color w:val="C9D1D9"/>
+          <w:kern w:val="0"/>
+          <w:sz w:val="21"/>
+          <w:szCs w:val="21"/>
+          <w:lang w:eastAsia="en-GB"/>
+          <w14:ligatures w14:val="none"/>
+        </w:rPr>
+        <w:t>;</w:t>
+      </w:r>
+    </w:p>
+    <w:p>
+      <w:pPr>
+        <w:shd w:val="clear" w:color="auto" w:fill="121314"/>
+        <w:spacing w:after="0" w:line="285" w:lineRule="atLeast"/>
+        <w:rPr>
+          <w:rFonts w:ascii="Consolas" w:eastAsia="Times New Roman" w:hAnsi="Consolas" w:cs="Times New Roman"/>
+          <w:color w:val="BBBEBF"/>
+          <w:kern w:val="0"/>
+          <w:sz w:val="21"/>
+          <w:szCs w:val="21"/>
+          <w:lang w:eastAsia="en-GB"/>
+          <w14:ligatures w14:val="none"/>
+        </w:rPr>
+      </w:pPr>
+      <w:r>
+        <w:rPr>
+          <w:rFonts w:ascii="Consolas" w:eastAsia="Times New Roman" w:hAnsi="Consolas" w:cs="Times New Roman"/>
+          <w:color w:val="C9D1D9"/>
+          <w:kern w:val="0"/>
+          <w:sz w:val="21"/>
+          <w:szCs w:val="21"/>
+          <w:lang w:eastAsia="en-GB"/>
+          <w14:ligatures w14:val="none"/>
+        </w:rPr>
+        <w:t xml:space="preserve">        </w:t>
+      </w:r>
+      <w:r>
+        <w:rPr>
+          <w:rFonts w:ascii="Consolas" w:eastAsia="Times New Roman" w:hAnsi="Consolas" w:cs="Times New Roman"/>
+          <w:color w:val="C586C0"/>
+          <w:kern w:val="0"/>
+          <w:sz w:val="21"/>
+          <w:szCs w:val="21"/>
+          <w:lang w:eastAsia="en-GB"/>
+          <w14:ligatures w14:val="none"/>
+        </w:rPr>
+        <w:t>break</w:t>
+      </w:r>
+      <w:r>
+        <w:rPr>
+          <w:rFonts w:ascii="Consolas" w:eastAsia="Times New Roman" w:hAnsi="Consolas" w:cs="Times New Roman"/>
+          <w:color w:val="C9D1D9"/>
+          <w:kern w:val="0"/>
+          <w:sz w:val="21"/>
+          <w:szCs w:val="21"/>
+          <w:lang w:eastAsia="en-GB"/>
+          <w14:ligatures w14:val="none"/>
+        </w:rPr>
+        <w:t>;</w:t>
+      </w:r>
+    </w:p>
+    <w:p>
+      <w:pPr>
+        <w:shd w:val="clear" w:color="auto" w:fill="121314"/>
+        <w:spacing w:after="0" w:line="285" w:lineRule="atLeast"/>
+        <w:rPr>
+          <w:rFonts w:ascii="Consolas" w:eastAsia="Times New Roman" w:hAnsi="Consolas" w:cs="Times New Roman"/>
+          <w:color w:val="BBBEBF"/>
+          <w:kern w:val="0"/>
+          <w:sz w:val="21"/>
+          <w:szCs w:val="21"/>
+          <w:lang w:eastAsia="en-GB"/>
+          <w14:ligatures w14:val="none"/>
+        </w:rPr>
+      </w:pPr>
+      <w:r>
+        <w:rPr>
+          <w:rFonts w:ascii="Consolas" w:eastAsia="Times New Roman" w:hAnsi="Consolas" w:cs="Times New Roman"/>
+          <w:color w:val="C9D1D9"/>
+          <w:kern w:val="0"/>
+          <w:sz w:val="21"/>
+          <w:szCs w:val="21"/>
+          <w:lang w:eastAsia="en-GB"/>
+          <w14:ligatures w14:val="none"/>
+        </w:rPr>
+        <w:t xml:space="preserve">        </w:t>
+      </w:r>
+      <w:r>
+        <w:rPr>
+          <w:rFonts w:ascii="Consolas" w:eastAsia="Times New Roman" w:hAnsi="Consolas" w:cs="Times New Roman"/>
+          <w:color w:val="C586C0"/>
+          <w:kern w:val="0"/>
+          <w:sz w:val="21"/>
+          <w:szCs w:val="21"/>
+          <w:lang w:eastAsia="en-GB"/>
+          <w14:ligatures w14:val="none"/>
+        </w:rPr>
+        <w:t>default</w:t>
+      </w:r>
+      <w:r>
+        <w:rPr>
+          <w:rFonts w:ascii="Consolas" w:eastAsia="Times New Roman" w:hAnsi="Consolas" w:cs="Times New Roman"/>
+          <w:color w:val="C9D1D9"/>
+          <w:kern w:val="0"/>
+          <w:sz w:val="21"/>
+          <w:szCs w:val="21"/>
+          <w:lang w:eastAsia="en-GB"/>
+          <w14:ligatures w14:val="none"/>
+        </w:rPr>
+        <w:t>:</w:t>
+      </w:r>
+    </w:p>
+    <w:p>
+      <w:pPr>
+        <w:shd w:val="clear" w:color="auto" w:fill="121314"/>
+        <w:spacing w:after="0" w:line="285" w:lineRule="atLeast"/>
+        <w:rPr>
+          <w:rFonts w:ascii="Consolas" w:eastAsia="Times New Roman" w:hAnsi="Consolas" w:cs="Times New Roman"/>
+          <w:color w:val="BBBEBF"/>
+          <w:kern w:val="0"/>
+          <w:sz w:val="21"/>
+          <w:szCs w:val="21"/>
+          <w:lang w:eastAsia="en-GB"/>
+          <w14:ligatures w14:val="none"/>
+        </w:rPr>
+      </w:pPr>
+      <w:r>
+        <w:rPr>
+          <w:rFonts w:ascii="Consolas" w:eastAsia="Times New Roman" w:hAnsi="Consolas" w:cs="Times New Roman"/>
+          <w:color w:val="C9D1D9"/>
+          <w:kern w:val="0"/>
+          <w:sz w:val="21"/>
+          <w:szCs w:val="21"/>
+          <w:lang w:eastAsia="en-GB"/>
+          <w14:ligatures w14:val="none"/>
+        </w:rPr>
+        <w:t xml:space="preserve">        </w:t>
+      </w:r>
+      <w:proofErr w:type="spellStart"/>
+      <w:r>
+        <w:rPr>
+          <w:rFonts w:ascii="Consolas" w:eastAsia="Times New Roman" w:hAnsi="Consolas" w:cs="Times New Roman"/>
+          <w:color w:val="C9D1D9"/>
+          <w:kern w:val="0"/>
+          <w:sz w:val="21"/>
+          <w:szCs w:val="21"/>
+          <w:lang w:eastAsia="en-GB"/>
+          <w14:ligatures w14:val="none"/>
+        </w:rPr>
+        <w:t>cout</w:t>
+      </w:r>
+      <w:proofErr w:type="spellEnd"/>
+      <w:r>
+        <w:rPr>
+          <w:rFonts w:ascii="Consolas" w:eastAsia="Times New Roman" w:hAnsi="Consolas" w:cs="Times New Roman"/>
+          <w:color w:val="C9D1D9"/>
+          <w:kern w:val="0"/>
+          <w:sz w:val="21"/>
+          <w:szCs w:val="21"/>
+          <w:lang w:eastAsia="en-GB"/>
+          <w14:ligatures w14:val="none"/>
+        </w:rPr>
+        <w:t xml:space="preserve"> </w:t>
+      </w:r>
+      <w:r>
+        <w:rPr>
+          <w:rFonts w:ascii="Consolas" w:eastAsia="Times New Roman" w:hAnsi="Consolas" w:cs="Times New Roman"/>
+          <w:color w:val="D4D4D4"/>
+          <w:kern w:val="0"/>
+          <w:sz w:val="21"/>
+          <w:szCs w:val="21"/>
+          <w:lang w:eastAsia="en-GB"/>
+          <w14:ligatures w14:val="none"/>
+        </w:rPr>
+        <w:t>&lt;&lt;</w:t>
+      </w:r>
+      <w:r>
+        <w:rPr>
+          <w:rFonts w:ascii="Consolas" w:eastAsia="Times New Roman" w:hAnsi="Consolas" w:cs="Times New Roman"/>
+          <w:color w:val="C9D1D9"/>
+          <w:kern w:val="0"/>
+          <w:sz w:val="21"/>
+          <w:szCs w:val="21"/>
+          <w:lang w:eastAsia="en-GB"/>
+          <w14:ligatures w14:val="none"/>
+        </w:rPr>
+        <w:t xml:space="preserve"> </w:t>
+      </w:r>
+      <w:r>
+        <w:rPr>
+          <w:rFonts w:ascii="Consolas" w:eastAsia="Times New Roman" w:hAnsi="Consolas" w:cs="Times New Roman"/>
+          <w:color w:val="A5D6FF"/>
+          <w:kern w:val="0"/>
+          <w:sz w:val="21"/>
+          <w:szCs w:val="21"/>
+          <w:lang w:eastAsia="en-GB"/>
+          <w14:ligatures w14:val="none"/>
+        </w:rPr>
+        <w:t>"Scissors"</w:t>
+      </w:r>
+      <w:r>
+        <w:rPr>
+          <w:rFonts w:ascii="Consolas" w:eastAsia="Times New Roman" w:hAnsi="Consolas" w:cs="Times New Roman"/>
+          <w:color w:val="C9D1D9"/>
+          <w:kern w:val="0"/>
+          <w:sz w:val="21"/>
+          <w:szCs w:val="21"/>
+          <w:lang w:eastAsia="en-GB"/>
+          <w14:ligatures w14:val="none"/>
+        </w:rPr>
+        <w:t xml:space="preserve"> </w:t>
+      </w:r>
+      <w:r>
+        <w:rPr>
+          <w:rFonts w:ascii="Consolas" w:eastAsia="Times New Roman" w:hAnsi="Consolas" w:cs="Times New Roman"/>
+          <w:color w:val="D4D4D4"/>
+          <w:kern w:val="0"/>
+          <w:sz w:val="21"/>
+          <w:szCs w:val="21"/>
+          <w:lang w:eastAsia="en-GB"/>
+          <w14:ligatures w14:val="none"/>
+        </w:rPr>
+        <w:t>&lt;&lt;</w:t>
+      </w:r>
+      <w:r>
+        <w:rPr>
+          <w:rFonts w:ascii="Consolas" w:eastAsia="Times New Roman" w:hAnsi="Consolas" w:cs="Times New Roman"/>
+          <w:color w:val="C9D1D9"/>
+          <w:kern w:val="0"/>
+          <w:sz w:val="21"/>
+          <w:szCs w:val="21"/>
+          <w:lang w:eastAsia="en-GB"/>
+          <w14:ligatures w14:val="none"/>
+        </w:rPr>
+        <w:t xml:space="preserve"> </w:t>
+      </w:r>
+      <w:proofErr w:type="spellStart"/>
+      <w:r>
+        <w:rPr>
+          <w:rFonts w:ascii="Consolas" w:eastAsia="Times New Roman" w:hAnsi="Consolas" w:cs="Times New Roman"/>
+          <w:color w:val="C9D1D9"/>
+          <w:kern w:val="0"/>
+          <w:sz w:val="21"/>
+          <w:szCs w:val="21"/>
+          <w:lang w:eastAsia="en-GB"/>
+          <w14:ligatures w14:val="none"/>
+        </w:rPr>
+        <w:t>endl</w:t>
+      </w:r>
+      <w:proofErr w:type="spellEnd"/>
+      <w:r>
+        <w:rPr>
+          <w:rFonts w:ascii="Consolas" w:eastAsia="Times New Roman" w:hAnsi="Consolas" w:cs="Times New Roman"/>
+          <w:color w:val="C9D1D9"/>
+          <w:kern w:val="0"/>
+          <w:sz w:val="21"/>
+          <w:szCs w:val="21"/>
+          <w:lang w:eastAsia="en-GB"/>
+          <w14:ligatures w14:val="none"/>
+        </w:rPr>
+        <w:t>;</w:t>
+      </w:r>
+    </w:p>
+    <w:p>
+      <w:pPr>
+        <w:shd w:val="clear" w:color="auto" w:fill="121314"/>
+        <w:spacing w:after="0" w:line="285" w:lineRule="atLeast"/>
+        <w:rPr>
+          <w:rFonts w:ascii="Consolas" w:eastAsia="Times New Roman" w:hAnsi="Consolas" w:cs="Times New Roman"/>
+          <w:color w:val="BBBEBF"/>
+          <w:kern w:val="0"/>
+          <w:sz w:val="21"/>
+          <w:szCs w:val="21"/>
+          <w:lang w:eastAsia="en-GB"/>
+          <w14:ligatures w14:val="none"/>
+        </w:rPr>
+      </w:pPr>
+      <w:r>
+        <w:rPr>
+          <w:rFonts w:ascii="Consolas" w:eastAsia="Times New Roman" w:hAnsi="Consolas" w:cs="Times New Roman"/>
+          <w:color w:val="C9D1D9"/>
+          <w:kern w:val="0"/>
+          <w:sz w:val="21"/>
+          <w:szCs w:val="21"/>
+          <w:lang w:eastAsia="en-GB"/>
+          <w14:ligatures w14:val="none"/>
+        </w:rPr>
+        <w:t>    }</w:t>
+      </w:r>
+    </w:p>
+    <w:p>
+      <w:pPr>
+        <w:shd w:val="clear" w:color="auto" w:fill="121314"/>
+        <w:spacing w:after="0" w:line="285" w:lineRule="atLeast"/>
+        <w:rPr>
+          <w:rFonts w:ascii="Consolas" w:eastAsia="Times New Roman" w:hAnsi="Consolas" w:cs="Times New Roman"/>
+          <w:color w:val="BBBEBF"/>
+          <w:kern w:val="0"/>
+          <w:sz w:val="21"/>
+          <w:szCs w:val="21"/>
+          <w:lang w:eastAsia="en-GB"/>
+          <w14:ligatures w14:val="none"/>
+        </w:rPr>
+      </w:pPr>
+      <w:r>
+        <w:rPr>
+          <w:rFonts w:ascii="Consolas" w:eastAsia="Times New Roman" w:hAnsi="Consolas" w:cs="Times New Roman"/>
+          <w:color w:val="BBBEBF"/>
+          <w:kern w:val="0"/>
+          <w:sz w:val="21"/>
+          <w:szCs w:val="21"/>
+          <w:lang w:eastAsia="en-GB"/>
+          <w14:ligatures w14:val="none"/>
+        </w:rPr>
+        <w:t>}</w:t>
+      </w:r>
+    </w:p>
+    <w:p>
+      <w:pPr>
+        <w:shd w:val="clear" w:color="auto" w:fill="121314"/>
+        <w:spacing w:after="0" w:line="285" w:lineRule="atLeast"/>
+        <w:rPr>
+          <w:rFonts w:ascii="Consolas" w:eastAsia="Times New Roman" w:hAnsi="Consolas" w:cs="Times New Roman"/>
+          <w:color w:val="BBBEBF"/>
+          <w:kern w:val="0"/>
+          <w:sz w:val="21"/>
+          <w:szCs w:val="21"/>
+          <w:lang w:eastAsia="en-GB"/>
+          <w14:ligatures w14:val="none"/>
+        </w:rPr>
+      </w:pPr>
+    </w:p>
+    <w:p>
+      <w:pPr>
+        <w:shd w:val="clear" w:color="auto" w:fill="121314"/>
+        <w:spacing w:after="0" w:line="285" w:lineRule="atLeast"/>
+        <w:rPr>
+          <w:rFonts w:ascii="Consolas" w:eastAsia="Times New Roman" w:hAnsi="Consolas" w:cs="Times New Roman"/>
+          <w:color w:val="BBBEBF"/>
+          <w:kern w:val="0"/>
+          <w:sz w:val="21"/>
+          <w:szCs w:val="21"/>
+          <w:lang w:eastAsia="en-GB"/>
+          <w14:ligatures w14:val="none"/>
+        </w:rPr>
+      </w:pPr>
+      <w:r>
+        <w:rPr>
+          <w:rFonts w:ascii="Consolas" w:eastAsia="Times New Roman" w:hAnsi="Consolas" w:cs="Times New Roman"/>
+          <w:color w:val="FF7B72"/>
+          <w:kern w:val="0"/>
+          <w:sz w:val="21"/>
+          <w:szCs w:val="21"/>
+          <w:lang w:eastAsia="en-GB"/>
+          <w14:ligatures w14:val="none"/>
+        </w:rPr>
+        <w:t>void</w:t>
+      </w:r>
+      <w:r>
+        <w:rPr>
+          <w:rFonts w:ascii="Consolas" w:eastAsia="Times New Roman" w:hAnsi="Consolas" w:cs="Times New Roman"/>
+          <w:color w:val="BBBEBF"/>
+          <w:kern w:val="0"/>
+          <w:sz w:val="21"/>
+          <w:szCs w:val="21"/>
+          <w:lang w:eastAsia="en-GB"/>
+          <w14:ligatures w14:val="none"/>
+        </w:rPr>
+        <w:t xml:space="preserve"> </w:t>
+      </w:r>
+      <w:proofErr w:type="spellStart"/>
+      <w:proofErr w:type="gramStart"/>
+      <w:r>
+        <w:rPr>
+          <w:rFonts w:ascii="Consolas" w:eastAsia="Times New Roman" w:hAnsi="Consolas" w:cs="Times New Roman"/>
+          <w:color w:val="D2A8FF"/>
+          <w:kern w:val="0"/>
+          <w:sz w:val="21"/>
+          <w:szCs w:val="21"/>
+          <w:lang w:eastAsia="en-GB"/>
+          <w14:ligatures w14:val="none"/>
+        </w:rPr>
+        <w:t>gameLogicandDecidingWhoWon</w:t>
+      </w:r>
+      <w:proofErr w:type="spellEnd"/>
+      <w:r>
+        <w:rPr>
+          <w:rFonts w:ascii="Consolas" w:eastAsia="Times New Roman" w:hAnsi="Consolas" w:cs="Times New Roman"/>
+          <w:color w:val="BBBEBF"/>
+          <w:kern w:val="0"/>
+          <w:sz w:val="21"/>
+          <w:szCs w:val="21"/>
+          <w:lang w:eastAsia="en-GB"/>
+          <w14:ligatures w14:val="none"/>
+        </w:rPr>
+        <w:t>(</w:t>
+      </w:r>
+      <w:proofErr w:type="gramEnd"/>
+      <w:r>
+        <w:rPr>
+          <w:rFonts w:ascii="Consolas" w:eastAsia="Times New Roman" w:hAnsi="Consolas" w:cs="Times New Roman"/>
+          <w:color w:val="FF7B72"/>
+          <w:kern w:val="0"/>
+          <w:sz w:val="21"/>
+          <w:szCs w:val="21"/>
+          <w:lang w:eastAsia="en-GB"/>
+          <w14:ligatures w14:val="none"/>
+        </w:rPr>
+        <w:t>int</w:t>
+      </w:r>
+      <w:r>
+        <w:rPr>
+          <w:rFonts w:ascii="Consolas" w:eastAsia="Times New Roman" w:hAnsi="Consolas" w:cs="Times New Roman"/>
+          <w:color w:val="BBBEBF"/>
+          <w:kern w:val="0"/>
+          <w:sz w:val="21"/>
+          <w:szCs w:val="21"/>
+          <w:lang w:eastAsia="en-GB"/>
+          <w14:ligatures w14:val="none"/>
+        </w:rPr>
+        <w:t xml:space="preserve"> </w:t>
+      </w:r>
+      <w:r>
+        <w:rPr>
+          <w:rFonts w:ascii="Consolas" w:eastAsia="Times New Roman" w:hAnsi="Consolas" w:cs="Times New Roman"/>
+          <w:color w:val="FFA657"/>
+          <w:kern w:val="0"/>
+          <w:sz w:val="21"/>
+          <w:szCs w:val="21"/>
+          <w:lang w:eastAsia="en-GB"/>
+          <w14:ligatures w14:val="none"/>
+        </w:rPr>
+        <w:t>Integer1</w:t>
+      </w:r>
+      <w:r>
+        <w:rPr>
+          <w:rFonts w:ascii="Consolas" w:eastAsia="Times New Roman" w:hAnsi="Consolas" w:cs="Times New Roman"/>
+          <w:color w:val="BBBEBF"/>
+          <w:kern w:val="0"/>
+          <w:sz w:val="21"/>
+          <w:szCs w:val="21"/>
+          <w:lang w:eastAsia="en-GB"/>
+          <w14:ligatures w14:val="none"/>
+        </w:rPr>
+        <w:t xml:space="preserve">, </w:t>
+      </w:r>
+      <w:r>
+        <w:rPr>
+          <w:rFonts w:ascii="Consolas" w:eastAsia="Times New Roman" w:hAnsi="Consolas" w:cs="Times New Roman"/>
+          <w:color w:val="FF7B72"/>
+          <w:kern w:val="0"/>
+          <w:sz w:val="21"/>
+          <w:szCs w:val="21"/>
+          <w:lang w:eastAsia="en-GB"/>
+          <w14:ligatures w14:val="none"/>
+        </w:rPr>
+        <w:t>int</w:t>
+      </w:r>
+      <w:r>
+        <w:rPr>
+          <w:rFonts w:ascii="Consolas" w:eastAsia="Times New Roman" w:hAnsi="Consolas" w:cs="Times New Roman"/>
+          <w:color w:val="BBBEBF"/>
+          <w:kern w:val="0"/>
+          <w:sz w:val="21"/>
+          <w:szCs w:val="21"/>
+          <w:lang w:eastAsia="en-GB"/>
+          <w14:ligatures w14:val="none"/>
+        </w:rPr>
+        <w:t xml:space="preserve"> </w:t>
+      </w:r>
+      <w:r>
+        <w:rPr>
+          <w:rFonts w:ascii="Consolas" w:eastAsia="Times New Roman" w:hAnsi="Consolas" w:cs="Times New Roman"/>
+          <w:color w:val="FFA657"/>
+          <w:kern w:val="0"/>
+          <w:sz w:val="21"/>
+          <w:szCs w:val="21"/>
+          <w:lang w:eastAsia="en-GB"/>
+          <w14:ligatures w14:val="none"/>
+        </w:rPr>
+        <w:t>Integer2</w:t>
+      </w:r>
+      <w:r>
+        <w:rPr>
+          <w:rFonts w:ascii="Consolas" w:eastAsia="Times New Roman" w:hAnsi="Consolas" w:cs="Times New Roman"/>
+          <w:color w:val="BBBEBF"/>
+          <w:kern w:val="0"/>
+          <w:sz w:val="21"/>
+          <w:szCs w:val="21"/>
+          <w:lang w:eastAsia="en-GB"/>
+          <w14:ligatures w14:val="none"/>
+        </w:rPr>
+        <w:t>)</w:t>
+      </w:r>
+    </w:p>
+    <w:p>
+      <w:pPr>
+        <w:shd w:val="clear" w:color="auto" w:fill="121314"/>
+        <w:spacing w:after="0" w:line="285" w:lineRule="atLeast"/>
+        <w:rPr>
+          <w:rFonts w:ascii="Consolas" w:eastAsia="Times New Roman" w:hAnsi="Consolas" w:cs="Times New Roman"/>
+          <w:color w:val="BBBEBF"/>
+          <w:kern w:val="0"/>
+          <w:sz w:val="21"/>
+          <w:szCs w:val="21"/>
+          <w:lang w:eastAsia="en-GB"/>
+          <w14:ligatures w14:val="none"/>
+        </w:rPr>
+      </w:pPr>
+      <w:r>
+        <w:rPr>
+          <w:rFonts w:ascii="Consolas" w:eastAsia="Times New Roman" w:hAnsi="Consolas" w:cs="Times New Roman"/>
+          <w:color w:val="BBBEBF"/>
+          <w:kern w:val="0"/>
+          <w:sz w:val="21"/>
+          <w:szCs w:val="21"/>
+          <w:lang w:eastAsia="en-GB"/>
+          <w14:ligatures w14:val="none"/>
+        </w:rPr>
+        <w:t>{</w:t>
+      </w:r>
+    </w:p>
+    <w:p>
+      <w:pPr>
+        <w:shd w:val="clear" w:color="auto" w:fill="121314"/>
+        <w:spacing w:after="0" w:line="285" w:lineRule="atLeast"/>
+        <w:rPr>
+          <w:rFonts w:ascii="Consolas" w:eastAsia="Times New Roman" w:hAnsi="Consolas" w:cs="Times New Roman"/>
+          <w:color w:val="BBBEBF"/>
+          <w:kern w:val="0"/>
+          <w:sz w:val="21"/>
+          <w:szCs w:val="21"/>
+          <w:lang w:eastAsia="en-GB"/>
+          <w14:ligatures w14:val="none"/>
+        </w:rPr>
+      </w:pPr>
+      <w:r>
+        <w:rPr>
+          <w:rFonts w:ascii="Consolas" w:eastAsia="Times New Roman" w:hAnsi="Consolas" w:cs="Times New Roman"/>
+          <w:color w:val="BBBEBF"/>
+          <w:kern w:val="0"/>
+          <w:sz w:val="21"/>
+          <w:szCs w:val="21"/>
+          <w:lang w:eastAsia="en-GB"/>
+          <w14:ligatures w14:val="none"/>
+        </w:rPr>
+        <w:t xml:space="preserve">    </w:t>
+      </w:r>
+      <w:r>
+        <w:rPr>
+          <w:rFonts w:ascii="Consolas" w:eastAsia="Times New Roman" w:hAnsi="Consolas" w:cs="Times New Roman"/>
+          <w:color w:val="C586C0"/>
+          <w:kern w:val="0"/>
+          <w:sz w:val="21"/>
+          <w:szCs w:val="21"/>
+          <w:lang w:eastAsia="en-GB"/>
+          <w14:ligatures w14:val="none"/>
+        </w:rPr>
+        <w:t>if</w:t>
+      </w:r>
+      <w:r>
+        <w:rPr>
+          <w:rFonts w:ascii="Consolas" w:eastAsia="Times New Roman" w:hAnsi="Consolas" w:cs="Times New Roman"/>
+          <w:color w:val="BBBEBF"/>
+          <w:kern w:val="0"/>
+          <w:sz w:val="21"/>
+          <w:szCs w:val="21"/>
+          <w:lang w:eastAsia="en-GB"/>
+          <w14:ligatures w14:val="none"/>
+        </w:rPr>
+        <w:t xml:space="preserve"> (</w:t>
+      </w:r>
+      <w:r>
+        <w:rPr>
+          <w:rFonts w:ascii="Consolas" w:eastAsia="Times New Roman" w:hAnsi="Consolas" w:cs="Times New Roman"/>
+          <w:color w:val="FFA657"/>
+          <w:kern w:val="0"/>
+          <w:sz w:val="21"/>
+          <w:szCs w:val="21"/>
+          <w:lang w:eastAsia="en-GB"/>
+          <w14:ligatures w14:val="none"/>
+        </w:rPr>
+        <w:t>Integer1</w:t>
+      </w:r>
+      <w:r>
+        <w:rPr>
+          <w:rFonts w:ascii="Consolas" w:eastAsia="Times New Roman" w:hAnsi="Consolas" w:cs="Times New Roman"/>
+          <w:color w:val="BBBEBF"/>
+          <w:kern w:val="0"/>
+          <w:sz w:val="21"/>
+          <w:szCs w:val="21"/>
+          <w:lang w:eastAsia="en-GB"/>
+          <w14:ligatures w14:val="none"/>
+        </w:rPr>
+        <w:t xml:space="preserve"> </w:t>
+      </w:r>
+      <w:r>
+        <w:rPr>
+          <w:rFonts w:ascii="Consolas" w:eastAsia="Times New Roman" w:hAnsi="Consolas" w:cs="Times New Roman"/>
+          <w:color w:val="D4D4D4"/>
+          <w:kern w:val="0"/>
+          <w:sz w:val="21"/>
+          <w:szCs w:val="21"/>
+          <w:lang w:eastAsia="en-GB"/>
+          <w14:ligatures w14:val="none"/>
+        </w:rPr>
+        <w:t>==</w:t>
+      </w:r>
+      <w:r>
+        <w:rPr>
+          <w:rFonts w:ascii="Consolas" w:eastAsia="Times New Roman" w:hAnsi="Consolas" w:cs="Times New Roman"/>
+          <w:color w:val="BBBEBF"/>
+          <w:kern w:val="0"/>
+          <w:sz w:val="21"/>
+          <w:szCs w:val="21"/>
+          <w:lang w:eastAsia="en-GB"/>
+          <w14:ligatures w14:val="none"/>
+        </w:rPr>
+        <w:t xml:space="preserve"> </w:t>
+      </w:r>
+      <w:r>
+        <w:rPr>
+          <w:rFonts w:ascii="Consolas" w:eastAsia="Times New Roman" w:hAnsi="Consolas" w:cs="Times New Roman"/>
+          <w:color w:val="FFA657"/>
+          <w:kern w:val="0"/>
+          <w:sz w:val="21"/>
+          <w:szCs w:val="21"/>
+          <w:lang w:eastAsia="en-GB"/>
+          <w14:ligatures w14:val="none"/>
+        </w:rPr>
+        <w:t>Integer2</w:t>
+      </w:r>
+      <w:r>
+        <w:rPr>
+          <w:rFonts w:ascii="Consolas" w:eastAsia="Times New Roman" w:hAnsi="Consolas" w:cs="Times New Roman"/>
+          <w:color w:val="BBBEBF"/>
+          <w:kern w:val="0"/>
+          <w:sz w:val="21"/>
+          <w:szCs w:val="21"/>
+          <w:lang w:eastAsia="en-GB"/>
+          <w14:ligatures w14:val="none"/>
+        </w:rPr>
+        <w:t>)</w:t>
+      </w:r>
+    </w:p>
+    <w:p>
+      <w:pPr>
+        <w:shd w:val="clear" w:color="auto" w:fill="121314"/>
+        <w:spacing w:after="0" w:line="285" w:lineRule="atLeast"/>
+        <w:rPr>
+          <w:rFonts w:ascii="Consolas" w:eastAsia="Times New Roman" w:hAnsi="Consolas" w:cs="Times New Roman"/>
+          <w:color w:val="BBBEBF"/>
+          <w:kern w:val="0"/>
+          <w:sz w:val="21"/>
+          <w:szCs w:val="21"/>
+          <w:lang w:eastAsia="en-GB"/>
+          <w14:ligatures w14:val="none"/>
+        </w:rPr>
+      </w:pPr>
+      <w:r>
+        <w:rPr>
+          <w:rFonts w:ascii="Consolas" w:eastAsia="Times New Roman" w:hAnsi="Consolas" w:cs="Times New Roman"/>
+          <w:color w:val="BBBEBF"/>
+          <w:kern w:val="0"/>
+          <w:sz w:val="21"/>
+          <w:szCs w:val="21"/>
+          <w:lang w:eastAsia="en-GB"/>
+          <w14:ligatures w14:val="none"/>
+        </w:rPr>
+        <w:t xml:space="preserve">    </w:t>
+      </w:r>
+      <w:r>
+        <w:rPr>
+          <w:rFonts w:ascii="Consolas" w:eastAsia="Times New Roman" w:hAnsi="Consolas" w:cs="Times New Roman"/>
+          <w:color w:val="C9D1D9"/>
+          <w:kern w:val="0"/>
+          <w:sz w:val="21"/>
+          <w:szCs w:val="21"/>
+          <w:lang w:eastAsia="en-GB"/>
+          <w14:ligatures w14:val="none"/>
+        </w:rPr>
+        <w:t>{</w:t>
+      </w:r>
+    </w:p>
+    <w:p>
+      <w:pPr>
+        <w:shd w:val="clear" w:color="auto" w:fill="121314"/>
+        <w:spacing w:after="0" w:line="285" w:lineRule="atLeast"/>
+        <w:rPr>
+          <w:rFonts w:ascii="Consolas" w:eastAsia="Times New Roman" w:hAnsi="Consolas" w:cs="Times New Roman"/>
+          <w:color w:val="BBBEBF"/>
+          <w:kern w:val="0"/>
+          <w:sz w:val="21"/>
+          <w:szCs w:val="21"/>
+          <w:lang w:eastAsia="en-GB"/>
+          <w14:ligatures w14:val="none"/>
+        </w:rPr>
+      </w:pPr>
+      <w:r>
+        <w:rPr>
+          <w:rFonts w:ascii="Consolas" w:eastAsia="Times New Roman" w:hAnsi="Consolas" w:cs="Times New Roman"/>
+          <w:color w:val="C9D1D9"/>
+          <w:kern w:val="0"/>
+          <w:sz w:val="21"/>
+          <w:szCs w:val="21"/>
+          <w:lang w:eastAsia="en-GB"/>
+          <w14:ligatures w14:val="none"/>
+        </w:rPr>
+        <w:t xml:space="preserve">        </w:t>
+      </w:r>
+      <w:proofErr w:type="spellStart"/>
+      <w:r>
+        <w:rPr>
+          <w:rFonts w:ascii="Consolas" w:eastAsia="Times New Roman" w:hAnsi="Consolas" w:cs="Times New Roman"/>
+          <w:color w:val="C9D1D9"/>
+          <w:kern w:val="0"/>
+          <w:sz w:val="21"/>
+          <w:szCs w:val="21"/>
+          <w:lang w:eastAsia="en-GB"/>
+          <w14:ligatures w14:val="none"/>
+        </w:rPr>
+        <w:t>cout</w:t>
+      </w:r>
+      <w:proofErr w:type="spellEnd"/>
+      <w:r>
+        <w:rPr>
+          <w:rFonts w:ascii="Consolas" w:eastAsia="Times New Roman" w:hAnsi="Consolas" w:cs="Times New Roman"/>
+          <w:color w:val="C9D1D9"/>
+          <w:kern w:val="0"/>
+          <w:sz w:val="21"/>
+          <w:szCs w:val="21"/>
+          <w:lang w:eastAsia="en-GB"/>
+          <w14:ligatures w14:val="none"/>
+        </w:rPr>
+        <w:t xml:space="preserve"> </w:t>
+      </w:r>
+      <w:r>
+        <w:rPr>
+          <w:rFonts w:ascii="Consolas" w:eastAsia="Times New Roman" w:hAnsi="Consolas" w:cs="Times New Roman"/>
+          <w:color w:val="D4D4D4"/>
+          <w:kern w:val="0"/>
+          <w:sz w:val="21"/>
+          <w:szCs w:val="21"/>
+          <w:lang w:eastAsia="en-GB"/>
+          <w14:ligatures w14:val="none"/>
+        </w:rPr>
+        <w:t>&lt;&lt;</w:t>
+      </w:r>
+      <w:r>
+        <w:rPr>
+          <w:rFonts w:ascii="Consolas" w:eastAsia="Times New Roman" w:hAnsi="Consolas" w:cs="Times New Roman"/>
+          <w:color w:val="C9D1D9"/>
+          <w:kern w:val="0"/>
+          <w:sz w:val="21"/>
+          <w:szCs w:val="21"/>
+          <w:lang w:eastAsia="en-GB"/>
+          <w14:ligatures w14:val="none"/>
+        </w:rPr>
+        <w:t xml:space="preserve"> </w:t>
+      </w:r>
+      <w:r>
+        <w:rPr>
+          <w:rFonts w:ascii="Consolas" w:eastAsia="Times New Roman" w:hAnsi="Consolas" w:cs="Times New Roman"/>
+          <w:color w:val="A5D6FF"/>
+          <w:kern w:val="0"/>
+          <w:sz w:val="21"/>
+          <w:szCs w:val="21"/>
+          <w:lang w:eastAsia="en-GB"/>
+          <w14:ligatures w14:val="none"/>
+        </w:rPr>
+        <w:t>"It is a draw. Nobody wins."</w:t>
+      </w:r>
+      <w:r>
+        <w:rPr>
+          <w:rFonts w:ascii="Consolas" w:eastAsia="Times New Roman" w:hAnsi="Consolas" w:cs="Times New Roman"/>
+          <w:color w:val="C9D1D9"/>
+          <w:kern w:val="0"/>
+          <w:sz w:val="21"/>
+          <w:szCs w:val="21"/>
+          <w:lang w:eastAsia="en-GB"/>
+          <w14:ligatures w14:val="none"/>
+        </w:rPr>
+        <w:t xml:space="preserve"> </w:t>
+      </w:r>
+      <w:r>
+        <w:rPr>
+          <w:rFonts w:ascii="Consolas" w:eastAsia="Times New Roman" w:hAnsi="Consolas" w:cs="Times New Roman"/>
+          <w:color w:val="D4D4D4"/>
+          <w:kern w:val="0"/>
+          <w:sz w:val="21"/>
+          <w:szCs w:val="21"/>
+          <w:lang w:eastAsia="en-GB"/>
+          <w14:ligatures w14:val="none"/>
+        </w:rPr>
+        <w:t>&lt;&lt;</w:t>
+      </w:r>
+      <w:r>
+        <w:rPr>
+          <w:rFonts w:ascii="Consolas" w:eastAsia="Times New Roman" w:hAnsi="Consolas" w:cs="Times New Roman"/>
+          <w:color w:val="C9D1D9"/>
+          <w:kern w:val="0"/>
+          <w:sz w:val="21"/>
+          <w:szCs w:val="21"/>
+          <w:lang w:eastAsia="en-GB"/>
+          <w14:ligatures w14:val="none"/>
+        </w:rPr>
+        <w:t xml:space="preserve"> </w:t>
+      </w:r>
+      <w:proofErr w:type="spellStart"/>
+      <w:r>
+        <w:rPr>
+          <w:rFonts w:ascii="Consolas" w:eastAsia="Times New Roman" w:hAnsi="Consolas" w:cs="Times New Roman"/>
+          <w:color w:val="C9D1D9"/>
+          <w:kern w:val="0"/>
+          <w:sz w:val="21"/>
+          <w:szCs w:val="21"/>
+          <w:lang w:eastAsia="en-GB"/>
+          <w14:ligatures w14:val="none"/>
+        </w:rPr>
+        <w:t>endl</w:t>
+      </w:r>
+      <w:proofErr w:type="spellEnd"/>
+      <w:r>
+        <w:rPr>
+          <w:rFonts w:ascii="Consolas" w:eastAsia="Times New Roman" w:hAnsi="Consolas" w:cs="Times New Roman"/>
+          <w:color w:val="C9D1D9"/>
+          <w:kern w:val="0"/>
+          <w:sz w:val="21"/>
+          <w:szCs w:val="21"/>
+          <w:lang w:eastAsia="en-GB"/>
+          <w14:ligatures w14:val="none"/>
+        </w:rPr>
+        <w:t>;</w:t>
+      </w:r>
+    </w:p>
+    <w:p>
+      <w:pPr>
+        <w:shd w:val="clear" w:color="auto" w:fill="121314"/>
+        <w:spacing w:after="0" w:line="285" w:lineRule="atLeast"/>
+        <w:rPr>
+          <w:rFonts w:ascii="Consolas" w:eastAsia="Times New Roman" w:hAnsi="Consolas" w:cs="Times New Roman"/>
+          <w:color w:val="BBBEBF"/>
+          <w:kern w:val="0"/>
+          <w:sz w:val="21"/>
+          <w:szCs w:val="21"/>
+          <w:lang w:eastAsia="en-GB"/>
+          <w14:ligatures w14:val="none"/>
+        </w:rPr>
+      </w:pPr>
+      <w:r>
+        <w:rPr>
+          <w:rFonts w:ascii="Consolas" w:eastAsia="Times New Roman" w:hAnsi="Consolas" w:cs="Times New Roman"/>
+          <w:color w:val="C9D1D9"/>
+          <w:kern w:val="0"/>
+          <w:sz w:val="21"/>
+          <w:szCs w:val="21"/>
+          <w:lang w:eastAsia="en-GB"/>
+          <w14:ligatures w14:val="none"/>
+        </w:rPr>
+        <w:t>    }</w:t>
+      </w:r>
+    </w:p>
+    <w:p>
+      <w:pPr>
+        <w:shd w:val="clear" w:color="auto" w:fill="121314"/>
+        <w:spacing w:after="0" w:line="285" w:lineRule="atLeast"/>
+        <w:rPr>
+          <w:rFonts w:ascii="Consolas" w:eastAsia="Times New Roman" w:hAnsi="Consolas" w:cs="Times New Roman"/>
+          <w:color w:val="BBBEBF"/>
+          <w:kern w:val="0"/>
+          <w:sz w:val="21"/>
+          <w:szCs w:val="21"/>
+          <w:lang w:eastAsia="en-GB"/>
+          <w14:ligatures w14:val="none"/>
+        </w:rPr>
+      </w:pPr>
+      <w:r>
+        <w:rPr>
+          <w:rFonts w:ascii="Consolas" w:eastAsia="Times New Roman" w:hAnsi="Consolas" w:cs="Times New Roman"/>
+          <w:color w:val="BBBEBF"/>
+          <w:kern w:val="0"/>
+          <w:sz w:val="21"/>
+          <w:szCs w:val="21"/>
+          <w:lang w:eastAsia="en-GB"/>
+          <w14:ligatures w14:val="none"/>
+        </w:rPr>
+        <w:t xml:space="preserve">    </w:t>
+      </w:r>
+      <w:r>
+        <w:rPr>
+          <w:rFonts w:ascii="Consolas" w:eastAsia="Times New Roman" w:hAnsi="Consolas" w:cs="Times New Roman"/>
+          <w:color w:val="C586C0"/>
+          <w:kern w:val="0"/>
+          <w:sz w:val="21"/>
+          <w:szCs w:val="21"/>
+          <w:lang w:eastAsia="en-GB"/>
+          <w14:ligatures w14:val="none"/>
+        </w:rPr>
+        <w:t>else</w:t>
+      </w:r>
+      <w:r>
+        <w:rPr>
+          <w:rFonts w:ascii="Consolas" w:eastAsia="Times New Roman" w:hAnsi="Consolas" w:cs="Times New Roman"/>
+          <w:color w:val="BBBEBF"/>
+          <w:kern w:val="0"/>
+          <w:sz w:val="21"/>
+          <w:szCs w:val="21"/>
+          <w:lang w:eastAsia="en-GB"/>
+          <w14:ligatures w14:val="none"/>
+        </w:rPr>
+        <w:t xml:space="preserve"> </w:t>
+      </w:r>
+      <w:r>
+        <w:rPr>
+          <w:rFonts w:ascii="Consolas" w:eastAsia="Times New Roman" w:hAnsi="Consolas" w:cs="Times New Roman"/>
+          <w:color w:val="C586C0"/>
+          <w:kern w:val="0"/>
+          <w:sz w:val="21"/>
+          <w:szCs w:val="21"/>
+          <w:lang w:eastAsia="en-GB"/>
+          <w14:ligatures w14:val="none"/>
+        </w:rPr>
+        <w:t>if</w:t>
+      </w:r>
+      <w:r>
+        <w:rPr>
+          <w:rFonts w:ascii="Consolas" w:eastAsia="Times New Roman" w:hAnsi="Consolas" w:cs="Times New Roman"/>
+          <w:color w:val="BBBEBF"/>
+          <w:kern w:val="0"/>
+          <w:sz w:val="21"/>
+          <w:szCs w:val="21"/>
+          <w:lang w:eastAsia="en-GB"/>
+          <w14:ligatures w14:val="none"/>
+        </w:rPr>
+        <w:t xml:space="preserve"> (</w:t>
+      </w:r>
+      <w:r>
+        <w:rPr>
+          <w:rFonts w:ascii="Consolas" w:eastAsia="Times New Roman" w:hAnsi="Consolas" w:cs="Times New Roman"/>
+          <w:color w:val="FFA657"/>
+          <w:kern w:val="0"/>
+          <w:sz w:val="21"/>
+          <w:szCs w:val="21"/>
+          <w:lang w:eastAsia="en-GB"/>
+          <w14:ligatures w14:val="none"/>
+        </w:rPr>
+        <w:t>Integer1</w:t>
+      </w:r>
+      <w:r>
+        <w:rPr>
+          <w:rFonts w:ascii="Consolas" w:eastAsia="Times New Roman" w:hAnsi="Consolas" w:cs="Times New Roman"/>
+          <w:color w:val="BBBEBF"/>
+          <w:kern w:val="0"/>
+          <w:sz w:val="21"/>
+          <w:szCs w:val="21"/>
+          <w:lang w:eastAsia="en-GB"/>
+          <w14:ligatures w14:val="none"/>
+        </w:rPr>
+        <w:t xml:space="preserve"> </w:t>
+      </w:r>
+      <w:r>
+        <w:rPr>
+          <w:rFonts w:ascii="Consolas" w:eastAsia="Times New Roman" w:hAnsi="Consolas" w:cs="Times New Roman"/>
+          <w:color w:val="D4D4D4"/>
+          <w:kern w:val="0"/>
+          <w:sz w:val="21"/>
+          <w:szCs w:val="21"/>
+          <w:lang w:eastAsia="en-GB"/>
+          <w14:ligatures w14:val="none"/>
+        </w:rPr>
+        <w:t>==</w:t>
+      </w:r>
+      <w:r>
+        <w:rPr>
+          <w:rFonts w:ascii="Consolas" w:eastAsia="Times New Roman" w:hAnsi="Consolas" w:cs="Times New Roman"/>
+          <w:color w:val="BBBEBF"/>
+          <w:kern w:val="0"/>
+          <w:sz w:val="21"/>
+          <w:szCs w:val="21"/>
+          <w:lang w:eastAsia="en-GB"/>
+          <w14:ligatures w14:val="none"/>
+        </w:rPr>
+        <w:t xml:space="preserve"> </w:t>
+      </w:r>
+      <w:r>
+        <w:rPr>
+          <w:rFonts w:ascii="Consolas" w:eastAsia="Times New Roman" w:hAnsi="Consolas" w:cs="Times New Roman"/>
+          <w:color w:val="B5CEA8"/>
+          <w:kern w:val="0"/>
+          <w:sz w:val="21"/>
+          <w:szCs w:val="21"/>
+          <w:lang w:eastAsia="en-GB"/>
+          <w14:ligatures w14:val="none"/>
+        </w:rPr>
+        <w:t>1</w:t>
+      </w:r>
+      <w:r>
+        <w:rPr>
+          <w:rFonts w:ascii="Consolas" w:eastAsia="Times New Roman" w:hAnsi="Consolas" w:cs="Times New Roman"/>
+          <w:color w:val="BBBEBF"/>
+          <w:kern w:val="0"/>
+          <w:sz w:val="21"/>
+          <w:szCs w:val="21"/>
+          <w:lang w:eastAsia="en-GB"/>
+          <w14:ligatures w14:val="none"/>
+        </w:rPr>
+        <w:t xml:space="preserve"> </w:t>
+      </w:r>
+      <w:r>
+        <w:rPr>
+          <w:rFonts w:ascii="Consolas" w:eastAsia="Times New Roman" w:hAnsi="Consolas" w:cs="Times New Roman"/>
+          <w:color w:val="D4D4D4"/>
+          <w:kern w:val="0"/>
+          <w:sz w:val="21"/>
+          <w:szCs w:val="21"/>
+          <w:lang w:eastAsia="en-GB"/>
+          <w14:ligatures w14:val="none"/>
+        </w:rPr>
+        <w:t>&amp;&amp;</w:t>
+      </w:r>
+      <w:r>
+        <w:rPr>
+          <w:rFonts w:ascii="Consolas" w:eastAsia="Times New Roman" w:hAnsi="Consolas" w:cs="Times New Roman"/>
+          <w:color w:val="BBBEBF"/>
+          <w:kern w:val="0"/>
+          <w:sz w:val="21"/>
+          <w:szCs w:val="21"/>
+          <w:lang w:eastAsia="en-GB"/>
+          <w14:ligatures w14:val="none"/>
+        </w:rPr>
+        <w:t xml:space="preserve"> </w:t>
+      </w:r>
+      <w:r>
+        <w:rPr>
+          <w:rFonts w:ascii="Consolas" w:eastAsia="Times New Roman" w:hAnsi="Consolas" w:cs="Times New Roman"/>
+          <w:color w:val="FFA657"/>
+          <w:kern w:val="0"/>
+          <w:sz w:val="21"/>
+          <w:szCs w:val="21"/>
+          <w:lang w:eastAsia="en-GB"/>
+          <w14:ligatures w14:val="none"/>
+        </w:rPr>
+        <w:t>Integer2</w:t>
+      </w:r>
+      <w:r>
+        <w:rPr>
+          <w:rFonts w:ascii="Consolas" w:eastAsia="Times New Roman" w:hAnsi="Consolas" w:cs="Times New Roman"/>
+          <w:color w:val="BBBEBF"/>
+          <w:kern w:val="0"/>
+          <w:sz w:val="21"/>
+          <w:szCs w:val="21"/>
+          <w:lang w:eastAsia="en-GB"/>
+          <w14:ligatures w14:val="none"/>
+        </w:rPr>
+        <w:t xml:space="preserve"> </w:t>
+      </w:r>
+      <w:r>
+        <w:rPr>
+          <w:rFonts w:ascii="Consolas" w:eastAsia="Times New Roman" w:hAnsi="Consolas" w:cs="Times New Roman"/>
+          <w:color w:val="D4D4D4"/>
+          <w:kern w:val="0"/>
+          <w:sz w:val="21"/>
+          <w:szCs w:val="21"/>
+          <w:lang w:eastAsia="en-GB"/>
+          <w14:ligatures w14:val="none"/>
+        </w:rPr>
+        <w:t>==</w:t>
+      </w:r>
+      <w:r>
+        <w:rPr>
+          <w:rFonts w:ascii="Consolas" w:eastAsia="Times New Roman" w:hAnsi="Consolas" w:cs="Times New Roman"/>
+          <w:color w:val="BBBEBF"/>
+          <w:kern w:val="0"/>
+          <w:sz w:val="21"/>
+          <w:szCs w:val="21"/>
+          <w:lang w:eastAsia="en-GB"/>
+          <w14:ligatures w14:val="none"/>
+        </w:rPr>
+        <w:t xml:space="preserve"> </w:t>
+      </w:r>
+      <w:r>
+        <w:rPr>
+          <w:rFonts w:ascii="Consolas" w:eastAsia="Times New Roman" w:hAnsi="Consolas" w:cs="Times New Roman"/>
+          <w:color w:val="B5CEA8"/>
+          <w:kern w:val="0"/>
+          <w:sz w:val="21"/>
+          <w:szCs w:val="21"/>
+          <w:lang w:eastAsia="en-GB"/>
+          <w14:ligatures w14:val="none"/>
+        </w:rPr>
+        <w:t>3</w:t>
+      </w:r>
+      <w:r>
+        <w:rPr>
+          <w:rFonts w:ascii="Consolas" w:eastAsia="Times New Roman" w:hAnsi="Consolas" w:cs="Times New Roman"/>
+          <w:color w:val="D4D4D4"/>
+          <w:kern w:val="0"/>
+          <w:sz w:val="21"/>
+          <w:szCs w:val="21"/>
+          <w:lang w:eastAsia="en-GB"/>
+          <w14:ligatures w14:val="none"/>
+        </w:rPr>
+        <w:t>||</w:t>
+      </w:r>
+    </w:p>
+    <w:p>
+      <w:pPr>
+        <w:shd w:val="clear" w:color="auto" w:fill="121314"/>
+        <w:spacing w:after="0" w:line="285" w:lineRule="atLeast"/>
+        <w:rPr>
+          <w:rFonts w:ascii="Consolas" w:eastAsia="Times New Roman" w:hAnsi="Consolas" w:cs="Times New Roman"/>
+          <w:color w:val="BBBEBF"/>
+          <w:kern w:val="0"/>
+          <w:sz w:val="21"/>
+          <w:szCs w:val="21"/>
+          <w:lang w:eastAsia="en-GB"/>
+          <w14:ligatures w14:val="none"/>
+        </w:rPr>
+      </w:pPr>
+      <w:r>
+        <w:rPr>
+          <w:rFonts w:ascii="Consolas" w:eastAsia="Times New Roman" w:hAnsi="Consolas" w:cs="Times New Roman"/>
+          <w:color w:val="BBBEBF"/>
+          <w:kern w:val="0"/>
+          <w:sz w:val="21"/>
+          <w:szCs w:val="21"/>
+          <w:lang w:eastAsia="en-GB"/>
+          <w14:ligatures w14:val="none"/>
+        </w:rPr>
+        <w:t>             </w:t>
+      </w:r>
+      <w:r>
+        <w:rPr>
+          <w:rFonts w:ascii="Consolas" w:eastAsia="Times New Roman" w:hAnsi="Consolas" w:cs="Times New Roman"/>
+          <w:color w:val="FFA657"/>
+          <w:kern w:val="0"/>
+          <w:sz w:val="21"/>
+          <w:szCs w:val="21"/>
+          <w:lang w:eastAsia="en-GB"/>
+          <w14:ligatures w14:val="none"/>
+        </w:rPr>
+        <w:t>Integer1</w:t>
+      </w:r>
+      <w:r>
+        <w:rPr>
+          <w:rFonts w:ascii="Consolas" w:eastAsia="Times New Roman" w:hAnsi="Consolas" w:cs="Times New Roman"/>
+          <w:color w:val="BBBEBF"/>
+          <w:kern w:val="0"/>
+          <w:sz w:val="21"/>
+          <w:szCs w:val="21"/>
+          <w:lang w:eastAsia="en-GB"/>
+          <w14:ligatures w14:val="none"/>
+        </w:rPr>
+        <w:t xml:space="preserve"> </w:t>
+      </w:r>
+      <w:r>
+        <w:rPr>
+          <w:rFonts w:ascii="Consolas" w:eastAsia="Times New Roman" w:hAnsi="Consolas" w:cs="Times New Roman"/>
+          <w:color w:val="D4D4D4"/>
+          <w:kern w:val="0"/>
+          <w:sz w:val="21"/>
+          <w:szCs w:val="21"/>
+          <w:lang w:eastAsia="en-GB"/>
+          <w14:ligatures w14:val="none"/>
+        </w:rPr>
+        <w:t>==</w:t>
+      </w:r>
+      <w:r>
+        <w:rPr>
+          <w:rFonts w:ascii="Consolas" w:eastAsia="Times New Roman" w:hAnsi="Consolas" w:cs="Times New Roman"/>
+          <w:color w:val="BBBEBF"/>
+          <w:kern w:val="0"/>
+          <w:sz w:val="21"/>
+          <w:szCs w:val="21"/>
+          <w:lang w:eastAsia="en-GB"/>
+          <w14:ligatures w14:val="none"/>
+        </w:rPr>
+        <w:t xml:space="preserve"> </w:t>
+      </w:r>
+      <w:r>
+        <w:rPr>
+          <w:rFonts w:ascii="Consolas" w:eastAsia="Times New Roman" w:hAnsi="Consolas" w:cs="Times New Roman"/>
+          <w:color w:val="B5CEA8"/>
+          <w:kern w:val="0"/>
+          <w:sz w:val="21"/>
+          <w:szCs w:val="21"/>
+          <w:lang w:eastAsia="en-GB"/>
+          <w14:ligatures w14:val="none"/>
+        </w:rPr>
+        <w:t>3</w:t>
+      </w:r>
+      <w:r>
+        <w:rPr>
+          <w:rFonts w:ascii="Consolas" w:eastAsia="Times New Roman" w:hAnsi="Consolas" w:cs="Times New Roman"/>
+          <w:color w:val="BBBEBF"/>
+          <w:kern w:val="0"/>
+          <w:sz w:val="21"/>
+          <w:szCs w:val="21"/>
+          <w:lang w:eastAsia="en-GB"/>
+          <w14:ligatures w14:val="none"/>
+        </w:rPr>
+        <w:t xml:space="preserve"> </w:t>
+      </w:r>
+      <w:r>
+        <w:rPr>
+          <w:rFonts w:ascii="Consolas" w:eastAsia="Times New Roman" w:hAnsi="Consolas" w:cs="Times New Roman"/>
+          <w:color w:val="D4D4D4"/>
+          <w:kern w:val="0"/>
+          <w:sz w:val="21"/>
+          <w:szCs w:val="21"/>
+          <w:lang w:eastAsia="en-GB"/>
+          <w14:ligatures w14:val="none"/>
+        </w:rPr>
+        <w:t>&amp;&amp;</w:t>
+      </w:r>
+      <w:r>
+        <w:rPr>
+          <w:rFonts w:ascii="Consolas" w:eastAsia="Times New Roman" w:hAnsi="Consolas" w:cs="Times New Roman"/>
+          <w:color w:val="BBBEBF"/>
+          <w:kern w:val="0"/>
+          <w:sz w:val="21"/>
+          <w:szCs w:val="21"/>
+          <w:lang w:eastAsia="en-GB"/>
+          <w14:ligatures w14:val="none"/>
+        </w:rPr>
+        <w:t xml:space="preserve"> </w:t>
+      </w:r>
+      <w:r>
+        <w:rPr>
+          <w:rFonts w:ascii="Consolas" w:eastAsia="Times New Roman" w:hAnsi="Consolas" w:cs="Times New Roman"/>
+          <w:color w:val="FFA657"/>
+          <w:kern w:val="0"/>
+          <w:sz w:val="21"/>
+          <w:szCs w:val="21"/>
+          <w:lang w:eastAsia="en-GB"/>
+          <w14:ligatures w14:val="none"/>
+        </w:rPr>
+        <w:t>Integer2</w:t>
+      </w:r>
+      <w:r>
+        <w:rPr>
+          <w:rFonts w:ascii="Consolas" w:eastAsia="Times New Roman" w:hAnsi="Consolas" w:cs="Times New Roman"/>
+          <w:color w:val="BBBEBF"/>
+          <w:kern w:val="0"/>
+          <w:sz w:val="21"/>
+          <w:szCs w:val="21"/>
+          <w:lang w:eastAsia="en-GB"/>
+          <w14:ligatures w14:val="none"/>
+        </w:rPr>
+        <w:t xml:space="preserve"> </w:t>
+      </w:r>
+      <w:r>
+        <w:rPr>
+          <w:rFonts w:ascii="Consolas" w:eastAsia="Times New Roman" w:hAnsi="Consolas" w:cs="Times New Roman"/>
+          <w:color w:val="D4D4D4"/>
+          <w:kern w:val="0"/>
+          <w:sz w:val="21"/>
+          <w:szCs w:val="21"/>
+          <w:lang w:eastAsia="en-GB"/>
+          <w14:ligatures w14:val="none"/>
+        </w:rPr>
+        <w:t>==</w:t>
+      </w:r>
+      <w:r>
+        <w:rPr>
+          <w:rFonts w:ascii="Consolas" w:eastAsia="Times New Roman" w:hAnsi="Consolas" w:cs="Times New Roman"/>
+          <w:color w:val="BBBEBF"/>
+          <w:kern w:val="0"/>
+          <w:sz w:val="21"/>
+          <w:szCs w:val="21"/>
+          <w:lang w:eastAsia="en-GB"/>
+          <w14:ligatures w14:val="none"/>
+        </w:rPr>
+        <w:t xml:space="preserve"> </w:t>
+      </w:r>
+      <w:r>
+        <w:rPr>
+          <w:rFonts w:ascii="Consolas" w:eastAsia="Times New Roman" w:hAnsi="Consolas" w:cs="Times New Roman"/>
+          <w:color w:val="B5CEA8"/>
+          <w:kern w:val="0"/>
+          <w:sz w:val="21"/>
+          <w:szCs w:val="21"/>
+          <w:lang w:eastAsia="en-GB"/>
+          <w14:ligatures w14:val="none"/>
+        </w:rPr>
+        <w:t>2</w:t>
+      </w:r>
+      <w:r>
+        <w:rPr>
+          <w:rFonts w:ascii="Consolas" w:eastAsia="Times New Roman" w:hAnsi="Consolas" w:cs="Times New Roman"/>
+          <w:color w:val="D4D4D4"/>
+          <w:kern w:val="0"/>
+          <w:sz w:val="21"/>
+          <w:szCs w:val="21"/>
+          <w:lang w:eastAsia="en-GB"/>
+          <w14:ligatures w14:val="none"/>
+        </w:rPr>
+        <w:t>||</w:t>
+      </w:r>
+    </w:p>
+    <w:p>
+      <w:pPr>
+        <w:shd w:val="clear" w:color="auto" w:fill="121314"/>
+        <w:spacing w:after="0" w:line="285" w:lineRule="atLeast"/>
+        <w:rPr>
+          <w:rFonts w:ascii="Consolas" w:eastAsia="Times New Roman" w:hAnsi="Consolas" w:cs="Times New Roman"/>
+          <w:color w:val="BBBEBF"/>
+          <w:kern w:val="0"/>
+          <w:sz w:val="21"/>
+          <w:szCs w:val="21"/>
+          <w:lang w:eastAsia="en-GB"/>
+          <w14:ligatures w14:val="none"/>
+        </w:rPr>
+      </w:pPr>
+      <w:r>
+        <w:rPr>
+          <w:rFonts w:ascii="Consolas" w:eastAsia="Times New Roman" w:hAnsi="Consolas" w:cs="Times New Roman"/>
+          <w:color w:val="BBBEBF"/>
+          <w:kern w:val="0"/>
+          <w:sz w:val="21"/>
+          <w:szCs w:val="21"/>
+          <w:lang w:eastAsia="en-GB"/>
+          <w14:ligatures w14:val="none"/>
+        </w:rPr>
+        <w:t>             </w:t>
+      </w:r>
+      <w:r>
+        <w:rPr>
+          <w:rFonts w:ascii="Consolas" w:eastAsia="Times New Roman" w:hAnsi="Consolas" w:cs="Times New Roman"/>
+          <w:color w:val="FFA657"/>
+          <w:kern w:val="0"/>
+          <w:sz w:val="21"/>
+          <w:szCs w:val="21"/>
+          <w:lang w:eastAsia="en-GB"/>
+          <w14:ligatures w14:val="none"/>
+        </w:rPr>
+        <w:t>Integer1</w:t>
+      </w:r>
+      <w:r>
+        <w:rPr>
+          <w:rFonts w:ascii="Consolas" w:eastAsia="Times New Roman" w:hAnsi="Consolas" w:cs="Times New Roman"/>
+          <w:color w:val="BBBEBF"/>
+          <w:kern w:val="0"/>
+          <w:sz w:val="21"/>
+          <w:szCs w:val="21"/>
+          <w:lang w:eastAsia="en-GB"/>
+          <w14:ligatures w14:val="none"/>
+        </w:rPr>
+        <w:t xml:space="preserve"> </w:t>
+      </w:r>
+      <w:r>
+        <w:rPr>
+          <w:rFonts w:ascii="Consolas" w:eastAsia="Times New Roman" w:hAnsi="Consolas" w:cs="Times New Roman"/>
+          <w:color w:val="D4D4D4"/>
+          <w:kern w:val="0"/>
+          <w:sz w:val="21"/>
+          <w:szCs w:val="21"/>
+          <w:lang w:eastAsia="en-GB"/>
+          <w14:ligatures w14:val="none"/>
+        </w:rPr>
+        <w:t>==</w:t>
+      </w:r>
+      <w:r>
+        <w:rPr>
+          <w:rFonts w:ascii="Consolas" w:eastAsia="Times New Roman" w:hAnsi="Consolas" w:cs="Times New Roman"/>
+          <w:color w:val="BBBEBF"/>
+          <w:kern w:val="0"/>
+          <w:sz w:val="21"/>
+          <w:szCs w:val="21"/>
+          <w:lang w:eastAsia="en-GB"/>
+          <w14:ligatures w14:val="none"/>
+        </w:rPr>
+        <w:t xml:space="preserve"> </w:t>
+      </w:r>
+      <w:r>
+        <w:rPr>
+          <w:rFonts w:ascii="Consolas" w:eastAsia="Times New Roman" w:hAnsi="Consolas" w:cs="Times New Roman"/>
+          <w:color w:val="B5CEA8"/>
+          <w:kern w:val="0"/>
+          <w:sz w:val="21"/>
+          <w:szCs w:val="21"/>
+          <w:lang w:eastAsia="en-GB"/>
+          <w14:ligatures w14:val="none"/>
+        </w:rPr>
+        <w:t>2</w:t>
+      </w:r>
+      <w:r>
+        <w:rPr>
+          <w:rFonts w:ascii="Consolas" w:eastAsia="Times New Roman" w:hAnsi="Consolas" w:cs="Times New Roman"/>
+          <w:color w:val="BBBEBF"/>
+          <w:kern w:val="0"/>
+          <w:sz w:val="21"/>
+          <w:szCs w:val="21"/>
+          <w:lang w:eastAsia="en-GB"/>
+          <w14:ligatures w14:val="none"/>
+        </w:rPr>
+        <w:t xml:space="preserve"> </w:t>
+      </w:r>
+      <w:r>
+        <w:rPr>
+          <w:rFonts w:ascii="Consolas" w:eastAsia="Times New Roman" w:hAnsi="Consolas" w:cs="Times New Roman"/>
+          <w:color w:val="D4D4D4"/>
+          <w:kern w:val="0"/>
+          <w:sz w:val="21"/>
+          <w:szCs w:val="21"/>
+          <w:lang w:eastAsia="en-GB"/>
+          <w14:ligatures w14:val="none"/>
+        </w:rPr>
+        <w:t>&amp;&amp;</w:t>
+      </w:r>
+      <w:r>
+        <w:rPr>
+          <w:rFonts w:ascii="Consolas" w:eastAsia="Times New Roman" w:hAnsi="Consolas" w:cs="Times New Roman"/>
+          <w:color w:val="BBBEBF"/>
+          <w:kern w:val="0"/>
+          <w:sz w:val="21"/>
+          <w:szCs w:val="21"/>
+          <w:lang w:eastAsia="en-GB"/>
+          <w14:ligatures w14:val="none"/>
+        </w:rPr>
+        <w:t xml:space="preserve"> </w:t>
+      </w:r>
+      <w:r>
+        <w:rPr>
+          <w:rFonts w:ascii="Consolas" w:eastAsia="Times New Roman" w:hAnsi="Consolas" w:cs="Times New Roman"/>
+          <w:color w:val="FFA657"/>
+          <w:kern w:val="0"/>
+          <w:sz w:val="21"/>
+          <w:szCs w:val="21"/>
+          <w:lang w:eastAsia="en-GB"/>
+          <w14:ligatures w14:val="none"/>
+        </w:rPr>
+        <w:t>Integer2</w:t>
+      </w:r>
+      <w:r>
+        <w:rPr>
+          <w:rFonts w:ascii="Consolas" w:eastAsia="Times New Roman" w:hAnsi="Consolas" w:cs="Times New Roman"/>
+          <w:color w:val="BBBEBF"/>
+          <w:kern w:val="0"/>
+          <w:sz w:val="21"/>
+          <w:szCs w:val="21"/>
+          <w:lang w:eastAsia="en-GB"/>
+          <w14:ligatures w14:val="none"/>
+        </w:rPr>
+        <w:t xml:space="preserve"> </w:t>
+      </w:r>
+      <w:r>
+        <w:rPr>
+          <w:rFonts w:ascii="Consolas" w:eastAsia="Times New Roman" w:hAnsi="Consolas" w:cs="Times New Roman"/>
+          <w:color w:val="D4D4D4"/>
+          <w:kern w:val="0"/>
+          <w:sz w:val="21"/>
+          <w:szCs w:val="21"/>
+          <w:lang w:eastAsia="en-GB"/>
+          <w14:ligatures w14:val="none"/>
+        </w:rPr>
+        <w:t>==</w:t>
+      </w:r>
+      <w:r>
+        <w:rPr>
+          <w:rFonts w:ascii="Consolas" w:eastAsia="Times New Roman" w:hAnsi="Consolas" w:cs="Times New Roman"/>
+          <w:color w:val="BBBEBF"/>
+          <w:kern w:val="0"/>
+          <w:sz w:val="21"/>
+          <w:szCs w:val="21"/>
+          <w:lang w:eastAsia="en-GB"/>
+          <w14:ligatures w14:val="none"/>
+        </w:rPr>
+        <w:t xml:space="preserve"> </w:t>
+      </w:r>
+      <w:r>
+        <w:rPr>
+          <w:rFonts w:ascii="Consolas" w:eastAsia="Times New Roman" w:hAnsi="Consolas" w:cs="Times New Roman"/>
+          <w:color w:val="B5CEA8"/>
+          <w:kern w:val="0"/>
+          <w:sz w:val="21"/>
+          <w:szCs w:val="21"/>
+          <w:lang w:eastAsia="en-GB"/>
+          <w14:ligatures w14:val="none"/>
+        </w:rPr>
+        <w:t>1</w:t>
+      </w:r>
+      <w:r>
+        <w:rPr>
+          <w:rFonts w:ascii="Consolas" w:eastAsia="Times New Roman" w:hAnsi="Consolas" w:cs="Times New Roman"/>
+          <w:color w:val="BBBEBF"/>
+          <w:kern w:val="0"/>
+          <w:sz w:val="21"/>
+          <w:szCs w:val="21"/>
+          <w:lang w:eastAsia="en-GB"/>
+          <w14:ligatures w14:val="none"/>
+        </w:rPr>
+        <w:t>)</w:t>
+      </w:r>
+    </w:p>
+    <w:p>
+      <w:pPr>
+        <w:shd w:val="clear" w:color="auto" w:fill="121314"/>
+        <w:spacing w:after="0" w:line="285" w:lineRule="atLeast"/>
+        <w:rPr>
+          <w:rFonts w:ascii="Consolas" w:eastAsia="Times New Roman" w:hAnsi="Consolas" w:cs="Times New Roman"/>
+          <w:color w:val="BBBEBF"/>
+          <w:kern w:val="0"/>
+          <w:sz w:val="21"/>
+          <w:szCs w:val="21"/>
+          <w:lang w:eastAsia="en-GB"/>
+          <w14:ligatures w14:val="none"/>
+        </w:rPr>
+      </w:pPr>
+      <w:r>
+        <w:rPr>
+          <w:rFonts w:ascii="Consolas" w:eastAsia="Times New Roman" w:hAnsi="Consolas" w:cs="Times New Roman"/>
+          <w:color w:val="BBBEBF"/>
+          <w:kern w:val="0"/>
+          <w:sz w:val="21"/>
+          <w:szCs w:val="21"/>
+          <w:lang w:eastAsia="en-GB"/>
+          <w14:ligatures w14:val="none"/>
+        </w:rPr>
+        <w:t>             </w:t>
+      </w:r>
+      <w:r>
+        <w:rPr>
+          <w:rFonts w:ascii="Consolas" w:eastAsia="Times New Roman" w:hAnsi="Consolas" w:cs="Times New Roman"/>
+          <w:color w:val="C9D1D9"/>
+          <w:kern w:val="0"/>
+          <w:sz w:val="21"/>
+          <w:szCs w:val="21"/>
+          <w:lang w:eastAsia="en-GB"/>
+          <w14:ligatures w14:val="none"/>
+        </w:rPr>
+        <w:t>{</w:t>
+      </w:r>
+    </w:p>
+    <w:p>
+      <w:pPr>
+        <w:shd w:val="clear" w:color="auto" w:fill="121314"/>
+        <w:spacing w:after="0" w:line="285" w:lineRule="atLeast"/>
+        <w:rPr>
+          <w:rFonts w:ascii="Consolas" w:eastAsia="Times New Roman" w:hAnsi="Consolas" w:cs="Times New Roman"/>
+          <w:color w:val="BBBEBF"/>
+          <w:kern w:val="0"/>
+          <w:sz w:val="21"/>
+          <w:szCs w:val="21"/>
+          <w:lang w:eastAsia="en-GB"/>
+          <w14:ligatures w14:val="none"/>
+        </w:rPr>
+      </w:pPr>
+      <w:r>
+        <w:rPr>
+          <w:rFonts w:ascii="Consolas" w:eastAsia="Times New Roman" w:hAnsi="Consolas" w:cs="Times New Roman"/>
+          <w:color w:val="C9D1D9"/>
+          <w:kern w:val="0"/>
+          <w:sz w:val="21"/>
+          <w:szCs w:val="21"/>
+          <w:lang w:eastAsia="en-GB"/>
+          <w14:ligatures w14:val="none"/>
+        </w:rPr>
+        <w:t xml:space="preserve">                </w:t>
+      </w:r>
+      <w:proofErr w:type="spellStart"/>
+      <w:r>
+        <w:rPr>
+          <w:rFonts w:ascii="Consolas" w:eastAsia="Times New Roman" w:hAnsi="Consolas" w:cs="Times New Roman"/>
+          <w:color w:val="C9D1D9"/>
+          <w:kern w:val="0"/>
+          <w:sz w:val="21"/>
+          <w:szCs w:val="21"/>
+          <w:lang w:eastAsia="en-GB"/>
+          <w14:ligatures w14:val="none"/>
+        </w:rPr>
+        <w:t>cout</w:t>
+      </w:r>
+      <w:proofErr w:type="spellEnd"/>
+      <w:r>
+        <w:rPr>
+          <w:rFonts w:ascii="Consolas" w:eastAsia="Times New Roman" w:hAnsi="Consolas" w:cs="Times New Roman"/>
+          <w:color w:val="C9D1D9"/>
+          <w:kern w:val="0"/>
+          <w:sz w:val="21"/>
+          <w:szCs w:val="21"/>
+          <w:lang w:eastAsia="en-GB"/>
+          <w14:ligatures w14:val="none"/>
+        </w:rPr>
+        <w:t xml:space="preserve"> </w:t>
+      </w:r>
+      <w:r>
+        <w:rPr>
+          <w:rFonts w:ascii="Consolas" w:eastAsia="Times New Roman" w:hAnsi="Consolas" w:cs="Times New Roman"/>
+          <w:color w:val="D4D4D4"/>
+          <w:kern w:val="0"/>
+          <w:sz w:val="21"/>
+          <w:szCs w:val="21"/>
+          <w:lang w:eastAsia="en-GB"/>
+          <w14:ligatures w14:val="none"/>
+        </w:rPr>
+        <w:t>&lt;&lt;</w:t>
+      </w:r>
+      <w:r>
+        <w:rPr>
+          <w:rFonts w:ascii="Consolas" w:eastAsia="Times New Roman" w:hAnsi="Consolas" w:cs="Times New Roman"/>
+          <w:color w:val="C9D1D9"/>
+          <w:kern w:val="0"/>
+          <w:sz w:val="21"/>
+          <w:szCs w:val="21"/>
+          <w:lang w:eastAsia="en-GB"/>
+          <w14:ligatures w14:val="none"/>
+        </w:rPr>
+        <w:t xml:space="preserve"> </w:t>
+      </w:r>
+      <w:r>
+        <w:rPr>
+          <w:rFonts w:ascii="Consolas" w:eastAsia="Times New Roman" w:hAnsi="Consolas" w:cs="Times New Roman"/>
+          <w:color w:val="A5D6FF"/>
+          <w:kern w:val="0"/>
+          <w:sz w:val="21"/>
+          <w:szCs w:val="21"/>
+          <w:lang w:eastAsia="en-GB"/>
+          <w14:ligatures w14:val="none"/>
+        </w:rPr>
+        <w:t>"You won! Congratulations!!!!!"</w:t>
+      </w:r>
+      <w:r>
+        <w:rPr>
+          <w:rFonts w:ascii="Consolas" w:eastAsia="Times New Roman" w:hAnsi="Consolas" w:cs="Times New Roman"/>
+          <w:color w:val="C9D1D9"/>
+          <w:kern w:val="0"/>
+          <w:sz w:val="21"/>
+          <w:szCs w:val="21"/>
+          <w:lang w:eastAsia="en-GB"/>
+          <w14:ligatures w14:val="none"/>
+        </w:rPr>
+        <w:t xml:space="preserve"> </w:t>
+      </w:r>
+      <w:r>
+        <w:rPr>
+          <w:rFonts w:ascii="Consolas" w:eastAsia="Times New Roman" w:hAnsi="Consolas" w:cs="Times New Roman"/>
+          <w:color w:val="D4D4D4"/>
+          <w:kern w:val="0"/>
+          <w:sz w:val="21"/>
+          <w:szCs w:val="21"/>
+          <w:lang w:eastAsia="en-GB"/>
+          <w14:ligatures w14:val="none"/>
+        </w:rPr>
+        <w:t>&lt;&lt;</w:t>
+      </w:r>
+      <w:proofErr w:type="spellStart"/>
+      <w:r>
+        <w:rPr>
+          <w:rFonts w:ascii="Consolas" w:eastAsia="Times New Roman" w:hAnsi="Consolas" w:cs="Times New Roman"/>
+          <w:color w:val="C9D1D9"/>
+          <w:kern w:val="0"/>
+          <w:sz w:val="21"/>
+          <w:szCs w:val="21"/>
+          <w:lang w:eastAsia="en-GB"/>
+          <w14:ligatures w14:val="none"/>
+        </w:rPr>
+        <w:t>endl</w:t>
+      </w:r>
+      <w:proofErr w:type="spellEnd"/>
+      <w:r>
+        <w:rPr>
+          <w:rFonts w:ascii="Consolas" w:eastAsia="Times New Roman" w:hAnsi="Consolas" w:cs="Times New Roman"/>
+          <w:color w:val="C9D1D9"/>
+          <w:kern w:val="0"/>
+          <w:sz w:val="21"/>
+          <w:szCs w:val="21"/>
+          <w:lang w:eastAsia="en-GB"/>
+          <w14:ligatures w14:val="none"/>
+        </w:rPr>
+        <w:t>;</w:t>
+      </w:r>
+    </w:p>
+    <w:p>
+      <w:pPr>
+        <w:shd w:val="clear" w:color="auto" w:fill="121314"/>
+        <w:spacing w:after="0" w:line="285" w:lineRule="atLeast"/>
+        <w:rPr>
+          <w:rFonts w:ascii="Consolas" w:eastAsia="Times New Roman" w:hAnsi="Consolas" w:cs="Times New Roman"/>
+          <w:color w:val="BBBEBF"/>
+          <w:kern w:val="0"/>
+          <w:sz w:val="21"/>
+          <w:szCs w:val="21"/>
+          <w:lang w:eastAsia="en-GB"/>
+          <w14:ligatures w14:val="none"/>
+        </w:rPr>
+      </w:pPr>
+      <w:r>
+        <w:rPr>
+          <w:rFonts w:ascii="Consolas" w:eastAsia="Times New Roman" w:hAnsi="Consolas" w:cs="Times New Roman"/>
+          <w:color w:val="C9D1D9"/>
+          <w:kern w:val="0"/>
+          <w:sz w:val="21"/>
+          <w:szCs w:val="21"/>
+          <w:lang w:eastAsia="en-GB"/>
+          <w14:ligatures w14:val="none"/>
+        </w:rPr>
+        <w:t>             }</w:t>
+      </w:r>
+    </w:p>
+    <w:p>
+      <w:pPr>
+        <w:shd w:val="clear" w:color="auto" w:fill="121314"/>
+        <w:spacing w:after="0" w:line="285" w:lineRule="atLeast"/>
+        <w:rPr>
+          <w:rFonts w:ascii="Consolas" w:eastAsia="Times New Roman" w:hAnsi="Consolas" w:cs="Times New Roman"/>
+          <w:color w:val="BBBEBF"/>
+          <w:kern w:val="0"/>
+          <w:sz w:val="21"/>
+          <w:szCs w:val="21"/>
+          <w:lang w:eastAsia="en-GB"/>
+          <w14:ligatures w14:val="none"/>
+        </w:rPr>
+      </w:pPr>
+      <w:r>
+        <w:rPr>
+          <w:rFonts w:ascii="Consolas" w:eastAsia="Times New Roman" w:hAnsi="Consolas" w:cs="Times New Roman"/>
+          <w:color w:val="BBBEBF"/>
+          <w:kern w:val="0"/>
+          <w:sz w:val="21"/>
+          <w:szCs w:val="21"/>
+          <w:lang w:eastAsia="en-GB"/>
+          <w14:ligatures w14:val="none"/>
+        </w:rPr>
+        <w:t xml:space="preserve">    </w:t>
+      </w:r>
+      <w:r>
+        <w:rPr>
+          <w:rFonts w:ascii="Consolas" w:eastAsia="Times New Roman" w:hAnsi="Consolas" w:cs="Times New Roman"/>
+          <w:color w:val="C586C0"/>
+          <w:kern w:val="0"/>
+          <w:sz w:val="21"/>
+          <w:szCs w:val="21"/>
+          <w:lang w:eastAsia="en-GB"/>
+          <w14:ligatures w14:val="none"/>
+        </w:rPr>
+        <w:t>else</w:t>
+      </w:r>
+    </w:p>
+    <w:p>
+      <w:pPr>
+        <w:shd w:val="clear" w:color="auto" w:fill="121314"/>
+        <w:spacing w:after="0" w:line="285" w:lineRule="atLeast"/>
+        <w:rPr>
+          <w:rFonts w:ascii="Consolas" w:eastAsia="Times New Roman" w:hAnsi="Consolas" w:cs="Times New Roman"/>
+          <w:color w:val="BBBEBF"/>
+          <w:kern w:val="0"/>
+          <w:sz w:val="21"/>
+          <w:szCs w:val="21"/>
+          <w:lang w:eastAsia="en-GB"/>
+          <w14:ligatures w14:val="none"/>
+        </w:rPr>
+      </w:pPr>
+      <w:r>
+        <w:rPr>
+          <w:rFonts w:ascii="Consolas" w:eastAsia="Times New Roman" w:hAnsi="Consolas" w:cs="Times New Roman"/>
+          <w:color w:val="BBBEBF"/>
+          <w:kern w:val="0"/>
+          <w:sz w:val="21"/>
+          <w:szCs w:val="21"/>
+          <w:lang w:eastAsia="en-GB"/>
+          <w14:ligatures w14:val="none"/>
+        </w:rPr>
+        <w:t xml:space="preserve">    </w:t>
+      </w:r>
+      <w:r>
+        <w:rPr>
+          <w:rFonts w:ascii="Consolas" w:eastAsia="Times New Roman" w:hAnsi="Consolas" w:cs="Times New Roman"/>
+          <w:color w:val="C9D1D9"/>
+          <w:kern w:val="0"/>
+          <w:sz w:val="21"/>
+          <w:szCs w:val="21"/>
+          <w:lang w:eastAsia="en-GB"/>
+          <w14:ligatures w14:val="none"/>
+        </w:rPr>
+        <w:t>{</w:t>
+      </w:r>
+    </w:p>
+    <w:p>
+      <w:pPr>
+        <w:shd w:val="clear" w:color="auto" w:fill="121314"/>
+        <w:spacing w:after="0" w:line="285" w:lineRule="atLeast"/>
+        <w:rPr>
+          <w:rFonts w:ascii="Consolas" w:eastAsia="Times New Roman" w:hAnsi="Consolas" w:cs="Times New Roman"/>
+          <w:color w:val="BBBEBF"/>
+          <w:kern w:val="0"/>
+          <w:sz w:val="21"/>
+          <w:szCs w:val="21"/>
+          <w:lang w:eastAsia="en-GB"/>
+          <w14:ligatures w14:val="none"/>
+        </w:rPr>
+      </w:pPr>
+      <w:r>
+        <w:rPr>
+          <w:rFonts w:ascii="Consolas" w:eastAsia="Times New Roman" w:hAnsi="Consolas" w:cs="Times New Roman"/>
+          <w:color w:val="C9D1D9"/>
+          <w:kern w:val="0"/>
+          <w:sz w:val="21"/>
+          <w:szCs w:val="21"/>
+          <w:lang w:eastAsia="en-GB"/>
+          <w14:ligatures w14:val="none"/>
+        </w:rPr>
+        <w:lastRenderedPageBreak/>
+        <w:t xml:space="preserve">        </w:t>
+      </w:r>
+      <w:proofErr w:type="spellStart"/>
+      <w:r>
+        <w:rPr>
+          <w:rFonts w:ascii="Consolas" w:eastAsia="Times New Roman" w:hAnsi="Consolas" w:cs="Times New Roman"/>
+          <w:color w:val="C9D1D9"/>
+          <w:kern w:val="0"/>
+          <w:sz w:val="21"/>
+          <w:szCs w:val="21"/>
+          <w:lang w:eastAsia="en-GB"/>
+          <w14:ligatures w14:val="none"/>
+        </w:rPr>
+        <w:t>cout</w:t>
+      </w:r>
+      <w:proofErr w:type="spellEnd"/>
+      <w:r>
+        <w:rPr>
+          <w:rFonts w:ascii="Consolas" w:eastAsia="Times New Roman" w:hAnsi="Consolas" w:cs="Times New Roman"/>
+          <w:color w:val="C9D1D9"/>
+          <w:kern w:val="0"/>
+          <w:sz w:val="21"/>
+          <w:szCs w:val="21"/>
+          <w:lang w:eastAsia="en-GB"/>
+          <w14:ligatures w14:val="none"/>
+        </w:rPr>
+        <w:t xml:space="preserve"> </w:t>
+      </w:r>
+      <w:r>
+        <w:rPr>
+          <w:rFonts w:ascii="Consolas" w:eastAsia="Times New Roman" w:hAnsi="Consolas" w:cs="Times New Roman"/>
+          <w:color w:val="D4D4D4"/>
+          <w:kern w:val="0"/>
+          <w:sz w:val="21"/>
+          <w:szCs w:val="21"/>
+          <w:lang w:eastAsia="en-GB"/>
+          <w14:ligatures w14:val="none"/>
+        </w:rPr>
+        <w:t>&lt;&lt;</w:t>
+      </w:r>
+      <w:r>
+        <w:rPr>
+          <w:rFonts w:ascii="Consolas" w:eastAsia="Times New Roman" w:hAnsi="Consolas" w:cs="Times New Roman"/>
+          <w:color w:val="C9D1D9"/>
+          <w:kern w:val="0"/>
+          <w:sz w:val="21"/>
+          <w:szCs w:val="21"/>
+          <w:lang w:eastAsia="en-GB"/>
+          <w14:ligatures w14:val="none"/>
+        </w:rPr>
+        <w:t xml:space="preserve"> </w:t>
+      </w:r>
+      <w:r>
+        <w:rPr>
+          <w:rFonts w:ascii="Consolas" w:eastAsia="Times New Roman" w:hAnsi="Consolas" w:cs="Times New Roman"/>
+          <w:color w:val="A5D6FF"/>
+          <w:kern w:val="0"/>
+          <w:sz w:val="21"/>
+          <w:szCs w:val="21"/>
+          <w:lang w:eastAsia="en-GB"/>
+          <w14:ligatures w14:val="none"/>
+        </w:rPr>
+        <w:t>"You Lost! Computer won!"</w:t>
+      </w:r>
+      <w:r>
+        <w:rPr>
+          <w:rFonts w:ascii="Consolas" w:eastAsia="Times New Roman" w:hAnsi="Consolas" w:cs="Times New Roman"/>
+          <w:color w:val="C9D1D9"/>
+          <w:kern w:val="0"/>
+          <w:sz w:val="21"/>
+          <w:szCs w:val="21"/>
+          <w:lang w:eastAsia="en-GB"/>
+          <w14:ligatures w14:val="none"/>
+        </w:rPr>
+        <w:t xml:space="preserve"> </w:t>
+      </w:r>
+      <w:r>
+        <w:rPr>
+          <w:rFonts w:ascii="Consolas" w:eastAsia="Times New Roman" w:hAnsi="Consolas" w:cs="Times New Roman"/>
+          <w:color w:val="D4D4D4"/>
+          <w:kern w:val="0"/>
+          <w:sz w:val="21"/>
+          <w:szCs w:val="21"/>
+          <w:lang w:eastAsia="en-GB"/>
+          <w14:ligatures w14:val="none"/>
+        </w:rPr>
+        <w:t>&lt;&lt;</w:t>
+      </w:r>
+      <w:r>
+        <w:rPr>
+          <w:rFonts w:ascii="Consolas" w:eastAsia="Times New Roman" w:hAnsi="Consolas" w:cs="Times New Roman"/>
+          <w:color w:val="C9D1D9"/>
+          <w:kern w:val="0"/>
+          <w:sz w:val="21"/>
+          <w:szCs w:val="21"/>
+          <w:lang w:eastAsia="en-GB"/>
+          <w14:ligatures w14:val="none"/>
+        </w:rPr>
+        <w:t xml:space="preserve"> </w:t>
+      </w:r>
+      <w:proofErr w:type="spellStart"/>
+      <w:r>
+        <w:rPr>
+          <w:rFonts w:ascii="Consolas" w:eastAsia="Times New Roman" w:hAnsi="Consolas" w:cs="Times New Roman"/>
+          <w:color w:val="C9D1D9"/>
+          <w:kern w:val="0"/>
+          <w:sz w:val="21"/>
+          <w:szCs w:val="21"/>
+          <w:lang w:eastAsia="en-GB"/>
+          <w14:ligatures w14:val="none"/>
+        </w:rPr>
+        <w:t>endl</w:t>
+      </w:r>
+      <w:proofErr w:type="spellEnd"/>
+      <w:r>
+        <w:rPr>
+          <w:rFonts w:ascii="Consolas" w:eastAsia="Times New Roman" w:hAnsi="Consolas" w:cs="Times New Roman"/>
+          <w:color w:val="C9D1D9"/>
+          <w:kern w:val="0"/>
+          <w:sz w:val="21"/>
+          <w:szCs w:val="21"/>
+          <w:lang w:eastAsia="en-GB"/>
+          <w14:ligatures w14:val="none"/>
+        </w:rPr>
+        <w:t>;</w:t>
+      </w:r>
+    </w:p>
+    <w:p>
+      <w:pPr>
+        <w:shd w:val="clear" w:color="auto" w:fill="121314"/>
+        <w:spacing w:after="0" w:line="285" w:lineRule="atLeast"/>
+        <w:rPr>
+          <w:rFonts w:ascii="Consolas" w:eastAsia="Times New Roman" w:hAnsi="Consolas" w:cs="Times New Roman"/>
+          <w:color w:val="BBBEBF"/>
+          <w:kern w:val="0"/>
+          <w:sz w:val="21"/>
+          <w:szCs w:val="21"/>
+          <w:lang w:eastAsia="en-GB"/>
+          <w14:ligatures w14:val="none"/>
+        </w:rPr>
+      </w:pPr>
+      <w:r>
+        <w:rPr>
+          <w:rFonts w:ascii="Consolas" w:eastAsia="Times New Roman" w:hAnsi="Consolas" w:cs="Times New Roman"/>
+          <w:color w:val="C9D1D9"/>
+          <w:kern w:val="0"/>
+          <w:sz w:val="21"/>
+          <w:szCs w:val="21"/>
+          <w:lang w:eastAsia="en-GB"/>
+          <w14:ligatures w14:val="none"/>
+        </w:rPr>
+        <w:t>    }</w:t>
+      </w:r>
+    </w:p>
+    <w:p>
+      <w:pPr>
+        <w:shd w:val="clear" w:color="auto" w:fill="121314"/>
+        <w:spacing w:after="0" w:line="285" w:lineRule="atLeast"/>
+        <w:rPr>
+          <w:rFonts w:ascii="Consolas" w:eastAsia="Times New Roman" w:hAnsi="Consolas" w:cs="Times New Roman"/>
+          <w:color w:val="BBBEBF"/>
+          <w:kern w:val="0"/>
+          <w:sz w:val="21"/>
+          <w:szCs w:val="21"/>
+          <w:lang w:eastAsia="en-GB"/>
+          <w14:ligatures w14:val="none"/>
+        </w:rPr>
+      </w:pPr>
+      <w:r>
+        <w:rPr>
+          <w:rFonts w:ascii="Consolas" w:eastAsia="Times New Roman" w:hAnsi="Consolas" w:cs="Times New Roman"/>
+          <w:color w:val="BBBEBF"/>
+          <w:kern w:val="0"/>
+          <w:sz w:val="21"/>
+          <w:szCs w:val="21"/>
+          <w:lang w:eastAsia="en-GB"/>
+          <w14:ligatures w14:val="none"/>
+        </w:rPr>
+        <w:t>}</w:t>
+      </w:r>
+    </w:p>
+    <w:p>
+      <w:pPr>
+        <w:shd w:val="clear" w:color="auto" w:fill="121314"/>
+        <w:spacing w:after="0" w:line="285" w:lineRule="atLeast"/>
+        <w:rPr>
+          <w:rFonts w:ascii="Consolas" w:eastAsia="Times New Roman" w:hAnsi="Consolas" w:cs="Times New Roman"/>
+          <w:color w:val="BBBEBF"/>
+          <w:kern w:val="0"/>
+          <w:sz w:val="21"/>
+          <w:szCs w:val="21"/>
+          <w:lang w:eastAsia="en-GB"/>
+          <w14:ligatures w14:val="none"/>
+        </w:rPr>
+      </w:pPr>
+    </w:p>
+    <w:p>
+      <w:pPr>
+        <w:shd w:val="clear" w:color="auto" w:fill="121314"/>
+        <w:spacing w:after="0" w:line="285" w:lineRule="atLeast"/>
+        <w:rPr>
+          <w:rFonts w:ascii="Consolas" w:eastAsia="Times New Roman" w:hAnsi="Consolas" w:cs="Times New Roman"/>
+          <w:color w:val="BBBEBF"/>
+          <w:kern w:val="0"/>
+          <w:sz w:val="21"/>
+          <w:szCs w:val="21"/>
+          <w:lang w:eastAsia="en-GB"/>
+          <w14:ligatures w14:val="none"/>
+        </w:rPr>
+      </w:pPr>
+      <w:r>
+        <w:rPr>
+          <w:rFonts w:ascii="Consolas" w:eastAsia="Times New Roman" w:hAnsi="Consolas" w:cs="Times New Roman"/>
+          <w:color w:val="FF7B72"/>
+          <w:kern w:val="0"/>
+          <w:sz w:val="21"/>
+          <w:szCs w:val="21"/>
+          <w:lang w:eastAsia="en-GB"/>
+          <w14:ligatures w14:val="none"/>
+        </w:rPr>
+        <w:t>int</w:t>
+      </w:r>
+      <w:r>
+        <w:rPr>
+          <w:rFonts w:ascii="Consolas" w:eastAsia="Times New Roman" w:hAnsi="Consolas" w:cs="Times New Roman"/>
+          <w:color w:val="BBBEBF"/>
+          <w:kern w:val="0"/>
+          <w:sz w:val="21"/>
+          <w:szCs w:val="21"/>
+          <w:lang w:eastAsia="en-GB"/>
+          <w14:ligatures w14:val="none"/>
+        </w:rPr>
+        <w:t xml:space="preserve"> </w:t>
+      </w:r>
+      <w:proofErr w:type="gramStart"/>
+      <w:r>
+        <w:rPr>
+          <w:rFonts w:ascii="Consolas" w:eastAsia="Times New Roman" w:hAnsi="Consolas" w:cs="Times New Roman"/>
+          <w:color w:val="D2A8FF"/>
+          <w:kern w:val="0"/>
+          <w:sz w:val="21"/>
+          <w:szCs w:val="21"/>
+          <w:lang w:eastAsia="en-GB"/>
+          <w14:ligatures w14:val="none"/>
+        </w:rPr>
+        <w:t>main</w:t>
+      </w:r>
+      <w:r>
+        <w:rPr>
+          <w:rFonts w:ascii="Consolas" w:eastAsia="Times New Roman" w:hAnsi="Consolas" w:cs="Times New Roman"/>
+          <w:color w:val="BBBEBF"/>
+          <w:kern w:val="0"/>
+          <w:sz w:val="21"/>
+          <w:szCs w:val="21"/>
+          <w:lang w:eastAsia="en-GB"/>
+          <w14:ligatures w14:val="none"/>
+        </w:rPr>
+        <w:t>(</w:t>
+      </w:r>
+      <w:proofErr w:type="gramEnd"/>
+      <w:r>
+        <w:rPr>
+          <w:rFonts w:ascii="Consolas" w:eastAsia="Times New Roman" w:hAnsi="Consolas" w:cs="Times New Roman"/>
+          <w:color w:val="BBBEBF"/>
+          <w:kern w:val="0"/>
+          <w:sz w:val="21"/>
+          <w:szCs w:val="21"/>
+          <w:lang w:eastAsia="en-GB"/>
+          <w14:ligatures w14:val="none"/>
+        </w:rPr>
+        <w:t>)</w:t>
+      </w:r>
+    </w:p>
+    <w:p>
+      <w:pPr>
+        <w:shd w:val="clear" w:color="auto" w:fill="121314"/>
+        <w:spacing w:after="0" w:line="285" w:lineRule="atLeast"/>
+        <w:rPr>
+          <w:rFonts w:ascii="Consolas" w:eastAsia="Times New Roman" w:hAnsi="Consolas" w:cs="Times New Roman"/>
+          <w:color w:val="BBBEBF"/>
+          <w:kern w:val="0"/>
+          <w:sz w:val="21"/>
+          <w:szCs w:val="21"/>
+          <w:lang w:eastAsia="en-GB"/>
+          <w14:ligatures w14:val="none"/>
+        </w:rPr>
+      </w:pPr>
+      <w:r>
+        <w:rPr>
+          <w:rFonts w:ascii="Consolas" w:eastAsia="Times New Roman" w:hAnsi="Consolas" w:cs="Times New Roman"/>
+          <w:color w:val="BBBEBF"/>
+          <w:kern w:val="0"/>
+          <w:sz w:val="21"/>
+          <w:szCs w:val="21"/>
+          <w:lang w:eastAsia="en-GB"/>
+          <w14:ligatures w14:val="none"/>
+        </w:rPr>
+        <w:t>{</w:t>
+      </w:r>
+    </w:p>
+    <w:p>
+      <w:pPr>
+        <w:shd w:val="clear" w:color="auto" w:fill="121314"/>
+        <w:spacing w:after="0" w:line="285" w:lineRule="atLeast"/>
+        <w:rPr>
+          <w:rFonts w:ascii="Consolas" w:eastAsia="Times New Roman" w:hAnsi="Consolas" w:cs="Times New Roman"/>
+          <w:color w:val="BBBEBF"/>
+          <w:kern w:val="0"/>
+          <w:sz w:val="21"/>
+          <w:szCs w:val="21"/>
+          <w:lang w:eastAsia="en-GB"/>
+          <w14:ligatures w14:val="none"/>
+        </w:rPr>
+      </w:pPr>
+      <w:r>
+        <w:rPr>
+          <w:rFonts w:ascii="Consolas" w:eastAsia="Times New Roman" w:hAnsi="Consolas" w:cs="Times New Roman"/>
+          <w:color w:val="BBBEBF"/>
+          <w:kern w:val="0"/>
+          <w:sz w:val="21"/>
+          <w:szCs w:val="21"/>
+          <w:lang w:eastAsia="en-GB"/>
+          <w14:ligatures w14:val="none"/>
+        </w:rPr>
+        <w:t xml:space="preserve">    </w:t>
+      </w:r>
+      <w:proofErr w:type="spellStart"/>
+      <w:proofErr w:type="gramStart"/>
+      <w:r>
+        <w:rPr>
+          <w:rFonts w:ascii="Consolas" w:eastAsia="Times New Roman" w:hAnsi="Consolas" w:cs="Times New Roman"/>
+          <w:color w:val="D2A8FF"/>
+          <w:kern w:val="0"/>
+          <w:sz w:val="21"/>
+          <w:szCs w:val="21"/>
+          <w:lang w:eastAsia="en-GB"/>
+          <w14:ligatures w14:val="none"/>
+        </w:rPr>
+        <w:t>displayGameLayout</w:t>
+      </w:r>
+      <w:proofErr w:type="spellEnd"/>
+      <w:r>
+        <w:rPr>
+          <w:rFonts w:ascii="Consolas" w:eastAsia="Times New Roman" w:hAnsi="Consolas" w:cs="Times New Roman"/>
+          <w:color w:val="BBBEBF"/>
+          <w:kern w:val="0"/>
+          <w:sz w:val="21"/>
+          <w:szCs w:val="21"/>
+          <w:lang w:eastAsia="en-GB"/>
+          <w14:ligatures w14:val="none"/>
+        </w:rPr>
+        <w:t>(</w:t>
+      </w:r>
+      <w:proofErr w:type="gramEnd"/>
+      <w:r>
+        <w:rPr>
+          <w:rFonts w:ascii="Consolas" w:eastAsia="Times New Roman" w:hAnsi="Consolas" w:cs="Times New Roman"/>
+          <w:color w:val="BBBEBF"/>
+          <w:kern w:val="0"/>
+          <w:sz w:val="21"/>
+          <w:szCs w:val="21"/>
+          <w:lang w:eastAsia="en-GB"/>
+          <w14:ligatures w14:val="none"/>
+        </w:rPr>
+        <w:t>);</w:t>
+      </w:r>
+    </w:p>
+    <w:p>
+      <w:pPr>
+        <w:shd w:val="clear" w:color="auto" w:fill="121314"/>
+        <w:spacing w:after="0" w:line="285" w:lineRule="atLeast"/>
+        <w:rPr>
+          <w:rFonts w:ascii="Consolas" w:eastAsia="Times New Roman" w:hAnsi="Consolas" w:cs="Times New Roman"/>
+          <w:color w:val="BBBEBF"/>
+          <w:kern w:val="0"/>
+          <w:sz w:val="21"/>
+          <w:szCs w:val="21"/>
+          <w:lang w:eastAsia="en-GB"/>
+          <w14:ligatures w14:val="none"/>
+        </w:rPr>
+      </w:pPr>
+      <w:r>
+        <w:rPr>
+          <w:rFonts w:ascii="Consolas" w:eastAsia="Times New Roman" w:hAnsi="Consolas" w:cs="Times New Roman"/>
+          <w:color w:val="BBBEBF"/>
+          <w:kern w:val="0"/>
+          <w:sz w:val="21"/>
+          <w:szCs w:val="21"/>
+          <w:lang w:eastAsia="en-GB"/>
+          <w14:ligatures w14:val="none"/>
+        </w:rPr>
+        <w:t xml:space="preserve">    </w:t>
+      </w:r>
+      <w:r>
+        <w:rPr>
+          <w:rFonts w:ascii="Consolas" w:eastAsia="Times New Roman" w:hAnsi="Consolas" w:cs="Times New Roman"/>
+          <w:color w:val="FF7B72"/>
+          <w:kern w:val="0"/>
+          <w:sz w:val="21"/>
+          <w:szCs w:val="21"/>
+          <w:lang w:eastAsia="en-GB"/>
+          <w14:ligatures w14:val="none"/>
+        </w:rPr>
+        <w:t>int</w:t>
+      </w:r>
+      <w:r>
+        <w:rPr>
+          <w:rFonts w:ascii="Consolas" w:eastAsia="Times New Roman" w:hAnsi="Consolas" w:cs="Times New Roman"/>
+          <w:color w:val="BBBEBF"/>
+          <w:kern w:val="0"/>
+          <w:sz w:val="21"/>
+          <w:szCs w:val="21"/>
+          <w:lang w:eastAsia="en-GB"/>
+          <w14:ligatures w14:val="none"/>
+        </w:rPr>
+        <w:t xml:space="preserve"> </w:t>
+      </w:r>
+      <w:r>
+        <w:rPr>
+          <w:rFonts w:ascii="Consolas" w:eastAsia="Times New Roman" w:hAnsi="Consolas" w:cs="Times New Roman"/>
+          <w:color w:val="C9D1D9"/>
+          <w:kern w:val="0"/>
+          <w:sz w:val="21"/>
+          <w:szCs w:val="21"/>
+          <w:lang w:eastAsia="en-GB"/>
+          <w14:ligatures w14:val="none"/>
+        </w:rPr>
+        <w:t>Integer1</w:t>
+      </w:r>
+      <w:r>
+        <w:rPr>
+          <w:rFonts w:ascii="Consolas" w:eastAsia="Times New Roman" w:hAnsi="Consolas" w:cs="Times New Roman"/>
+          <w:color w:val="BBBEBF"/>
+          <w:kern w:val="0"/>
+          <w:sz w:val="21"/>
+          <w:szCs w:val="21"/>
+          <w:lang w:eastAsia="en-GB"/>
+          <w14:ligatures w14:val="none"/>
+        </w:rPr>
+        <w:t xml:space="preserve"> </w:t>
+      </w:r>
+      <w:r>
+        <w:rPr>
+          <w:rFonts w:ascii="Consolas" w:eastAsia="Times New Roman" w:hAnsi="Consolas" w:cs="Times New Roman"/>
+          <w:color w:val="D4D4D4"/>
+          <w:kern w:val="0"/>
+          <w:sz w:val="21"/>
+          <w:szCs w:val="21"/>
+          <w:lang w:eastAsia="en-GB"/>
+          <w14:ligatures w14:val="none"/>
+        </w:rPr>
+        <w:t>=</w:t>
+      </w:r>
+      <w:r>
+        <w:rPr>
+          <w:rFonts w:ascii="Consolas" w:eastAsia="Times New Roman" w:hAnsi="Consolas" w:cs="Times New Roman"/>
+          <w:color w:val="BBBEBF"/>
+          <w:kern w:val="0"/>
+          <w:sz w:val="21"/>
+          <w:szCs w:val="21"/>
+          <w:lang w:eastAsia="en-GB"/>
+          <w14:ligatures w14:val="none"/>
+        </w:rPr>
+        <w:t xml:space="preserve"> </w:t>
+      </w:r>
+      <w:r>
+        <w:rPr>
+          <w:rFonts w:ascii="Consolas" w:eastAsia="Times New Roman" w:hAnsi="Consolas" w:cs="Times New Roman"/>
+          <w:color w:val="D2A8FF"/>
+          <w:kern w:val="0"/>
+          <w:sz w:val="21"/>
+          <w:szCs w:val="21"/>
+          <w:lang w:eastAsia="en-GB"/>
+          <w14:ligatures w14:val="none"/>
+        </w:rPr>
+        <w:t>manageInteger1</w:t>
+      </w:r>
+      <w:r>
+        <w:rPr>
+          <w:rFonts w:ascii="Consolas" w:eastAsia="Times New Roman" w:hAnsi="Consolas" w:cs="Times New Roman"/>
+          <w:color w:val="BBBEBF"/>
+          <w:kern w:val="0"/>
+          <w:sz w:val="21"/>
+          <w:szCs w:val="21"/>
+          <w:lang w:eastAsia="en-GB"/>
+          <w14:ligatures w14:val="none"/>
+        </w:rPr>
+        <w:t>();</w:t>
+      </w:r>
+    </w:p>
+    <w:p>
+      <w:pPr>
+        <w:shd w:val="clear" w:color="auto" w:fill="121314"/>
+        <w:spacing w:after="0" w:line="285" w:lineRule="atLeast"/>
+        <w:rPr>
+          <w:rFonts w:ascii="Consolas" w:eastAsia="Times New Roman" w:hAnsi="Consolas" w:cs="Times New Roman"/>
+          <w:color w:val="BBBEBF"/>
+          <w:kern w:val="0"/>
+          <w:sz w:val="21"/>
+          <w:szCs w:val="21"/>
+          <w:lang w:eastAsia="en-GB"/>
+          <w14:ligatures w14:val="none"/>
+        </w:rPr>
+      </w:pPr>
+      <w:r>
+        <w:rPr>
+          <w:rFonts w:ascii="Consolas" w:eastAsia="Times New Roman" w:hAnsi="Consolas" w:cs="Times New Roman"/>
+          <w:color w:val="BBBEBF"/>
+          <w:kern w:val="0"/>
+          <w:sz w:val="21"/>
+          <w:szCs w:val="21"/>
+          <w:lang w:eastAsia="en-GB"/>
+          <w14:ligatures w14:val="none"/>
+        </w:rPr>
+        <w:t xml:space="preserve">    </w:t>
+      </w:r>
+      <w:r>
+        <w:rPr>
+          <w:rFonts w:ascii="Consolas" w:eastAsia="Times New Roman" w:hAnsi="Consolas" w:cs="Times New Roman"/>
+          <w:color w:val="FF7B72"/>
+          <w:kern w:val="0"/>
+          <w:sz w:val="21"/>
+          <w:szCs w:val="21"/>
+          <w:lang w:eastAsia="en-GB"/>
+          <w14:ligatures w14:val="none"/>
+        </w:rPr>
+        <w:t>int</w:t>
+      </w:r>
+      <w:r>
+        <w:rPr>
+          <w:rFonts w:ascii="Consolas" w:eastAsia="Times New Roman" w:hAnsi="Consolas" w:cs="Times New Roman"/>
+          <w:color w:val="BBBEBF"/>
+          <w:kern w:val="0"/>
+          <w:sz w:val="21"/>
+          <w:szCs w:val="21"/>
+          <w:lang w:eastAsia="en-GB"/>
+          <w14:ligatures w14:val="none"/>
+        </w:rPr>
+        <w:t xml:space="preserve"> </w:t>
+      </w:r>
+      <w:r>
+        <w:rPr>
+          <w:rFonts w:ascii="Consolas" w:eastAsia="Times New Roman" w:hAnsi="Consolas" w:cs="Times New Roman"/>
+          <w:color w:val="C9D1D9"/>
+          <w:kern w:val="0"/>
+          <w:sz w:val="21"/>
+          <w:szCs w:val="21"/>
+          <w:lang w:eastAsia="en-GB"/>
+          <w14:ligatures w14:val="none"/>
+        </w:rPr>
+        <w:t>Integer2</w:t>
+      </w:r>
+      <w:r>
+        <w:rPr>
+          <w:rFonts w:ascii="Consolas" w:eastAsia="Times New Roman" w:hAnsi="Consolas" w:cs="Times New Roman"/>
+          <w:color w:val="BBBEBF"/>
+          <w:kern w:val="0"/>
+          <w:sz w:val="21"/>
+          <w:szCs w:val="21"/>
+          <w:lang w:eastAsia="en-GB"/>
+          <w14:ligatures w14:val="none"/>
+        </w:rPr>
+        <w:t xml:space="preserve"> </w:t>
+      </w:r>
+      <w:r>
+        <w:rPr>
+          <w:rFonts w:ascii="Consolas" w:eastAsia="Times New Roman" w:hAnsi="Consolas" w:cs="Times New Roman"/>
+          <w:color w:val="D4D4D4"/>
+          <w:kern w:val="0"/>
+          <w:sz w:val="21"/>
+          <w:szCs w:val="21"/>
+          <w:lang w:eastAsia="en-GB"/>
+          <w14:ligatures w14:val="none"/>
+        </w:rPr>
+        <w:t>=</w:t>
+      </w:r>
+      <w:r>
+        <w:rPr>
+          <w:rFonts w:ascii="Consolas" w:eastAsia="Times New Roman" w:hAnsi="Consolas" w:cs="Times New Roman"/>
+          <w:color w:val="BBBEBF"/>
+          <w:kern w:val="0"/>
+          <w:sz w:val="21"/>
+          <w:szCs w:val="21"/>
+          <w:lang w:eastAsia="en-GB"/>
+          <w14:ligatures w14:val="none"/>
+        </w:rPr>
+        <w:t xml:space="preserve"> </w:t>
+      </w:r>
+      <w:r>
+        <w:rPr>
+          <w:rFonts w:ascii="Consolas" w:eastAsia="Times New Roman" w:hAnsi="Consolas" w:cs="Times New Roman"/>
+          <w:color w:val="D2A8FF"/>
+          <w:kern w:val="0"/>
+          <w:sz w:val="21"/>
+          <w:szCs w:val="21"/>
+          <w:lang w:eastAsia="en-GB"/>
+          <w14:ligatures w14:val="none"/>
+        </w:rPr>
+        <w:t>manageInteger2</w:t>
+      </w:r>
+      <w:r>
+        <w:rPr>
+          <w:rFonts w:ascii="Consolas" w:eastAsia="Times New Roman" w:hAnsi="Consolas" w:cs="Times New Roman"/>
+          <w:color w:val="BBBEBF"/>
+          <w:kern w:val="0"/>
+          <w:sz w:val="21"/>
+          <w:szCs w:val="21"/>
+          <w:lang w:eastAsia="en-GB"/>
+          <w14:ligatures w14:val="none"/>
+        </w:rPr>
+        <w:t>();</w:t>
+      </w:r>
+    </w:p>
+    <w:p>
+      <w:pPr>
+        <w:shd w:val="clear" w:color="auto" w:fill="121314"/>
+        <w:spacing w:after="0" w:line="285" w:lineRule="atLeast"/>
+        <w:rPr>
+          <w:rFonts w:ascii="Consolas" w:eastAsia="Times New Roman" w:hAnsi="Consolas" w:cs="Times New Roman"/>
+          <w:color w:val="BBBEBF"/>
+          <w:kern w:val="0"/>
+          <w:sz w:val="21"/>
+          <w:szCs w:val="21"/>
+          <w:lang w:eastAsia="en-GB"/>
+          <w14:ligatures w14:val="none"/>
+        </w:rPr>
+      </w:pPr>
+      <w:r>
+        <w:rPr>
+          <w:rFonts w:ascii="Consolas" w:eastAsia="Times New Roman" w:hAnsi="Consolas" w:cs="Times New Roman"/>
+          <w:color w:val="BBBEBF"/>
+          <w:kern w:val="0"/>
+          <w:sz w:val="21"/>
+          <w:szCs w:val="21"/>
+          <w:lang w:eastAsia="en-GB"/>
+          <w14:ligatures w14:val="none"/>
+        </w:rPr>
+        <w:t xml:space="preserve">    </w:t>
+      </w:r>
+      <w:proofErr w:type="spellStart"/>
+      <w:r>
+        <w:rPr>
+          <w:rFonts w:ascii="Consolas" w:eastAsia="Times New Roman" w:hAnsi="Consolas" w:cs="Times New Roman"/>
+          <w:color w:val="C9D1D9"/>
+          <w:kern w:val="0"/>
+          <w:sz w:val="21"/>
+          <w:szCs w:val="21"/>
+          <w:lang w:eastAsia="en-GB"/>
+          <w14:ligatures w14:val="none"/>
+        </w:rPr>
+        <w:t>cout</w:t>
+      </w:r>
+      <w:proofErr w:type="spellEnd"/>
+      <w:r>
+        <w:rPr>
+          <w:rFonts w:ascii="Consolas" w:eastAsia="Times New Roman" w:hAnsi="Consolas" w:cs="Times New Roman"/>
+          <w:color w:val="BBBEBF"/>
+          <w:kern w:val="0"/>
+          <w:sz w:val="21"/>
+          <w:szCs w:val="21"/>
+          <w:lang w:eastAsia="en-GB"/>
+          <w14:ligatures w14:val="none"/>
+        </w:rPr>
+        <w:t xml:space="preserve"> </w:t>
+      </w:r>
+      <w:r>
+        <w:rPr>
+          <w:rFonts w:ascii="Consolas" w:eastAsia="Times New Roman" w:hAnsi="Consolas" w:cs="Times New Roman"/>
+          <w:color w:val="D4D4D4"/>
+          <w:kern w:val="0"/>
+          <w:sz w:val="21"/>
+          <w:szCs w:val="21"/>
+          <w:lang w:eastAsia="en-GB"/>
+          <w14:ligatures w14:val="none"/>
+        </w:rPr>
+        <w:t>&lt;&lt;</w:t>
+      </w:r>
+      <w:r>
+        <w:rPr>
+          <w:rFonts w:ascii="Consolas" w:eastAsia="Times New Roman" w:hAnsi="Consolas" w:cs="Times New Roman"/>
+          <w:color w:val="BBBEBF"/>
+          <w:kern w:val="0"/>
+          <w:sz w:val="21"/>
+          <w:szCs w:val="21"/>
+          <w:lang w:eastAsia="en-GB"/>
+          <w14:ligatures w14:val="none"/>
+        </w:rPr>
+        <w:t xml:space="preserve"> </w:t>
+      </w:r>
+      <w:proofErr w:type="spellStart"/>
+      <w:r>
+        <w:rPr>
+          <w:rFonts w:ascii="Consolas" w:eastAsia="Times New Roman" w:hAnsi="Consolas" w:cs="Times New Roman"/>
+          <w:color w:val="C9D1D9"/>
+          <w:kern w:val="0"/>
+          <w:sz w:val="21"/>
+          <w:szCs w:val="21"/>
+          <w:lang w:eastAsia="en-GB"/>
+          <w14:ligatures w14:val="none"/>
+        </w:rPr>
+        <w:t>endl</w:t>
+      </w:r>
+      <w:proofErr w:type="spellEnd"/>
+      <w:r>
+        <w:rPr>
+          <w:rFonts w:ascii="Consolas" w:eastAsia="Times New Roman" w:hAnsi="Consolas" w:cs="Times New Roman"/>
+          <w:color w:val="BBBEBF"/>
+          <w:kern w:val="0"/>
+          <w:sz w:val="21"/>
+          <w:szCs w:val="21"/>
+          <w:lang w:eastAsia="en-GB"/>
+          <w14:ligatures w14:val="none"/>
+        </w:rPr>
+        <w:t>;</w:t>
+      </w:r>
+    </w:p>
+    <w:p>
+      <w:pPr>
+        <w:shd w:val="clear" w:color="auto" w:fill="121314"/>
+        <w:spacing w:after="0" w:line="285" w:lineRule="atLeast"/>
+        <w:rPr>
+          <w:rFonts w:ascii="Consolas" w:eastAsia="Times New Roman" w:hAnsi="Consolas" w:cs="Times New Roman"/>
+          <w:color w:val="BBBEBF"/>
+          <w:kern w:val="0"/>
+          <w:sz w:val="21"/>
+          <w:szCs w:val="21"/>
+          <w:lang w:eastAsia="en-GB"/>
+          <w14:ligatures w14:val="none"/>
+        </w:rPr>
+      </w:pPr>
+      <w:r>
+        <w:rPr>
+          <w:rFonts w:ascii="Consolas" w:eastAsia="Times New Roman" w:hAnsi="Consolas" w:cs="Times New Roman"/>
+          <w:color w:val="BBBEBF"/>
+          <w:kern w:val="0"/>
+          <w:sz w:val="21"/>
+          <w:szCs w:val="21"/>
+          <w:lang w:eastAsia="en-GB"/>
+          <w14:ligatures w14:val="none"/>
+        </w:rPr>
+        <w:t xml:space="preserve">    </w:t>
+      </w:r>
+      <w:proofErr w:type="spellStart"/>
+      <w:r>
+        <w:rPr>
+          <w:rFonts w:ascii="Consolas" w:eastAsia="Times New Roman" w:hAnsi="Consolas" w:cs="Times New Roman"/>
+          <w:color w:val="C9D1D9"/>
+          <w:kern w:val="0"/>
+          <w:sz w:val="21"/>
+          <w:szCs w:val="21"/>
+          <w:lang w:eastAsia="en-GB"/>
+          <w14:ligatures w14:val="none"/>
+        </w:rPr>
+        <w:t>cout</w:t>
+      </w:r>
+      <w:proofErr w:type="spellEnd"/>
+      <w:r>
+        <w:rPr>
+          <w:rFonts w:ascii="Consolas" w:eastAsia="Times New Roman" w:hAnsi="Consolas" w:cs="Times New Roman"/>
+          <w:color w:val="BBBEBF"/>
+          <w:kern w:val="0"/>
+          <w:sz w:val="21"/>
+          <w:szCs w:val="21"/>
+          <w:lang w:eastAsia="en-GB"/>
+          <w14:ligatures w14:val="none"/>
+        </w:rPr>
+        <w:t xml:space="preserve"> </w:t>
+      </w:r>
+      <w:r>
+        <w:rPr>
+          <w:rFonts w:ascii="Consolas" w:eastAsia="Times New Roman" w:hAnsi="Consolas" w:cs="Times New Roman"/>
+          <w:color w:val="D4D4D4"/>
+          <w:kern w:val="0"/>
+          <w:sz w:val="21"/>
+          <w:szCs w:val="21"/>
+          <w:lang w:eastAsia="en-GB"/>
+          <w14:ligatures w14:val="none"/>
+        </w:rPr>
+        <w:t>&lt;&lt;</w:t>
+      </w:r>
+      <w:r>
+        <w:rPr>
+          <w:rFonts w:ascii="Consolas" w:eastAsia="Times New Roman" w:hAnsi="Consolas" w:cs="Times New Roman"/>
+          <w:color w:val="BBBEBF"/>
+          <w:kern w:val="0"/>
+          <w:sz w:val="21"/>
+          <w:szCs w:val="21"/>
+          <w:lang w:eastAsia="en-GB"/>
+          <w14:ligatures w14:val="none"/>
+        </w:rPr>
+        <w:t xml:space="preserve"> </w:t>
+      </w:r>
+      <w:proofErr w:type="spellStart"/>
+      <w:r>
+        <w:rPr>
+          <w:rFonts w:ascii="Consolas" w:eastAsia="Times New Roman" w:hAnsi="Consolas" w:cs="Times New Roman"/>
+          <w:color w:val="C9D1D9"/>
+          <w:kern w:val="0"/>
+          <w:sz w:val="21"/>
+          <w:szCs w:val="21"/>
+          <w:lang w:eastAsia="en-GB"/>
+          <w14:ligatures w14:val="none"/>
+        </w:rPr>
+        <w:t>endl</w:t>
+      </w:r>
+      <w:proofErr w:type="spellEnd"/>
+      <w:r>
+        <w:rPr>
+          <w:rFonts w:ascii="Consolas" w:eastAsia="Times New Roman" w:hAnsi="Consolas" w:cs="Times New Roman"/>
+          <w:color w:val="BBBEBF"/>
+          <w:kern w:val="0"/>
+          <w:sz w:val="21"/>
+          <w:szCs w:val="21"/>
+          <w:lang w:eastAsia="en-GB"/>
+          <w14:ligatures w14:val="none"/>
+        </w:rPr>
+        <w:t>;</w:t>
+      </w:r>
+    </w:p>
+    <w:p>
+      <w:pPr>
+        <w:shd w:val="clear" w:color="auto" w:fill="121314"/>
+        <w:spacing w:after="0" w:line="285" w:lineRule="atLeast"/>
+        <w:rPr>
+          <w:rFonts w:ascii="Consolas" w:eastAsia="Times New Roman" w:hAnsi="Consolas" w:cs="Times New Roman"/>
+          <w:color w:val="BBBEBF"/>
+          <w:kern w:val="0"/>
+          <w:sz w:val="21"/>
+          <w:szCs w:val="21"/>
+          <w:lang w:eastAsia="en-GB"/>
+          <w14:ligatures w14:val="none"/>
+        </w:rPr>
+      </w:pPr>
+      <w:r>
+        <w:rPr>
+          <w:rFonts w:ascii="Consolas" w:eastAsia="Times New Roman" w:hAnsi="Consolas" w:cs="Times New Roman"/>
+          <w:color w:val="BBBEBF"/>
+          <w:kern w:val="0"/>
+          <w:sz w:val="21"/>
+          <w:szCs w:val="21"/>
+          <w:lang w:eastAsia="en-GB"/>
+          <w14:ligatures w14:val="none"/>
+        </w:rPr>
+        <w:t xml:space="preserve">    </w:t>
+      </w:r>
+      <w:proofErr w:type="spellStart"/>
+      <w:proofErr w:type="gramStart"/>
+      <w:r>
+        <w:rPr>
+          <w:rFonts w:ascii="Consolas" w:eastAsia="Times New Roman" w:hAnsi="Consolas" w:cs="Times New Roman"/>
+          <w:color w:val="D2A8FF"/>
+          <w:kern w:val="0"/>
+          <w:sz w:val="21"/>
+          <w:szCs w:val="21"/>
+          <w:lang w:eastAsia="en-GB"/>
+          <w14:ligatures w14:val="none"/>
+        </w:rPr>
+        <w:t>PrintingUserChoice</w:t>
+      </w:r>
+      <w:proofErr w:type="spellEnd"/>
+      <w:r>
+        <w:rPr>
+          <w:rFonts w:ascii="Consolas" w:eastAsia="Times New Roman" w:hAnsi="Consolas" w:cs="Times New Roman"/>
+          <w:color w:val="BBBEBF"/>
+          <w:kern w:val="0"/>
+          <w:sz w:val="21"/>
+          <w:szCs w:val="21"/>
+          <w:lang w:eastAsia="en-GB"/>
+          <w14:ligatures w14:val="none"/>
+        </w:rPr>
+        <w:t>(</w:t>
+      </w:r>
+      <w:proofErr w:type="gramEnd"/>
+      <w:r>
+        <w:rPr>
+          <w:rFonts w:ascii="Consolas" w:eastAsia="Times New Roman" w:hAnsi="Consolas" w:cs="Times New Roman"/>
+          <w:color w:val="C9D1D9"/>
+          <w:kern w:val="0"/>
+          <w:sz w:val="21"/>
+          <w:szCs w:val="21"/>
+          <w:lang w:eastAsia="en-GB"/>
+          <w14:ligatures w14:val="none"/>
+        </w:rPr>
+        <w:t>Integer1</w:t>
+      </w:r>
+      <w:r>
+        <w:rPr>
+          <w:rFonts w:ascii="Consolas" w:eastAsia="Times New Roman" w:hAnsi="Consolas" w:cs="Times New Roman"/>
+          <w:color w:val="BBBEBF"/>
+          <w:kern w:val="0"/>
+          <w:sz w:val="21"/>
+          <w:szCs w:val="21"/>
+          <w:lang w:eastAsia="en-GB"/>
+          <w14:ligatures w14:val="none"/>
+        </w:rPr>
+        <w:t>);</w:t>
+      </w:r>
+    </w:p>
+    <w:p>
+      <w:pPr>
+        <w:shd w:val="clear" w:color="auto" w:fill="121314"/>
+        <w:spacing w:after="0" w:line="285" w:lineRule="atLeast"/>
+        <w:rPr>
+          <w:rFonts w:ascii="Consolas" w:eastAsia="Times New Roman" w:hAnsi="Consolas" w:cs="Times New Roman"/>
+          <w:color w:val="BBBEBF"/>
+          <w:kern w:val="0"/>
+          <w:sz w:val="21"/>
+          <w:szCs w:val="21"/>
+          <w:lang w:eastAsia="en-GB"/>
+          <w14:ligatures w14:val="none"/>
+        </w:rPr>
+      </w:pPr>
+      <w:r>
+        <w:rPr>
+          <w:rFonts w:ascii="Consolas" w:eastAsia="Times New Roman" w:hAnsi="Consolas" w:cs="Times New Roman"/>
+          <w:color w:val="BBBEBF"/>
+          <w:kern w:val="0"/>
+          <w:sz w:val="21"/>
+          <w:szCs w:val="21"/>
+          <w:lang w:eastAsia="en-GB"/>
+          <w14:ligatures w14:val="none"/>
+        </w:rPr>
+        <w:t xml:space="preserve">    </w:t>
+      </w:r>
+      <w:proofErr w:type="spellStart"/>
+      <w:proofErr w:type="gramStart"/>
+      <w:r>
+        <w:rPr>
+          <w:rFonts w:ascii="Consolas" w:eastAsia="Times New Roman" w:hAnsi="Consolas" w:cs="Times New Roman"/>
+          <w:color w:val="D2A8FF"/>
+          <w:kern w:val="0"/>
+          <w:sz w:val="21"/>
+          <w:szCs w:val="21"/>
+          <w:lang w:eastAsia="en-GB"/>
+          <w14:ligatures w14:val="none"/>
+        </w:rPr>
+        <w:t>PrintingComputerChoice</w:t>
+      </w:r>
+      <w:proofErr w:type="spellEnd"/>
+      <w:r>
+        <w:rPr>
+          <w:rFonts w:ascii="Consolas" w:eastAsia="Times New Roman" w:hAnsi="Consolas" w:cs="Times New Roman"/>
+          <w:color w:val="BBBEBF"/>
+          <w:kern w:val="0"/>
+          <w:sz w:val="21"/>
+          <w:szCs w:val="21"/>
+          <w:lang w:eastAsia="en-GB"/>
+          <w14:ligatures w14:val="none"/>
+        </w:rPr>
+        <w:t>(</w:t>
+      </w:r>
+      <w:proofErr w:type="gramEnd"/>
+      <w:r>
+        <w:rPr>
+          <w:rFonts w:ascii="Consolas" w:eastAsia="Times New Roman" w:hAnsi="Consolas" w:cs="Times New Roman"/>
+          <w:color w:val="C9D1D9"/>
+          <w:kern w:val="0"/>
+          <w:sz w:val="21"/>
+          <w:szCs w:val="21"/>
+          <w:lang w:eastAsia="en-GB"/>
+          <w14:ligatures w14:val="none"/>
+        </w:rPr>
+        <w:t>Integer2</w:t>
+      </w:r>
+      <w:r>
+        <w:rPr>
+          <w:rFonts w:ascii="Consolas" w:eastAsia="Times New Roman" w:hAnsi="Consolas" w:cs="Times New Roman"/>
+          <w:color w:val="BBBEBF"/>
+          <w:kern w:val="0"/>
+          <w:sz w:val="21"/>
+          <w:szCs w:val="21"/>
+          <w:lang w:eastAsia="en-GB"/>
+          <w14:ligatures w14:val="none"/>
+        </w:rPr>
+        <w:t>);</w:t>
+      </w:r>
+    </w:p>
+    <w:p>
+      <w:pPr>
+        <w:shd w:val="clear" w:color="auto" w:fill="121314"/>
+        <w:spacing w:after="0" w:line="285" w:lineRule="atLeast"/>
+        <w:rPr>
+          <w:rFonts w:ascii="Consolas" w:eastAsia="Times New Roman" w:hAnsi="Consolas" w:cs="Times New Roman"/>
+          <w:color w:val="BBBEBF"/>
+          <w:kern w:val="0"/>
+          <w:sz w:val="21"/>
+          <w:szCs w:val="21"/>
+          <w:lang w:eastAsia="en-GB"/>
+          <w14:ligatures w14:val="none"/>
+        </w:rPr>
+      </w:pPr>
+      <w:r>
+        <w:rPr>
+          <w:rFonts w:ascii="Consolas" w:eastAsia="Times New Roman" w:hAnsi="Consolas" w:cs="Times New Roman"/>
+          <w:color w:val="BBBEBF"/>
+          <w:kern w:val="0"/>
+          <w:sz w:val="21"/>
+          <w:szCs w:val="21"/>
+          <w:lang w:eastAsia="en-GB"/>
+          <w14:ligatures w14:val="none"/>
+        </w:rPr>
+        <w:t xml:space="preserve">    </w:t>
+      </w:r>
+      <w:proofErr w:type="spellStart"/>
+      <w:r>
+        <w:rPr>
+          <w:rFonts w:ascii="Consolas" w:eastAsia="Times New Roman" w:hAnsi="Consolas" w:cs="Times New Roman"/>
+          <w:color w:val="C9D1D9"/>
+          <w:kern w:val="0"/>
+          <w:sz w:val="21"/>
+          <w:szCs w:val="21"/>
+          <w:lang w:eastAsia="en-GB"/>
+          <w14:ligatures w14:val="none"/>
+        </w:rPr>
+        <w:t>cout</w:t>
+      </w:r>
+      <w:proofErr w:type="spellEnd"/>
+      <w:r>
+        <w:rPr>
+          <w:rFonts w:ascii="Consolas" w:eastAsia="Times New Roman" w:hAnsi="Consolas" w:cs="Times New Roman"/>
+          <w:color w:val="BBBEBF"/>
+          <w:kern w:val="0"/>
+          <w:sz w:val="21"/>
+          <w:szCs w:val="21"/>
+          <w:lang w:eastAsia="en-GB"/>
+          <w14:ligatures w14:val="none"/>
+        </w:rPr>
+        <w:t xml:space="preserve"> </w:t>
+      </w:r>
+      <w:r>
+        <w:rPr>
+          <w:rFonts w:ascii="Consolas" w:eastAsia="Times New Roman" w:hAnsi="Consolas" w:cs="Times New Roman"/>
+          <w:color w:val="D4D4D4"/>
+          <w:kern w:val="0"/>
+          <w:sz w:val="21"/>
+          <w:szCs w:val="21"/>
+          <w:lang w:eastAsia="en-GB"/>
+          <w14:ligatures w14:val="none"/>
+        </w:rPr>
+        <w:t>&lt;&lt;</w:t>
+      </w:r>
+      <w:r>
+        <w:rPr>
+          <w:rFonts w:ascii="Consolas" w:eastAsia="Times New Roman" w:hAnsi="Consolas" w:cs="Times New Roman"/>
+          <w:color w:val="A5D6FF"/>
+          <w:kern w:val="0"/>
+          <w:sz w:val="21"/>
+          <w:szCs w:val="21"/>
+          <w:lang w:eastAsia="en-GB"/>
+          <w14:ligatures w14:val="none"/>
+        </w:rPr>
+        <w:t>"----------------------------------------"</w:t>
+      </w:r>
+      <w:r>
+        <w:rPr>
+          <w:rFonts w:ascii="Consolas" w:eastAsia="Times New Roman" w:hAnsi="Consolas" w:cs="Times New Roman"/>
+          <w:color w:val="BBBEBF"/>
+          <w:kern w:val="0"/>
+          <w:sz w:val="21"/>
+          <w:szCs w:val="21"/>
+          <w:lang w:eastAsia="en-GB"/>
+          <w14:ligatures w14:val="none"/>
+        </w:rPr>
+        <w:t xml:space="preserve"> </w:t>
+      </w:r>
+      <w:r>
+        <w:rPr>
+          <w:rFonts w:ascii="Consolas" w:eastAsia="Times New Roman" w:hAnsi="Consolas" w:cs="Times New Roman"/>
+          <w:color w:val="D4D4D4"/>
+          <w:kern w:val="0"/>
+          <w:sz w:val="21"/>
+          <w:szCs w:val="21"/>
+          <w:lang w:eastAsia="en-GB"/>
+          <w14:ligatures w14:val="none"/>
+        </w:rPr>
+        <w:t>&lt;&lt;</w:t>
+      </w:r>
+      <w:r>
+        <w:rPr>
+          <w:rFonts w:ascii="Consolas" w:eastAsia="Times New Roman" w:hAnsi="Consolas" w:cs="Times New Roman"/>
+          <w:color w:val="BBBEBF"/>
+          <w:kern w:val="0"/>
+          <w:sz w:val="21"/>
+          <w:szCs w:val="21"/>
+          <w:lang w:eastAsia="en-GB"/>
+          <w14:ligatures w14:val="none"/>
+        </w:rPr>
+        <w:t xml:space="preserve"> </w:t>
+      </w:r>
+      <w:proofErr w:type="spellStart"/>
+      <w:r>
+        <w:rPr>
+          <w:rFonts w:ascii="Consolas" w:eastAsia="Times New Roman" w:hAnsi="Consolas" w:cs="Times New Roman"/>
+          <w:color w:val="C9D1D9"/>
+          <w:kern w:val="0"/>
+          <w:sz w:val="21"/>
+          <w:szCs w:val="21"/>
+          <w:lang w:eastAsia="en-GB"/>
+          <w14:ligatures w14:val="none"/>
+        </w:rPr>
+        <w:t>endl</w:t>
+      </w:r>
+      <w:proofErr w:type="spellEnd"/>
+      <w:r>
+        <w:rPr>
+          <w:rFonts w:ascii="Consolas" w:eastAsia="Times New Roman" w:hAnsi="Consolas" w:cs="Times New Roman"/>
+          <w:color w:val="BBBEBF"/>
+          <w:kern w:val="0"/>
+          <w:sz w:val="21"/>
+          <w:szCs w:val="21"/>
+          <w:lang w:eastAsia="en-GB"/>
+          <w14:ligatures w14:val="none"/>
+        </w:rPr>
+        <w:t>;</w:t>
+      </w:r>
+    </w:p>
+    <w:p>
+      <w:pPr>
+        <w:shd w:val="clear" w:color="auto" w:fill="121314"/>
+        <w:spacing w:after="0" w:line="285" w:lineRule="atLeast"/>
+        <w:rPr>
+          <w:rFonts w:ascii="Consolas" w:eastAsia="Times New Roman" w:hAnsi="Consolas" w:cs="Times New Roman"/>
+          <w:color w:val="BBBEBF"/>
+          <w:kern w:val="0"/>
+          <w:sz w:val="21"/>
+          <w:szCs w:val="21"/>
+          <w:lang w:eastAsia="en-GB"/>
+          <w14:ligatures w14:val="none"/>
+        </w:rPr>
+      </w:pPr>
+      <w:r>
+        <w:rPr>
+          <w:rFonts w:ascii="Consolas" w:eastAsia="Times New Roman" w:hAnsi="Consolas" w:cs="Times New Roman"/>
+          <w:color w:val="BBBEBF"/>
+          <w:kern w:val="0"/>
+          <w:sz w:val="21"/>
+          <w:szCs w:val="21"/>
+          <w:lang w:eastAsia="en-GB"/>
+          <w14:ligatures w14:val="none"/>
+        </w:rPr>
+        <w:t xml:space="preserve">    </w:t>
+      </w:r>
+      <w:proofErr w:type="spellStart"/>
+      <w:proofErr w:type="gramStart"/>
+      <w:r>
+        <w:rPr>
+          <w:rFonts w:ascii="Consolas" w:eastAsia="Times New Roman" w:hAnsi="Consolas" w:cs="Times New Roman"/>
+          <w:color w:val="D2A8FF"/>
+          <w:kern w:val="0"/>
+          <w:sz w:val="21"/>
+          <w:szCs w:val="21"/>
+          <w:lang w:eastAsia="en-GB"/>
+          <w14:ligatures w14:val="none"/>
+        </w:rPr>
+        <w:t>gameLogicandDecidingWhoWon</w:t>
+      </w:r>
+      <w:proofErr w:type="spellEnd"/>
+      <w:r>
+        <w:rPr>
+          <w:rFonts w:ascii="Consolas" w:eastAsia="Times New Roman" w:hAnsi="Consolas" w:cs="Times New Roman"/>
+          <w:color w:val="BBBEBF"/>
+          <w:kern w:val="0"/>
+          <w:sz w:val="21"/>
+          <w:szCs w:val="21"/>
+          <w:lang w:eastAsia="en-GB"/>
+          <w14:ligatures w14:val="none"/>
+        </w:rPr>
+        <w:t>(</w:t>
+      </w:r>
+      <w:proofErr w:type="gramEnd"/>
+      <w:r>
+        <w:rPr>
+          <w:rFonts w:ascii="Consolas" w:eastAsia="Times New Roman" w:hAnsi="Consolas" w:cs="Times New Roman"/>
+          <w:color w:val="C9D1D9"/>
+          <w:kern w:val="0"/>
+          <w:sz w:val="21"/>
+          <w:szCs w:val="21"/>
+          <w:lang w:eastAsia="en-GB"/>
+          <w14:ligatures w14:val="none"/>
+        </w:rPr>
+        <w:t>Integer1</w:t>
+      </w:r>
+      <w:r>
+        <w:rPr>
+          <w:rFonts w:ascii="Consolas" w:eastAsia="Times New Roman" w:hAnsi="Consolas" w:cs="Times New Roman"/>
+          <w:color w:val="BBBEBF"/>
+          <w:kern w:val="0"/>
+          <w:sz w:val="21"/>
+          <w:szCs w:val="21"/>
+          <w:lang w:eastAsia="en-GB"/>
+          <w14:ligatures w14:val="none"/>
+        </w:rPr>
+        <w:t xml:space="preserve">, </w:t>
+      </w:r>
+      <w:r>
+        <w:rPr>
+          <w:rFonts w:ascii="Consolas" w:eastAsia="Times New Roman" w:hAnsi="Consolas" w:cs="Times New Roman"/>
+          <w:color w:val="C9D1D9"/>
+          <w:kern w:val="0"/>
+          <w:sz w:val="21"/>
+          <w:szCs w:val="21"/>
+          <w:lang w:eastAsia="en-GB"/>
+          <w14:ligatures w14:val="none"/>
+        </w:rPr>
+        <w:t>Integer2</w:t>
+      </w:r>
+      <w:r>
+        <w:rPr>
+          <w:rFonts w:ascii="Consolas" w:eastAsia="Times New Roman" w:hAnsi="Consolas" w:cs="Times New Roman"/>
+          <w:color w:val="BBBEBF"/>
+          <w:kern w:val="0"/>
+          <w:sz w:val="21"/>
+          <w:szCs w:val="21"/>
+          <w:lang w:eastAsia="en-GB"/>
+          <w14:ligatures w14:val="none"/>
+        </w:rPr>
+        <w:t>);</w:t>
+      </w:r>
+    </w:p>
+    <w:p>
+      <w:pPr>
+        <w:shd w:val="clear" w:color="auto" w:fill="121314"/>
+        <w:spacing w:after="0" w:line="285" w:lineRule="atLeast"/>
+        <w:rPr>
+          <w:rFonts w:ascii="Consolas" w:eastAsia="Times New Roman" w:hAnsi="Consolas" w:cs="Times New Roman"/>
+          <w:color w:val="BBBEBF"/>
+          <w:kern w:val="0"/>
+          <w:sz w:val="21"/>
+          <w:szCs w:val="21"/>
+          <w:lang w:eastAsia="en-GB"/>
+          <w14:ligatures w14:val="none"/>
+        </w:rPr>
+      </w:pPr>
+      <w:r>
+        <w:rPr>
+          <w:rFonts w:ascii="Consolas" w:eastAsia="Times New Roman" w:hAnsi="Consolas" w:cs="Times New Roman"/>
+          <w:color w:val="BBBEBF"/>
+          <w:kern w:val="0"/>
+          <w:sz w:val="21"/>
+          <w:szCs w:val="21"/>
+          <w:lang w:eastAsia="en-GB"/>
+          <w14:ligatures w14:val="none"/>
+        </w:rPr>
+        <w:t>}</w:t>
       </w:r>
     </w:p>
     <w:p/>
@@ -1129,6 +9896,7 @@
   <w:style w:type="character" w:default="1" w:styleId="DefaultParagraphFont">
     <w:name w:val="Default Paragraph Font"/>
     <w:uiPriority w:val="1"/>
+    <w:semiHidden/>
     <w:unhideWhenUsed/>
   </w:style>
   <w:style w:type="table" w:default="1" w:styleId="TableNormal">
